--- a/2026/CUBE/Cube User Guide/DigDev_CUBE_User_Guide_UGU_v1.1.docx
+++ b/2026/CUBE/Cube User Guide/DigDev_CUBE_User_Guide_UGU_v1.1.docx
@@ -188,20 +188,6 @@
                 <w:sz w:val="20"/>
                 <w:szCs w:val="20"/>
               </w:rPr>
-              <w:t>UGU</w:t>
-            </w:r>
-            <w:r>
-              <w:rPr>
-                <w:sz w:val="20"/>
-                <w:szCs w:val="20"/>
-              </w:rPr>
-              <w:t>_</w:t>
-            </w:r>
-            <w:r>
-              <w:rPr>
-                <w:sz w:val="20"/>
-                <w:szCs w:val="20"/>
-              </w:rPr>
               <w:t>v1.</w:t>
             </w:r>
             <w:r>
@@ -251,7 +237,14 @@
                 <w:sz w:val="20"/>
                 <w:szCs w:val="20"/>
               </w:rPr>
-              <w:t>CUBE</w:t>
+              <w:t>C</w:t>
+            </w:r>
+            <w:r>
+              <w:rPr>
+                <w:sz w:val="20"/>
+                <w:szCs w:val="20"/>
+              </w:rPr>
+              <w:t>ube</w:t>
             </w:r>
           </w:p>
         </w:tc>
@@ -14778,13 +14771,8 @@
           <w:numId w:val="27"/>
         </w:numPr>
       </w:pPr>
-      <w:proofErr w:type="spellStart"/>
-      <w:r>
-        <w:t>ZTERS</w:t>
-      </w:r>
-      <w:proofErr w:type="spellEnd"/>
-      <w:r>
-        <w:t xml:space="preserve"> team members,</w:t>
+      <w:r>
+        <w:t>ZTERS team members,</w:t>
       </w:r>
       <w:r>
         <w:t xml:space="preserve"> who require an understanding of the CUBE platform for operational, coordination, or support purposes.</w:t>
@@ -15163,23 +15151,7 @@
                 <w:sz w:val="20"/>
                 <w:szCs w:val="20"/>
               </w:rPr>
-              <w:t xml:space="preserve"> to manage customers, service locations, operational resources, and reporting tools within the </w:t>
-            </w:r>
-            <w:proofErr w:type="spellStart"/>
-            <w:r>
-              <w:rPr>
-                <w:sz w:val="20"/>
-                <w:szCs w:val="20"/>
-              </w:rPr>
-              <w:t>ZTERS</w:t>
-            </w:r>
-            <w:proofErr w:type="spellEnd"/>
-            <w:r>
-              <w:rPr>
-                <w:sz w:val="20"/>
-                <w:szCs w:val="20"/>
-              </w:rPr>
-              <w:t xml:space="preserve"> platform.</w:t>
+              <w:t xml:space="preserve"> to manage customers, service locations, operational resources, and reporting tools within the ZTERS platform.</w:t>
             </w:r>
           </w:p>
         </w:tc>
@@ -15238,7 +15210,6 @@
                 <w:szCs w:val="20"/>
               </w:rPr>
             </w:pPr>
-            <w:proofErr w:type="spellStart"/>
             <w:r>
               <w:rPr>
                 <w:sz w:val="20"/>
@@ -15246,7 +15217,6 @@
               </w:rPr>
               <w:t>CWS</w:t>
             </w:r>
-            <w:proofErr w:type="spellEnd"/>
           </w:p>
         </w:tc>
         <w:tc>
@@ -15265,39 +15235,7 @@
                 <w:sz w:val="20"/>
                 <w:szCs w:val="20"/>
               </w:rPr>
-              <w:t xml:space="preserve">The </w:t>
-            </w:r>
-            <w:proofErr w:type="spellStart"/>
-            <w:r>
-              <w:rPr>
-                <w:sz w:val="20"/>
-                <w:szCs w:val="20"/>
-              </w:rPr>
-              <w:t>CWS</w:t>
-            </w:r>
-            <w:proofErr w:type="spellEnd"/>
-            <w:r>
-              <w:rPr>
-                <w:sz w:val="20"/>
-                <w:szCs w:val="20"/>
-              </w:rPr>
-              <w:t xml:space="preserve"> (Commercial Waste Services) is a functional group within </w:t>
-            </w:r>
-            <w:proofErr w:type="spellStart"/>
-            <w:r>
-              <w:rPr>
-                <w:sz w:val="20"/>
-                <w:szCs w:val="20"/>
-              </w:rPr>
-              <w:t>ZTERS</w:t>
-            </w:r>
-            <w:proofErr w:type="spellEnd"/>
-            <w:r>
-              <w:rPr>
-                <w:sz w:val="20"/>
-                <w:szCs w:val="20"/>
-              </w:rPr>
-              <w:t xml:space="preserve"> responsible for managing waste service operations, including monitoring tools and asset-related functionalities.</w:t>
+              <w:t>The CWS (Commercial Waste Services) is a functional group within ZTERS responsible for managing waste service operations, including monitoring tools and asset-related functionalities.</w:t>
             </w:r>
           </w:p>
         </w:tc>
@@ -15947,7 +15885,6 @@
                 <w:szCs w:val="20"/>
               </w:rPr>
             </w:pPr>
-            <w:proofErr w:type="spellStart"/>
             <w:r>
               <w:rPr>
                 <w:sz w:val="20"/>
@@ -15955,7 +15892,6 @@
               </w:rPr>
               <w:t>VM</w:t>
             </w:r>
-            <w:proofErr w:type="spellEnd"/>
           </w:p>
         </w:tc>
         <w:tc>
@@ -15991,21 +15927,12 @@
                 <w:szCs w:val="20"/>
               </w:rPr>
             </w:pPr>
-            <w:proofErr w:type="spellStart"/>
-            <w:r>
-              <w:rPr>
-                <w:sz w:val="20"/>
-                <w:szCs w:val="20"/>
-              </w:rPr>
-              <w:t>VM</w:t>
-            </w:r>
-            <w:proofErr w:type="spellEnd"/>
-            <w:r>
-              <w:rPr>
-                <w:sz w:val="20"/>
-                <w:szCs w:val="20"/>
-              </w:rPr>
-              <w:t xml:space="preserve"> Ticket</w:t>
+            <w:r>
+              <w:rPr>
+                <w:sz w:val="20"/>
+                <w:szCs w:val="20"/>
+              </w:rPr>
+              <w:t>VM Ticket</w:t>
             </w:r>
           </w:p>
         </w:tc>
@@ -16348,15 +16275,7 @@
     </w:p>
     <w:p>
       <w:r>
-        <w:t xml:space="preserve">The CUBE platform is a web-based application designed to support the management of customers, service locations, operational resources, and internal activities within the </w:t>
-      </w:r>
-      <w:proofErr w:type="spellStart"/>
-      <w:r>
-        <w:t>ZTERS</w:t>
-      </w:r>
-      <w:proofErr w:type="spellEnd"/>
-      <w:r>
-        <w:t xml:space="preserve"> ecosystem. It provides a centralized interface where users can access and manage data required for daily operations.</w:t>
+        <w:t>The CUBE platform is a web-based application designed to support the management of customers, service locations, operational resources, and internal activities within the ZTERS ecosystem. It provides a centralized interface where users can access and manage data required for daily operations.</w:t>
       </w:r>
     </w:p>
     <w:p>
@@ -16811,17 +16730,12 @@
         <w:pStyle w:val="Heading1"/>
       </w:pPr>
       <w:bookmarkStart w:id="14" w:name="_Toc232847587"/>
-      <w:proofErr w:type="spellStart"/>
       <w:r>
         <w:lastRenderedPageBreak/>
         <w:t>Dashboard</w:t>
       </w:r>
       <w:r>
-        <w:t>z</w:t>
-      </w:r>
-      <w:proofErr w:type="spellEnd"/>
-      <w:r>
-        <w:t xml:space="preserve"> Section</w:t>
+        <w:t>z Section</w:t>
       </w:r>
       <w:bookmarkEnd w:id="14"/>
     </w:p>
@@ -17226,7 +17140,15 @@
       </w:r>
       <w:proofErr w:type="gramEnd"/>
       <w:r>
-        <w:t xml:space="preserve"> name, current status, and recent activity information. Users can use this section to monitor their assigned providers and quickly identify providers that may require attention. The View All option allows users to open the complete provider list when additional review is needed.</w:t>
+        <w:t xml:space="preserve"> name, </w:t>
+      </w:r>
+      <w:proofErr w:type="gramStart"/>
+      <w:r>
+        <w:t>current status</w:t>
+      </w:r>
+      <w:proofErr w:type="gramEnd"/>
+      <w:r>
+        <w:t>, and recent activity information. Users can use this section to monitor their assigned providers and quickly identify providers that may require attention. The View All option allows users to open the complete provider list when additional review is needed.</w:t>
       </w:r>
     </w:p>
     <w:p>
@@ -17341,40 +17263,19 @@
         <w:pStyle w:val="Heading3"/>
       </w:pPr>
       <w:bookmarkStart w:id="23" w:name="_Toc232847596"/>
-      <w:proofErr w:type="spellStart"/>
-      <w:r>
-        <w:t>VM</w:t>
-      </w:r>
-      <w:proofErr w:type="spellEnd"/>
-      <w:r>
-        <w:t xml:space="preserve"> Tickets</w:t>
+      <w:r>
+        <w:t>VM Tickets</w:t>
       </w:r>
       <w:bookmarkEnd w:id="23"/>
     </w:p>
     <w:p>
       <w:r>
-        <w:t xml:space="preserve">The </w:t>
-      </w:r>
-      <w:proofErr w:type="spellStart"/>
-      <w:r>
-        <w:t>VM</w:t>
-      </w:r>
-      <w:proofErr w:type="spellEnd"/>
-      <w:r>
-        <w:t xml:space="preserve"> Tickets section provides an overview of the vendor management ticket queue. It displays the number of open tickets assigned to the current user and the total number of open tickets for the team.</w:t>
-      </w:r>
-    </w:p>
-    <w:p>
-      <w:r>
-        <w:t xml:space="preserve">The section also includes a status breakdown for tickets, such as pending, assigned, in progress, submitted for approval, and stalled. This helps users understand the current state of the </w:t>
-      </w:r>
-      <w:proofErr w:type="spellStart"/>
-      <w:r>
-        <w:t>VM</w:t>
-      </w:r>
-      <w:proofErr w:type="spellEnd"/>
-      <w:r>
-        <w:t xml:space="preserve"> ticket queue and identify whether any tickets require follow-up. The View All option allows users to open the complete ticket list.</w:t>
+        <w:t>The VM Tickets section provides an overview of the vendor management ticket queue. It displays the number of open tickets assigned to the current user and the total number of open tickets for the team.</w:t>
+      </w:r>
+    </w:p>
+    <w:p>
+      <w:r>
+        <w:t>The section also includes a status breakdown for tickets, such as pending, assigned, in progress, submitted for approval, and stalled. This helps users understand the current state of the VM ticket queue and identify whether any tickets require follow-up. The View All option allows users to open the complete ticket list.</w:t>
       </w:r>
     </w:p>
     <w:p>
@@ -17544,15 +17445,7 @@
         <w:t>Provider Lifecycle Distribution</w:t>
       </w:r>
       <w:r>
-        <w:t xml:space="preserve"> chart shows service providers grouped by lifecycle status, such as Draft, Pending Verification, Authorized, Verified, and </w:t>
-      </w:r>
-      <w:proofErr w:type="spellStart"/>
-      <w:r>
-        <w:t>DNU</w:t>
-      </w:r>
-      <w:proofErr w:type="spellEnd"/>
-      <w:r>
-        <w:t xml:space="preserve">. This chart helps users understand how providers are distributed across different stages of the provider’s lifecycle. </w:t>
+        <w:t xml:space="preserve"> chart shows service providers grouped by lifecycle status, such as Draft, Pending Verification, Authorized, Verified, and DNU. This chart helps users understand how providers are distributed across different stages of the provider’s lifecycle. </w:t>
       </w:r>
     </w:p>
     <w:p>
@@ -18426,15 +18319,7 @@
     </w:p>
     <w:p>
       <w:r>
-        <w:t xml:space="preserve">The Provider Lifecycle Distribution chart shows providers grouped by lifecycle status, such as Draft, Pending Verification, Authorized, Verified, and </w:t>
-      </w:r>
-      <w:proofErr w:type="spellStart"/>
-      <w:r>
-        <w:t>DNU</w:t>
-      </w:r>
-      <w:proofErr w:type="spellEnd"/>
-      <w:r>
-        <w:t xml:space="preserve">. This helps users understand how providers are distributed across key lifecycle stages. </w:t>
+        <w:t xml:space="preserve">The Provider Lifecycle Distribution chart shows providers grouped by lifecycle status, such as Draft, Pending Verification, Authorized, Verified, and DNU. This helps users understand how providers are distributed across key lifecycle stages. </w:t>
       </w:r>
     </w:p>
     <w:p>
@@ -19760,12 +19645,10 @@
         <w:pStyle w:val="Heading1"/>
       </w:pPr>
       <w:bookmarkStart w:id="58" w:name="_Toc232847631"/>
-      <w:proofErr w:type="spellStart"/>
       <w:r>
         <w:lastRenderedPageBreak/>
         <w:t>Customerz</w:t>
       </w:r>
-      <w:proofErr w:type="spellEnd"/>
       <w:r>
         <w:t xml:space="preserve"> section</w:t>
       </w:r>
@@ -20333,12 +20216,10 @@
         <w:pStyle w:val="Heading1"/>
       </w:pPr>
       <w:bookmarkStart w:id="85" w:name="_Toc232847658"/>
-      <w:proofErr w:type="spellStart"/>
       <w:r>
         <w:lastRenderedPageBreak/>
         <w:t>Operationz</w:t>
       </w:r>
-      <w:proofErr w:type="spellEnd"/>
       <w:r>
         <w:t xml:space="preserve"> section</w:t>
       </w:r>
@@ -20384,15 +20265,7 @@
         <w:t>Service Providers</w:t>
       </w:r>
       <w:r>
-        <w:t xml:space="preserve"> module displays the list of service providers registered in CUBE. Users can search, sort, and filter provider records from the table. Each record shows key provider information such as company name, verification status, </w:t>
-      </w:r>
-      <w:proofErr w:type="spellStart"/>
-      <w:r>
-        <w:t>DNU</w:t>
-      </w:r>
-      <w:proofErr w:type="spellEnd"/>
-      <w:r>
-        <w:t xml:space="preserve"> status, service provider ID, phone number, address, city, and state. The Actions column allows users to view, edit, select, or access additional options for a provider.</w:t>
+        <w:t xml:space="preserve"> module displays the list of service providers registered in CUBE. Users can search, sort, and filter provider records from the table. Each record shows key provider information such as company name, verification status, DNU status, service provider ID, phone number, address, city, and state. The Actions column allows users to view, edit, select, or access additional options for a provider.</w:t>
       </w:r>
     </w:p>
     <w:p>
@@ -21689,13 +21562,8 @@
         <w:pStyle w:val="Heading2"/>
       </w:pPr>
       <w:bookmarkStart w:id="91" w:name="_Toc232847664"/>
-      <w:proofErr w:type="spellStart"/>
-      <w:r>
-        <w:t>VM</w:t>
-      </w:r>
-      <w:proofErr w:type="spellEnd"/>
-      <w:r>
-        <w:t xml:space="preserve"> Tickets</w:t>
+      <w:r>
+        <w:t>VM Tickets</w:t>
       </w:r>
       <w:bookmarkEnd w:id="91"/>
     </w:p>
@@ -21762,13 +21630,8 @@
         <w:pStyle w:val="Heading2"/>
       </w:pPr>
       <w:bookmarkStart w:id="95" w:name="_Toc232847668"/>
-      <w:proofErr w:type="spellStart"/>
-      <w:r>
-        <w:t>VM</w:t>
-      </w:r>
-      <w:proofErr w:type="spellEnd"/>
-      <w:r>
-        <w:t xml:space="preserve"> Activities</w:t>
+      <w:r>
+        <w:t>VM Activities</w:t>
       </w:r>
       <w:bookmarkEnd w:id="95"/>
     </w:p>
@@ -21881,12 +21744,10 @@
         <w:pStyle w:val="Heading1"/>
       </w:pPr>
       <w:bookmarkStart w:id="101" w:name="_Toc232847674"/>
-      <w:proofErr w:type="spellStart"/>
       <w:r>
         <w:lastRenderedPageBreak/>
         <w:t>Administratorz</w:t>
       </w:r>
-      <w:proofErr w:type="spellEnd"/>
       <w:r>
         <w:t xml:space="preserve"> section</w:t>
       </w:r>
@@ -22187,12 +22048,10 @@
         <w:pStyle w:val="Heading1"/>
       </w:pPr>
       <w:bookmarkStart w:id="112" w:name="_Toc232847685"/>
-      <w:proofErr w:type="spellStart"/>
       <w:r>
         <w:lastRenderedPageBreak/>
         <w:t>Userz</w:t>
       </w:r>
-      <w:proofErr w:type="spellEnd"/>
       <w:r>
         <w:t xml:space="preserve"> section</w:t>
       </w:r>
@@ -22347,12 +22206,10 @@
         <w:pStyle w:val="Heading1"/>
       </w:pPr>
       <w:bookmarkStart w:id="117" w:name="_Toc232847690"/>
-      <w:proofErr w:type="spellStart"/>
       <w:r>
         <w:lastRenderedPageBreak/>
         <w:t>Zeepz</w:t>
       </w:r>
-      <w:proofErr w:type="spellEnd"/>
       <w:r>
         <w:t xml:space="preserve"> Section</w:t>
       </w:r>
@@ -22469,14 +22326,12 @@
         <w:t xml:space="preserve"> </w:t>
       </w:r>
       <w:bookmarkStart w:id="122" w:name="_Toc232847695"/>
-      <w:proofErr w:type="spellStart"/>
       <w:r>
         <w:t>Report</w:t>
       </w:r>
       <w:r>
         <w:t>z</w:t>
       </w:r>
-      <w:proofErr w:type="spellEnd"/>
       <w:r>
         <w:t xml:space="preserve"> section</w:t>
       </w:r>
@@ -24185,7 +24040,6 @@
                 <w:szCs w:val="18"/>
               </w:rPr>
             </w:pPr>
-            <w:proofErr w:type="spellStart"/>
             <w:r>
               <w:rPr>
                 <w:b/>
@@ -24196,7 +24050,6 @@
               </w:rPr>
               <w:t>CWS</w:t>
             </w:r>
-            <w:proofErr w:type="spellEnd"/>
           </w:p>
         </w:tc>
         <w:tc>
@@ -24215,7 +24068,6 @@
                 <w:szCs w:val="18"/>
               </w:rPr>
             </w:pPr>
-            <w:proofErr w:type="spellStart"/>
             <w:r>
               <w:rPr>
                 <w:b/>
@@ -24226,7 +24078,6 @@
               </w:rPr>
               <w:t>VM</w:t>
             </w:r>
-            <w:proofErr w:type="spellEnd"/>
           </w:p>
         </w:tc>
         <w:tc>
@@ -31247,23 +31098,13 @@
                 <w:szCs w:val="20"/>
               </w:rPr>
             </w:pPr>
-            <w:proofErr w:type="spellStart"/>
-            <w:r>
-              <w:rPr>
-                <w:rFonts w:cs="Arial"/>
-                <w:sz w:val="20"/>
-                <w:szCs w:val="20"/>
-              </w:rPr>
-              <w:t>VM</w:t>
-            </w:r>
-            <w:proofErr w:type="spellEnd"/>
-            <w:r>
-              <w:rPr>
-                <w:rFonts w:cs="Arial"/>
-                <w:sz w:val="20"/>
-                <w:szCs w:val="20"/>
-              </w:rPr>
-              <w:t xml:space="preserve"> Activities</w:t>
+            <w:r>
+              <w:rPr>
+                <w:rFonts w:cs="Arial"/>
+                <w:sz w:val="20"/>
+                <w:szCs w:val="20"/>
+              </w:rPr>
+              <w:t>VM Activities</w:t>
             </w:r>
           </w:p>
         </w:tc>
@@ -40251,7 +40092,6 @@
       </w:rPr>
       <w:t xml:space="preserve">2025 </w:t>
     </w:r>
-    <w:proofErr w:type="spellStart"/>
     <w:r>
       <w:rPr>
         <w:sz w:val="12"/>
@@ -40259,7 +40099,6 @@
       </w:rPr>
       <w:t>ZTERS</w:t>
     </w:r>
-    <w:proofErr w:type="spellEnd"/>
     <w:r>
       <w:rPr>
         <w:sz w:val="12"/>

--- a/2026/CUBE/Cube User Guide/DigDev_CUBE_User_Guide_UGU_v1.1.docx
+++ b/2026/CUBE/Cube User Guide/DigDev_CUBE_User_Guide_UGU_v1.1.docx
@@ -188,28 +188,63 @@
                 <w:sz w:val="20"/>
                 <w:szCs w:val="20"/>
               </w:rPr>
-              <w:t>UGU</w:t>
+              <w:t>v1.</w:t>
             </w:r>
             <w:r>
               <w:rPr>
                 <w:sz w:val="20"/>
                 <w:szCs w:val="20"/>
               </w:rPr>
-              <w:t>_</w:t>
-            </w:r>
-            <w:r>
+              <w:t>1</w:t>
+            </w:r>
+          </w:p>
+        </w:tc>
+      </w:tr>
+      <w:tr>
+        <w:tc>
+          <w:tcPr>
+            <w:tcW w:w="2250" w:type="dxa"/>
+          </w:tcPr>
+          <w:p>
+            <w:pPr>
               <w:rPr>
                 <w:sz w:val="20"/>
                 <w:szCs w:val="20"/>
               </w:rPr>
-              <w:t>v1.</w:t>
-            </w:r>
+            </w:pPr>
             <w:r>
               <w:rPr>
                 <w:sz w:val="20"/>
                 <w:szCs w:val="20"/>
               </w:rPr>
-              <w:t>1</w:t>
+              <w:t>Product</w:t>
+            </w:r>
+          </w:p>
+        </w:tc>
+        <w:tc>
+          <w:tcPr>
+            <w:tcW w:w="4140" w:type="dxa"/>
+          </w:tcPr>
+          <w:p>
+            <w:pPr>
+              <w:rPr>
+                <w:sz w:val="20"/>
+                <w:szCs w:val="20"/>
+              </w:rPr>
+            </w:pPr>
+            <w:r>
+              <w:rPr>
+                <w:sz w:val="20"/>
+                <w:szCs w:val="20"/>
+              </w:rPr>
+              <w:t>C</w:t>
+            </w:r>
+            <w:r>
+              <w:rPr>
+                <w:sz w:val="20"/>
+                <w:szCs w:val="20"/>
+              </w:rPr>
+              <w:t>ube</w:t>
             </w:r>
           </w:p>
         </w:tc>
@@ -231,7 +266,7 @@
                 <w:sz w:val="20"/>
                 <w:szCs w:val="20"/>
               </w:rPr>
-              <w:t>Product</w:t>
+              <w:t>Environment</w:t>
             </w:r>
           </w:p>
         </w:tc>
@@ -251,49 +286,7 @@
                 <w:sz w:val="20"/>
                 <w:szCs w:val="20"/>
               </w:rPr>
-              <w:t>CUBE</w:t>
-            </w:r>
-          </w:p>
-        </w:tc>
-      </w:tr>
-      <w:tr>
-        <w:tc>
-          <w:tcPr>
-            <w:tcW w:w="2250" w:type="dxa"/>
-          </w:tcPr>
-          <w:p>
-            <w:pPr>
-              <w:rPr>
-                <w:sz w:val="20"/>
-                <w:szCs w:val="20"/>
-              </w:rPr>
-            </w:pPr>
-            <w:r>
-              <w:rPr>
-                <w:sz w:val="20"/>
-                <w:szCs w:val="20"/>
-              </w:rPr>
-              <w:t>Environment</w:t>
-            </w:r>
-          </w:p>
-        </w:tc>
-        <w:tc>
-          <w:tcPr>
-            <w:tcW w:w="4140" w:type="dxa"/>
-          </w:tcPr>
-          <w:p>
-            <w:pPr>
-              <w:rPr>
-                <w:sz w:val="20"/>
-                <w:szCs w:val="20"/>
-              </w:rPr>
-            </w:pPr>
-            <w:r>
-              <w:rPr>
-                <w:sz w:val="20"/>
-                <w:szCs w:val="20"/>
-              </w:rPr>
-              <w:t>QA</w:t>
+              <w:t>All</w:t>
             </w:r>
           </w:p>
         </w:tc>
@@ -415,7 +408,7 @@
             </w:rPr>
             <w:fldChar w:fldCharType="separate"/>
           </w:r>
-          <w:hyperlink w:anchor="_Toc233135511" w:history="1">
+          <w:hyperlink w:anchor="_Toc235003280" w:history="1">
             <w:r>
               <w:rPr>
                 <w:rStyle w:val="Hyperlink"/>
@@ -454,7 +447,7 @@
               <w:rPr>
                 <w:webHidden/>
               </w:rPr>
-              <w:instrText xml:space="preserve"> PAGEREF _Toc233135511 \h </w:instrText>
+              <w:instrText xml:space="preserve"> PAGEREF _Toc235003280 \h </w:instrText>
             </w:r>
             <w:r>
               <w:rPr>
@@ -495,7 +488,7 @@
               <w:szCs w:val="24"/>
             </w:rPr>
           </w:pPr>
-          <w:hyperlink w:anchor="_Toc233135512" w:history="1">
+          <w:hyperlink w:anchor="_Toc235003281" w:history="1">
             <w:r>
               <w:rPr>
                 <w:rStyle w:val="Hyperlink"/>
@@ -538,7 +531,7 @@
                 <w:noProof/>
                 <w:webHidden/>
               </w:rPr>
-              <w:instrText xml:space="preserve"> PAGEREF _Toc233135512 \h </w:instrText>
+              <w:instrText xml:space="preserve"> PAGEREF _Toc235003281 \h </w:instrText>
             </w:r>
             <w:r>
               <w:rPr>
@@ -583,7 +576,7 @@
               <w:szCs w:val="24"/>
             </w:rPr>
           </w:pPr>
-          <w:hyperlink w:anchor="_Toc233135513" w:history="1">
+          <w:hyperlink w:anchor="_Toc235003282" w:history="1">
             <w:r>
               <w:rPr>
                 <w:rStyle w:val="Hyperlink"/>
@@ -626,7 +619,7 @@
                 <w:noProof/>
                 <w:webHidden/>
               </w:rPr>
-              <w:instrText xml:space="preserve"> PAGEREF _Toc233135513 \h </w:instrText>
+              <w:instrText xml:space="preserve"> PAGEREF _Toc235003282 \h </w:instrText>
             </w:r>
             <w:r>
               <w:rPr>
@@ -671,7 +664,7 @@
               <w:szCs w:val="24"/>
             </w:rPr>
           </w:pPr>
-          <w:hyperlink w:anchor="_Toc233135514" w:history="1">
+          <w:hyperlink w:anchor="_Toc235003283" w:history="1">
             <w:r>
               <w:rPr>
                 <w:rStyle w:val="Hyperlink"/>
@@ -714,7 +707,7 @@
                 <w:noProof/>
                 <w:webHidden/>
               </w:rPr>
-              <w:instrText xml:space="preserve"> PAGEREF _Toc233135514 \h </w:instrText>
+              <w:instrText xml:space="preserve"> PAGEREF _Toc235003283 \h </w:instrText>
             </w:r>
             <w:r>
               <w:rPr>
@@ -759,7 +752,7 @@
               <w:szCs w:val="24"/>
             </w:rPr>
           </w:pPr>
-          <w:hyperlink w:anchor="_Toc233135515" w:history="1">
+          <w:hyperlink w:anchor="_Toc235003284" w:history="1">
             <w:r>
               <w:rPr>
                 <w:rStyle w:val="Hyperlink"/>
@@ -798,7 +791,7 @@
               <w:rPr>
                 <w:webHidden/>
               </w:rPr>
-              <w:instrText xml:space="preserve"> PAGEREF _Toc233135515 \h </w:instrText>
+              <w:instrText xml:space="preserve"> PAGEREF _Toc235003284 \h </w:instrText>
             </w:r>
             <w:r>
               <w:rPr>
@@ -839,7 +832,7 @@
               <w:szCs w:val="24"/>
             </w:rPr>
           </w:pPr>
-          <w:hyperlink w:anchor="_Toc233135516" w:history="1">
+          <w:hyperlink w:anchor="_Toc235003285" w:history="1">
             <w:r>
               <w:rPr>
                 <w:rStyle w:val="Hyperlink"/>
@@ -882,7 +875,7 @@
                 <w:noProof/>
                 <w:webHidden/>
               </w:rPr>
-              <w:instrText xml:space="preserve"> PAGEREF _Toc233135516 \h </w:instrText>
+              <w:instrText xml:space="preserve"> PAGEREF _Toc235003285 \h </w:instrText>
             </w:r>
             <w:r>
               <w:rPr>
@@ -927,7 +920,7 @@
               <w:szCs w:val="24"/>
             </w:rPr>
           </w:pPr>
-          <w:hyperlink w:anchor="_Toc233135517" w:history="1">
+          <w:hyperlink w:anchor="_Toc235003286" w:history="1">
             <w:r>
               <w:rPr>
                 <w:rStyle w:val="Hyperlink"/>
@@ -970,7 +963,7 @@
                 <w:noProof/>
                 <w:webHidden/>
               </w:rPr>
-              <w:instrText xml:space="preserve"> PAGEREF _Toc233135517 \h </w:instrText>
+              <w:instrText xml:space="preserve"> PAGEREF _Toc235003286 \h </w:instrText>
             </w:r>
             <w:r>
               <w:rPr>
@@ -1015,7 +1008,7 @@
               <w:szCs w:val="24"/>
             </w:rPr>
           </w:pPr>
-          <w:hyperlink w:anchor="_Toc233135518" w:history="1">
+          <w:hyperlink w:anchor="_Toc235003287" w:history="1">
             <w:r>
               <w:rPr>
                 <w:rStyle w:val="Hyperlink"/>
@@ -1058,7 +1051,7 @@
                 <w:noProof/>
                 <w:webHidden/>
               </w:rPr>
-              <w:instrText xml:space="preserve"> PAGEREF _Toc233135518 \h </w:instrText>
+              <w:instrText xml:space="preserve"> PAGEREF _Toc235003287 \h </w:instrText>
             </w:r>
             <w:r>
               <w:rPr>
@@ -1103,7 +1096,7 @@
               <w:szCs w:val="24"/>
             </w:rPr>
           </w:pPr>
-          <w:hyperlink w:anchor="_Toc233135519" w:history="1">
+          <w:hyperlink w:anchor="_Toc235003288" w:history="1">
             <w:r>
               <w:rPr>
                 <w:rStyle w:val="Hyperlink"/>
@@ -1146,7 +1139,7 @@
                 <w:noProof/>
                 <w:webHidden/>
               </w:rPr>
-              <w:instrText xml:space="preserve"> PAGEREF _Toc233135519 \h </w:instrText>
+              <w:instrText xml:space="preserve"> PAGEREF _Toc235003288 \h </w:instrText>
             </w:r>
             <w:r>
               <w:rPr>
@@ -1191,7 +1184,7 @@
               <w:szCs w:val="24"/>
             </w:rPr>
           </w:pPr>
-          <w:hyperlink w:anchor="_Toc233135520" w:history="1">
+          <w:hyperlink w:anchor="_Toc235003289" w:history="1">
             <w:r>
               <w:rPr>
                 <w:rStyle w:val="Hyperlink"/>
@@ -1234,7 +1227,7 @@
                 <w:noProof/>
                 <w:webHidden/>
               </w:rPr>
-              <w:instrText xml:space="preserve"> PAGEREF _Toc233135520 \h </w:instrText>
+              <w:instrText xml:space="preserve"> PAGEREF _Toc235003289 \h </w:instrText>
             </w:r>
             <w:r>
               <w:rPr>
@@ -1279,7 +1272,7 @@
               <w:szCs w:val="24"/>
             </w:rPr>
           </w:pPr>
-          <w:hyperlink w:anchor="_Toc233135521" w:history="1">
+          <w:hyperlink w:anchor="_Toc235003290" w:history="1">
             <w:r>
               <w:rPr>
                 <w:rStyle w:val="Hyperlink"/>
@@ -1318,7 +1311,7 @@
               <w:rPr>
                 <w:webHidden/>
               </w:rPr>
-              <w:instrText xml:space="preserve"> PAGEREF _Toc233135521 \h </w:instrText>
+              <w:instrText xml:space="preserve"> PAGEREF _Toc235003290 \h </w:instrText>
             </w:r>
             <w:r>
               <w:rPr>
@@ -1359,7 +1352,7 @@
               <w:szCs w:val="24"/>
             </w:rPr>
           </w:pPr>
-          <w:hyperlink w:anchor="_Toc233135522" w:history="1">
+          <w:hyperlink w:anchor="_Toc235003291" w:history="1">
             <w:r>
               <w:rPr>
                 <w:rStyle w:val="Hyperlink"/>
@@ -1402,7 +1395,7 @@
                 <w:noProof/>
                 <w:webHidden/>
               </w:rPr>
-              <w:instrText xml:space="preserve"> PAGEREF _Toc233135522 \h </w:instrText>
+              <w:instrText xml:space="preserve"> PAGEREF _Toc235003291 \h </w:instrText>
             </w:r>
             <w:r>
               <w:rPr>
@@ -1447,7 +1440,7 @@
               <w:szCs w:val="24"/>
             </w:rPr>
           </w:pPr>
-          <w:hyperlink w:anchor="_Toc233135523" w:history="1">
+          <w:hyperlink w:anchor="_Toc235003292" w:history="1">
             <w:r>
               <w:rPr>
                 <w:rStyle w:val="Hyperlink"/>
@@ -1490,7 +1483,7 @@
                 <w:noProof/>
                 <w:webHidden/>
               </w:rPr>
-              <w:instrText xml:space="preserve"> PAGEREF _Toc233135523 \h </w:instrText>
+              <w:instrText xml:space="preserve"> PAGEREF _Toc235003292 \h </w:instrText>
             </w:r>
             <w:r>
               <w:rPr>
@@ -1535,7 +1528,7 @@
               <w:szCs w:val="24"/>
             </w:rPr>
           </w:pPr>
-          <w:hyperlink w:anchor="_Toc233135524" w:history="1">
+          <w:hyperlink w:anchor="_Toc235003293" w:history="1">
             <w:r>
               <w:rPr>
                 <w:rStyle w:val="Hyperlink"/>
@@ -1578,7 +1571,7 @@
                 <w:noProof/>
                 <w:webHidden/>
               </w:rPr>
-              <w:instrText xml:space="preserve"> PAGEREF _Toc233135524 \h </w:instrText>
+              <w:instrText xml:space="preserve"> PAGEREF _Toc235003293 \h </w:instrText>
             </w:r>
             <w:r>
               <w:rPr>
@@ -1623,7 +1616,7 @@
               <w:szCs w:val="24"/>
             </w:rPr>
           </w:pPr>
-          <w:hyperlink w:anchor="_Toc233135525" w:history="1">
+          <w:hyperlink w:anchor="_Toc235003294" w:history="1">
             <w:r>
               <w:rPr>
                 <w:rStyle w:val="Hyperlink"/>
@@ -1662,7 +1655,7 @@
               <w:rPr>
                 <w:webHidden/>
               </w:rPr>
-              <w:instrText xml:space="preserve"> PAGEREF _Toc233135525 \h </w:instrText>
+              <w:instrText xml:space="preserve"> PAGEREF _Toc235003294 \h </w:instrText>
             </w:r>
             <w:r>
               <w:rPr>
@@ -1703,7 +1696,7 @@
               <w:szCs w:val="24"/>
             </w:rPr>
           </w:pPr>
-          <w:hyperlink w:anchor="_Toc233135526" w:history="1">
+          <w:hyperlink w:anchor="_Toc235003295" w:history="1">
             <w:r>
               <w:rPr>
                 <w:rStyle w:val="Hyperlink"/>
@@ -1746,7 +1739,7 @@
                 <w:noProof/>
                 <w:webHidden/>
               </w:rPr>
-              <w:instrText xml:space="preserve"> PAGEREF _Toc233135526 \h </w:instrText>
+              <w:instrText xml:space="preserve"> PAGEREF _Toc235003295 \h </w:instrText>
             </w:r>
             <w:r>
               <w:rPr>
@@ -1791,7 +1784,7 @@
               <w:szCs w:val="24"/>
             </w:rPr>
           </w:pPr>
-          <w:hyperlink w:anchor="_Toc233135527" w:history="1">
+          <w:hyperlink w:anchor="_Toc235003296" w:history="1">
             <w:r>
               <w:rPr>
                 <w:rStyle w:val="Hyperlink"/>
@@ -1834,7 +1827,7 @@
                 <w:noProof/>
                 <w:webHidden/>
               </w:rPr>
-              <w:instrText xml:space="preserve"> PAGEREF _Toc233135527 \h </w:instrText>
+              <w:instrText xml:space="preserve"> PAGEREF _Toc235003296 \h </w:instrText>
             </w:r>
             <w:r>
               <w:rPr>
@@ -1879,7 +1872,7 @@
               <w:szCs w:val="24"/>
             </w:rPr>
           </w:pPr>
-          <w:hyperlink w:anchor="_Toc233135528" w:history="1">
+          <w:hyperlink w:anchor="_Toc235003297" w:history="1">
             <w:r>
               <w:rPr>
                 <w:rStyle w:val="Hyperlink"/>
@@ -1922,7 +1915,7 @@
                 <w:noProof/>
                 <w:webHidden/>
               </w:rPr>
-              <w:instrText xml:space="preserve"> PAGEREF _Toc233135528 \h </w:instrText>
+              <w:instrText xml:space="preserve"> PAGEREF _Toc235003297 \h </w:instrText>
             </w:r>
             <w:r>
               <w:rPr>
@@ -1967,7 +1960,7 @@
               <w:szCs w:val="24"/>
             </w:rPr>
           </w:pPr>
-          <w:hyperlink w:anchor="_Toc233135529" w:history="1">
+          <w:hyperlink w:anchor="_Toc235003298" w:history="1">
             <w:r>
               <w:rPr>
                 <w:rStyle w:val="Hyperlink"/>
@@ -2010,7 +2003,7 @@
                 <w:noProof/>
                 <w:webHidden/>
               </w:rPr>
-              <w:instrText xml:space="preserve"> PAGEREF _Toc233135529 \h </w:instrText>
+              <w:instrText xml:space="preserve"> PAGEREF _Toc235003298 \h </w:instrText>
             </w:r>
             <w:r>
               <w:rPr>
@@ -2055,7 +2048,7 @@
               <w:szCs w:val="24"/>
             </w:rPr>
           </w:pPr>
-          <w:hyperlink w:anchor="_Toc233135530" w:history="1">
+          <w:hyperlink w:anchor="_Toc235003299" w:history="1">
             <w:r>
               <w:rPr>
                 <w:rStyle w:val="Hyperlink"/>
@@ -2098,7 +2091,7 @@
                 <w:noProof/>
                 <w:webHidden/>
               </w:rPr>
-              <w:instrText xml:space="preserve"> PAGEREF _Toc233135530 \h </w:instrText>
+              <w:instrText xml:space="preserve"> PAGEREF _Toc235003299 \h </w:instrText>
             </w:r>
             <w:r>
               <w:rPr>
@@ -2143,7 +2136,7 @@
               <w:szCs w:val="24"/>
             </w:rPr>
           </w:pPr>
-          <w:hyperlink w:anchor="_Toc233135531" w:history="1">
+          <w:hyperlink w:anchor="_Toc235003300" w:history="1">
             <w:r>
               <w:rPr>
                 <w:rStyle w:val="Hyperlink"/>
@@ -2186,7 +2179,7 @@
                 <w:noProof/>
                 <w:webHidden/>
               </w:rPr>
-              <w:instrText xml:space="preserve"> PAGEREF _Toc233135531 \h </w:instrText>
+              <w:instrText xml:space="preserve"> PAGEREF _Toc235003300 \h </w:instrText>
             </w:r>
             <w:r>
               <w:rPr>
@@ -2231,7 +2224,7 @@
               <w:szCs w:val="24"/>
             </w:rPr>
           </w:pPr>
-          <w:hyperlink w:anchor="_Toc233135532" w:history="1">
+          <w:hyperlink w:anchor="_Toc235003301" w:history="1">
             <w:r>
               <w:rPr>
                 <w:rStyle w:val="Hyperlink"/>
@@ -2274,7 +2267,7 @@
                 <w:noProof/>
                 <w:webHidden/>
               </w:rPr>
-              <w:instrText xml:space="preserve"> PAGEREF _Toc233135532 \h </w:instrText>
+              <w:instrText xml:space="preserve"> PAGEREF _Toc235003301 \h </w:instrText>
             </w:r>
             <w:r>
               <w:rPr>
@@ -2319,7 +2312,7 @@
               <w:szCs w:val="24"/>
             </w:rPr>
           </w:pPr>
-          <w:hyperlink w:anchor="_Toc233135533" w:history="1">
+          <w:hyperlink w:anchor="_Toc235003302" w:history="1">
             <w:r>
               <w:rPr>
                 <w:rStyle w:val="Hyperlink"/>
@@ -2362,7 +2355,7 @@
                 <w:noProof/>
                 <w:webHidden/>
               </w:rPr>
-              <w:instrText xml:space="preserve"> PAGEREF _Toc233135533 \h </w:instrText>
+              <w:instrText xml:space="preserve"> PAGEREF _Toc235003302 \h </w:instrText>
             </w:r>
             <w:r>
               <w:rPr>
@@ -2407,7 +2400,7 @@
               <w:szCs w:val="24"/>
             </w:rPr>
           </w:pPr>
-          <w:hyperlink w:anchor="_Toc233135534" w:history="1">
+          <w:hyperlink w:anchor="_Toc235003303" w:history="1">
             <w:r>
               <w:rPr>
                 <w:rStyle w:val="Hyperlink"/>
@@ -2450,7 +2443,7 @@
                 <w:noProof/>
                 <w:webHidden/>
               </w:rPr>
-              <w:instrText xml:space="preserve"> PAGEREF _Toc233135534 \h </w:instrText>
+              <w:instrText xml:space="preserve"> PAGEREF _Toc235003303 \h </w:instrText>
             </w:r>
             <w:r>
               <w:rPr>
@@ -2495,7 +2488,7 @@
               <w:szCs w:val="24"/>
             </w:rPr>
           </w:pPr>
-          <w:hyperlink w:anchor="_Toc233135535" w:history="1">
+          <w:hyperlink w:anchor="_Toc235003304" w:history="1">
             <w:r>
               <w:rPr>
                 <w:rStyle w:val="Hyperlink"/>
@@ -2538,7 +2531,7 @@
                 <w:noProof/>
                 <w:webHidden/>
               </w:rPr>
-              <w:instrText xml:space="preserve"> PAGEREF _Toc233135535 \h </w:instrText>
+              <w:instrText xml:space="preserve"> PAGEREF _Toc235003304 \h </w:instrText>
             </w:r>
             <w:r>
               <w:rPr>
@@ -2583,7 +2576,7 @@
               <w:szCs w:val="24"/>
             </w:rPr>
           </w:pPr>
-          <w:hyperlink w:anchor="_Toc233135536" w:history="1">
+          <w:hyperlink w:anchor="_Toc235003305" w:history="1">
             <w:r>
               <w:rPr>
                 <w:rStyle w:val="Hyperlink"/>
@@ -2626,7 +2619,7 @@
                 <w:noProof/>
                 <w:webHidden/>
               </w:rPr>
-              <w:instrText xml:space="preserve"> PAGEREF _Toc233135536 \h </w:instrText>
+              <w:instrText xml:space="preserve"> PAGEREF _Toc235003305 \h </w:instrText>
             </w:r>
             <w:r>
               <w:rPr>
@@ -2671,7 +2664,7 @@
               <w:szCs w:val="24"/>
             </w:rPr>
           </w:pPr>
-          <w:hyperlink w:anchor="_Toc233135537" w:history="1">
+          <w:hyperlink w:anchor="_Toc235003306" w:history="1">
             <w:r>
               <w:rPr>
                 <w:rStyle w:val="Hyperlink"/>
@@ -2714,7 +2707,7 @@
                 <w:noProof/>
                 <w:webHidden/>
               </w:rPr>
-              <w:instrText xml:space="preserve"> PAGEREF _Toc233135537 \h </w:instrText>
+              <w:instrText xml:space="preserve"> PAGEREF _Toc235003306 \h </w:instrText>
             </w:r>
             <w:r>
               <w:rPr>
@@ -2759,7 +2752,7 @@
               <w:szCs w:val="24"/>
             </w:rPr>
           </w:pPr>
-          <w:hyperlink w:anchor="_Toc233135538" w:history="1">
+          <w:hyperlink w:anchor="_Toc235003307" w:history="1">
             <w:r>
               <w:rPr>
                 <w:rStyle w:val="Hyperlink"/>
@@ -2802,7 +2795,7 @@
                 <w:noProof/>
                 <w:webHidden/>
               </w:rPr>
-              <w:instrText xml:space="preserve"> PAGEREF _Toc233135538 \h </w:instrText>
+              <w:instrText xml:space="preserve"> PAGEREF _Toc235003307 \h </w:instrText>
             </w:r>
             <w:r>
               <w:rPr>
@@ -2847,7 +2840,7 @@
               <w:szCs w:val="24"/>
             </w:rPr>
           </w:pPr>
-          <w:hyperlink w:anchor="_Toc233135539" w:history="1">
+          <w:hyperlink w:anchor="_Toc235003308" w:history="1">
             <w:r>
               <w:rPr>
                 <w:rStyle w:val="Hyperlink"/>
@@ -2890,7 +2883,7 @@
                 <w:noProof/>
                 <w:webHidden/>
               </w:rPr>
-              <w:instrText xml:space="preserve"> PAGEREF _Toc233135539 \h </w:instrText>
+              <w:instrText xml:space="preserve"> PAGEREF _Toc235003308 \h </w:instrText>
             </w:r>
             <w:r>
               <w:rPr>
@@ -2935,7 +2928,7 @@
               <w:szCs w:val="24"/>
             </w:rPr>
           </w:pPr>
-          <w:hyperlink w:anchor="_Toc233135540" w:history="1">
+          <w:hyperlink w:anchor="_Toc235003309" w:history="1">
             <w:r>
               <w:rPr>
                 <w:rStyle w:val="Hyperlink"/>
@@ -2978,7 +2971,7 @@
                 <w:noProof/>
                 <w:webHidden/>
               </w:rPr>
-              <w:instrText xml:space="preserve"> PAGEREF _Toc233135540 \h </w:instrText>
+              <w:instrText xml:space="preserve"> PAGEREF _Toc235003309 \h </w:instrText>
             </w:r>
             <w:r>
               <w:rPr>
@@ -3023,7 +3016,7 @@
               <w:szCs w:val="24"/>
             </w:rPr>
           </w:pPr>
-          <w:hyperlink w:anchor="_Toc233135541" w:history="1">
+          <w:hyperlink w:anchor="_Toc235003310" w:history="1">
             <w:r>
               <w:rPr>
                 <w:rStyle w:val="Hyperlink"/>
@@ -3066,7 +3059,7 @@
                 <w:noProof/>
                 <w:webHidden/>
               </w:rPr>
-              <w:instrText xml:space="preserve"> PAGEREF _Toc233135541 \h </w:instrText>
+              <w:instrText xml:space="preserve"> PAGEREF _Toc235003310 \h </w:instrText>
             </w:r>
             <w:r>
               <w:rPr>
@@ -3111,7 +3104,7 @@
               <w:szCs w:val="24"/>
             </w:rPr>
           </w:pPr>
-          <w:hyperlink w:anchor="_Toc233135542" w:history="1">
+          <w:hyperlink w:anchor="_Toc235003311" w:history="1">
             <w:r>
               <w:rPr>
                 <w:rStyle w:val="Hyperlink"/>
@@ -3154,7 +3147,7 @@
                 <w:noProof/>
                 <w:webHidden/>
               </w:rPr>
-              <w:instrText xml:space="preserve"> PAGEREF _Toc233135542 \h </w:instrText>
+              <w:instrText xml:space="preserve"> PAGEREF _Toc235003311 \h </w:instrText>
             </w:r>
             <w:r>
               <w:rPr>
@@ -3199,7 +3192,7 @@
               <w:szCs w:val="24"/>
             </w:rPr>
           </w:pPr>
-          <w:hyperlink w:anchor="_Toc233135543" w:history="1">
+          <w:hyperlink w:anchor="_Toc235003312" w:history="1">
             <w:r>
               <w:rPr>
                 <w:rStyle w:val="Hyperlink"/>
@@ -3242,7 +3235,7 @@
                 <w:noProof/>
                 <w:webHidden/>
               </w:rPr>
-              <w:instrText xml:space="preserve"> PAGEREF _Toc233135543 \h </w:instrText>
+              <w:instrText xml:space="preserve"> PAGEREF _Toc235003312 \h </w:instrText>
             </w:r>
             <w:r>
               <w:rPr>
@@ -3287,7 +3280,7 @@
               <w:szCs w:val="24"/>
             </w:rPr>
           </w:pPr>
-          <w:hyperlink w:anchor="_Toc233135544" w:history="1">
+          <w:hyperlink w:anchor="_Toc235003313" w:history="1">
             <w:r>
               <w:rPr>
                 <w:rStyle w:val="Hyperlink"/>
@@ -3330,7 +3323,7 @@
                 <w:noProof/>
                 <w:webHidden/>
               </w:rPr>
-              <w:instrText xml:space="preserve"> PAGEREF _Toc233135544 \h </w:instrText>
+              <w:instrText xml:space="preserve"> PAGEREF _Toc235003313 \h </w:instrText>
             </w:r>
             <w:r>
               <w:rPr>
@@ -3375,7 +3368,7 @@
               <w:szCs w:val="24"/>
             </w:rPr>
           </w:pPr>
-          <w:hyperlink w:anchor="_Toc233135545" w:history="1">
+          <w:hyperlink w:anchor="_Toc235003314" w:history="1">
             <w:r>
               <w:rPr>
                 <w:rStyle w:val="Hyperlink"/>
@@ -3418,7 +3411,7 @@
                 <w:noProof/>
                 <w:webHidden/>
               </w:rPr>
-              <w:instrText xml:space="preserve"> PAGEREF _Toc233135545 \h </w:instrText>
+              <w:instrText xml:space="preserve"> PAGEREF _Toc235003314 \h </w:instrText>
             </w:r>
             <w:r>
               <w:rPr>
@@ -3463,7 +3456,7 @@
               <w:szCs w:val="24"/>
             </w:rPr>
           </w:pPr>
-          <w:hyperlink w:anchor="_Toc233135546" w:history="1">
+          <w:hyperlink w:anchor="_Toc235003315" w:history="1">
             <w:r>
               <w:rPr>
                 <w:rStyle w:val="Hyperlink"/>
@@ -3506,7 +3499,7 @@
                 <w:noProof/>
                 <w:webHidden/>
               </w:rPr>
-              <w:instrText xml:space="preserve"> PAGEREF _Toc233135546 \h </w:instrText>
+              <w:instrText xml:space="preserve"> PAGEREF _Toc235003315 \h </w:instrText>
             </w:r>
             <w:r>
               <w:rPr>
@@ -3551,7 +3544,7 @@
               <w:szCs w:val="24"/>
             </w:rPr>
           </w:pPr>
-          <w:hyperlink w:anchor="_Toc233135547" w:history="1">
+          <w:hyperlink w:anchor="_Toc235003316" w:history="1">
             <w:r>
               <w:rPr>
                 <w:rStyle w:val="Hyperlink"/>
@@ -3594,7 +3587,7 @@
                 <w:noProof/>
                 <w:webHidden/>
               </w:rPr>
-              <w:instrText xml:space="preserve"> PAGEREF _Toc233135547 \h </w:instrText>
+              <w:instrText xml:space="preserve"> PAGEREF _Toc235003316 \h </w:instrText>
             </w:r>
             <w:r>
               <w:rPr>
@@ -3639,7 +3632,7 @@
               <w:szCs w:val="24"/>
             </w:rPr>
           </w:pPr>
-          <w:hyperlink w:anchor="_Toc233135548" w:history="1">
+          <w:hyperlink w:anchor="_Toc235003317" w:history="1">
             <w:r>
               <w:rPr>
                 <w:rStyle w:val="Hyperlink"/>
@@ -3682,7 +3675,7 @@
                 <w:noProof/>
                 <w:webHidden/>
               </w:rPr>
-              <w:instrText xml:space="preserve"> PAGEREF _Toc233135548 \h </w:instrText>
+              <w:instrText xml:space="preserve"> PAGEREF _Toc235003317 \h </w:instrText>
             </w:r>
             <w:r>
               <w:rPr>
@@ -3727,7 +3720,7 @@
               <w:szCs w:val="24"/>
             </w:rPr>
           </w:pPr>
-          <w:hyperlink w:anchor="_Toc233135549" w:history="1">
+          <w:hyperlink w:anchor="_Toc235003318" w:history="1">
             <w:r>
               <w:rPr>
                 <w:rStyle w:val="Hyperlink"/>
@@ -3770,7 +3763,7 @@
                 <w:noProof/>
                 <w:webHidden/>
               </w:rPr>
-              <w:instrText xml:space="preserve"> PAGEREF _Toc233135549 \h </w:instrText>
+              <w:instrText xml:space="preserve"> PAGEREF _Toc235003318 \h </w:instrText>
             </w:r>
             <w:r>
               <w:rPr>
@@ -3815,7 +3808,7 @@
               <w:szCs w:val="24"/>
             </w:rPr>
           </w:pPr>
-          <w:hyperlink w:anchor="_Toc233135550" w:history="1">
+          <w:hyperlink w:anchor="_Toc235003319" w:history="1">
             <w:r>
               <w:rPr>
                 <w:rStyle w:val="Hyperlink"/>
@@ -3858,7 +3851,7 @@
                 <w:noProof/>
                 <w:webHidden/>
               </w:rPr>
-              <w:instrText xml:space="preserve"> PAGEREF _Toc233135550 \h </w:instrText>
+              <w:instrText xml:space="preserve"> PAGEREF _Toc235003319 \h </w:instrText>
             </w:r>
             <w:r>
               <w:rPr>
@@ -3903,7 +3896,7 @@
               <w:szCs w:val="24"/>
             </w:rPr>
           </w:pPr>
-          <w:hyperlink w:anchor="_Toc233135551" w:history="1">
+          <w:hyperlink w:anchor="_Toc235003320" w:history="1">
             <w:r>
               <w:rPr>
                 <w:rStyle w:val="Hyperlink"/>
@@ -3946,7 +3939,7 @@
                 <w:noProof/>
                 <w:webHidden/>
               </w:rPr>
-              <w:instrText xml:space="preserve"> PAGEREF _Toc233135551 \h </w:instrText>
+              <w:instrText xml:space="preserve"> PAGEREF _Toc235003320 \h </w:instrText>
             </w:r>
             <w:r>
               <w:rPr>
@@ -3991,7 +3984,7 @@
               <w:szCs w:val="24"/>
             </w:rPr>
           </w:pPr>
-          <w:hyperlink w:anchor="_Toc233135552" w:history="1">
+          <w:hyperlink w:anchor="_Toc235003321" w:history="1">
             <w:r>
               <w:rPr>
                 <w:rStyle w:val="Hyperlink"/>
@@ -4034,7 +4027,7 @@
                 <w:noProof/>
                 <w:webHidden/>
               </w:rPr>
-              <w:instrText xml:space="preserve"> PAGEREF _Toc233135552 \h </w:instrText>
+              <w:instrText xml:space="preserve"> PAGEREF _Toc235003321 \h </w:instrText>
             </w:r>
             <w:r>
               <w:rPr>
@@ -4079,7 +4072,7 @@
               <w:szCs w:val="24"/>
             </w:rPr>
           </w:pPr>
-          <w:hyperlink w:anchor="_Toc233135553" w:history="1">
+          <w:hyperlink w:anchor="_Toc235003322" w:history="1">
             <w:r>
               <w:rPr>
                 <w:rStyle w:val="Hyperlink"/>
@@ -4122,7 +4115,7 @@
                 <w:noProof/>
                 <w:webHidden/>
               </w:rPr>
-              <w:instrText xml:space="preserve"> PAGEREF _Toc233135553 \h </w:instrText>
+              <w:instrText xml:space="preserve"> PAGEREF _Toc235003322 \h </w:instrText>
             </w:r>
             <w:r>
               <w:rPr>
@@ -4167,7 +4160,7 @@
               <w:szCs w:val="24"/>
             </w:rPr>
           </w:pPr>
-          <w:hyperlink w:anchor="_Toc233135554" w:history="1">
+          <w:hyperlink w:anchor="_Toc235003323" w:history="1">
             <w:r>
               <w:rPr>
                 <w:rStyle w:val="Hyperlink"/>
@@ -4210,7 +4203,7 @@
                 <w:noProof/>
                 <w:webHidden/>
               </w:rPr>
-              <w:instrText xml:space="preserve"> PAGEREF _Toc233135554 \h </w:instrText>
+              <w:instrText xml:space="preserve"> PAGEREF _Toc235003323 \h </w:instrText>
             </w:r>
             <w:r>
               <w:rPr>
@@ -4255,7 +4248,7 @@
               <w:szCs w:val="24"/>
             </w:rPr>
           </w:pPr>
-          <w:hyperlink w:anchor="_Toc233135555" w:history="1">
+          <w:hyperlink w:anchor="_Toc235003324" w:history="1">
             <w:r>
               <w:rPr>
                 <w:rStyle w:val="Hyperlink"/>
@@ -4298,7 +4291,7 @@
                 <w:noProof/>
                 <w:webHidden/>
               </w:rPr>
-              <w:instrText xml:space="preserve"> PAGEREF _Toc233135555 \h </w:instrText>
+              <w:instrText xml:space="preserve"> PAGEREF _Toc235003324 \h </w:instrText>
             </w:r>
             <w:r>
               <w:rPr>
@@ -4343,7 +4336,7 @@
               <w:szCs w:val="24"/>
             </w:rPr>
           </w:pPr>
-          <w:hyperlink w:anchor="_Toc233135556" w:history="1">
+          <w:hyperlink w:anchor="_Toc235003325" w:history="1">
             <w:r>
               <w:rPr>
                 <w:rStyle w:val="Hyperlink"/>
@@ -4386,7 +4379,7 @@
                 <w:noProof/>
                 <w:webHidden/>
               </w:rPr>
-              <w:instrText xml:space="preserve"> PAGEREF _Toc233135556 \h </w:instrText>
+              <w:instrText xml:space="preserve"> PAGEREF _Toc235003325 \h </w:instrText>
             </w:r>
             <w:r>
               <w:rPr>
@@ -4431,7 +4424,7 @@
               <w:szCs w:val="24"/>
             </w:rPr>
           </w:pPr>
-          <w:hyperlink w:anchor="_Toc233135557" w:history="1">
+          <w:hyperlink w:anchor="_Toc235003326" w:history="1">
             <w:r>
               <w:rPr>
                 <w:rStyle w:val="Hyperlink"/>
@@ -4474,7 +4467,7 @@
                 <w:noProof/>
                 <w:webHidden/>
               </w:rPr>
-              <w:instrText xml:space="preserve"> PAGEREF _Toc233135557 \h </w:instrText>
+              <w:instrText xml:space="preserve"> PAGEREF _Toc235003326 \h </w:instrText>
             </w:r>
             <w:r>
               <w:rPr>
@@ -4519,7 +4512,7 @@
               <w:szCs w:val="24"/>
             </w:rPr>
           </w:pPr>
-          <w:hyperlink w:anchor="_Toc233135558" w:history="1">
+          <w:hyperlink w:anchor="_Toc235003327" w:history="1">
             <w:r>
               <w:rPr>
                 <w:rStyle w:val="Hyperlink"/>
@@ -4562,7 +4555,7 @@
                 <w:noProof/>
                 <w:webHidden/>
               </w:rPr>
-              <w:instrText xml:space="preserve"> PAGEREF _Toc233135558 \h </w:instrText>
+              <w:instrText xml:space="preserve"> PAGEREF _Toc235003327 \h </w:instrText>
             </w:r>
             <w:r>
               <w:rPr>
@@ -4607,7 +4600,7 @@
               <w:szCs w:val="24"/>
             </w:rPr>
           </w:pPr>
-          <w:hyperlink w:anchor="_Toc233135559" w:history="1">
+          <w:hyperlink w:anchor="_Toc235003328" w:history="1">
             <w:r>
               <w:rPr>
                 <w:rStyle w:val="Hyperlink"/>
@@ -4650,7 +4643,7 @@
                 <w:noProof/>
                 <w:webHidden/>
               </w:rPr>
-              <w:instrText xml:space="preserve"> PAGEREF _Toc233135559 \h </w:instrText>
+              <w:instrText xml:space="preserve"> PAGEREF _Toc235003328 \h </w:instrText>
             </w:r>
             <w:r>
               <w:rPr>
@@ -4695,7 +4688,7 @@
               <w:szCs w:val="24"/>
             </w:rPr>
           </w:pPr>
-          <w:hyperlink w:anchor="_Toc233135560" w:history="1">
+          <w:hyperlink w:anchor="_Toc235003329" w:history="1">
             <w:r>
               <w:rPr>
                 <w:rStyle w:val="Hyperlink"/>
@@ -4738,7 +4731,7 @@
                 <w:noProof/>
                 <w:webHidden/>
               </w:rPr>
-              <w:instrText xml:space="preserve"> PAGEREF _Toc233135560 \h </w:instrText>
+              <w:instrText xml:space="preserve"> PAGEREF _Toc235003329 \h </w:instrText>
             </w:r>
             <w:r>
               <w:rPr>
@@ -4783,7 +4776,7 @@
               <w:szCs w:val="24"/>
             </w:rPr>
           </w:pPr>
-          <w:hyperlink w:anchor="_Toc233135561" w:history="1">
+          <w:hyperlink w:anchor="_Toc235003330" w:history="1">
             <w:r>
               <w:rPr>
                 <w:rStyle w:val="Hyperlink"/>
@@ -4826,7 +4819,7 @@
                 <w:noProof/>
                 <w:webHidden/>
               </w:rPr>
-              <w:instrText xml:space="preserve"> PAGEREF _Toc233135561 \h </w:instrText>
+              <w:instrText xml:space="preserve"> PAGEREF _Toc235003330 \h </w:instrText>
             </w:r>
             <w:r>
               <w:rPr>
@@ -4871,7 +4864,7 @@
               <w:szCs w:val="24"/>
             </w:rPr>
           </w:pPr>
-          <w:hyperlink w:anchor="_Toc233135562" w:history="1">
+          <w:hyperlink w:anchor="_Toc235003331" w:history="1">
             <w:r>
               <w:rPr>
                 <w:rStyle w:val="Hyperlink"/>
@@ -4914,7 +4907,7 @@
                 <w:noProof/>
                 <w:webHidden/>
               </w:rPr>
-              <w:instrText xml:space="preserve"> PAGEREF _Toc233135562 \h </w:instrText>
+              <w:instrText xml:space="preserve"> PAGEREF _Toc235003331 \h </w:instrText>
             </w:r>
             <w:r>
               <w:rPr>
@@ -4959,7 +4952,7 @@
               <w:szCs w:val="24"/>
             </w:rPr>
           </w:pPr>
-          <w:hyperlink w:anchor="_Toc233135563" w:history="1">
+          <w:hyperlink w:anchor="_Toc235003332" w:history="1">
             <w:r>
               <w:rPr>
                 <w:rStyle w:val="Hyperlink"/>
@@ -5002,7 +4995,7 @@
                 <w:noProof/>
                 <w:webHidden/>
               </w:rPr>
-              <w:instrText xml:space="preserve"> PAGEREF _Toc233135563 \h </w:instrText>
+              <w:instrText xml:space="preserve"> PAGEREF _Toc235003332 \h </w:instrText>
             </w:r>
             <w:r>
               <w:rPr>
@@ -5047,7 +5040,7 @@
               <w:szCs w:val="24"/>
             </w:rPr>
           </w:pPr>
-          <w:hyperlink w:anchor="_Toc233135564" w:history="1">
+          <w:hyperlink w:anchor="_Toc235003333" w:history="1">
             <w:r>
               <w:rPr>
                 <w:rStyle w:val="Hyperlink"/>
@@ -5090,7 +5083,7 @@
                 <w:noProof/>
                 <w:webHidden/>
               </w:rPr>
-              <w:instrText xml:space="preserve"> PAGEREF _Toc233135564 \h </w:instrText>
+              <w:instrText xml:space="preserve"> PAGEREF _Toc235003333 \h </w:instrText>
             </w:r>
             <w:r>
               <w:rPr>
@@ -5135,7 +5128,7 @@
               <w:szCs w:val="24"/>
             </w:rPr>
           </w:pPr>
-          <w:hyperlink w:anchor="_Toc233135565" w:history="1">
+          <w:hyperlink w:anchor="_Toc235003334" w:history="1">
             <w:r>
               <w:rPr>
                 <w:rStyle w:val="Hyperlink"/>
@@ -5178,7 +5171,7 @@
                 <w:noProof/>
                 <w:webHidden/>
               </w:rPr>
-              <w:instrText xml:space="preserve"> PAGEREF _Toc233135565 \h </w:instrText>
+              <w:instrText xml:space="preserve"> PAGEREF _Toc235003334 \h </w:instrText>
             </w:r>
             <w:r>
               <w:rPr>
@@ -5223,7 +5216,7 @@
               <w:szCs w:val="24"/>
             </w:rPr>
           </w:pPr>
-          <w:hyperlink w:anchor="_Toc233135566" w:history="1">
+          <w:hyperlink w:anchor="_Toc235003335" w:history="1">
             <w:r>
               <w:rPr>
                 <w:rStyle w:val="Hyperlink"/>
@@ -5266,7 +5259,7 @@
                 <w:noProof/>
                 <w:webHidden/>
               </w:rPr>
-              <w:instrText xml:space="preserve"> PAGEREF _Toc233135566 \h </w:instrText>
+              <w:instrText xml:space="preserve"> PAGEREF _Toc235003335 \h </w:instrText>
             </w:r>
             <w:r>
               <w:rPr>
@@ -5311,7 +5304,7 @@
               <w:szCs w:val="24"/>
             </w:rPr>
           </w:pPr>
-          <w:hyperlink w:anchor="_Toc233135567" w:history="1">
+          <w:hyperlink w:anchor="_Toc235003336" w:history="1">
             <w:r>
               <w:rPr>
                 <w:rStyle w:val="Hyperlink"/>
@@ -5354,7 +5347,7 @@
                 <w:noProof/>
                 <w:webHidden/>
               </w:rPr>
-              <w:instrText xml:space="preserve"> PAGEREF _Toc233135567 \h </w:instrText>
+              <w:instrText xml:space="preserve"> PAGEREF _Toc235003336 \h </w:instrText>
             </w:r>
             <w:r>
               <w:rPr>
@@ -5399,7 +5392,7 @@
               <w:szCs w:val="24"/>
             </w:rPr>
           </w:pPr>
-          <w:hyperlink w:anchor="_Toc233135568" w:history="1">
+          <w:hyperlink w:anchor="_Toc235003337" w:history="1">
             <w:r>
               <w:rPr>
                 <w:rStyle w:val="Hyperlink"/>
@@ -5442,7 +5435,7 @@
                 <w:noProof/>
                 <w:webHidden/>
               </w:rPr>
-              <w:instrText xml:space="preserve"> PAGEREF _Toc233135568 \h </w:instrText>
+              <w:instrText xml:space="preserve"> PAGEREF _Toc235003337 \h </w:instrText>
             </w:r>
             <w:r>
               <w:rPr>
@@ -5487,7 +5480,7 @@
               <w:szCs w:val="24"/>
             </w:rPr>
           </w:pPr>
-          <w:hyperlink w:anchor="_Toc233135569" w:history="1">
+          <w:hyperlink w:anchor="_Toc235003338" w:history="1">
             <w:r>
               <w:rPr>
                 <w:rStyle w:val="Hyperlink"/>
@@ -5526,7 +5519,7 @@
               <w:rPr>
                 <w:webHidden/>
               </w:rPr>
-              <w:instrText xml:space="preserve"> PAGEREF _Toc233135569 \h </w:instrText>
+              <w:instrText xml:space="preserve"> PAGEREF _Toc235003338 \h </w:instrText>
             </w:r>
             <w:r>
               <w:rPr>
@@ -5567,7 +5560,7 @@
               <w:szCs w:val="24"/>
             </w:rPr>
           </w:pPr>
-          <w:hyperlink w:anchor="_Toc233135570" w:history="1">
+          <w:hyperlink w:anchor="_Toc235003339" w:history="1">
             <w:r>
               <w:rPr>
                 <w:rStyle w:val="Hyperlink"/>
@@ -5610,7 +5603,7 @@
                 <w:noProof/>
                 <w:webHidden/>
               </w:rPr>
-              <w:instrText xml:space="preserve"> PAGEREF _Toc233135570 \h </w:instrText>
+              <w:instrText xml:space="preserve"> PAGEREF _Toc235003339 \h </w:instrText>
             </w:r>
             <w:r>
               <w:rPr>
@@ -5655,7 +5648,7 @@
               <w:szCs w:val="24"/>
             </w:rPr>
           </w:pPr>
-          <w:hyperlink w:anchor="_Toc233135571" w:history="1">
+          <w:hyperlink w:anchor="_Toc235003340" w:history="1">
             <w:r>
               <w:rPr>
                 <w:rStyle w:val="Hyperlink"/>
@@ -5698,7 +5691,7 @@
                 <w:noProof/>
                 <w:webHidden/>
               </w:rPr>
-              <w:instrText xml:space="preserve"> PAGEREF _Toc233135571 \h </w:instrText>
+              <w:instrText xml:space="preserve"> PAGEREF _Toc235003340 \h </w:instrText>
             </w:r>
             <w:r>
               <w:rPr>
@@ -5743,7 +5736,7 @@
               <w:szCs w:val="24"/>
             </w:rPr>
           </w:pPr>
-          <w:hyperlink w:anchor="_Toc233135572" w:history="1">
+          <w:hyperlink w:anchor="_Toc235003341" w:history="1">
             <w:r>
               <w:rPr>
                 <w:rStyle w:val="Hyperlink"/>
@@ -5786,7 +5779,7 @@
                 <w:noProof/>
                 <w:webHidden/>
               </w:rPr>
-              <w:instrText xml:space="preserve"> PAGEREF _Toc233135572 \h </w:instrText>
+              <w:instrText xml:space="preserve"> PAGEREF _Toc235003341 \h </w:instrText>
             </w:r>
             <w:r>
               <w:rPr>
@@ -5831,7 +5824,7 @@
               <w:szCs w:val="24"/>
             </w:rPr>
           </w:pPr>
-          <w:hyperlink w:anchor="_Toc233135573" w:history="1">
+          <w:hyperlink w:anchor="_Toc235003342" w:history="1">
             <w:r>
               <w:rPr>
                 <w:rStyle w:val="Hyperlink"/>
@@ -5874,7 +5867,7 @@
                 <w:noProof/>
                 <w:webHidden/>
               </w:rPr>
-              <w:instrText xml:space="preserve"> PAGEREF _Toc233135573 \h </w:instrText>
+              <w:instrText xml:space="preserve"> PAGEREF _Toc235003342 \h </w:instrText>
             </w:r>
             <w:r>
               <w:rPr>
@@ -5919,7 +5912,7 @@
               <w:szCs w:val="24"/>
             </w:rPr>
           </w:pPr>
-          <w:hyperlink w:anchor="_Toc233135574" w:history="1">
+          <w:hyperlink w:anchor="_Toc235003343" w:history="1">
             <w:r>
               <w:rPr>
                 <w:rStyle w:val="Hyperlink"/>
@@ -5962,7 +5955,7 @@
                 <w:noProof/>
                 <w:webHidden/>
               </w:rPr>
-              <w:instrText xml:space="preserve"> PAGEREF _Toc233135574 \h </w:instrText>
+              <w:instrText xml:space="preserve"> PAGEREF _Toc235003343 \h </w:instrText>
             </w:r>
             <w:r>
               <w:rPr>
@@ -6007,7 +6000,7 @@
               <w:szCs w:val="24"/>
             </w:rPr>
           </w:pPr>
-          <w:hyperlink w:anchor="_Toc233135575" w:history="1">
+          <w:hyperlink w:anchor="_Toc235003344" w:history="1">
             <w:r>
               <w:rPr>
                 <w:rStyle w:val="Hyperlink"/>
@@ -6050,7 +6043,7 @@
                 <w:noProof/>
                 <w:webHidden/>
               </w:rPr>
-              <w:instrText xml:space="preserve"> PAGEREF _Toc233135575 \h </w:instrText>
+              <w:instrText xml:space="preserve"> PAGEREF _Toc235003344 \h </w:instrText>
             </w:r>
             <w:r>
               <w:rPr>
@@ -6095,7 +6088,7 @@
               <w:szCs w:val="24"/>
             </w:rPr>
           </w:pPr>
-          <w:hyperlink w:anchor="_Toc233135576" w:history="1">
+          <w:hyperlink w:anchor="_Toc235003345" w:history="1">
             <w:r>
               <w:rPr>
                 <w:rStyle w:val="Hyperlink"/>
@@ -6138,7 +6131,7 @@
                 <w:noProof/>
                 <w:webHidden/>
               </w:rPr>
-              <w:instrText xml:space="preserve"> PAGEREF _Toc233135576 \h </w:instrText>
+              <w:instrText xml:space="preserve"> PAGEREF _Toc235003345 \h </w:instrText>
             </w:r>
             <w:r>
               <w:rPr>
@@ -6183,7 +6176,7 @@
               <w:szCs w:val="24"/>
             </w:rPr>
           </w:pPr>
-          <w:hyperlink w:anchor="_Toc233135577" w:history="1">
+          <w:hyperlink w:anchor="_Toc235003346" w:history="1">
             <w:r>
               <w:rPr>
                 <w:rStyle w:val="Hyperlink"/>
@@ -6226,7 +6219,7 @@
                 <w:noProof/>
                 <w:webHidden/>
               </w:rPr>
-              <w:instrText xml:space="preserve"> PAGEREF _Toc233135577 \h </w:instrText>
+              <w:instrText xml:space="preserve"> PAGEREF _Toc235003346 \h </w:instrText>
             </w:r>
             <w:r>
               <w:rPr>
@@ -6271,7 +6264,7 @@
               <w:szCs w:val="24"/>
             </w:rPr>
           </w:pPr>
-          <w:hyperlink w:anchor="_Toc233135578" w:history="1">
+          <w:hyperlink w:anchor="_Toc235003347" w:history="1">
             <w:r>
               <w:rPr>
                 <w:rStyle w:val="Hyperlink"/>
@@ -6310,7 +6303,7 @@
               <w:rPr>
                 <w:webHidden/>
               </w:rPr>
-              <w:instrText xml:space="preserve"> PAGEREF _Toc233135578 \h </w:instrText>
+              <w:instrText xml:space="preserve"> PAGEREF _Toc235003347 \h </w:instrText>
             </w:r>
             <w:r>
               <w:rPr>
@@ -6351,7 +6344,7 @@
               <w:szCs w:val="24"/>
             </w:rPr>
           </w:pPr>
-          <w:hyperlink w:anchor="_Toc233135579" w:history="1">
+          <w:hyperlink w:anchor="_Toc235003348" w:history="1">
             <w:r>
               <w:rPr>
                 <w:rStyle w:val="Hyperlink"/>
@@ -6394,7 +6387,7 @@
                 <w:noProof/>
                 <w:webHidden/>
               </w:rPr>
-              <w:instrText xml:space="preserve"> PAGEREF _Toc233135579 \h </w:instrText>
+              <w:instrText xml:space="preserve"> PAGEREF _Toc235003348 \h </w:instrText>
             </w:r>
             <w:r>
               <w:rPr>
@@ -6439,7 +6432,7 @@
               <w:szCs w:val="24"/>
             </w:rPr>
           </w:pPr>
-          <w:hyperlink w:anchor="_Toc233135580" w:history="1">
+          <w:hyperlink w:anchor="_Toc235003349" w:history="1">
             <w:r>
               <w:rPr>
                 <w:rStyle w:val="Hyperlink"/>
@@ -6482,7 +6475,7 @@
                 <w:noProof/>
                 <w:webHidden/>
               </w:rPr>
-              <w:instrText xml:space="preserve"> PAGEREF _Toc233135580 \h </w:instrText>
+              <w:instrText xml:space="preserve"> PAGEREF _Toc235003349 \h </w:instrText>
             </w:r>
             <w:r>
               <w:rPr>
@@ -6527,7 +6520,7 @@
               <w:szCs w:val="24"/>
             </w:rPr>
           </w:pPr>
-          <w:hyperlink w:anchor="_Toc233135581" w:history="1">
+          <w:hyperlink w:anchor="_Toc235003350" w:history="1">
             <w:r>
               <w:rPr>
                 <w:rStyle w:val="Hyperlink"/>
@@ -6570,7 +6563,7 @@
                 <w:noProof/>
                 <w:webHidden/>
               </w:rPr>
-              <w:instrText xml:space="preserve"> PAGEREF _Toc233135581 \h </w:instrText>
+              <w:instrText xml:space="preserve"> PAGEREF _Toc235003350 \h </w:instrText>
             </w:r>
             <w:r>
               <w:rPr>
@@ -6615,7 +6608,7 @@
               <w:szCs w:val="24"/>
             </w:rPr>
           </w:pPr>
-          <w:hyperlink w:anchor="_Toc233135582" w:history="1">
+          <w:hyperlink w:anchor="_Toc235003351" w:history="1">
             <w:r>
               <w:rPr>
                 <w:rStyle w:val="Hyperlink"/>
@@ -6658,7 +6651,7 @@
                 <w:noProof/>
                 <w:webHidden/>
               </w:rPr>
-              <w:instrText xml:space="preserve"> PAGEREF _Toc233135582 \h </w:instrText>
+              <w:instrText xml:space="preserve"> PAGEREF _Toc235003351 \h </w:instrText>
             </w:r>
             <w:r>
               <w:rPr>
@@ -6703,7 +6696,7 @@
               <w:szCs w:val="24"/>
             </w:rPr>
           </w:pPr>
-          <w:hyperlink w:anchor="_Toc233135583" w:history="1">
+          <w:hyperlink w:anchor="_Toc235003352" w:history="1">
             <w:r>
               <w:rPr>
                 <w:rStyle w:val="Hyperlink"/>
@@ -6746,7 +6739,7 @@
                 <w:noProof/>
                 <w:webHidden/>
               </w:rPr>
-              <w:instrText xml:space="preserve"> PAGEREF _Toc233135583 \h </w:instrText>
+              <w:instrText xml:space="preserve"> PAGEREF _Toc235003352 \h </w:instrText>
             </w:r>
             <w:r>
               <w:rPr>
@@ -6791,7 +6784,7 @@
               <w:szCs w:val="24"/>
             </w:rPr>
           </w:pPr>
-          <w:hyperlink w:anchor="_Toc233135584" w:history="1">
+          <w:hyperlink w:anchor="_Toc235003353" w:history="1">
             <w:r>
               <w:rPr>
                 <w:rStyle w:val="Hyperlink"/>
@@ -6834,7 +6827,7 @@
                 <w:noProof/>
                 <w:webHidden/>
               </w:rPr>
-              <w:instrText xml:space="preserve"> PAGEREF _Toc233135584 \h </w:instrText>
+              <w:instrText xml:space="preserve"> PAGEREF _Toc235003353 \h </w:instrText>
             </w:r>
             <w:r>
               <w:rPr>
@@ -6879,7 +6872,7 @@
               <w:szCs w:val="24"/>
             </w:rPr>
           </w:pPr>
-          <w:hyperlink w:anchor="_Toc233135585" w:history="1">
+          <w:hyperlink w:anchor="_Toc235003354" w:history="1">
             <w:r>
               <w:rPr>
                 <w:rStyle w:val="Hyperlink"/>
@@ -6922,7 +6915,7 @@
                 <w:noProof/>
                 <w:webHidden/>
               </w:rPr>
-              <w:instrText xml:space="preserve"> PAGEREF _Toc233135585 \h </w:instrText>
+              <w:instrText xml:space="preserve"> PAGEREF _Toc235003354 \h </w:instrText>
             </w:r>
             <w:r>
               <w:rPr>
@@ -6967,7 +6960,7 @@
               <w:szCs w:val="24"/>
             </w:rPr>
           </w:pPr>
-          <w:hyperlink w:anchor="_Toc233135586" w:history="1">
+          <w:hyperlink w:anchor="_Toc235003355" w:history="1">
             <w:r>
               <w:rPr>
                 <w:rStyle w:val="Hyperlink"/>
@@ -7010,7 +7003,7 @@
                 <w:noProof/>
                 <w:webHidden/>
               </w:rPr>
-              <w:instrText xml:space="preserve"> PAGEREF _Toc233135586 \h </w:instrText>
+              <w:instrText xml:space="preserve"> PAGEREF _Toc235003355 \h </w:instrText>
             </w:r>
             <w:r>
               <w:rPr>
@@ -7055,7 +7048,7 @@
               <w:szCs w:val="24"/>
             </w:rPr>
           </w:pPr>
-          <w:hyperlink w:anchor="_Toc233135587" w:history="1">
+          <w:hyperlink w:anchor="_Toc235003356" w:history="1">
             <w:r>
               <w:rPr>
                 <w:rStyle w:val="Hyperlink"/>
@@ -7098,7 +7091,7 @@
                 <w:noProof/>
                 <w:webHidden/>
               </w:rPr>
-              <w:instrText xml:space="preserve"> PAGEREF _Toc233135587 \h </w:instrText>
+              <w:instrText xml:space="preserve"> PAGEREF _Toc235003356 \h </w:instrText>
             </w:r>
             <w:r>
               <w:rPr>
@@ -7143,7 +7136,7 @@
               <w:szCs w:val="24"/>
             </w:rPr>
           </w:pPr>
-          <w:hyperlink w:anchor="_Toc233135588" w:history="1">
+          <w:hyperlink w:anchor="_Toc235003357" w:history="1">
             <w:r>
               <w:rPr>
                 <w:rStyle w:val="Hyperlink"/>
@@ -7186,7 +7179,7 @@
                 <w:noProof/>
                 <w:webHidden/>
               </w:rPr>
-              <w:instrText xml:space="preserve"> PAGEREF _Toc233135588 \h </w:instrText>
+              <w:instrText xml:space="preserve"> PAGEREF _Toc235003357 \h </w:instrText>
             </w:r>
             <w:r>
               <w:rPr>
@@ -7231,7 +7224,7 @@
               <w:szCs w:val="24"/>
             </w:rPr>
           </w:pPr>
-          <w:hyperlink w:anchor="_Toc233135589" w:history="1">
+          <w:hyperlink w:anchor="_Toc235003358" w:history="1">
             <w:r>
               <w:rPr>
                 <w:rStyle w:val="Hyperlink"/>
@@ -7274,7 +7267,7 @@
                 <w:noProof/>
                 <w:webHidden/>
               </w:rPr>
-              <w:instrText xml:space="preserve"> PAGEREF _Toc233135589 \h </w:instrText>
+              <w:instrText xml:space="preserve"> PAGEREF _Toc235003358 \h </w:instrText>
             </w:r>
             <w:r>
               <w:rPr>
@@ -7319,7 +7312,7 @@
               <w:szCs w:val="24"/>
             </w:rPr>
           </w:pPr>
-          <w:hyperlink w:anchor="_Toc233135590" w:history="1">
+          <w:hyperlink w:anchor="_Toc235003359" w:history="1">
             <w:r>
               <w:rPr>
                 <w:rStyle w:val="Hyperlink"/>
@@ -7362,7 +7355,7 @@
                 <w:noProof/>
                 <w:webHidden/>
               </w:rPr>
-              <w:instrText xml:space="preserve"> PAGEREF _Toc233135590 \h </w:instrText>
+              <w:instrText xml:space="preserve"> PAGEREF _Toc235003359 \h </w:instrText>
             </w:r>
             <w:r>
               <w:rPr>
@@ -7407,7 +7400,7 @@
               <w:szCs w:val="24"/>
             </w:rPr>
           </w:pPr>
-          <w:hyperlink w:anchor="_Toc233135591" w:history="1">
+          <w:hyperlink w:anchor="_Toc235003360" w:history="1">
             <w:r>
               <w:rPr>
                 <w:rStyle w:val="Hyperlink"/>
@@ -7450,7 +7443,7 @@
                 <w:noProof/>
                 <w:webHidden/>
               </w:rPr>
-              <w:instrText xml:space="preserve"> PAGEREF _Toc233135591 \h </w:instrText>
+              <w:instrText xml:space="preserve"> PAGEREF _Toc235003360 \h </w:instrText>
             </w:r>
             <w:r>
               <w:rPr>
@@ -7495,7 +7488,7 @@
               <w:szCs w:val="24"/>
             </w:rPr>
           </w:pPr>
-          <w:hyperlink w:anchor="_Toc233135592" w:history="1">
+          <w:hyperlink w:anchor="_Toc235003361" w:history="1">
             <w:r>
               <w:rPr>
                 <w:rStyle w:val="Hyperlink"/>
@@ -7538,7 +7531,7 @@
                 <w:noProof/>
                 <w:webHidden/>
               </w:rPr>
-              <w:instrText xml:space="preserve"> PAGEREF _Toc233135592 \h </w:instrText>
+              <w:instrText xml:space="preserve"> PAGEREF _Toc235003361 \h </w:instrText>
             </w:r>
             <w:r>
               <w:rPr>
@@ -7583,7 +7576,7 @@
               <w:szCs w:val="24"/>
             </w:rPr>
           </w:pPr>
-          <w:hyperlink w:anchor="_Toc233135593" w:history="1">
+          <w:hyperlink w:anchor="_Toc235003362" w:history="1">
             <w:r>
               <w:rPr>
                 <w:rStyle w:val="Hyperlink"/>
@@ -7626,7 +7619,7 @@
                 <w:noProof/>
                 <w:webHidden/>
               </w:rPr>
-              <w:instrText xml:space="preserve"> PAGEREF _Toc233135593 \h </w:instrText>
+              <w:instrText xml:space="preserve"> PAGEREF _Toc235003362 \h </w:instrText>
             </w:r>
             <w:r>
               <w:rPr>
@@ -7671,7 +7664,7 @@
               <w:szCs w:val="24"/>
             </w:rPr>
           </w:pPr>
-          <w:hyperlink w:anchor="_Toc233135594" w:history="1">
+          <w:hyperlink w:anchor="_Toc235003363" w:history="1">
             <w:r>
               <w:rPr>
                 <w:rStyle w:val="Hyperlink"/>
@@ -7714,7 +7707,7 @@
                 <w:noProof/>
                 <w:webHidden/>
               </w:rPr>
-              <w:instrText xml:space="preserve"> PAGEREF _Toc233135594 \h </w:instrText>
+              <w:instrText xml:space="preserve"> PAGEREF _Toc235003363 \h </w:instrText>
             </w:r>
             <w:r>
               <w:rPr>
@@ -7759,7 +7752,7 @@
               <w:szCs w:val="24"/>
             </w:rPr>
           </w:pPr>
-          <w:hyperlink w:anchor="_Toc233135595" w:history="1">
+          <w:hyperlink w:anchor="_Toc235003364" w:history="1">
             <w:r>
               <w:rPr>
                 <w:rStyle w:val="Hyperlink"/>
@@ -7802,7 +7795,7 @@
                 <w:noProof/>
                 <w:webHidden/>
               </w:rPr>
-              <w:instrText xml:space="preserve"> PAGEREF _Toc233135595 \h </w:instrText>
+              <w:instrText xml:space="preserve"> PAGEREF _Toc235003364 \h </w:instrText>
             </w:r>
             <w:r>
               <w:rPr>
@@ -7847,7 +7840,7 @@
               <w:szCs w:val="24"/>
             </w:rPr>
           </w:pPr>
-          <w:hyperlink w:anchor="_Toc233135596" w:history="1">
+          <w:hyperlink w:anchor="_Toc235003365" w:history="1">
             <w:r>
               <w:rPr>
                 <w:rStyle w:val="Hyperlink"/>
@@ -7886,7 +7879,7 @@
               <w:rPr>
                 <w:webHidden/>
               </w:rPr>
-              <w:instrText xml:space="preserve"> PAGEREF _Toc233135596 \h </w:instrText>
+              <w:instrText xml:space="preserve"> PAGEREF _Toc235003365 \h </w:instrText>
             </w:r>
             <w:r>
               <w:rPr>
@@ -7927,7 +7920,7 @@
               <w:szCs w:val="24"/>
             </w:rPr>
           </w:pPr>
-          <w:hyperlink w:anchor="_Toc233135597" w:history="1">
+          <w:hyperlink w:anchor="_Toc235003366" w:history="1">
             <w:r>
               <w:rPr>
                 <w:rStyle w:val="Hyperlink"/>
@@ -7970,7 +7963,7 @@
                 <w:noProof/>
                 <w:webHidden/>
               </w:rPr>
-              <w:instrText xml:space="preserve"> PAGEREF _Toc233135597 \h </w:instrText>
+              <w:instrText xml:space="preserve"> PAGEREF _Toc235003366 \h </w:instrText>
             </w:r>
             <w:r>
               <w:rPr>
@@ -8015,7 +8008,7 @@
               <w:szCs w:val="24"/>
             </w:rPr>
           </w:pPr>
-          <w:hyperlink w:anchor="_Toc233135598" w:history="1">
+          <w:hyperlink w:anchor="_Toc235003367" w:history="1">
             <w:r>
               <w:rPr>
                 <w:rStyle w:val="Hyperlink"/>
@@ -8058,7 +8051,7 @@
                 <w:noProof/>
                 <w:webHidden/>
               </w:rPr>
-              <w:instrText xml:space="preserve"> PAGEREF _Toc233135598 \h </w:instrText>
+              <w:instrText xml:space="preserve"> PAGEREF _Toc235003367 \h </w:instrText>
             </w:r>
             <w:r>
               <w:rPr>
@@ -8103,7 +8096,7 @@
               <w:szCs w:val="24"/>
             </w:rPr>
           </w:pPr>
-          <w:hyperlink w:anchor="_Toc233135599" w:history="1">
+          <w:hyperlink w:anchor="_Toc235003368" w:history="1">
             <w:r>
               <w:rPr>
                 <w:rStyle w:val="Hyperlink"/>
@@ -8146,7 +8139,7 @@
                 <w:noProof/>
                 <w:webHidden/>
               </w:rPr>
-              <w:instrText xml:space="preserve"> PAGEREF _Toc233135599 \h </w:instrText>
+              <w:instrText xml:space="preserve"> PAGEREF _Toc235003368 \h </w:instrText>
             </w:r>
             <w:r>
               <w:rPr>
@@ -8191,7 +8184,7 @@
               <w:szCs w:val="24"/>
             </w:rPr>
           </w:pPr>
-          <w:hyperlink w:anchor="_Toc233135600" w:history="1">
+          <w:hyperlink w:anchor="_Toc235003369" w:history="1">
             <w:r>
               <w:rPr>
                 <w:rStyle w:val="Hyperlink"/>
@@ -8234,7 +8227,7 @@
                 <w:noProof/>
                 <w:webHidden/>
               </w:rPr>
-              <w:instrText xml:space="preserve"> PAGEREF _Toc233135600 \h </w:instrText>
+              <w:instrText xml:space="preserve"> PAGEREF _Toc235003369 \h </w:instrText>
             </w:r>
             <w:r>
               <w:rPr>
@@ -8279,7 +8272,7 @@
               <w:szCs w:val="24"/>
             </w:rPr>
           </w:pPr>
-          <w:hyperlink w:anchor="_Toc233135601" w:history="1">
+          <w:hyperlink w:anchor="_Toc235003370" w:history="1">
             <w:r>
               <w:rPr>
                 <w:rStyle w:val="Hyperlink"/>
@@ -8322,7 +8315,7 @@
                 <w:noProof/>
                 <w:webHidden/>
               </w:rPr>
-              <w:instrText xml:space="preserve"> PAGEREF _Toc233135601 \h </w:instrText>
+              <w:instrText xml:space="preserve"> PAGEREF _Toc235003370 \h </w:instrText>
             </w:r>
             <w:r>
               <w:rPr>
@@ -8367,7 +8360,7 @@
               <w:szCs w:val="24"/>
             </w:rPr>
           </w:pPr>
-          <w:hyperlink w:anchor="_Toc233135602" w:history="1">
+          <w:hyperlink w:anchor="_Toc235003371" w:history="1">
             <w:r>
               <w:rPr>
                 <w:rStyle w:val="Hyperlink"/>
@@ -8410,7 +8403,7 @@
                 <w:noProof/>
                 <w:webHidden/>
               </w:rPr>
-              <w:instrText xml:space="preserve"> PAGEREF _Toc233135602 \h </w:instrText>
+              <w:instrText xml:space="preserve"> PAGEREF _Toc235003371 \h </w:instrText>
             </w:r>
             <w:r>
               <w:rPr>
@@ -8455,7 +8448,7 @@
               <w:szCs w:val="24"/>
             </w:rPr>
           </w:pPr>
-          <w:hyperlink w:anchor="_Toc233135603" w:history="1">
+          <w:hyperlink w:anchor="_Toc235003372" w:history="1">
             <w:r>
               <w:rPr>
                 <w:rStyle w:val="Hyperlink"/>
@@ -8498,7 +8491,7 @@
                 <w:noProof/>
                 <w:webHidden/>
               </w:rPr>
-              <w:instrText xml:space="preserve"> PAGEREF _Toc233135603 \h </w:instrText>
+              <w:instrText xml:space="preserve"> PAGEREF _Toc235003372 \h </w:instrText>
             </w:r>
             <w:r>
               <w:rPr>
@@ -8543,7 +8536,7 @@
               <w:szCs w:val="24"/>
             </w:rPr>
           </w:pPr>
-          <w:hyperlink w:anchor="_Toc233135604" w:history="1">
+          <w:hyperlink w:anchor="_Toc235003373" w:history="1">
             <w:r>
               <w:rPr>
                 <w:rStyle w:val="Hyperlink"/>
@@ -8586,7 +8579,7 @@
                 <w:noProof/>
                 <w:webHidden/>
               </w:rPr>
-              <w:instrText xml:space="preserve"> PAGEREF _Toc233135604 \h </w:instrText>
+              <w:instrText xml:space="preserve"> PAGEREF _Toc235003373 \h </w:instrText>
             </w:r>
             <w:r>
               <w:rPr>
@@ -8631,7 +8624,7 @@
               <w:szCs w:val="24"/>
             </w:rPr>
           </w:pPr>
-          <w:hyperlink w:anchor="_Toc233135605" w:history="1">
+          <w:hyperlink w:anchor="_Toc235003374" w:history="1">
             <w:r>
               <w:rPr>
                 <w:rStyle w:val="Hyperlink"/>
@@ -8674,7 +8667,7 @@
                 <w:noProof/>
                 <w:webHidden/>
               </w:rPr>
-              <w:instrText xml:space="preserve"> PAGEREF _Toc233135605 \h </w:instrText>
+              <w:instrText xml:space="preserve"> PAGEREF _Toc235003374 \h </w:instrText>
             </w:r>
             <w:r>
               <w:rPr>
@@ -8719,7 +8712,7 @@
               <w:szCs w:val="24"/>
             </w:rPr>
           </w:pPr>
-          <w:hyperlink w:anchor="_Toc233135606" w:history="1">
+          <w:hyperlink w:anchor="_Toc235003375" w:history="1">
             <w:r>
               <w:rPr>
                 <w:rStyle w:val="Hyperlink"/>
@@ -8762,7 +8755,7 @@
                 <w:noProof/>
                 <w:webHidden/>
               </w:rPr>
-              <w:instrText xml:space="preserve"> PAGEREF _Toc233135606 \h </w:instrText>
+              <w:instrText xml:space="preserve"> PAGEREF _Toc235003375 \h </w:instrText>
             </w:r>
             <w:r>
               <w:rPr>
@@ -8807,7 +8800,7 @@
               <w:szCs w:val="24"/>
             </w:rPr>
           </w:pPr>
-          <w:hyperlink w:anchor="_Toc233135607" w:history="1">
+          <w:hyperlink w:anchor="_Toc235003376" w:history="1">
             <w:r>
               <w:rPr>
                 <w:rStyle w:val="Hyperlink"/>
@@ -8850,7 +8843,7 @@
                 <w:noProof/>
                 <w:webHidden/>
               </w:rPr>
-              <w:instrText xml:space="preserve"> PAGEREF _Toc233135607 \h </w:instrText>
+              <w:instrText xml:space="preserve"> PAGEREF _Toc235003376 \h </w:instrText>
             </w:r>
             <w:r>
               <w:rPr>
@@ -8895,7 +8888,7 @@
               <w:szCs w:val="24"/>
             </w:rPr>
           </w:pPr>
-          <w:hyperlink w:anchor="_Toc233135608" w:history="1">
+          <w:hyperlink w:anchor="_Toc235003377" w:history="1">
             <w:r>
               <w:rPr>
                 <w:rStyle w:val="Hyperlink"/>
@@ -8938,7 +8931,7 @@
                 <w:noProof/>
                 <w:webHidden/>
               </w:rPr>
-              <w:instrText xml:space="preserve"> PAGEREF _Toc233135608 \h </w:instrText>
+              <w:instrText xml:space="preserve"> PAGEREF _Toc235003377 \h </w:instrText>
             </w:r>
             <w:r>
               <w:rPr>
@@ -8983,7 +8976,7 @@
               <w:szCs w:val="24"/>
             </w:rPr>
           </w:pPr>
-          <w:hyperlink w:anchor="_Toc233135609" w:history="1">
+          <w:hyperlink w:anchor="_Toc235003378" w:history="1">
             <w:r>
               <w:rPr>
                 <w:rStyle w:val="Hyperlink"/>
@@ -9026,7 +9019,7 @@
                 <w:noProof/>
                 <w:webHidden/>
               </w:rPr>
-              <w:instrText xml:space="preserve"> PAGEREF _Toc233135609 \h </w:instrText>
+              <w:instrText xml:space="preserve"> PAGEREF _Toc235003378 \h </w:instrText>
             </w:r>
             <w:r>
               <w:rPr>
@@ -9071,7 +9064,7 @@
               <w:szCs w:val="24"/>
             </w:rPr>
           </w:pPr>
-          <w:hyperlink w:anchor="_Toc233135610" w:history="1">
+          <w:hyperlink w:anchor="_Toc235003379" w:history="1">
             <w:r>
               <w:rPr>
                 <w:rStyle w:val="Hyperlink"/>
@@ -9114,7 +9107,7 @@
                 <w:noProof/>
                 <w:webHidden/>
               </w:rPr>
-              <w:instrText xml:space="preserve"> PAGEREF _Toc233135610 \h </w:instrText>
+              <w:instrText xml:space="preserve"> PAGEREF _Toc235003379 \h </w:instrText>
             </w:r>
             <w:r>
               <w:rPr>
@@ -9159,7 +9152,7 @@
               <w:szCs w:val="24"/>
             </w:rPr>
           </w:pPr>
-          <w:hyperlink w:anchor="_Toc233135611" w:history="1">
+          <w:hyperlink w:anchor="_Toc235003380" w:history="1">
             <w:r>
               <w:rPr>
                 <w:rStyle w:val="Hyperlink"/>
@@ -9202,7 +9195,7 @@
                 <w:noProof/>
                 <w:webHidden/>
               </w:rPr>
-              <w:instrText xml:space="preserve"> PAGEREF _Toc233135611 \h </w:instrText>
+              <w:instrText xml:space="preserve"> PAGEREF _Toc235003380 \h </w:instrText>
             </w:r>
             <w:r>
               <w:rPr>
@@ -9247,7 +9240,7 @@
               <w:szCs w:val="24"/>
             </w:rPr>
           </w:pPr>
-          <w:hyperlink w:anchor="_Toc233135612" w:history="1">
+          <w:hyperlink w:anchor="_Toc235003381" w:history="1">
             <w:r>
               <w:rPr>
                 <w:rStyle w:val="Hyperlink"/>
@@ -9286,7 +9279,7 @@
               <w:rPr>
                 <w:webHidden/>
               </w:rPr>
-              <w:instrText xml:space="preserve"> PAGEREF _Toc233135612 \h </w:instrText>
+              <w:instrText xml:space="preserve"> PAGEREF _Toc235003381 \h </w:instrText>
             </w:r>
             <w:r>
               <w:rPr>
@@ -9327,7 +9320,7 @@
               <w:szCs w:val="24"/>
             </w:rPr>
           </w:pPr>
-          <w:hyperlink w:anchor="_Toc233135613" w:history="1">
+          <w:hyperlink w:anchor="_Toc235003382" w:history="1">
             <w:r>
               <w:rPr>
                 <w:rStyle w:val="Hyperlink"/>
@@ -9370,7 +9363,7 @@
                 <w:noProof/>
                 <w:webHidden/>
               </w:rPr>
-              <w:instrText xml:space="preserve"> PAGEREF _Toc233135613 \h </w:instrText>
+              <w:instrText xml:space="preserve"> PAGEREF _Toc235003382 \h </w:instrText>
             </w:r>
             <w:r>
               <w:rPr>
@@ -9415,7 +9408,7 @@
               <w:szCs w:val="24"/>
             </w:rPr>
           </w:pPr>
-          <w:hyperlink w:anchor="_Toc233135614" w:history="1">
+          <w:hyperlink w:anchor="_Toc235003383" w:history="1">
             <w:r>
               <w:rPr>
                 <w:rStyle w:val="Hyperlink"/>
@@ -9458,7 +9451,7 @@
                 <w:noProof/>
                 <w:webHidden/>
               </w:rPr>
-              <w:instrText xml:space="preserve"> PAGEREF _Toc233135614 \h </w:instrText>
+              <w:instrText xml:space="preserve"> PAGEREF _Toc235003383 \h </w:instrText>
             </w:r>
             <w:r>
               <w:rPr>
@@ -9503,7 +9496,7 @@
               <w:szCs w:val="24"/>
             </w:rPr>
           </w:pPr>
-          <w:hyperlink w:anchor="_Toc233135615" w:history="1">
+          <w:hyperlink w:anchor="_Toc235003384" w:history="1">
             <w:r>
               <w:rPr>
                 <w:rStyle w:val="Hyperlink"/>
@@ -9546,7 +9539,7 @@
                 <w:noProof/>
                 <w:webHidden/>
               </w:rPr>
-              <w:instrText xml:space="preserve"> PAGEREF _Toc233135615 \h </w:instrText>
+              <w:instrText xml:space="preserve"> PAGEREF _Toc235003384 \h </w:instrText>
             </w:r>
             <w:r>
               <w:rPr>
@@ -9591,7 +9584,7 @@
               <w:szCs w:val="24"/>
             </w:rPr>
           </w:pPr>
-          <w:hyperlink w:anchor="_Toc233135616" w:history="1">
+          <w:hyperlink w:anchor="_Toc235003385" w:history="1">
             <w:r>
               <w:rPr>
                 <w:rStyle w:val="Hyperlink"/>
@@ -9634,7 +9627,7 @@
                 <w:noProof/>
                 <w:webHidden/>
               </w:rPr>
-              <w:instrText xml:space="preserve"> PAGEREF _Toc233135616 \h </w:instrText>
+              <w:instrText xml:space="preserve"> PAGEREF _Toc235003385 \h </w:instrText>
             </w:r>
             <w:r>
               <w:rPr>
@@ -9679,7 +9672,7 @@
               <w:szCs w:val="24"/>
             </w:rPr>
           </w:pPr>
-          <w:hyperlink w:anchor="_Toc233135617" w:history="1">
+          <w:hyperlink w:anchor="_Toc235003386" w:history="1">
             <w:r>
               <w:rPr>
                 <w:rStyle w:val="Hyperlink"/>
@@ -9722,7 +9715,7 @@
                 <w:noProof/>
                 <w:webHidden/>
               </w:rPr>
-              <w:instrText xml:space="preserve"> PAGEREF _Toc233135617 \h </w:instrText>
+              <w:instrText xml:space="preserve"> PAGEREF _Toc235003386 \h </w:instrText>
             </w:r>
             <w:r>
               <w:rPr>
@@ -9767,7 +9760,7 @@
               <w:szCs w:val="24"/>
             </w:rPr>
           </w:pPr>
-          <w:hyperlink w:anchor="_Toc233135618" w:history="1">
+          <w:hyperlink w:anchor="_Toc235003387" w:history="1">
             <w:r>
               <w:rPr>
                 <w:rStyle w:val="Hyperlink"/>
@@ -9810,7 +9803,7 @@
                 <w:noProof/>
                 <w:webHidden/>
               </w:rPr>
-              <w:instrText xml:space="preserve"> PAGEREF _Toc233135618 \h </w:instrText>
+              <w:instrText xml:space="preserve"> PAGEREF _Toc235003387 \h </w:instrText>
             </w:r>
             <w:r>
               <w:rPr>
@@ -9855,7 +9848,7 @@
               <w:szCs w:val="24"/>
             </w:rPr>
           </w:pPr>
-          <w:hyperlink w:anchor="_Toc233135619" w:history="1">
+          <w:hyperlink w:anchor="_Toc235003388" w:history="1">
             <w:r>
               <w:rPr>
                 <w:rStyle w:val="Hyperlink"/>
@@ -9898,7 +9891,7 @@
                 <w:noProof/>
                 <w:webHidden/>
               </w:rPr>
-              <w:instrText xml:space="preserve"> PAGEREF _Toc233135619 \h </w:instrText>
+              <w:instrText xml:space="preserve"> PAGEREF _Toc235003388 \h </w:instrText>
             </w:r>
             <w:r>
               <w:rPr>
@@ -9943,7 +9936,7 @@
               <w:szCs w:val="24"/>
             </w:rPr>
           </w:pPr>
-          <w:hyperlink w:anchor="_Toc233135620" w:history="1">
+          <w:hyperlink w:anchor="_Toc235003389" w:history="1">
             <w:r>
               <w:rPr>
                 <w:rStyle w:val="Hyperlink"/>
@@ -9986,7 +9979,7 @@
                 <w:noProof/>
                 <w:webHidden/>
               </w:rPr>
-              <w:instrText xml:space="preserve"> PAGEREF _Toc233135620 \h </w:instrText>
+              <w:instrText xml:space="preserve"> PAGEREF _Toc235003389 \h </w:instrText>
             </w:r>
             <w:r>
               <w:rPr>
@@ -10031,7 +10024,7 @@
               <w:szCs w:val="24"/>
             </w:rPr>
           </w:pPr>
-          <w:hyperlink w:anchor="_Toc233135621" w:history="1">
+          <w:hyperlink w:anchor="_Toc235003390" w:history="1">
             <w:r>
               <w:rPr>
                 <w:rStyle w:val="Hyperlink"/>
@@ -10074,7 +10067,7 @@
                 <w:noProof/>
                 <w:webHidden/>
               </w:rPr>
-              <w:instrText xml:space="preserve"> PAGEREF _Toc233135621 \h </w:instrText>
+              <w:instrText xml:space="preserve"> PAGEREF _Toc235003390 \h </w:instrText>
             </w:r>
             <w:r>
               <w:rPr>
@@ -10119,7 +10112,7 @@
               <w:szCs w:val="24"/>
             </w:rPr>
           </w:pPr>
-          <w:hyperlink w:anchor="_Toc233135622" w:history="1">
+          <w:hyperlink w:anchor="_Toc235003391" w:history="1">
             <w:r>
               <w:rPr>
                 <w:rStyle w:val="Hyperlink"/>
@@ -10162,7 +10155,7 @@
                 <w:noProof/>
                 <w:webHidden/>
               </w:rPr>
-              <w:instrText xml:space="preserve"> PAGEREF _Toc233135622 \h </w:instrText>
+              <w:instrText xml:space="preserve"> PAGEREF _Toc235003391 \h </w:instrText>
             </w:r>
             <w:r>
               <w:rPr>
@@ -10207,7 +10200,7 @@
               <w:szCs w:val="24"/>
             </w:rPr>
           </w:pPr>
-          <w:hyperlink w:anchor="_Toc233135623" w:history="1">
+          <w:hyperlink w:anchor="_Toc235003392" w:history="1">
             <w:r>
               <w:rPr>
                 <w:rStyle w:val="Hyperlink"/>
@@ -10246,7 +10239,7 @@
               <w:rPr>
                 <w:webHidden/>
               </w:rPr>
-              <w:instrText xml:space="preserve"> PAGEREF _Toc233135623 \h </w:instrText>
+              <w:instrText xml:space="preserve"> PAGEREF _Toc235003392 \h </w:instrText>
             </w:r>
             <w:r>
               <w:rPr>
@@ -10287,7 +10280,7 @@
               <w:szCs w:val="24"/>
             </w:rPr>
           </w:pPr>
-          <w:hyperlink w:anchor="_Toc233135624" w:history="1">
+          <w:hyperlink w:anchor="_Toc235003393" w:history="1">
             <w:r>
               <w:rPr>
                 <w:rStyle w:val="Hyperlink"/>
@@ -10330,7 +10323,7 @@
                 <w:noProof/>
                 <w:webHidden/>
               </w:rPr>
-              <w:instrText xml:space="preserve"> PAGEREF _Toc233135624 \h </w:instrText>
+              <w:instrText xml:space="preserve"> PAGEREF _Toc235003393 \h </w:instrText>
             </w:r>
             <w:r>
               <w:rPr>
@@ -10375,7 +10368,7 @@
               <w:szCs w:val="24"/>
             </w:rPr>
           </w:pPr>
-          <w:hyperlink w:anchor="_Toc233135625" w:history="1">
+          <w:hyperlink w:anchor="_Toc235003394" w:history="1">
             <w:r>
               <w:rPr>
                 <w:rStyle w:val="Hyperlink"/>
@@ -10418,7 +10411,7 @@
                 <w:noProof/>
                 <w:webHidden/>
               </w:rPr>
-              <w:instrText xml:space="preserve"> PAGEREF _Toc233135625 \h </w:instrText>
+              <w:instrText xml:space="preserve"> PAGEREF _Toc235003394 \h </w:instrText>
             </w:r>
             <w:r>
               <w:rPr>
@@ -10463,7 +10456,7 @@
               <w:szCs w:val="24"/>
             </w:rPr>
           </w:pPr>
-          <w:hyperlink w:anchor="_Toc233135626" w:history="1">
+          <w:hyperlink w:anchor="_Toc235003395" w:history="1">
             <w:r>
               <w:rPr>
                 <w:rStyle w:val="Hyperlink"/>
@@ -10506,7 +10499,7 @@
                 <w:noProof/>
                 <w:webHidden/>
               </w:rPr>
-              <w:instrText xml:space="preserve"> PAGEREF _Toc233135626 \h </w:instrText>
+              <w:instrText xml:space="preserve"> PAGEREF _Toc235003395 \h </w:instrText>
             </w:r>
             <w:r>
               <w:rPr>
@@ -10551,7 +10544,7 @@
               <w:szCs w:val="24"/>
             </w:rPr>
           </w:pPr>
-          <w:hyperlink w:anchor="_Toc233135627" w:history="1">
+          <w:hyperlink w:anchor="_Toc235003396" w:history="1">
             <w:r>
               <w:rPr>
                 <w:rStyle w:val="Hyperlink"/>
@@ -10594,7 +10587,7 @@
                 <w:noProof/>
                 <w:webHidden/>
               </w:rPr>
-              <w:instrText xml:space="preserve"> PAGEREF _Toc233135627 \h </w:instrText>
+              <w:instrText xml:space="preserve"> PAGEREF _Toc235003396 \h </w:instrText>
             </w:r>
             <w:r>
               <w:rPr>
@@ -10639,7 +10632,7 @@
               <w:szCs w:val="24"/>
             </w:rPr>
           </w:pPr>
-          <w:hyperlink w:anchor="_Toc233135628" w:history="1">
+          <w:hyperlink w:anchor="_Toc235003397" w:history="1">
             <w:r>
               <w:rPr>
                 <w:rStyle w:val="Hyperlink"/>
@@ -10678,7 +10671,7 @@
               <w:rPr>
                 <w:webHidden/>
               </w:rPr>
-              <w:instrText xml:space="preserve"> PAGEREF _Toc233135628 \h </w:instrText>
+              <w:instrText xml:space="preserve"> PAGEREF _Toc235003397 \h </w:instrText>
             </w:r>
             <w:r>
               <w:rPr>
@@ -10719,7 +10712,7 @@
               <w:szCs w:val="24"/>
             </w:rPr>
           </w:pPr>
-          <w:hyperlink w:anchor="_Toc233135629" w:history="1">
+          <w:hyperlink w:anchor="_Toc235003398" w:history="1">
             <w:r>
               <w:rPr>
                 <w:rStyle w:val="Hyperlink"/>
@@ -10762,7 +10755,7 @@
                 <w:noProof/>
                 <w:webHidden/>
               </w:rPr>
-              <w:instrText xml:space="preserve"> PAGEREF _Toc233135629 \h </w:instrText>
+              <w:instrText xml:space="preserve"> PAGEREF _Toc235003398 \h </w:instrText>
             </w:r>
             <w:r>
               <w:rPr>
@@ -10807,7 +10800,7 @@
               <w:szCs w:val="24"/>
             </w:rPr>
           </w:pPr>
-          <w:hyperlink w:anchor="_Toc233135630" w:history="1">
+          <w:hyperlink w:anchor="_Toc235003399" w:history="1">
             <w:r>
               <w:rPr>
                 <w:rStyle w:val="Hyperlink"/>
@@ -10850,7 +10843,7 @@
                 <w:noProof/>
                 <w:webHidden/>
               </w:rPr>
-              <w:instrText xml:space="preserve"> PAGEREF _Toc233135630 \h </w:instrText>
+              <w:instrText xml:space="preserve"> PAGEREF _Toc235003399 \h </w:instrText>
             </w:r>
             <w:r>
               <w:rPr>
@@ -10895,7 +10888,7 @@
               <w:szCs w:val="24"/>
             </w:rPr>
           </w:pPr>
-          <w:hyperlink w:anchor="_Toc233135631" w:history="1">
+          <w:hyperlink w:anchor="_Toc235003400" w:history="1">
             <w:r>
               <w:rPr>
                 <w:rStyle w:val="Hyperlink"/>
@@ -10938,7 +10931,7 @@
                 <w:noProof/>
                 <w:webHidden/>
               </w:rPr>
-              <w:instrText xml:space="preserve"> PAGEREF _Toc233135631 \h </w:instrText>
+              <w:instrText xml:space="preserve"> PAGEREF _Toc235003400 \h </w:instrText>
             </w:r>
             <w:r>
               <w:rPr>
@@ -10983,7 +10976,7 @@
               <w:szCs w:val="24"/>
             </w:rPr>
           </w:pPr>
-          <w:hyperlink w:anchor="_Toc233135632" w:history="1">
+          <w:hyperlink w:anchor="_Toc235003401" w:history="1">
             <w:r>
               <w:rPr>
                 <w:rStyle w:val="Hyperlink"/>
@@ -11026,7 +11019,7 @@
                 <w:noProof/>
                 <w:webHidden/>
               </w:rPr>
-              <w:instrText xml:space="preserve"> PAGEREF _Toc233135632 \h </w:instrText>
+              <w:instrText xml:space="preserve"> PAGEREF _Toc235003401 \h </w:instrText>
             </w:r>
             <w:r>
               <w:rPr>
@@ -11071,7 +11064,7 @@
               <w:szCs w:val="24"/>
             </w:rPr>
           </w:pPr>
-          <w:hyperlink w:anchor="_Toc233135633" w:history="1">
+          <w:hyperlink w:anchor="_Toc235003402" w:history="1">
             <w:r>
               <w:rPr>
                 <w:rStyle w:val="Hyperlink"/>
@@ -11110,7 +11103,7 @@
               <w:rPr>
                 <w:webHidden/>
               </w:rPr>
-              <w:instrText xml:space="preserve"> PAGEREF _Toc233135633 \h </w:instrText>
+              <w:instrText xml:space="preserve"> PAGEREF _Toc235003402 \h </w:instrText>
             </w:r>
             <w:r>
               <w:rPr>
@@ -11151,7 +11144,7 @@
               <w:szCs w:val="24"/>
             </w:rPr>
           </w:pPr>
-          <w:hyperlink w:anchor="_Toc233135634" w:history="1">
+          <w:hyperlink w:anchor="_Toc235003403" w:history="1">
             <w:r>
               <w:rPr>
                 <w:rStyle w:val="Hyperlink"/>
@@ -11194,7 +11187,7 @@
                 <w:noProof/>
                 <w:webHidden/>
               </w:rPr>
-              <w:instrText xml:space="preserve"> PAGEREF _Toc233135634 \h </w:instrText>
+              <w:instrText xml:space="preserve"> PAGEREF _Toc235003403 \h </w:instrText>
             </w:r>
             <w:r>
               <w:rPr>
@@ -11239,7 +11232,7 @@
               <w:szCs w:val="24"/>
             </w:rPr>
           </w:pPr>
-          <w:hyperlink w:anchor="_Toc233135635" w:history="1">
+          <w:hyperlink w:anchor="_Toc235003404" w:history="1">
             <w:r>
               <w:rPr>
                 <w:rStyle w:val="Hyperlink"/>
@@ -11282,7 +11275,7 @@
                 <w:noProof/>
                 <w:webHidden/>
               </w:rPr>
-              <w:instrText xml:space="preserve"> PAGEREF _Toc233135635 \h </w:instrText>
+              <w:instrText xml:space="preserve"> PAGEREF _Toc235003404 \h </w:instrText>
             </w:r>
             <w:r>
               <w:rPr>
@@ -11327,7 +11320,7 @@
               <w:szCs w:val="24"/>
             </w:rPr>
           </w:pPr>
-          <w:hyperlink w:anchor="_Toc233135636" w:history="1">
+          <w:hyperlink w:anchor="_Toc235003405" w:history="1">
             <w:r>
               <w:rPr>
                 <w:rStyle w:val="Hyperlink"/>
@@ -11370,7 +11363,7 @@
                 <w:noProof/>
                 <w:webHidden/>
               </w:rPr>
-              <w:instrText xml:space="preserve"> PAGEREF _Toc233135636 \h </w:instrText>
+              <w:instrText xml:space="preserve"> PAGEREF _Toc235003405 \h </w:instrText>
             </w:r>
             <w:r>
               <w:rPr>
@@ -11415,7 +11408,7 @@
               <w:szCs w:val="24"/>
             </w:rPr>
           </w:pPr>
-          <w:hyperlink w:anchor="_Toc233135637" w:history="1">
+          <w:hyperlink w:anchor="_Toc235003406" w:history="1">
             <w:r>
               <w:rPr>
                 <w:rStyle w:val="Hyperlink"/>
@@ -11458,7 +11451,7 @@
                 <w:noProof/>
                 <w:webHidden/>
               </w:rPr>
-              <w:instrText xml:space="preserve"> PAGEREF _Toc233135637 \h </w:instrText>
+              <w:instrText xml:space="preserve"> PAGEREF _Toc235003406 \h </w:instrText>
             </w:r>
             <w:r>
               <w:rPr>
@@ -11503,7 +11496,7 @@
               <w:szCs w:val="24"/>
             </w:rPr>
           </w:pPr>
-          <w:hyperlink w:anchor="_Toc233135638" w:history="1">
+          <w:hyperlink w:anchor="_Toc235003407" w:history="1">
             <w:r>
               <w:rPr>
                 <w:rStyle w:val="Hyperlink"/>
@@ -11542,7 +11535,7 @@
               <w:rPr>
                 <w:webHidden/>
               </w:rPr>
-              <w:instrText xml:space="preserve"> PAGEREF _Toc233135638 \h </w:instrText>
+              <w:instrText xml:space="preserve"> PAGEREF _Toc235003407 \h </w:instrText>
             </w:r>
             <w:r>
               <w:rPr>
@@ -11583,7 +11576,7 @@
               <w:szCs w:val="24"/>
             </w:rPr>
           </w:pPr>
-          <w:hyperlink w:anchor="_Toc233135639" w:history="1">
+          <w:hyperlink w:anchor="_Toc235003408" w:history="1">
             <w:r>
               <w:rPr>
                 <w:rStyle w:val="Hyperlink"/>
@@ -11626,7 +11619,7 @@
                 <w:noProof/>
                 <w:webHidden/>
               </w:rPr>
-              <w:instrText xml:space="preserve"> PAGEREF _Toc233135639 \h </w:instrText>
+              <w:instrText xml:space="preserve"> PAGEREF _Toc235003408 \h </w:instrText>
             </w:r>
             <w:r>
               <w:rPr>
@@ -11671,7 +11664,7 @@
               <w:szCs w:val="24"/>
             </w:rPr>
           </w:pPr>
-          <w:hyperlink w:anchor="_Toc233135640" w:history="1">
+          <w:hyperlink w:anchor="_Toc235003409" w:history="1">
             <w:r>
               <w:rPr>
                 <w:rStyle w:val="Hyperlink"/>
@@ -11714,7 +11707,7 @@
                 <w:noProof/>
                 <w:webHidden/>
               </w:rPr>
-              <w:instrText xml:space="preserve"> PAGEREF _Toc233135640 \h </w:instrText>
+              <w:instrText xml:space="preserve"> PAGEREF _Toc235003409 \h </w:instrText>
             </w:r>
             <w:r>
               <w:rPr>
@@ -11759,7 +11752,7 @@
               <w:szCs w:val="24"/>
             </w:rPr>
           </w:pPr>
-          <w:hyperlink w:anchor="_Toc233135641" w:history="1">
+          <w:hyperlink w:anchor="_Toc235003410" w:history="1">
             <w:r>
               <w:rPr>
                 <w:rStyle w:val="Hyperlink"/>
@@ -11802,7 +11795,7 @@
                 <w:noProof/>
                 <w:webHidden/>
               </w:rPr>
-              <w:instrText xml:space="preserve"> PAGEREF _Toc233135641 \h </w:instrText>
+              <w:instrText xml:space="preserve"> PAGEREF _Toc235003410 \h </w:instrText>
             </w:r>
             <w:r>
               <w:rPr>
@@ -11847,7 +11840,7 @@
               <w:szCs w:val="24"/>
             </w:rPr>
           </w:pPr>
-          <w:hyperlink w:anchor="_Toc233135642" w:history="1">
+          <w:hyperlink w:anchor="_Toc235003411" w:history="1">
             <w:r>
               <w:rPr>
                 <w:rStyle w:val="Hyperlink"/>
@@ -11890,7 +11883,7 @@
                 <w:noProof/>
                 <w:webHidden/>
               </w:rPr>
-              <w:instrText xml:space="preserve"> PAGEREF _Toc233135642 \h </w:instrText>
+              <w:instrText xml:space="preserve"> PAGEREF _Toc235003411 \h </w:instrText>
             </w:r>
             <w:r>
               <w:rPr>
@@ -11935,7 +11928,7 @@
               <w:szCs w:val="24"/>
             </w:rPr>
           </w:pPr>
-          <w:hyperlink w:anchor="_Toc233135643" w:history="1">
+          <w:hyperlink w:anchor="_Toc235003412" w:history="1">
             <w:r>
               <w:rPr>
                 <w:rStyle w:val="Hyperlink"/>
@@ -11974,7 +11967,7 @@
               <w:rPr>
                 <w:webHidden/>
               </w:rPr>
-              <w:instrText xml:space="preserve"> PAGEREF _Toc233135643 \h </w:instrText>
+              <w:instrText xml:space="preserve"> PAGEREF _Toc235003412 \h </w:instrText>
             </w:r>
             <w:r>
               <w:rPr>
@@ -12015,7 +12008,7 @@
               <w:szCs w:val="24"/>
             </w:rPr>
           </w:pPr>
-          <w:hyperlink w:anchor="_Toc233135644" w:history="1">
+          <w:hyperlink w:anchor="_Toc235003413" w:history="1">
             <w:r>
               <w:rPr>
                 <w:rStyle w:val="Hyperlink"/>
@@ -12058,7 +12051,7 @@
                 <w:noProof/>
                 <w:webHidden/>
               </w:rPr>
-              <w:instrText xml:space="preserve"> PAGEREF _Toc233135644 \h </w:instrText>
+              <w:instrText xml:space="preserve"> PAGEREF _Toc235003413 \h </w:instrText>
             </w:r>
             <w:r>
               <w:rPr>
@@ -12103,7 +12096,7 @@
               <w:szCs w:val="24"/>
             </w:rPr>
           </w:pPr>
-          <w:hyperlink w:anchor="_Toc233135645" w:history="1">
+          <w:hyperlink w:anchor="_Toc235003414" w:history="1">
             <w:r>
               <w:rPr>
                 <w:rStyle w:val="Hyperlink"/>
@@ -12146,7 +12139,7 @@
                 <w:noProof/>
                 <w:webHidden/>
               </w:rPr>
-              <w:instrText xml:space="preserve"> PAGEREF _Toc233135645 \h </w:instrText>
+              <w:instrText xml:space="preserve"> PAGEREF _Toc235003414 \h </w:instrText>
             </w:r>
             <w:r>
               <w:rPr>
@@ -12191,7 +12184,7 @@
               <w:szCs w:val="24"/>
             </w:rPr>
           </w:pPr>
-          <w:hyperlink w:anchor="_Toc233135646" w:history="1">
+          <w:hyperlink w:anchor="_Toc235003415" w:history="1">
             <w:r>
               <w:rPr>
                 <w:rStyle w:val="Hyperlink"/>
@@ -12234,7 +12227,7 @@
                 <w:noProof/>
                 <w:webHidden/>
               </w:rPr>
-              <w:instrText xml:space="preserve"> PAGEREF _Toc233135646 \h </w:instrText>
+              <w:instrText xml:space="preserve"> PAGEREF _Toc235003415 \h </w:instrText>
             </w:r>
             <w:r>
               <w:rPr>
@@ -12279,7 +12272,7 @@
               <w:szCs w:val="24"/>
             </w:rPr>
           </w:pPr>
-          <w:hyperlink w:anchor="_Toc233135647" w:history="1">
+          <w:hyperlink w:anchor="_Toc235003416" w:history="1">
             <w:r>
               <w:rPr>
                 <w:rStyle w:val="Hyperlink"/>
@@ -12322,7 +12315,7 @@
                 <w:noProof/>
                 <w:webHidden/>
               </w:rPr>
-              <w:instrText xml:space="preserve"> PAGEREF _Toc233135647 \h </w:instrText>
+              <w:instrText xml:space="preserve"> PAGEREF _Toc235003416 \h </w:instrText>
             </w:r>
             <w:r>
               <w:rPr>
@@ -12367,7 +12360,7 @@
               <w:szCs w:val="24"/>
             </w:rPr>
           </w:pPr>
-          <w:hyperlink w:anchor="_Toc233135648" w:history="1">
+          <w:hyperlink w:anchor="_Toc235003417" w:history="1">
             <w:r>
               <w:rPr>
                 <w:rStyle w:val="Hyperlink"/>
@@ -12406,7 +12399,7 @@
               <w:rPr>
                 <w:webHidden/>
               </w:rPr>
-              <w:instrText xml:space="preserve"> PAGEREF _Toc233135648 \h </w:instrText>
+              <w:instrText xml:space="preserve"> PAGEREF _Toc235003417 \h </w:instrText>
             </w:r>
             <w:r>
               <w:rPr>
@@ -12447,7 +12440,7 @@
               <w:szCs w:val="24"/>
             </w:rPr>
           </w:pPr>
-          <w:hyperlink w:anchor="_Toc233135649" w:history="1">
+          <w:hyperlink w:anchor="_Toc235003418" w:history="1">
             <w:r>
               <w:rPr>
                 <w:rStyle w:val="Hyperlink"/>
@@ -12486,7 +12479,7 @@
               <w:rPr>
                 <w:webHidden/>
               </w:rPr>
-              <w:instrText xml:space="preserve"> PAGEREF _Toc233135649 \h </w:instrText>
+              <w:instrText xml:space="preserve"> PAGEREF _Toc235003418 \h </w:instrText>
             </w:r>
             <w:r>
               <w:rPr>
@@ -12527,7 +12520,7 @@
               <w:szCs w:val="24"/>
             </w:rPr>
           </w:pPr>
-          <w:hyperlink w:anchor="_Toc233135650" w:history="1">
+          <w:hyperlink w:anchor="_Toc235003419" w:history="1">
             <w:r>
               <w:rPr>
                 <w:rStyle w:val="Hyperlink"/>
@@ -12570,7 +12563,7 @@
                 <w:noProof/>
                 <w:webHidden/>
               </w:rPr>
-              <w:instrText xml:space="preserve"> PAGEREF _Toc233135650 \h </w:instrText>
+              <w:instrText xml:space="preserve"> PAGEREF _Toc235003419 \h </w:instrText>
             </w:r>
             <w:r>
               <w:rPr>
@@ -12615,7 +12608,7 @@
               <w:szCs w:val="24"/>
             </w:rPr>
           </w:pPr>
-          <w:hyperlink w:anchor="_Toc233135651" w:history="1">
+          <w:hyperlink w:anchor="_Toc235003420" w:history="1">
             <w:r>
               <w:rPr>
                 <w:rStyle w:val="Hyperlink"/>
@@ -12658,7 +12651,7 @@
                 <w:noProof/>
                 <w:webHidden/>
               </w:rPr>
-              <w:instrText xml:space="preserve"> PAGEREF _Toc233135651 \h </w:instrText>
+              <w:instrText xml:space="preserve"> PAGEREF _Toc235003420 \h </w:instrText>
             </w:r>
             <w:r>
               <w:rPr>
@@ -12703,7 +12696,7 @@
               <w:szCs w:val="24"/>
             </w:rPr>
           </w:pPr>
-          <w:hyperlink w:anchor="_Toc233135652" w:history="1">
+          <w:hyperlink w:anchor="_Toc235003421" w:history="1">
             <w:r>
               <w:rPr>
                 <w:rStyle w:val="Hyperlink"/>
@@ -12746,7 +12739,7 @@
                 <w:noProof/>
                 <w:webHidden/>
               </w:rPr>
-              <w:instrText xml:space="preserve"> PAGEREF _Toc233135652 \h </w:instrText>
+              <w:instrText xml:space="preserve"> PAGEREF _Toc235003421 \h </w:instrText>
             </w:r>
             <w:r>
               <w:rPr>
@@ -12791,7 +12784,7 @@
               <w:szCs w:val="24"/>
             </w:rPr>
           </w:pPr>
-          <w:hyperlink w:anchor="_Toc233135653" w:history="1">
+          <w:hyperlink w:anchor="_Toc235003422" w:history="1">
             <w:r>
               <w:rPr>
                 <w:rStyle w:val="Hyperlink"/>
@@ -12834,7 +12827,7 @@
                 <w:noProof/>
                 <w:webHidden/>
               </w:rPr>
-              <w:instrText xml:space="preserve"> PAGEREF _Toc233135653 \h </w:instrText>
+              <w:instrText xml:space="preserve"> PAGEREF _Toc235003422 \h </w:instrText>
             </w:r>
             <w:r>
               <w:rPr>
@@ -12879,7 +12872,7 @@
               <w:szCs w:val="24"/>
             </w:rPr>
           </w:pPr>
-          <w:hyperlink w:anchor="_Toc233135654" w:history="1">
+          <w:hyperlink w:anchor="_Toc235003423" w:history="1">
             <w:r>
               <w:rPr>
                 <w:rStyle w:val="Hyperlink"/>
@@ -12922,7 +12915,7 @@
                 <w:noProof/>
                 <w:webHidden/>
               </w:rPr>
-              <w:instrText xml:space="preserve"> PAGEREF _Toc233135654 \h </w:instrText>
+              <w:instrText xml:space="preserve"> PAGEREF _Toc235003423 \h </w:instrText>
             </w:r>
             <w:r>
               <w:rPr>
@@ -12967,7 +12960,7 @@
               <w:szCs w:val="24"/>
             </w:rPr>
           </w:pPr>
-          <w:hyperlink w:anchor="_Toc233135655" w:history="1">
+          <w:hyperlink w:anchor="_Toc235003424" w:history="1">
             <w:r>
               <w:rPr>
                 <w:rStyle w:val="Hyperlink"/>
@@ -13006,7 +12999,7 @@
               <w:rPr>
                 <w:webHidden/>
               </w:rPr>
-              <w:instrText xml:space="preserve"> PAGEREF _Toc233135655 \h </w:instrText>
+              <w:instrText xml:space="preserve"> PAGEREF _Toc235003424 \h </w:instrText>
             </w:r>
             <w:r>
               <w:rPr>
@@ -13066,7 +13059,7 @@
       <w:pPr>
         <w:pStyle w:val="Heading1"/>
       </w:pPr>
-      <w:bookmarkStart w:id="0" w:name="_Toc233135511"/>
+      <w:bookmarkStart w:id="0" w:name="_Toc235003280"/>
       <w:r>
         <w:lastRenderedPageBreak/>
         <w:t>DOCUMENT INFORMATION</w:t>
@@ -13077,7 +13070,7 @@
       <w:pPr>
         <w:pStyle w:val="Heading2"/>
       </w:pPr>
-      <w:bookmarkStart w:id="1" w:name="_Toc233135512"/>
+      <w:bookmarkStart w:id="1" w:name="_Toc235003281"/>
       <w:r>
         <w:t>Validation</w:t>
       </w:r>
@@ -13650,7 +13643,7 @@
       <w:pPr>
         <w:pStyle w:val="Heading2"/>
       </w:pPr>
-      <w:bookmarkStart w:id="2" w:name="_Toc233135513"/>
+      <w:bookmarkStart w:id="2" w:name="_Toc235003282"/>
       <w:r>
         <w:t>Document Distribution</w:t>
       </w:r>
@@ -13891,7 +13884,7 @@
       <w:pPr>
         <w:pStyle w:val="Heading2"/>
       </w:pPr>
-      <w:bookmarkStart w:id="3" w:name="_Toc233135514"/>
+      <w:bookmarkStart w:id="3" w:name="_Toc235003283"/>
       <w:r>
         <w:t>Version Control</w:t>
       </w:r>
@@ -14452,7 +14445,7 @@
           <w:headerReference w:type="default" r:id="rId9"/>
           <w:footerReference w:type="default" r:id="rId10"/>
           <w:pgSz w:w="12240" w:h="15840"/>
-          <w:pgMar w:top="1411" w:right="850" w:bottom="1411" w:left="850" w:header="720" w:footer="720" w:gutter="0"/>
+          <w:pgMar w:top="1411" w:right="850" w:bottom="1411" w:left="850" w:header="576" w:footer="720" w:gutter="0"/>
           <w:pgNumType w:chapSep="period"/>
           <w:cols w:space="720"/>
           <w:docGrid w:linePitch="360"/>
@@ -14463,7 +14456,7 @@
       <w:pPr>
         <w:pStyle w:val="Heading1"/>
       </w:pPr>
-      <w:bookmarkStart w:id="4" w:name="_Toc233135515"/>
+      <w:bookmarkStart w:id="4" w:name="_Toc235003284"/>
       <w:r>
         <w:lastRenderedPageBreak/>
         <w:t>PREFACE</w:t>
@@ -14474,7 +14467,7 @@
       <w:pPr>
         <w:pStyle w:val="Heading2"/>
       </w:pPr>
-      <w:bookmarkStart w:id="5" w:name="_Toc233135516"/>
+      <w:bookmarkStart w:id="5" w:name="_Toc235003285"/>
       <w:r>
         <w:t>About this document</w:t>
       </w:r>
@@ -14500,7 +14493,7 @@
       <w:pPr>
         <w:pStyle w:val="Heading2"/>
       </w:pPr>
-      <w:bookmarkStart w:id="6" w:name="_Toc233135517"/>
+      <w:bookmarkStart w:id="6" w:name="_Toc235003286"/>
       <w:r>
         <w:t>Related documents</w:t>
       </w:r>
@@ -14730,7 +14723,7 @@
       <w:pPr>
         <w:pStyle w:val="Heading2"/>
       </w:pPr>
-      <w:bookmarkStart w:id="7" w:name="_Toc233135518"/>
+      <w:bookmarkStart w:id="7" w:name="_Toc235003287"/>
       <w:r>
         <w:t>Who should read this document</w:t>
       </w:r>
@@ -14794,8 +14787,13 @@
           <w:numId w:val="27"/>
         </w:numPr>
       </w:pPr>
-      <w:r>
-        <w:t>ZTERS team members,</w:t>
+      <w:proofErr w:type="spellStart"/>
+      <w:r>
+        <w:t>ZTERS</w:t>
+      </w:r>
+      <w:proofErr w:type="spellEnd"/>
+      <w:r>
+        <w:t xml:space="preserve"> team members,</w:t>
       </w:r>
       <w:r>
         <w:t xml:space="preserve"> who require an understanding of the CUBE platform for operational, coordination, or support purposes.</w:t>
@@ -14811,7 +14809,7 @@
       <w:pPr>
         <w:pStyle w:val="Heading2"/>
       </w:pPr>
-      <w:bookmarkStart w:id="8" w:name="_Toc233135519"/>
+      <w:bookmarkStart w:id="8" w:name="_Toc235003288"/>
       <w:r>
         <w:t>Terminology</w:t>
       </w:r>
@@ -14951,7 +14949,39 @@
                 <w:sz w:val="20"/>
                 <w:szCs w:val="20"/>
               </w:rPr>
-              <w:t>The internal web application used to manage customers, service locations, operational resources, and reporting tools within the ZTERS platform.</w:t>
+              <w:t xml:space="preserve">The internal web application </w:t>
+            </w:r>
+            <w:proofErr w:type="gramStart"/>
+            <w:r>
+              <w:rPr>
+                <w:sz w:val="20"/>
+                <w:szCs w:val="20"/>
+              </w:rPr>
+              <w:t>used</w:t>
+            </w:r>
+            <w:proofErr w:type="gramEnd"/>
+            <w:r>
+              <w:rPr>
+                <w:sz w:val="20"/>
+                <w:szCs w:val="20"/>
+              </w:rPr>
+              <w:t xml:space="preserve"> to manage customers, service locations, operational resources, and reporting tools within the </w:t>
+            </w:r>
+            <w:proofErr w:type="spellStart"/>
+            <w:r>
+              <w:rPr>
+                <w:sz w:val="20"/>
+                <w:szCs w:val="20"/>
+              </w:rPr>
+              <w:t>ZTERS</w:t>
+            </w:r>
+            <w:proofErr w:type="spellEnd"/>
+            <w:r>
+              <w:rPr>
+                <w:sz w:val="20"/>
+                <w:szCs w:val="20"/>
+              </w:rPr>
+              <w:t xml:space="preserve"> platform.</w:t>
             </w:r>
           </w:p>
         </w:tc>
@@ -14968,6 +14998,7 @@
                 <w:szCs w:val="20"/>
               </w:rPr>
             </w:pPr>
+            <w:proofErr w:type="spellStart"/>
             <w:r>
               <w:rPr>
                 <w:sz w:val="20"/>
@@ -14976,6 +15007,7 @@
               <w:lastRenderedPageBreak/>
               <w:t>Dashboardz</w:t>
             </w:r>
+            <w:proofErr w:type="spellEnd"/>
           </w:p>
         </w:tc>
         <w:tc>
@@ -15781,7 +15813,23 @@
                 <w:sz w:val="20"/>
                 <w:szCs w:val="20"/>
               </w:rPr>
-              <w:t>An internal recognition system used to reward team members for achievements or contributions.</w:t>
+              <w:t xml:space="preserve">An internal recognition system </w:t>
+            </w:r>
+            <w:proofErr w:type="gramStart"/>
+            <w:r>
+              <w:rPr>
+                <w:sz w:val="20"/>
+                <w:szCs w:val="20"/>
+              </w:rPr>
+              <w:t>used</w:t>
+            </w:r>
+            <w:proofErr w:type="gramEnd"/>
+            <w:r>
+              <w:rPr>
+                <w:sz w:val="20"/>
+                <w:szCs w:val="20"/>
+              </w:rPr>
+              <w:t xml:space="preserve"> to reward team members for achievements or contributions.</w:t>
             </w:r>
           </w:p>
         </w:tc>
@@ -16018,6 +16066,7 @@
                 <w:szCs w:val="20"/>
               </w:rPr>
             </w:pPr>
+            <w:proofErr w:type="spellStart"/>
             <w:r>
               <w:rPr>
                 <w:sz w:val="20"/>
@@ -16025,6 +16074,7 @@
               </w:rPr>
               <w:t>CWS</w:t>
             </w:r>
+            <w:proofErr w:type="spellEnd"/>
           </w:p>
         </w:tc>
         <w:tc>
@@ -16043,7 +16093,23 @@
                 <w:sz w:val="20"/>
                 <w:szCs w:val="20"/>
               </w:rPr>
-              <w:t>Commercial Waste Services. A functional group within ZTERS responsible for managing waste service operations, including monitoring tools and asset-related functionalities.</w:t>
+              <w:t xml:space="preserve">Commercial Waste Services. A functional group within </w:t>
+            </w:r>
+            <w:proofErr w:type="spellStart"/>
+            <w:r>
+              <w:rPr>
+                <w:sz w:val="20"/>
+                <w:szCs w:val="20"/>
+              </w:rPr>
+              <w:t>ZTERS</w:t>
+            </w:r>
+            <w:proofErr w:type="spellEnd"/>
+            <w:r>
+              <w:rPr>
+                <w:sz w:val="20"/>
+                <w:szCs w:val="20"/>
+              </w:rPr>
+              <w:t xml:space="preserve"> responsible for managing waste service operations, including monitoring tools and asset-related functionalities.</w:t>
             </w:r>
           </w:p>
         </w:tc>
@@ -16391,7 +16457,7 @@
       <w:pPr>
         <w:pStyle w:val="Heading2"/>
       </w:pPr>
-      <w:bookmarkStart w:id="9" w:name="_Toc233135520"/>
+      <w:bookmarkStart w:id="9" w:name="_Toc235003289"/>
       <w:r>
         <w:t>Conventions Used</w:t>
       </w:r>
@@ -16651,7 +16717,7 @@
         <w:sectPr>
           <w:headerReference w:type="default" r:id="rId11"/>
           <w:pgSz w:w="12240" w:h="15840"/>
-          <w:pgMar w:top="1411" w:right="850" w:bottom="1411" w:left="850" w:header="720" w:footer="720" w:gutter="0"/>
+          <w:pgMar w:top="1411" w:right="850" w:bottom="1411" w:left="850" w:header="576" w:footer="720" w:gutter="0"/>
           <w:pgNumType w:chapSep="period"/>
           <w:cols w:space="720"/>
           <w:docGrid w:linePitch="360"/>
@@ -16662,7 +16728,7 @@
       <w:pPr>
         <w:pStyle w:val="Heading1"/>
       </w:pPr>
-      <w:bookmarkStart w:id="10" w:name="_Toc233135521"/>
+      <w:bookmarkStart w:id="10" w:name="_Toc235003290"/>
       <w:r>
         <w:lastRenderedPageBreak/>
         <w:t xml:space="preserve">cube </w:t>
@@ -16679,7 +16745,7 @@
       <w:pPr>
         <w:pStyle w:val="Heading2"/>
       </w:pPr>
-      <w:bookmarkStart w:id="11" w:name="_Toc233135522"/>
+      <w:bookmarkStart w:id="11" w:name="_Toc235003291"/>
       <w:r>
         <w:t>Description</w:t>
       </w:r>
@@ -16687,7 +16753,15 @@
     </w:p>
     <w:p>
       <w:r>
-        <w:t>The CUBE platform is a web-based application designed to support the management of customers, service locations, operational resources, and internal activities within the ZTERS ecosystem. It provides a centralized interface where users can access and manage data required for daily operations.</w:t>
+        <w:t xml:space="preserve">The CUBE platform is a web-based application designed to support the management of customers, service locations, operational resources, and internal activities within the </w:t>
+      </w:r>
+      <w:proofErr w:type="spellStart"/>
+      <w:r>
+        <w:t>ZTERS</w:t>
+      </w:r>
+      <w:proofErr w:type="spellEnd"/>
+      <w:r>
+        <w:t xml:space="preserve"> ecosystem. It provides a centralized interface where users can access and manage data required for daily operations.</w:t>
       </w:r>
     </w:p>
     <w:p>
@@ -16708,12 +16782,21 @@
           <w:numId w:val="28"/>
         </w:numPr>
       </w:pPr>
+      <w:proofErr w:type="spellStart"/>
       <w:r>
         <w:rPr>
           <w:b/>
           <w:bCs/>
         </w:rPr>
-        <w:t>Dashboardz:</w:t>
+        <w:t>Dashboardz</w:t>
+      </w:r>
+      <w:proofErr w:type="spellEnd"/>
+      <w:r>
+        <w:rPr>
+          <w:b/>
+          <w:bCs/>
+        </w:rPr>
+        <w:t>:</w:t>
       </w:r>
       <w:r>
         <w:t xml:space="preserve"> Access role-based dashboards that provide key indicators, workload items, alerts, performance metrics, and operational summaries.</w:t>
@@ -16727,6 +16810,7 @@
           <w:numId w:val="28"/>
         </w:numPr>
       </w:pPr>
+      <w:proofErr w:type="spellStart"/>
       <w:r>
         <w:rPr>
           <w:b/>
@@ -16734,6 +16818,7 @@
         </w:rPr>
         <w:t>Customerz</w:t>
       </w:r>
+      <w:proofErr w:type="spellEnd"/>
       <w:r>
         <w:rPr>
           <w:b/>
@@ -16779,6 +16864,7 @@
           <w:numId w:val="28"/>
         </w:numPr>
       </w:pPr>
+      <w:proofErr w:type="spellStart"/>
       <w:r>
         <w:rPr>
           <w:b/>
@@ -16786,6 +16872,7 @@
         </w:rPr>
         <w:t>Operationz</w:t>
       </w:r>
+      <w:proofErr w:type="spellEnd"/>
       <w:r>
         <w:rPr>
           <w:b/>
@@ -16811,6 +16898,7 @@
           <w:numId w:val="28"/>
         </w:numPr>
       </w:pPr>
+      <w:proofErr w:type="spellStart"/>
       <w:r>
         <w:rPr>
           <w:b/>
@@ -16818,6 +16906,7 @@
         </w:rPr>
         <w:t>Userz</w:t>
       </w:r>
+      <w:proofErr w:type="spellEnd"/>
       <w:r>
         <w:rPr>
           <w:b/>
@@ -16837,6 +16926,7 @@
           <w:numId w:val="28"/>
         </w:numPr>
       </w:pPr>
+      <w:proofErr w:type="spellStart"/>
       <w:r>
         <w:rPr>
           <w:b/>
@@ -16844,6 +16934,7 @@
         </w:rPr>
         <w:t>Administratorz</w:t>
       </w:r>
+      <w:proofErr w:type="spellEnd"/>
       <w:r>
         <w:rPr>
           <w:b/>
@@ -16863,6 +16954,7 @@
           <w:numId w:val="28"/>
         </w:numPr>
       </w:pPr>
+      <w:proofErr w:type="spellStart"/>
       <w:r>
         <w:rPr>
           <w:b/>
@@ -16870,6 +16962,7 @@
         </w:rPr>
         <w:t>Zeepz</w:t>
       </w:r>
+      <w:proofErr w:type="spellEnd"/>
       <w:r>
         <w:rPr>
           <w:b/>
@@ -16889,6 +16982,7 @@
           <w:numId w:val="28"/>
         </w:numPr>
       </w:pPr>
+      <w:proofErr w:type="spellStart"/>
       <w:r>
         <w:rPr>
           <w:b/>
@@ -16896,6 +16990,7 @@
         </w:rPr>
         <w:t>Reportz</w:t>
       </w:r>
+      <w:proofErr w:type="spellEnd"/>
       <w:r>
         <w:rPr>
           <w:b/>
@@ -16917,7 +17012,7 @@
       <w:pPr>
         <w:pStyle w:val="Heading2"/>
       </w:pPr>
-      <w:bookmarkStart w:id="12" w:name="_Toc233135523"/>
+      <w:bookmarkStart w:id="12" w:name="_Toc235003292"/>
       <w:r>
         <w:t>User Interface</w:t>
       </w:r>
@@ -16933,7 +17028,7 @@
       <w:pPr>
         <w:pStyle w:val="Heading3"/>
       </w:pPr>
-      <w:bookmarkStart w:id="13" w:name="_Toc233135524"/>
+      <w:bookmarkStart w:id="13" w:name="_Toc235003293"/>
       <w:r>
         <w:lastRenderedPageBreak/>
         <w:t>Login Page</w:t>
@@ -17000,8 +17095,13 @@
       <w:pPr>
         <w:pStyle w:val="Heading4"/>
       </w:pPr>
-      <w:r>
-        <w:t>Forgot Password</w:t>
+      <w:proofErr w:type="gramStart"/>
+      <w:r>
+        <w:t>Forgot</w:t>
+      </w:r>
+      <w:proofErr w:type="gramEnd"/>
+      <w:r>
+        <w:t xml:space="preserve"> Password</w:t>
       </w:r>
     </w:p>
     <w:p>
@@ -17138,7 +17238,7 @@
         <w:sectPr>
           <w:headerReference w:type="default" r:id="rId14"/>
           <w:pgSz w:w="12240" w:h="15840"/>
-          <w:pgMar w:top="1411" w:right="850" w:bottom="1411" w:left="850" w:header="720" w:footer="720" w:gutter="0"/>
+          <w:pgMar w:top="1411" w:right="850" w:bottom="1411" w:left="850" w:header="576" w:footer="720" w:gutter="0"/>
           <w:pgNumType w:chapSep="period"/>
           <w:cols w:space="720"/>
           <w:docGrid w:linePitch="360"/>
@@ -17149,13 +17249,18 @@
       <w:pPr>
         <w:pStyle w:val="Heading1"/>
       </w:pPr>
-      <w:bookmarkStart w:id="14" w:name="_Toc233135525"/>
+      <w:bookmarkStart w:id="14" w:name="_Toc235003294"/>
+      <w:proofErr w:type="spellStart"/>
       <w:r>
         <w:lastRenderedPageBreak/>
         <w:t>Dashboard</w:t>
       </w:r>
       <w:r>
-        <w:t>z Section</w:t>
+        <w:t>z</w:t>
+      </w:r>
+      <w:proofErr w:type="spellEnd"/>
+      <w:r>
+        <w:t xml:space="preserve"> Section</w:t>
       </w:r>
       <w:bookmarkEnd w:id="14"/>
     </w:p>
@@ -17163,6 +17268,7 @@
       <w:r>
         <w:t xml:space="preserve">The </w:t>
       </w:r>
+      <w:proofErr w:type="spellStart"/>
       <w:r>
         <w:rPr>
           <w:b/>
@@ -17170,6 +17276,7 @@
         </w:rPr>
         <w:t>Dashboardz</w:t>
       </w:r>
+      <w:proofErr w:type="spellEnd"/>
       <w:r>
         <w:t xml:space="preserve"> section provides access to the dashboards available in CUBE. Each dashboard is designed for a specific operational role or area, such as PSP Specialist, Service Provider Summary, SPM Specialist, Service Provider Team Lead, and Tonnage.</w:t>
       </w:r>
@@ -17189,7 +17296,7 @@
       <w:pPr>
         <w:pStyle w:val="Heading2"/>
       </w:pPr>
-      <w:bookmarkStart w:id="15" w:name="_Toc233135526"/>
+      <w:bookmarkStart w:id="15" w:name="_Toc235003295"/>
       <w:r>
         <w:t>PSP Specialist</w:t>
       </w:r>
@@ -17215,7 +17322,7 @@
       <w:pPr>
         <w:pStyle w:val="Heading3"/>
       </w:pPr>
-      <w:bookmarkStart w:id="16" w:name="_Toc233135527"/>
+      <w:bookmarkStart w:id="16" w:name="_Toc235003296"/>
       <w:r>
         <w:t>PSP Performance</w:t>
       </w:r>
@@ -17280,7 +17387,7 @@
       <w:pPr>
         <w:pStyle w:val="Heading3"/>
       </w:pPr>
-      <w:bookmarkStart w:id="17" w:name="_Toc233135528"/>
+      <w:bookmarkStart w:id="17" w:name="_Toc235003297"/>
       <w:r>
         <w:t>PSP Status Overview</w:t>
       </w:r>
@@ -17343,7 +17450,7 @@
       <w:pPr>
         <w:pStyle w:val="Heading3"/>
       </w:pPr>
-      <w:bookmarkStart w:id="18" w:name="_Toc233135529"/>
+      <w:bookmarkStart w:id="18" w:name="_Toc235003298"/>
       <w:r>
         <w:t>Accounting Inquiries</w:t>
       </w:r>
@@ -17425,7 +17532,7 @@
       <w:pPr>
         <w:pStyle w:val="Heading3"/>
       </w:pPr>
-      <w:bookmarkStart w:id="19" w:name="_Toc233135530"/>
+      <w:bookmarkStart w:id="19" w:name="_Toc235003299"/>
       <w:r>
         <w:t>Inquiry Status Breakdown</w:t>
       </w:r>
@@ -17488,7 +17595,7 @@
       <w:pPr>
         <w:pStyle w:val="Heading3"/>
       </w:pPr>
-      <w:bookmarkStart w:id="20" w:name="_Toc233135531"/>
+      <w:bookmarkStart w:id="20" w:name="_Toc235003300"/>
       <w:r>
         <w:t>PSP Revenue</w:t>
       </w:r>
@@ -17555,7 +17662,7 @@
       <w:pPr>
         <w:pStyle w:val="Heading3"/>
       </w:pPr>
-      <w:bookmarkStart w:id="21" w:name="_Toc233135532"/>
+      <w:bookmarkStart w:id="21" w:name="_Toc235003301"/>
       <w:r>
         <w:t>My Providers</w:t>
       </w:r>
@@ -17568,7 +17675,15 @@
     </w:p>
     <w:p>
       <w:r>
-        <w:t>Each provider entry includes the provider name, current status, and recent activity information. Users can use this section to monitor their assigned providers and quickly identify providers that may require attention. The View All option allows users to open the complete provider list when additional review is needed.</w:t>
+        <w:t xml:space="preserve">Each provider entry includes the </w:t>
+      </w:r>
+      <w:proofErr w:type="gramStart"/>
+      <w:r>
+        <w:t>provider</w:t>
+      </w:r>
+      <w:proofErr w:type="gramEnd"/>
+      <w:r>
+        <w:t xml:space="preserve"> name, current status, and recent activity information. Users can use this section to monitor their assigned providers and quickly identify providers that may require attention. The View All option allows users to open the complete provider list when additional review is needed.</w:t>
       </w:r>
     </w:p>
     <w:p>
@@ -17618,7 +17733,7 @@
       <w:pPr>
         <w:pStyle w:val="Heading3"/>
       </w:pPr>
-      <w:bookmarkStart w:id="22" w:name="_Toc233135533"/>
+      <w:bookmarkStart w:id="22" w:name="_Toc235003302"/>
       <w:r>
         <w:lastRenderedPageBreak/>
         <w:t>Documentation Alerts</w:t>
@@ -17682,7 +17797,7 @@
       <w:pPr>
         <w:pStyle w:val="Heading3"/>
       </w:pPr>
-      <w:bookmarkStart w:id="23" w:name="_Toc233135534"/>
+      <w:bookmarkStart w:id="23" w:name="_Toc235003303"/>
       <w:r>
         <w:t>SPM</w:t>
       </w:r>
@@ -17765,7 +17880,7 @@
       <w:pPr>
         <w:pStyle w:val="Heading2"/>
       </w:pPr>
-      <w:bookmarkStart w:id="24" w:name="_Toc233135535"/>
+      <w:bookmarkStart w:id="24" w:name="_Toc235003304"/>
       <w:r>
         <w:lastRenderedPageBreak/>
         <w:t>Service Provider Summary</w:t>
@@ -17792,7 +17907,7 @@
       <w:pPr>
         <w:pStyle w:val="Heading3"/>
       </w:pPr>
-      <w:bookmarkStart w:id="25" w:name="_Toc233135536"/>
+      <w:bookmarkStart w:id="25" w:name="_Toc235003305"/>
       <w:r>
         <w:t>Service Provider Snapshot</w:t>
       </w:r>
@@ -17810,7 +17925,15 @@
         <w:t>Service Provider Snapshot</w:t>
       </w:r>
       <w:r>
-        <w:t xml:space="preserve"> displays key totals related to service providers, including total service providers, total PSPs, authorized providers, verified providers, active providers, active compliance issues, active stock notices, and providers bought out. These summary cards provide a quick view of the current provider population and its overall status.</w:t>
+        <w:t xml:space="preserve"> displays key totals related to service providers, including total service providers, total PSPs, authorized providers, verified providers, active providers, active compliance issues, active stock notices, and providers bought out. These summary cards provide a quick view of the current </w:t>
+      </w:r>
+      <w:proofErr w:type="gramStart"/>
+      <w:r>
+        <w:t>provider</w:t>
+      </w:r>
+      <w:proofErr w:type="gramEnd"/>
+      <w:r>
+        <w:t xml:space="preserve"> population and its overall status.</w:t>
       </w:r>
     </w:p>
     <w:p>
@@ -17860,7 +17983,7 @@
       <w:pPr>
         <w:pStyle w:val="Heading3"/>
       </w:pPr>
-      <w:bookmarkStart w:id="26" w:name="_Toc233135537"/>
+      <w:bookmarkStart w:id="26" w:name="_Toc235003306"/>
       <w:r>
         <w:t>Provider Lifecycle Distribution</w:t>
       </w:r>
@@ -17878,7 +18001,15 @@
         <w:t>Provider Lifecycle Distribution</w:t>
       </w:r>
       <w:r>
-        <w:t xml:space="preserve"> chart shows service providers grouped by lifecycle status, such as Draft, Pending Verification, Authorized, Verified, and DNU. This chart helps users understand how providers are distributed across different stages of the provider’s lifecycle. </w:t>
+        <w:t xml:space="preserve"> chart shows service providers grouped by lifecycle status, such as Draft, Pending Verification, Authorized, Verified, and </w:t>
+      </w:r>
+      <w:proofErr w:type="spellStart"/>
+      <w:r>
+        <w:t>DNU</w:t>
+      </w:r>
+      <w:proofErr w:type="spellEnd"/>
+      <w:r>
+        <w:t xml:space="preserve">. This chart helps users understand how providers are distributed across different stages of the provider’s lifecycle. </w:t>
       </w:r>
     </w:p>
     <w:p>
@@ -17928,7 +18059,7 @@
       <w:pPr>
         <w:pStyle w:val="Heading3"/>
       </w:pPr>
-      <w:bookmarkStart w:id="27" w:name="_Toc233135538"/>
+      <w:bookmarkStart w:id="27" w:name="_Toc235003307"/>
       <w:r>
         <w:t>PSP by Specialist</w:t>
       </w:r>
@@ -17995,7 +18126,7 @@
       <w:pPr>
         <w:pStyle w:val="Heading3"/>
       </w:pPr>
-      <w:bookmarkStart w:id="28" w:name="_Toc233135539"/>
+      <w:bookmarkStart w:id="28" w:name="_Toc235003308"/>
       <w:r>
         <w:lastRenderedPageBreak/>
         <w:t>PSP Performance by Product</w:t>
@@ -18064,7 +18195,7 @@
       <w:pPr>
         <w:pStyle w:val="Heading3"/>
       </w:pPr>
-      <w:bookmarkStart w:id="29" w:name="_Toc233135540"/>
+      <w:bookmarkStart w:id="29" w:name="_Toc235003309"/>
       <w:r>
         <w:t>Compliance Risk</w:t>
       </w:r>
@@ -18144,7 +18275,7 @@
       <w:pPr>
         <w:pStyle w:val="Heading3"/>
       </w:pPr>
-      <w:bookmarkStart w:id="30" w:name="_Toc233135541"/>
+      <w:bookmarkStart w:id="30" w:name="_Toc235003310"/>
       <w:r>
         <w:t>Accounting In</w:t>
       </w:r>
@@ -18218,7 +18349,7 @@
       <w:pPr>
         <w:pStyle w:val="Heading3"/>
       </w:pPr>
-      <w:bookmarkStart w:id="31" w:name="_Toc233135542"/>
+      <w:bookmarkStart w:id="31" w:name="_Toc235003311"/>
       <w:r>
         <w:lastRenderedPageBreak/>
         <w:t>Revenue by Provider Type</w:t>
@@ -18293,7 +18424,7 @@
       <w:pPr>
         <w:pStyle w:val="Heading2"/>
       </w:pPr>
-      <w:bookmarkStart w:id="32" w:name="_Toc233135543"/>
+      <w:bookmarkStart w:id="32" w:name="_Toc235003312"/>
       <w:r>
         <w:t>SPM Specialist Dashboard</w:t>
       </w:r>
@@ -18325,7 +18456,7 @@
       <w:pPr>
         <w:pStyle w:val="Heading3"/>
       </w:pPr>
-      <w:bookmarkStart w:id="33" w:name="_Toc233135544"/>
+      <w:bookmarkStart w:id="33" w:name="_Toc235003313"/>
       <w:r>
         <w:t>Ticket Summary</w:t>
       </w:r>
@@ -18393,7 +18524,7 @@
       <w:pPr>
         <w:pStyle w:val="Heading3"/>
       </w:pPr>
-      <w:bookmarkStart w:id="34" w:name="_Toc233135545"/>
+      <w:bookmarkStart w:id="34" w:name="_Toc235003314"/>
       <w:r>
         <w:t>Ticket Aging Buckets</w:t>
       </w:r>
@@ -18465,7 +18596,7 @@
       <w:pPr>
         <w:pStyle w:val="Heading3"/>
       </w:pPr>
-      <w:bookmarkStart w:id="35" w:name="_Toc233135546"/>
+      <w:bookmarkStart w:id="35" w:name="_Toc235003315"/>
       <w:r>
         <w:t>Average Resolution Time</w:t>
       </w:r>
@@ -18533,7 +18664,7 @@
       <w:pPr>
         <w:pStyle w:val="Heading3"/>
       </w:pPr>
-      <w:bookmarkStart w:id="36" w:name="_Toc233135547"/>
+      <w:bookmarkStart w:id="36" w:name="_Toc235003316"/>
       <w:r>
         <w:t>Compliance Risk</w:t>
       </w:r>
@@ -18604,7 +18735,7 @@
       <w:pPr>
         <w:pStyle w:val="Heading3"/>
       </w:pPr>
-      <w:bookmarkStart w:id="37" w:name="_Toc233135548"/>
+      <w:bookmarkStart w:id="37" w:name="_Toc235003317"/>
       <w:r>
         <w:lastRenderedPageBreak/>
         <w:t>COI Expiration Timeline</w:t>
@@ -18673,7 +18804,7 @@
       <w:pPr>
         <w:pStyle w:val="Heading3"/>
       </w:pPr>
-      <w:bookmarkStart w:id="38" w:name="_Toc233135549"/>
+      <w:bookmarkStart w:id="38" w:name="_Toc235003318"/>
       <w:r>
         <w:t>COI Upload Activity</w:t>
       </w:r>
@@ -18741,7 +18872,7 @@
       <w:pPr>
         <w:pStyle w:val="Heading3"/>
       </w:pPr>
-      <w:bookmarkStart w:id="39" w:name="_Toc233135550"/>
+      <w:bookmarkStart w:id="39" w:name="_Toc235003319"/>
       <w:r>
         <w:t xml:space="preserve">Provider Lifecycle </w:t>
       </w:r>
@@ -18752,7 +18883,15 @@
     </w:p>
     <w:p>
       <w:r>
-        <w:t xml:space="preserve">The Provider Lifecycle Distribution chart shows providers grouped by lifecycle status, such as Draft, Pending Verification, Authorized, Verified, and DNU. This helps users understand how providers are distributed across key lifecycle stages. </w:t>
+        <w:t xml:space="preserve">The Provider Lifecycle Distribution chart shows providers grouped by lifecycle status, such as Draft, Pending Verification, Authorized, Verified, and </w:t>
+      </w:r>
+      <w:proofErr w:type="spellStart"/>
+      <w:r>
+        <w:t>DNU</w:t>
+      </w:r>
+      <w:proofErr w:type="spellEnd"/>
+      <w:r>
+        <w:t xml:space="preserve">. This helps users understand how providers are distributed across key lifecycle stages. </w:t>
       </w:r>
     </w:p>
     <w:p>
@@ -18803,7 +18942,7 @@
       <w:pPr>
         <w:pStyle w:val="Heading3"/>
       </w:pPr>
-      <w:bookmarkStart w:id="40" w:name="_Toc233135551"/>
+      <w:bookmarkStart w:id="40" w:name="_Toc235003320"/>
       <w:r>
         <w:t>Operational Readiness</w:t>
       </w:r>
@@ -18862,7 +19001,7 @@
       <w:pPr>
         <w:pStyle w:val="Heading2"/>
       </w:pPr>
-      <w:bookmarkStart w:id="41" w:name="_Toc233135552"/>
+      <w:bookmarkStart w:id="41" w:name="_Toc235003321"/>
       <w:r>
         <w:t xml:space="preserve">Service </w:t>
       </w:r>
@@ -18883,7 +19022,15 @@
         <w:t>Service Provider Team Lead</w:t>
       </w:r>
       <w:r>
-        <w:t xml:space="preserve"> dashboard provides team-level visibility into PSP assignments, approvals, sales performance, accounting inquiries, documentation gaps, and event-related follow-up work. This dashboard helps team leads monitor specialist workload, compare performance across team members, and identify provider-related items that require coordination or outreach.</w:t>
+        <w:t xml:space="preserve"> dashboard provides team-level visibility into PSP assignments, approvals, sales performance, accounting inquiries, documentation gaps, and event-related follow-up work. This dashboard helps team </w:t>
+      </w:r>
+      <w:proofErr w:type="gramStart"/>
+      <w:r>
+        <w:t>leads</w:t>
+      </w:r>
+      <w:proofErr w:type="gramEnd"/>
+      <w:r>
+        <w:t xml:space="preserve"> monitor specialist workload, compare performance across team members, and identify provider-related items that require coordination or outreach.</w:t>
       </w:r>
     </w:p>
     <w:p/>
@@ -18891,7 +19038,7 @@
       <w:pPr>
         <w:pStyle w:val="Heading3"/>
       </w:pPr>
-      <w:bookmarkStart w:id="42" w:name="_Toc233135553"/>
+      <w:bookmarkStart w:id="42" w:name="_Toc235003322"/>
       <w:r>
         <w:t>Team Members</w:t>
       </w:r>
@@ -18960,7 +19107,7 @@
       <w:pPr>
         <w:pStyle w:val="Heading3"/>
       </w:pPr>
-      <w:bookmarkStart w:id="43" w:name="_Toc233135554"/>
+      <w:bookmarkStart w:id="43" w:name="_Toc235003323"/>
       <w:r>
         <w:t>PSP Specialists Overview</w:t>
       </w:r>
@@ -18981,7 +19128,15 @@
         <w:t xml:space="preserve"> section </w:t>
       </w:r>
       <w:r>
-        <w:t>summarizes provider assignments and verification status by specialists. It shows each specialist’s total PSP count, verified providers, and authorized providers, allowing team leads to compare workload and provider readiness across the team.</w:t>
+        <w:t xml:space="preserve">summarizes provider assignments and verification status by specialists. It shows each specialist’s total PSP count, verified providers, and authorized providers, allowing team </w:t>
+      </w:r>
+      <w:proofErr w:type="gramStart"/>
+      <w:r>
+        <w:t>leads</w:t>
+      </w:r>
+      <w:proofErr w:type="gramEnd"/>
+      <w:r>
+        <w:t xml:space="preserve"> to compare workload and provider readiness across the team.</w:t>
       </w:r>
     </w:p>
     <w:p>
@@ -19031,7 +19186,7 @@
       <w:pPr>
         <w:pStyle w:val="Heading3"/>
       </w:pPr>
-      <w:bookmarkStart w:id="44" w:name="_Toc233135555"/>
+      <w:bookmarkStart w:id="44" w:name="_Toc235003324"/>
       <w:r>
         <w:t>Approved PSPs and Monthly Approvals</w:t>
       </w:r>
@@ -19059,7 +19214,15 @@
         <w:t>Monthly Approvals</w:t>
       </w:r>
       <w:r>
-        <w:t xml:space="preserve"> chart shows approval activity by month, helping team leads monitor approval trends over time. </w:t>
+        <w:t xml:space="preserve"> chart shows approval activity by month, helping </w:t>
+      </w:r>
+      <w:proofErr w:type="gramStart"/>
+      <w:r>
+        <w:t>team leads</w:t>
+      </w:r>
+      <w:proofErr w:type="gramEnd"/>
+      <w:r>
+        <w:t xml:space="preserve"> monitor approval trends over time. </w:t>
       </w:r>
     </w:p>
     <w:p>
@@ -19110,7 +19273,7 @@
       <w:pPr>
         <w:pStyle w:val="Heading3"/>
       </w:pPr>
-      <w:bookmarkStart w:id="45" w:name="_Toc233135556"/>
+      <w:bookmarkStart w:id="45" w:name="_Toc235003325"/>
       <w:r>
         <w:t>PSP Sales Win Rate Summary</w:t>
       </w:r>
@@ -19128,7 +19291,15 @@
         <w:t>PSP Sales Win Rate Summary</w:t>
       </w:r>
       <w:r>
-        <w:t xml:space="preserve"> compare win rate </w:t>
+        <w:t xml:space="preserve"> </w:t>
+      </w:r>
+      <w:proofErr w:type="gramStart"/>
+      <w:r>
+        <w:t>compare</w:t>
+      </w:r>
+      <w:proofErr w:type="gramEnd"/>
+      <w:r>
+        <w:t xml:space="preserve"> win rate </w:t>
       </w:r>
       <w:r>
         <w:t xml:space="preserve">percentages by product type and specialist. Users can review performance across product categories such as Toilets, Roll-offs, Containers, and Fencing, and switch between Weekly, Monthly, Quarterly, and YTD views. </w:t>
@@ -19181,7 +19352,7 @@
       <w:pPr>
         <w:pStyle w:val="Heading3"/>
       </w:pPr>
-      <w:bookmarkStart w:id="46" w:name="_Toc233135557"/>
+      <w:bookmarkStart w:id="46" w:name="_Toc235003326"/>
       <w:r>
         <w:t>Open Accounting Inquiries by PSP Specialist</w:t>
       </w:r>
@@ -19202,7 +19373,15 @@
         <w:t xml:space="preserve"> chart shows the current number </w:t>
       </w:r>
       <w:r>
-        <w:t xml:space="preserve">of open accounting inquiries assigned to each specialist. This helps team leads identify inquiry workload distribution and determine </w:t>
+        <w:t xml:space="preserve">of open accounting inquiries assigned to each specialist. This helps team </w:t>
+      </w:r>
+      <w:proofErr w:type="gramStart"/>
+      <w:r>
+        <w:t>leads</w:t>
+      </w:r>
+      <w:proofErr w:type="gramEnd"/>
+      <w:r>
+        <w:t xml:space="preserve"> identify inquiry workload distribution and determine </w:t>
       </w:r>
       <w:r>
         <w:t>where follow-up or support may be needed.</w:t>
@@ -19255,7 +19434,7 @@
       <w:pPr>
         <w:pStyle w:val="Heading3"/>
       </w:pPr>
-      <w:bookmarkStart w:id="47" w:name="_Toc233135558"/>
+      <w:bookmarkStart w:id="47" w:name="_Toc235003327"/>
       <w:r>
         <w:t>Compliance / Documentation</w:t>
       </w:r>
@@ -19327,7 +19506,7 @@
       <w:pPr>
         <w:pStyle w:val="Heading3"/>
       </w:pPr>
-      <w:bookmarkStart w:id="48" w:name="_Toc233135559"/>
+      <w:bookmarkStart w:id="48" w:name="_Toc235003328"/>
       <w:r>
         <w:t>Event Toilet Confirmation</w:t>
       </w:r>
@@ -19408,7 +19587,7 @@
       <w:pPr>
         <w:pStyle w:val="Heading2"/>
       </w:pPr>
-      <w:bookmarkStart w:id="49" w:name="_Toc233135560"/>
+      <w:bookmarkStart w:id="49" w:name="_Toc235003329"/>
       <w:r>
         <w:t>Tonnage</w:t>
       </w:r>
@@ -19437,7 +19616,7 @@
       <w:pPr>
         <w:pStyle w:val="Heading3"/>
       </w:pPr>
-      <w:bookmarkStart w:id="50" w:name="_Toc233135561"/>
+      <w:bookmarkStart w:id="50" w:name="_Toc235003330"/>
       <w:r>
         <w:t>Event Toilet Confirmation</w:t>
       </w:r>
@@ -19511,7 +19690,7 @@
       <w:pPr>
         <w:pStyle w:val="Heading3"/>
       </w:pPr>
-      <w:bookmarkStart w:id="51" w:name="_Toc233135562"/>
+      <w:bookmarkStart w:id="51" w:name="_Toc235003331"/>
       <w:r>
         <w:lastRenderedPageBreak/>
         <w:t>Confirmation Progress</w:t>
@@ -19580,7 +19759,7 @@
       <w:pPr>
         <w:pStyle w:val="Heading3"/>
       </w:pPr>
-      <w:bookmarkStart w:id="52" w:name="_Toc233135563"/>
+      <w:bookmarkStart w:id="52" w:name="_Toc235003332"/>
       <w:r>
         <w:t>Status Breakdown</w:t>
       </w:r>
@@ -19648,7 +19827,7 @@
       <w:pPr>
         <w:pStyle w:val="Heading3"/>
       </w:pPr>
-      <w:bookmarkStart w:id="53" w:name="_Toc233135564"/>
+      <w:bookmarkStart w:id="53" w:name="_Toc235003333"/>
       <w:r>
         <w:t>Tonnage Overview</w:t>
       </w:r>
@@ -19720,7 +19899,7 @@
       <w:pPr>
         <w:pStyle w:val="Heading3"/>
       </w:pPr>
-      <w:bookmarkStart w:id="54" w:name="_Toc233135565"/>
+      <w:bookmarkStart w:id="54" w:name="_Toc235003334"/>
       <w:r>
         <w:t>Completion Rate</w:t>
       </w:r>
@@ -19735,10 +19914,22 @@
           <w:b/>
           <w:bCs/>
         </w:rPr>
-        <w:t>Completion Rate</w:t>
-      </w:r>
-      <w:r>
-        <w:t xml:space="preserve"> card shows </w:t>
+        <w:t xml:space="preserve">Completion </w:t>
+      </w:r>
+      <w:proofErr w:type="gramStart"/>
+      <w:r>
+        <w:rPr>
+          <w:b/>
+          <w:bCs/>
+        </w:rPr>
+        <w:t>Rate</w:t>
+      </w:r>
+      <w:r>
+        <w:t xml:space="preserve"> card</w:t>
+      </w:r>
+      <w:proofErr w:type="gramEnd"/>
+      <w:r>
+        <w:t xml:space="preserve"> shows </w:t>
       </w:r>
       <w:r>
         <w:t xml:space="preserve">the percentage of tickets that already have final tonnage entered. It also displays the number of completed tickets against the total ticket count and may show a trend indicator or warning message when the completion rate is dropping or a backlog is forming.  </w:t>
@@ -19791,7 +19982,7 @@
       <w:pPr>
         <w:pStyle w:val="Heading3"/>
       </w:pPr>
-      <w:bookmarkStart w:id="55" w:name="_Toc233135566"/>
+      <w:bookmarkStart w:id="55" w:name="_Toc235003335"/>
       <w:r>
         <w:t xml:space="preserve">Missing Tonnage </w:t>
       </w:r>
@@ -19868,7 +20059,7 @@
       <w:pPr>
         <w:pStyle w:val="Heading3"/>
       </w:pPr>
-      <w:bookmarkStart w:id="56" w:name="_Toc233135567"/>
+      <w:bookmarkStart w:id="56" w:name="_Toc235003336"/>
       <w:r>
         <w:lastRenderedPageBreak/>
         <w:t>Top Providers Missing Tonnage</w:t>
@@ -19890,7 +20081,15 @@
         <w:t xml:space="preserve"> chart shows </w:t>
       </w:r>
       <w:r>
-        <w:t>which providers have the highest number of missing final tonnage items. This view helps users prioritize follow-up by provider.</w:t>
+        <w:t xml:space="preserve">which providers have the highest number of missing final tonnage items. This view helps users prioritize follow-up by </w:t>
+      </w:r>
+      <w:proofErr w:type="gramStart"/>
+      <w:r>
+        <w:t>provider</w:t>
+      </w:r>
+      <w:proofErr w:type="gramEnd"/>
+      <w:r>
+        <w:t>.</w:t>
       </w:r>
     </w:p>
     <w:p>
@@ -19940,7 +20139,7 @@
       <w:pPr>
         <w:pStyle w:val="Heading3"/>
       </w:pPr>
-      <w:bookmarkStart w:id="57" w:name="_Toc233135568"/>
+      <w:bookmarkStart w:id="57" w:name="_Toc235003337"/>
       <w:r>
         <w:t>Tonnage Inputted By</w:t>
       </w:r>
@@ -20012,7 +20211,7 @@
         <w:sectPr>
           <w:headerReference w:type="default" r:id="rId53"/>
           <w:pgSz w:w="12240" w:h="15840"/>
-          <w:pgMar w:top="1411" w:right="850" w:bottom="1411" w:left="850" w:header="720" w:footer="720" w:gutter="0"/>
+          <w:pgMar w:top="1411" w:right="850" w:bottom="1411" w:left="850" w:header="576" w:footer="720" w:gutter="0"/>
           <w:pgNumType w:chapSep="period"/>
           <w:cols w:space="720"/>
           <w:docGrid w:linePitch="360"/>
@@ -20023,11 +20222,13 @@
       <w:pPr>
         <w:pStyle w:val="Heading1"/>
       </w:pPr>
-      <w:bookmarkStart w:id="58" w:name="_Toc233135569"/>
+      <w:bookmarkStart w:id="58" w:name="_Toc235003338"/>
+      <w:proofErr w:type="spellStart"/>
       <w:r>
         <w:lastRenderedPageBreak/>
         <w:t>Customerz</w:t>
       </w:r>
+      <w:proofErr w:type="spellEnd"/>
       <w:r>
         <w:t xml:space="preserve"> section</w:t>
       </w:r>
@@ -20037,6 +20238,7 @@
       <w:r>
         <w:t xml:space="preserve">The </w:t>
       </w:r>
+      <w:proofErr w:type="spellStart"/>
       <w:r>
         <w:rPr>
           <w:b/>
@@ -20044,6 +20246,7 @@
         </w:rPr>
         <w:t>Customerz</w:t>
       </w:r>
+      <w:proofErr w:type="spellEnd"/>
       <w:r>
         <w:t xml:space="preserve"> section centralizes all customer-related information and operations within the CUBE platform. It allows users to manage customer profiles, contacts, service locations, and financial configurations such as billing preferences and transactions. This </w:t>
       </w:r>
@@ -20059,7 +20262,7 @@
       <w:pPr>
         <w:pStyle w:val="Heading2"/>
       </w:pPr>
-      <w:bookmarkStart w:id="59" w:name="_Toc233135570"/>
+      <w:bookmarkStart w:id="59" w:name="_Toc235003339"/>
       <w:r>
         <w:t>Customers</w:t>
       </w:r>
@@ -20120,7 +20323,7 @@
       <w:pPr>
         <w:pStyle w:val="Heading2"/>
       </w:pPr>
-      <w:bookmarkStart w:id="60" w:name="_Toc233135571"/>
+      <w:bookmarkStart w:id="60" w:name="_Toc235003340"/>
       <w:r>
         <w:t>Customer Contacts</w:t>
       </w:r>
@@ -20145,7 +20348,7 @@
       <w:pPr>
         <w:pStyle w:val="Heading2"/>
       </w:pPr>
-      <w:bookmarkStart w:id="61" w:name="_Toc233135572"/>
+      <w:bookmarkStart w:id="61" w:name="_Toc235003341"/>
       <w:r>
         <w:lastRenderedPageBreak/>
         <w:t>Sites</w:t>
@@ -20165,7 +20368,7 @@
       <w:pPr>
         <w:pStyle w:val="Heading2"/>
       </w:pPr>
-      <w:bookmarkStart w:id="62" w:name="_Toc233135573"/>
+      <w:bookmarkStart w:id="62" w:name="_Toc235003342"/>
       <w:r>
         <w:t>Reviews</w:t>
       </w:r>
@@ -20184,7 +20387,7 @@
       <w:pPr>
         <w:pStyle w:val="Heading2"/>
       </w:pPr>
-      <w:bookmarkStart w:id="63" w:name="_Toc233135574"/>
+      <w:bookmarkStart w:id="63" w:name="_Toc235003343"/>
       <w:r>
         <w:t>CC Transactions</w:t>
       </w:r>
@@ -20203,7 +20406,7 @@
       <w:pPr>
         <w:pStyle w:val="Heading2"/>
       </w:pPr>
-      <w:bookmarkStart w:id="64" w:name="_Toc233135575"/>
+      <w:bookmarkStart w:id="64" w:name="_Toc235003344"/>
       <w:r>
         <w:t>Credit Limit Requests</w:t>
       </w:r>
@@ -20222,7 +20425,7 @@
       <w:pPr>
         <w:pStyle w:val="Heading2"/>
       </w:pPr>
-      <w:bookmarkStart w:id="65" w:name="_Toc233135576"/>
+      <w:bookmarkStart w:id="65" w:name="_Toc235003345"/>
       <w:r>
         <w:t>Accounting Inquiries</w:t>
       </w:r>
@@ -20241,7 +20444,7 @@
       <w:pPr>
         <w:pStyle w:val="Heading2"/>
       </w:pPr>
-      <w:bookmarkStart w:id="66" w:name="_Toc233135577"/>
+      <w:bookmarkStart w:id="66" w:name="_Toc235003346"/>
       <w:r>
         <w:t>Billing Preferences</w:t>
       </w:r>
@@ -20264,7 +20467,7 @@
         <w:sectPr>
           <w:headerReference w:type="default" r:id="rId55"/>
           <w:pgSz w:w="12240" w:h="15840"/>
-          <w:pgMar w:top="1411" w:right="850" w:bottom="1411" w:left="850" w:header="720" w:footer="720" w:gutter="0"/>
+          <w:pgMar w:top="1411" w:right="850" w:bottom="1411" w:left="850" w:header="576" w:footer="720" w:gutter="0"/>
           <w:pgNumType w:chapSep="period"/>
           <w:cols w:space="720"/>
           <w:docGrid w:linePitch="360"/>
@@ -20275,7 +20478,7 @@
       <w:pPr>
         <w:pStyle w:val="Heading1"/>
       </w:pPr>
-      <w:bookmarkStart w:id="67" w:name="_Toc233135578"/>
+      <w:bookmarkStart w:id="67" w:name="_Toc235003347"/>
       <w:r>
         <w:lastRenderedPageBreak/>
         <w:t>Salez</w:t>
@@ -20305,7 +20508,7 @@
       <w:pPr>
         <w:pStyle w:val="Heading2"/>
       </w:pPr>
-      <w:bookmarkStart w:id="68" w:name="_Toc233135579"/>
+      <w:bookmarkStart w:id="68" w:name="_Toc235003348"/>
       <w:r>
         <w:t>Products</w:t>
       </w:r>
@@ -20321,7 +20524,7 @@
       <w:pPr>
         <w:pStyle w:val="Heading3"/>
       </w:pPr>
-      <w:bookmarkStart w:id="69" w:name="_Toc233135580"/>
+      <w:bookmarkStart w:id="69" w:name="_Toc235003349"/>
       <w:r>
         <w:t>Toilets</w:t>
       </w:r>
@@ -20337,7 +20540,7 @@
       <w:pPr>
         <w:pStyle w:val="Heading3"/>
       </w:pPr>
-      <w:bookmarkStart w:id="70" w:name="_Toc233135581"/>
+      <w:bookmarkStart w:id="70" w:name="_Toc235003350"/>
       <w:r>
         <w:t>Roll-offs</w:t>
       </w:r>
@@ -20353,7 +20556,7 @@
       <w:pPr>
         <w:pStyle w:val="Heading3"/>
       </w:pPr>
-      <w:bookmarkStart w:id="71" w:name="_Toc233135582"/>
+      <w:bookmarkStart w:id="71" w:name="_Toc235003351"/>
       <w:r>
         <w:t>Containers</w:t>
       </w:r>
@@ -20369,7 +20572,7 @@
       <w:pPr>
         <w:pStyle w:val="Heading3"/>
       </w:pPr>
-      <w:bookmarkStart w:id="72" w:name="_Toc233135583"/>
+      <w:bookmarkStart w:id="72" w:name="_Toc235003352"/>
       <w:r>
         <w:t>Fencing</w:t>
       </w:r>
@@ -20385,7 +20588,7 @@
       <w:pPr>
         <w:pStyle w:val="Heading3"/>
       </w:pPr>
-      <w:bookmarkStart w:id="73" w:name="_Toc233135584"/>
+      <w:bookmarkStart w:id="73" w:name="_Toc235003353"/>
       <w:r>
         <w:t>Front Loads</w:t>
       </w:r>
@@ -20401,7 +20604,7 @@
       <w:pPr>
         <w:pStyle w:val="Heading3"/>
       </w:pPr>
-      <w:bookmarkStart w:id="74" w:name="_Toc233135585"/>
+      <w:bookmarkStart w:id="74" w:name="_Toc235003354"/>
       <w:r>
         <w:t>Equipment Rentals</w:t>
       </w:r>
@@ -20417,7 +20620,7 @@
       <w:pPr>
         <w:pStyle w:val="Heading3"/>
       </w:pPr>
-      <w:bookmarkStart w:id="75" w:name="_Toc233135586"/>
+      <w:bookmarkStart w:id="75" w:name="_Toc235003355"/>
       <w:r>
         <w:t>Perm Roll-off</w:t>
       </w:r>
@@ -20433,7 +20636,7 @@
       <w:pPr>
         <w:pStyle w:val="Heading3"/>
       </w:pPr>
-      <w:bookmarkStart w:id="76" w:name="_Toc233135587"/>
+      <w:bookmarkStart w:id="76" w:name="_Toc235003356"/>
       <w:r>
         <w:lastRenderedPageBreak/>
         <w:t>Grease Trap</w:t>
@@ -20450,7 +20653,7 @@
       <w:pPr>
         <w:pStyle w:val="Heading3"/>
       </w:pPr>
-      <w:bookmarkStart w:id="77" w:name="_Toc233135588"/>
+      <w:bookmarkStart w:id="77" w:name="_Toc235003357"/>
       <w:r>
         <w:t>Other Services</w:t>
       </w:r>
@@ -20467,7 +20670,7 @@
       <w:pPr>
         <w:pStyle w:val="Heading2"/>
       </w:pPr>
-      <w:bookmarkStart w:id="78" w:name="_Toc233135589"/>
+      <w:bookmarkStart w:id="78" w:name="_Toc235003358"/>
       <w:r>
         <w:t>Service Tickets</w:t>
       </w:r>
@@ -20483,7 +20686,7 @@
       <w:pPr>
         <w:pStyle w:val="Heading2"/>
       </w:pPr>
-      <w:bookmarkStart w:id="79" w:name="_Toc233135590"/>
+      <w:bookmarkStart w:id="79" w:name="_Toc235003359"/>
       <w:r>
         <w:t>Line Items</w:t>
       </w:r>
@@ -20499,7 +20702,7 @@
       <w:pPr>
         <w:pStyle w:val="Heading2"/>
       </w:pPr>
-      <w:bookmarkStart w:id="80" w:name="_Toc233135591"/>
+      <w:bookmarkStart w:id="80" w:name="_Toc235003360"/>
       <w:r>
         <w:t>Invoices</w:t>
       </w:r>
@@ -20515,7 +20718,7 @@
       <w:pPr>
         <w:pStyle w:val="Heading2"/>
       </w:pPr>
-      <w:bookmarkStart w:id="81" w:name="_Toc233135592"/>
+      <w:bookmarkStart w:id="81" w:name="_Toc235003361"/>
       <w:r>
         <w:t>AP Hub</w:t>
       </w:r>
@@ -20537,7 +20740,7 @@
       <w:pPr>
         <w:pStyle w:val="Heading2"/>
       </w:pPr>
-      <w:bookmarkStart w:id="82" w:name="_Toc233135593"/>
+      <w:bookmarkStart w:id="82" w:name="_Toc235003362"/>
       <w:r>
         <w:t>Pricing History</w:t>
       </w:r>
@@ -20553,7 +20756,7 @@
       <w:pPr>
         <w:pStyle w:val="Heading2"/>
       </w:pPr>
-      <w:bookmarkStart w:id="83" w:name="_Toc233135594"/>
+      <w:bookmarkStart w:id="83" w:name="_Toc235003363"/>
       <w:r>
         <w:t>Z Sight Monitors</w:t>
       </w:r>
@@ -20569,7 +20772,7 @@
       <w:pPr>
         <w:pStyle w:val="Heading2"/>
       </w:pPr>
-      <w:bookmarkStart w:id="84" w:name="_Toc233135595"/>
+      <w:bookmarkStart w:id="84" w:name="_Toc235003364"/>
       <w:r>
         <w:lastRenderedPageBreak/>
         <w:t>Assets</w:t>
@@ -20587,7 +20790,7 @@
         <w:sectPr>
           <w:headerReference w:type="default" r:id="rId56"/>
           <w:pgSz w:w="12240" w:h="15840"/>
-          <w:pgMar w:top="1411" w:right="850" w:bottom="1411" w:left="850" w:header="720" w:footer="720" w:gutter="0"/>
+          <w:pgMar w:top="1411" w:right="850" w:bottom="1411" w:left="850" w:header="576" w:footer="720" w:gutter="0"/>
           <w:pgNumType w:chapSep="period"/>
           <w:cols w:space="720"/>
           <w:docGrid w:linePitch="360"/>
@@ -20598,11 +20801,13 @@
       <w:pPr>
         <w:pStyle w:val="Heading1"/>
       </w:pPr>
-      <w:bookmarkStart w:id="85" w:name="_Toc233135596"/>
+      <w:bookmarkStart w:id="85" w:name="_Toc235003365"/>
+      <w:proofErr w:type="spellStart"/>
       <w:r>
         <w:lastRenderedPageBreak/>
         <w:t>Operationz</w:t>
       </w:r>
+      <w:proofErr w:type="spellEnd"/>
       <w:r>
         <w:t xml:space="preserve"> section</w:t>
       </w:r>
@@ -20612,6 +20817,7 @@
       <w:r>
         <w:t xml:space="preserve">The </w:t>
       </w:r>
+      <w:proofErr w:type="spellStart"/>
       <w:r>
         <w:rPr>
           <w:b/>
@@ -20619,6 +20825,7 @@
         </w:rPr>
         <w:t>Operationz</w:t>
       </w:r>
+      <w:proofErr w:type="spellEnd"/>
       <w:r>
         <w:t xml:space="preserve"> section manages the execution and coordination of services within the platform. It includes tools for handling service providers, fulfillment processes, </w:t>
       </w:r>
@@ -20634,7 +20841,7 @@
       <w:pPr>
         <w:pStyle w:val="Heading2"/>
       </w:pPr>
-      <w:bookmarkStart w:id="86" w:name="_Toc233135597"/>
+      <w:bookmarkStart w:id="86" w:name="_Toc235003366"/>
       <w:r>
         <w:t>Service Providers</w:t>
       </w:r>
@@ -20652,7 +20859,15 @@
         <w:t>Service Providers</w:t>
       </w:r>
       <w:r>
-        <w:t xml:space="preserve"> module displays the list of service providers registered in CUBE. Users can search, sort, and filter provider records from the table. Each record shows key provider information such as company name, verification status, DNU status, service provider ID, phone number, address, city, and state. The Actions column allows users to view, edit, select, or access additional options for a provider.</w:t>
+        <w:t xml:space="preserve"> module displays the list of service providers registered in CUBE. Users can search, sort, and filter provider records from the table. Each record shows key provider information such as company name, verification status, </w:t>
+      </w:r>
+      <w:proofErr w:type="spellStart"/>
+      <w:r>
+        <w:t>DNU</w:t>
+      </w:r>
+      <w:proofErr w:type="spellEnd"/>
+      <w:r>
+        <w:t xml:space="preserve"> status, service provider ID, phone number, address, city, and state. The Actions column allows users to view, edit, select, or access additional options for a provider.</w:t>
       </w:r>
     </w:p>
     <w:p>
@@ -21190,7 +21405,7 @@
       <w:pPr>
         <w:pStyle w:val="Heading3"/>
       </w:pPr>
-      <w:bookmarkStart w:id="87" w:name="_Toc233135598"/>
+      <w:bookmarkStart w:id="87" w:name="_Toc235003367"/>
       <w:r>
         <w:t>Service provider summary</w:t>
       </w:r>
@@ -21262,8 +21477,13 @@
       <w:r>
         <w:t xml:space="preserve">In the Service Providers table, users can select the </w:t>
       </w:r>
-      <w:r>
-        <w:t>expand/collapse</w:t>
+      <w:proofErr w:type="gramStart"/>
+      <w:r>
+        <w:t>expand</w:t>
+      </w:r>
+      <w:proofErr w:type="gramEnd"/>
+      <w:r>
+        <w:t>/collapse</w:t>
       </w:r>
       <w:r>
         <w:t xml:space="preserve"> button in the Actions column to expand a provider record. When expanded, the row displays summary information about the selected service provider, such as created and modified dates, last modified user, company name, phone number, insurance expiration date, document status, related notes, and associated services. This allows users to review key provider details without opening the full record.</w:t>
@@ -21316,7 +21536,7 @@
       <w:pPr>
         <w:pStyle w:val="Heading3"/>
       </w:pPr>
-      <w:bookmarkStart w:id="88" w:name="_Toc233135599"/>
+      <w:bookmarkStart w:id="88" w:name="_Toc235003368"/>
       <w:r>
         <w:t>Service provider view</w:t>
       </w:r>
@@ -21642,7 +21862,31 @@
         <w:t>Approvals &amp; Open/Recent Tasks</w:t>
       </w:r>
       <w:r>
-        <w:t xml:space="preserve"> section displays pending and completed approval items alongside current provider-related tasks. Approvals show request details, decision status, and available actions such as approve or reject. The tasks panel shows assigned work items, due dates, completion status, and quick actions, allowing users to monitor follow-up activities directly from the provider overview.</w:t>
+        <w:t xml:space="preserve"> section displays pending and completed approval items alongside current provider-related tasks. Approvals show request details, decision status, and available actions such as </w:t>
+      </w:r>
+      <w:proofErr w:type="gramStart"/>
+      <w:r>
+        <w:t>approve</w:t>
+      </w:r>
+      <w:proofErr w:type="gramEnd"/>
+      <w:r>
+        <w:t xml:space="preserve"> or </w:t>
+      </w:r>
+      <w:proofErr w:type="gramStart"/>
+      <w:r>
+        <w:t>reject</w:t>
+      </w:r>
+      <w:proofErr w:type="gramEnd"/>
+      <w:r>
+        <w:t xml:space="preserve">. The tasks panel shows assigned work items, due dates, completion status, and quick actions, allowing users to monitor follow-up activities directly from the </w:t>
+      </w:r>
+      <w:proofErr w:type="gramStart"/>
+      <w:r>
+        <w:t>provider</w:t>
+      </w:r>
+      <w:proofErr w:type="gramEnd"/>
+      <w:r>
+        <w:t xml:space="preserve"> overview.</w:t>
       </w:r>
     </w:p>
     <w:p>
@@ -21699,7 +21943,15 @@
         <w:t xml:space="preserve">Dates, Documents &amp; Contacts </w:t>
       </w:r>
       <w:r>
-        <w:t>section groups important provider reference information in one area. It displays key provider dates, related documents, and associated contacts, allowing users to review compliance dates, access uploaded files, and confirm contact details directly from the provider overview.</w:t>
+        <w:t xml:space="preserve">section groups </w:t>
+      </w:r>
+      <w:proofErr w:type="gramStart"/>
+      <w:r>
+        <w:t>important provider</w:t>
+      </w:r>
+      <w:proofErr w:type="gramEnd"/>
+      <w:r>
+        <w:t xml:space="preserve"> reference information in one area. It displays key provider dates, related documents, and associated contacts, allowing users to review compliance dates, access uploaded files, and confirm contact details directly from the provider overview.</w:t>
       </w:r>
     </w:p>
     <w:p>
@@ -21885,7 +22137,7 @@
       <w:pPr>
         <w:pStyle w:val="Heading2"/>
       </w:pPr>
-      <w:bookmarkStart w:id="89" w:name="_Toc233135600"/>
+      <w:bookmarkStart w:id="89" w:name="_Toc235003369"/>
       <w:r>
         <w:t>Service Provider Contacts</w:t>
       </w:r>
@@ -21901,7 +22153,7 @@
       <w:pPr>
         <w:pStyle w:val="Heading2"/>
       </w:pPr>
-      <w:bookmarkStart w:id="90" w:name="_Toc233135601"/>
+      <w:bookmarkStart w:id="90" w:name="_Toc235003370"/>
       <w:r>
         <w:t>Fulfillment Tickets</w:t>
       </w:r>
@@ -21917,7 +22169,7 @@
       <w:pPr>
         <w:pStyle w:val="Heading2"/>
       </w:pPr>
-      <w:bookmarkStart w:id="91" w:name="_Toc233135602"/>
+      <w:bookmarkStart w:id="91" w:name="_Toc235003371"/>
       <w:r>
         <w:t>SPM</w:t>
       </w:r>
@@ -21948,7 +22200,7 @@
       <w:pPr>
         <w:pStyle w:val="Heading2"/>
       </w:pPr>
-      <w:bookmarkStart w:id="92" w:name="_Toc233135603"/>
+      <w:bookmarkStart w:id="92" w:name="_Toc235003372"/>
       <w:r>
         <w:t>Pricing Zones</w:t>
       </w:r>
@@ -21964,7 +22216,7 @@
       <w:pPr>
         <w:pStyle w:val="Heading2"/>
       </w:pPr>
-      <w:bookmarkStart w:id="93" w:name="_Toc233135604"/>
+      <w:bookmarkStart w:id="93" w:name="_Toc235003373"/>
       <w:r>
         <w:t>Pricings</w:t>
       </w:r>
@@ -21980,7 +22232,7 @@
       <w:pPr>
         <w:pStyle w:val="Heading2"/>
       </w:pPr>
-      <w:bookmarkStart w:id="94" w:name="_Toc233135605"/>
+      <w:bookmarkStart w:id="94" w:name="_Toc235003374"/>
       <w:r>
         <w:lastRenderedPageBreak/>
         <w:t>Service Provider</w:t>
@@ -22009,7 +22261,7 @@
       <w:pPr>
         <w:pStyle w:val="Heading2"/>
       </w:pPr>
-      <w:bookmarkStart w:id="95" w:name="_Toc233135606"/>
+      <w:bookmarkStart w:id="95" w:name="_Toc235003375"/>
       <w:r>
         <w:t>SPM</w:t>
       </w:r>
@@ -22040,7 +22292,7 @@
       <w:pPr>
         <w:pStyle w:val="Heading2"/>
       </w:pPr>
-      <w:bookmarkStart w:id="96" w:name="_Toc233135607"/>
+      <w:bookmarkStart w:id="96" w:name="_Toc235003376"/>
       <w:r>
         <w:t>Price Increases</w:t>
       </w:r>
@@ -22056,7 +22308,7 @@
       <w:pPr>
         <w:pStyle w:val="Heading2"/>
       </w:pPr>
-      <w:bookmarkStart w:id="97" w:name="_Toc233135608"/>
+      <w:bookmarkStart w:id="97" w:name="_Toc235003377"/>
       <w:r>
         <w:t>Out of Stock</w:t>
       </w:r>
@@ -22072,7 +22324,7 @@
       <w:pPr>
         <w:pStyle w:val="Heading2"/>
       </w:pPr>
-      <w:bookmarkStart w:id="98" w:name="_Toc233135609"/>
+      <w:bookmarkStart w:id="98" w:name="_Toc235003378"/>
       <w:r>
         <w:t>Zip Codes</w:t>
       </w:r>
@@ -22088,7 +22340,7 @@
       <w:pPr>
         <w:pStyle w:val="Heading2"/>
       </w:pPr>
-      <w:bookmarkStart w:id="99" w:name="_Toc233135610"/>
+      <w:bookmarkStart w:id="99" w:name="_Toc235003379"/>
       <w:r>
         <w:t>Service Provider</w:t>
       </w:r>
@@ -22113,7 +22365,7 @@
       <w:pPr>
         <w:pStyle w:val="Heading2"/>
       </w:pPr>
-      <w:bookmarkStart w:id="100" w:name="_Toc233135611"/>
+      <w:bookmarkStart w:id="100" w:name="_Toc235003380"/>
       <w:r>
         <w:t>Service Provider</w:t>
       </w:r>
@@ -22133,7 +22385,7 @@
         <w:sectPr>
           <w:headerReference w:type="default" r:id="rId67"/>
           <w:pgSz w:w="12240" w:h="15840"/>
-          <w:pgMar w:top="1411" w:right="850" w:bottom="1411" w:left="850" w:header="720" w:footer="720" w:gutter="0"/>
+          <w:pgMar w:top="1411" w:right="850" w:bottom="1411" w:left="850" w:header="576" w:footer="720" w:gutter="0"/>
           <w:pgNumType w:chapSep="period"/>
           <w:cols w:space="720"/>
           <w:docGrid w:linePitch="360"/>
@@ -22144,11 +22396,13 @@
       <w:pPr>
         <w:pStyle w:val="Heading1"/>
       </w:pPr>
-      <w:bookmarkStart w:id="101" w:name="_Toc233135612"/>
+      <w:bookmarkStart w:id="101" w:name="_Toc235003381"/>
+      <w:proofErr w:type="spellStart"/>
       <w:r>
         <w:lastRenderedPageBreak/>
         <w:t>Administratorz</w:t>
       </w:r>
+      <w:proofErr w:type="spellEnd"/>
       <w:r>
         <w:t xml:space="preserve"> section</w:t>
       </w:r>
@@ -22163,6 +22417,7 @@
       <w:r>
         <w:t xml:space="preserve">The </w:t>
       </w:r>
+      <w:proofErr w:type="spellStart"/>
       <w:r>
         <w:rPr>
           <w:b/>
@@ -22170,6 +22425,7 @@
         </w:rPr>
         <w:t>Administratorz</w:t>
       </w:r>
+      <w:proofErr w:type="spellEnd"/>
       <w:r>
         <w:t xml:space="preserve"> section provides system configuration and control capabilities. It allows users to define codes, states, and system rules that govern workflows and data structure. This area supports internal administration, task management, and system customization. It ensures consistency and standardization across the platform</w:t>
       </w:r>
@@ -22232,7 +22488,23 @@
                 <w:sz w:val="20"/>
                 <w:szCs w:val="20"/>
               </w:rPr>
-              <w:t>The Administratorz section is restricted by role-based access and only visible to admin users.</w:t>
+              <w:t xml:space="preserve">The </w:t>
+            </w:r>
+            <w:proofErr w:type="spellStart"/>
+            <w:r>
+              <w:rPr>
+                <w:sz w:val="20"/>
+                <w:szCs w:val="20"/>
+              </w:rPr>
+              <w:t>Administratorz</w:t>
+            </w:r>
+            <w:proofErr w:type="spellEnd"/>
+            <w:r>
+              <w:rPr>
+                <w:sz w:val="20"/>
+                <w:szCs w:val="20"/>
+              </w:rPr>
+              <w:t xml:space="preserve"> section is restricted by role-based access and only visible to admin users.</w:t>
             </w:r>
           </w:p>
         </w:tc>
@@ -22243,7 +22515,7 @@
       <w:pPr>
         <w:pStyle w:val="Heading2"/>
       </w:pPr>
-      <w:bookmarkStart w:id="102" w:name="_Toc233135613"/>
+      <w:bookmarkStart w:id="102" w:name="_Toc235003382"/>
       <w:r>
         <w:t>Products</w:t>
       </w:r>
@@ -22254,8 +22526,13 @@
         <w:t xml:space="preserve">This module manages </w:t>
       </w:r>
       <w:r>
-        <w:t>the zters</w:t>
-      </w:r>
+        <w:t xml:space="preserve">the </w:t>
+      </w:r>
+      <w:proofErr w:type="spellStart"/>
+      <w:r>
+        <w:t>zters</w:t>
+      </w:r>
+      <w:proofErr w:type="spellEnd"/>
       <w:r>
         <w:t xml:space="preserve"> products and services. It ensures consistency across the system. It supports structured data management.</w:t>
       </w:r>
@@ -22265,7 +22542,7 @@
       <w:pPr>
         <w:pStyle w:val="Heading2"/>
       </w:pPr>
-      <w:bookmarkStart w:id="103" w:name="_Toc233135614"/>
+      <w:bookmarkStart w:id="103" w:name="_Toc235003383"/>
       <w:r>
         <w:t>Product Codes</w:t>
       </w:r>
@@ -22281,7 +22558,7 @@
       <w:pPr>
         <w:pStyle w:val="Heading2"/>
       </w:pPr>
-      <w:bookmarkStart w:id="104" w:name="_Toc233135615"/>
+      <w:bookmarkStart w:id="104" w:name="_Toc235003384"/>
       <w:r>
         <w:t>Ticket Codes</w:t>
       </w:r>
@@ -22297,7 +22574,7 @@
       <w:pPr>
         <w:pStyle w:val="Heading2"/>
       </w:pPr>
-      <w:bookmarkStart w:id="105" w:name="_Toc233135616"/>
+      <w:bookmarkStart w:id="105" w:name="_Toc235003385"/>
       <w:r>
         <w:t>States</w:t>
       </w:r>
@@ -22313,7 +22590,7 @@
       <w:pPr>
         <w:pStyle w:val="Heading2"/>
       </w:pPr>
-      <w:bookmarkStart w:id="106" w:name="_Toc233135617"/>
+      <w:bookmarkStart w:id="106" w:name="_Toc235003386"/>
       <w:r>
         <w:t>Notes</w:t>
       </w:r>
@@ -22329,7 +22606,7 @@
       <w:pPr>
         <w:pStyle w:val="Heading2"/>
       </w:pPr>
-      <w:bookmarkStart w:id="107" w:name="_Toc233135618"/>
+      <w:bookmarkStart w:id="107" w:name="_Toc235003387"/>
       <w:r>
         <w:t>Service Provider</w:t>
       </w:r>
@@ -22348,7 +22625,7 @@
       <w:pPr>
         <w:pStyle w:val="Heading2"/>
       </w:pPr>
-      <w:bookmarkStart w:id="108" w:name="_Toc233135619"/>
+      <w:bookmarkStart w:id="108" w:name="_Toc235003388"/>
       <w:r>
         <w:lastRenderedPageBreak/>
         <w:t>Tasks</w:t>
@@ -22365,7 +22642,7 @@
       <w:pPr>
         <w:pStyle w:val="Heading2"/>
       </w:pPr>
-      <w:bookmarkStart w:id="109" w:name="_Toc233135620"/>
+      <w:bookmarkStart w:id="109" w:name="_Toc235003389"/>
       <w:r>
         <w:t>Lead Sources</w:t>
       </w:r>
@@ -22381,7 +22658,7 @@
       <w:pPr>
         <w:pStyle w:val="Heading2"/>
       </w:pPr>
-      <w:bookmarkStart w:id="110" w:name="_Toc233135621"/>
+      <w:bookmarkStart w:id="110" w:name="_Toc235003390"/>
       <w:r>
         <w:t>Lead Parent</w:t>
       </w:r>
@@ -22397,7 +22674,7 @@
       <w:pPr>
         <w:pStyle w:val="Heading2"/>
       </w:pPr>
-      <w:bookmarkStart w:id="111" w:name="_Toc233135622"/>
+      <w:bookmarkStart w:id="111" w:name="_Toc235003391"/>
       <w:r>
         <w:t>Answered Phone Calls</w:t>
       </w:r>
@@ -22414,7 +22691,7 @@
         <w:sectPr>
           <w:headerReference w:type="default" r:id="rId68"/>
           <w:pgSz w:w="12240" w:h="15840"/>
-          <w:pgMar w:top="1411" w:right="850" w:bottom="1411" w:left="850" w:header="720" w:footer="720" w:gutter="0"/>
+          <w:pgMar w:top="1411" w:right="850" w:bottom="1411" w:left="850" w:header="576" w:footer="720" w:gutter="0"/>
           <w:pgNumType w:chapSep="period"/>
           <w:cols w:space="720"/>
           <w:docGrid w:linePitch="360"/>
@@ -22425,11 +22702,13 @@
       <w:pPr>
         <w:pStyle w:val="Heading1"/>
       </w:pPr>
-      <w:bookmarkStart w:id="112" w:name="_Toc233135623"/>
+      <w:bookmarkStart w:id="112" w:name="_Toc235003392"/>
+      <w:proofErr w:type="spellStart"/>
       <w:r>
         <w:lastRenderedPageBreak/>
         <w:t>Userz</w:t>
       </w:r>
+      <w:proofErr w:type="spellEnd"/>
       <w:r>
         <w:t xml:space="preserve"> section</w:t>
       </w:r>
@@ -22439,12 +22718,21 @@
       <w:r>
         <w:t xml:space="preserve">The </w:t>
       </w:r>
+      <w:proofErr w:type="spellStart"/>
       <w:r>
         <w:rPr>
           <w:b/>
           <w:bCs/>
         </w:rPr>
-        <w:t xml:space="preserve">Userz </w:t>
+        <w:t>Userz</w:t>
+      </w:r>
+      <w:proofErr w:type="spellEnd"/>
+      <w:r>
+        <w:rPr>
+          <w:b/>
+          <w:bCs/>
+        </w:rPr>
+        <w:t xml:space="preserve"> </w:t>
       </w:r>
       <w:r>
         <w:t>section is responsible for managing user access and system security. It includes tools for creating users, defining roles, assigning permissions, and organizing groups. This section ensures that users have appropriate access based on their responsibilities. It supports role-based access control and system governance.</w:t>
@@ -22455,7 +22743,7 @@
       <w:pPr>
         <w:pStyle w:val="Heading2"/>
       </w:pPr>
-      <w:bookmarkStart w:id="113" w:name="_Toc233135624"/>
+      <w:bookmarkStart w:id="113" w:name="_Toc235003393"/>
       <w:r>
         <w:t>Users</w:t>
       </w:r>
@@ -22513,7 +22801,7 @@
       <w:pPr>
         <w:pStyle w:val="Heading2"/>
       </w:pPr>
-      <w:bookmarkStart w:id="114" w:name="_Toc233135625"/>
+      <w:bookmarkStart w:id="114" w:name="_Toc235003394"/>
       <w:r>
         <w:t>Roles</w:t>
       </w:r>
@@ -22529,7 +22817,7 @@
       <w:pPr>
         <w:pStyle w:val="Heading2"/>
       </w:pPr>
-      <w:bookmarkStart w:id="115" w:name="_Toc233135626"/>
+      <w:bookmarkStart w:id="115" w:name="_Toc235003395"/>
       <w:r>
         <w:t>Permissions</w:t>
       </w:r>
@@ -22545,7 +22833,7 @@
       <w:pPr>
         <w:pStyle w:val="Heading2"/>
       </w:pPr>
-      <w:bookmarkStart w:id="116" w:name="_Toc233135627"/>
+      <w:bookmarkStart w:id="116" w:name="_Toc235003396"/>
       <w:r>
         <w:lastRenderedPageBreak/>
         <w:t>Groups</w:t>
@@ -22563,7 +22851,7 @@
         <w:sectPr>
           <w:headerReference w:type="default" r:id="rId70"/>
           <w:pgSz w:w="12240" w:h="15840"/>
-          <w:pgMar w:top="1411" w:right="850" w:bottom="1411" w:left="850" w:header="720" w:footer="720" w:gutter="0"/>
+          <w:pgMar w:top="1411" w:right="850" w:bottom="1411" w:left="850" w:header="576" w:footer="720" w:gutter="0"/>
           <w:pgNumType w:chapSep="period"/>
           <w:cols w:space="720"/>
           <w:docGrid w:linePitch="360"/>
@@ -22574,11 +22862,13 @@
       <w:pPr>
         <w:pStyle w:val="Heading1"/>
       </w:pPr>
-      <w:bookmarkStart w:id="117" w:name="_Toc233135628"/>
+      <w:bookmarkStart w:id="117" w:name="_Toc235003397"/>
+      <w:proofErr w:type="spellStart"/>
       <w:r>
         <w:lastRenderedPageBreak/>
         <w:t>Zeepz</w:t>
       </w:r>
+      <w:proofErr w:type="spellEnd"/>
       <w:r>
         <w:t xml:space="preserve"> Section</w:t>
       </w:r>
@@ -22588,12 +22878,21 @@
       <w:r>
         <w:t xml:space="preserve">The </w:t>
       </w:r>
+      <w:proofErr w:type="spellStart"/>
       <w:r>
         <w:rPr>
           <w:b/>
           <w:bCs/>
         </w:rPr>
-        <w:t xml:space="preserve">Zeepz </w:t>
+        <w:t>Zeepz</w:t>
+      </w:r>
+      <w:proofErr w:type="spellEnd"/>
+      <w:r>
+        <w:rPr>
+          <w:b/>
+          <w:bCs/>
+        </w:rPr>
+        <w:t xml:space="preserve"> </w:t>
       </w:r>
       <w:r>
         <w:t>section focuses on internal engagement and sales pipeline management. It includes tools for managing leads, employees, and recognition programs such as bonus points and badges. Users can track team participation and process reward redemptions. This section supports both operational engagement and sales-related activities.</w:t>
@@ -22604,7 +22903,7 @@
       <w:pPr>
         <w:pStyle w:val="Heading2"/>
       </w:pPr>
-      <w:bookmarkStart w:id="118" w:name="_Toc233135629"/>
+      <w:bookmarkStart w:id="118" w:name="_Toc235003398"/>
       <w:r>
         <w:t>Leads</w:t>
       </w:r>
@@ -22620,7 +22919,7 @@
       <w:pPr>
         <w:pStyle w:val="Heading2"/>
       </w:pPr>
-      <w:bookmarkStart w:id="119" w:name="_Toc233135630"/>
+      <w:bookmarkStart w:id="119" w:name="_Toc235003399"/>
       <w:r>
         <w:t>Employees</w:t>
       </w:r>
@@ -22636,7 +22935,7 @@
       <w:pPr>
         <w:pStyle w:val="Heading2"/>
       </w:pPr>
-      <w:bookmarkStart w:id="120" w:name="_Toc233135631"/>
+      <w:bookmarkStart w:id="120" w:name="_Toc235003400"/>
       <w:r>
         <w:t>Bonus Points</w:t>
       </w:r>
@@ -22652,7 +22951,7 @@
       <w:pPr>
         <w:pStyle w:val="Heading2"/>
       </w:pPr>
-      <w:bookmarkStart w:id="121" w:name="_Toc233135632"/>
+      <w:bookmarkStart w:id="121" w:name="_Toc235003401"/>
       <w:r>
         <w:t>Badges</w:t>
       </w:r>
@@ -22670,7 +22969,7 @@
         <w:sectPr>
           <w:headerReference w:type="default" r:id="rId71"/>
           <w:pgSz w:w="12240" w:h="15840"/>
-          <w:pgMar w:top="1411" w:right="850" w:bottom="1411" w:left="850" w:header="720" w:footer="720" w:gutter="0"/>
+          <w:pgMar w:top="1411" w:right="850" w:bottom="1411" w:left="850" w:header="576" w:footer="720" w:gutter="0"/>
           <w:pgNumType w:chapSep="period"/>
           <w:cols w:space="720"/>
           <w:docGrid w:linePitch="360"/>
@@ -22685,13 +22984,15 @@
         <w:lastRenderedPageBreak/>
         <w:t xml:space="preserve"> </w:t>
       </w:r>
-      <w:bookmarkStart w:id="122" w:name="_Toc233135633"/>
+      <w:bookmarkStart w:id="122" w:name="_Toc235003402"/>
+      <w:proofErr w:type="spellStart"/>
       <w:r>
         <w:t>Report</w:t>
       </w:r>
       <w:r>
         <w:t>z</w:t>
       </w:r>
+      <w:proofErr w:type="spellEnd"/>
       <w:r>
         <w:t xml:space="preserve"> section</w:t>
       </w:r>
@@ -22701,12 +23002,21 @@
       <w:r>
         <w:t xml:space="preserve">The </w:t>
       </w:r>
+      <w:proofErr w:type="spellStart"/>
       <w:r>
         <w:rPr>
           <w:b/>
           <w:bCs/>
         </w:rPr>
-        <w:t xml:space="preserve">Reportz </w:t>
+        <w:t>Reportz</w:t>
+      </w:r>
+      <w:proofErr w:type="spellEnd"/>
+      <w:r>
+        <w:rPr>
+          <w:b/>
+          <w:bCs/>
+        </w:rPr>
+        <w:t xml:space="preserve"> </w:t>
       </w:r>
       <w:r>
         <w:t>section provides access to data analysis and reporting tools within the platform. It includes predefined, custom, and AI-generated reports, as well as integrations with Power BI dashboards. Users can analyze operational and financial data to support decision-making. This section enables visibility into system performance and business insights.</w:t>
@@ -22717,7 +23027,7 @@
       <w:pPr>
         <w:pStyle w:val="Heading2"/>
       </w:pPr>
-      <w:bookmarkStart w:id="123" w:name="_Toc233135634"/>
+      <w:bookmarkStart w:id="123" w:name="_Toc235003403"/>
       <w:r>
         <w:t>Static Reports</w:t>
       </w:r>
@@ -22775,7 +23085,7 @@
       <w:pPr>
         <w:pStyle w:val="Heading2"/>
       </w:pPr>
-      <w:bookmarkStart w:id="124" w:name="_Toc233135635"/>
+      <w:bookmarkStart w:id="124" w:name="_Toc235003404"/>
       <w:r>
         <w:t>Custom Reports</w:t>
       </w:r>
@@ -22834,7 +23144,7 @@
       <w:pPr>
         <w:pStyle w:val="Heading2"/>
       </w:pPr>
-      <w:bookmarkStart w:id="125" w:name="_Toc233135636"/>
+      <w:bookmarkStart w:id="125" w:name="_Toc235003405"/>
       <w:r>
         <w:t>AI Reports</w:t>
       </w:r>
@@ -22850,7 +23160,7 @@
       <w:pPr>
         <w:pStyle w:val="Heading2"/>
       </w:pPr>
-      <w:bookmarkStart w:id="126" w:name="_Toc233135637"/>
+      <w:bookmarkStart w:id="126" w:name="_Toc235003406"/>
       <w:r>
         <w:t>Power BI Reports</w:t>
       </w:r>
@@ -22869,7 +23179,7 @@
         <w:sectPr>
           <w:headerReference w:type="default" r:id="rId74"/>
           <w:pgSz w:w="12240" w:h="15840"/>
-          <w:pgMar w:top="1411" w:right="850" w:bottom="1411" w:left="850" w:header="720" w:footer="720" w:gutter="0"/>
+          <w:pgMar w:top="1411" w:right="850" w:bottom="1411" w:left="850" w:header="576" w:footer="720" w:gutter="0"/>
           <w:pgNumType w:chapSep="period"/>
           <w:cols w:space="720"/>
           <w:docGrid w:linePitch="360"/>
@@ -22884,7 +23194,7 @@
         <w:lastRenderedPageBreak/>
         <w:t xml:space="preserve"> </w:t>
       </w:r>
-      <w:bookmarkStart w:id="127" w:name="_Toc233135638"/>
+      <w:bookmarkStart w:id="127" w:name="_Toc235003407"/>
       <w:r>
         <w:t>Overall System Functionalities</w:t>
       </w:r>
@@ -22903,7 +23213,7 @@
       <w:r>
         <w:t xml:space="preserve"> </w:t>
       </w:r>
-      <w:bookmarkStart w:id="128" w:name="_Toc233135639"/>
+      <w:bookmarkStart w:id="128" w:name="_Toc235003408"/>
       <w:r>
         <w:t>Bulk Actions</w:t>
       </w:r>
@@ -22926,7 +23236,15 @@
         </w:numPr>
       </w:pPr>
       <w:r>
-        <w:t>Navigate to Operationz → Service Providers.</w:t>
+        <w:t xml:space="preserve">Navigate to </w:t>
+      </w:r>
+      <w:proofErr w:type="spellStart"/>
+      <w:r>
+        <w:t>Operationz</w:t>
+      </w:r>
+      <w:proofErr w:type="spellEnd"/>
+      <w:r>
+        <w:t xml:space="preserve"> → Service Providers.</w:t>
       </w:r>
     </w:p>
     <w:p>
@@ -23039,7 +23357,7 @@
       <w:r>
         <w:t xml:space="preserve"> </w:t>
       </w:r>
-      <w:bookmarkStart w:id="129" w:name="_Toc233135640"/>
+      <w:bookmarkStart w:id="129" w:name="_Toc235003409"/>
       <w:r>
         <w:t>Export and Print Options</w:t>
       </w:r>
@@ -23059,7 +23377,15 @@
         </w:numPr>
       </w:pPr>
       <w:r>
-        <w:t>Navigate to Operationz → Service Providers.</w:t>
+        <w:t xml:space="preserve">Navigate to </w:t>
+      </w:r>
+      <w:proofErr w:type="spellStart"/>
+      <w:r>
+        <w:t>Operationz</w:t>
+      </w:r>
+      <w:proofErr w:type="spellEnd"/>
+      <w:r>
+        <w:t xml:space="preserve"> → Service Providers.</w:t>
       </w:r>
     </w:p>
     <w:p>
@@ -23182,7 +23508,7 @@
       <w:r>
         <w:t xml:space="preserve"> </w:t>
       </w:r>
-      <w:bookmarkStart w:id="130" w:name="_Toc233135641"/>
+      <w:bookmarkStart w:id="130" w:name="_Toc235003410"/>
       <w:r>
         <w:t>Filtering and Ordering</w:t>
       </w:r>
@@ -23364,7 +23690,7 @@
       <w:r>
         <w:t xml:space="preserve"> </w:t>
       </w:r>
-      <w:bookmarkStart w:id="131" w:name="_Toc233135642"/>
+      <w:bookmarkStart w:id="131" w:name="_Toc235003411"/>
       <w:r>
         <w:t>Search Bar</w:t>
       </w:r>
@@ -23468,7 +23794,7 @@
         <w:sectPr>
           <w:headerReference w:type="default" r:id="rId79"/>
           <w:pgSz w:w="12240" w:h="15840"/>
-          <w:pgMar w:top="1411" w:right="850" w:bottom="1411" w:left="850" w:header="720" w:footer="720" w:gutter="0"/>
+          <w:pgMar w:top="1411" w:right="850" w:bottom="1411" w:left="850" w:header="576" w:footer="720" w:gutter="0"/>
           <w:pgNumType w:chapSep="period"/>
           <w:cols w:space="720"/>
           <w:docGrid w:linePitch="360"/>
@@ -23483,7 +23809,7 @@
         <w:lastRenderedPageBreak/>
         <w:t xml:space="preserve"> </w:t>
       </w:r>
-      <w:bookmarkStart w:id="132" w:name="_Toc233135643"/>
+      <w:bookmarkStart w:id="132" w:name="_Toc235003412"/>
       <w:r>
         <w:t>Settings</w:t>
       </w:r>
@@ -23496,7 +23822,7 @@
       <w:r>
         <w:t xml:space="preserve"> </w:t>
       </w:r>
-      <w:bookmarkStart w:id="133" w:name="_Toc233135644"/>
+      <w:bookmarkStart w:id="133" w:name="_Toc235003413"/>
       <w:r>
         <w:t>Header Controls</w:t>
       </w:r>
@@ -24133,7 +24459,7 @@
       <w:pPr>
         <w:pStyle w:val="Heading3"/>
       </w:pPr>
-      <w:bookmarkStart w:id="134" w:name="_Toc233135645"/>
+      <w:bookmarkStart w:id="134" w:name="_Toc235003414"/>
       <w:r>
         <w:t>Profile</w:t>
       </w:r>
@@ -24152,7 +24478,7 @@
       <w:pPr>
         <w:pStyle w:val="Heading3"/>
       </w:pPr>
-      <w:bookmarkStart w:id="135" w:name="_Toc233135646"/>
+      <w:bookmarkStart w:id="135" w:name="_Toc235003415"/>
       <w:r>
         <w:t>Inbox</w:t>
       </w:r>
@@ -24171,7 +24497,7 @@
       <w:pPr>
         <w:pStyle w:val="Heading3"/>
       </w:pPr>
-      <w:bookmarkStart w:id="136" w:name="_Toc233135647"/>
+      <w:bookmarkStart w:id="136" w:name="_Toc235003416"/>
       <w:r>
         <w:t>Settings</w:t>
       </w:r>
@@ -24195,7 +24521,7 @@
         <w:sectPr>
           <w:headerReference w:type="default" r:id="rId85"/>
           <w:pgSz w:w="12240" w:h="15840"/>
-          <w:pgMar w:top="1411" w:right="850" w:bottom="1411" w:left="850" w:header="720" w:footer="720" w:gutter="0"/>
+          <w:pgMar w:top="1411" w:right="850" w:bottom="1411" w:left="850" w:header="576" w:footer="720" w:gutter="0"/>
           <w:pgNumType w:chapSep="period"/>
           <w:cols w:space="720"/>
           <w:docGrid w:linePitch="360"/>
@@ -24210,7 +24536,7 @@
         <w:lastRenderedPageBreak/>
         <w:t xml:space="preserve"> </w:t>
       </w:r>
-      <w:bookmarkStart w:id="137" w:name="_Toc233135648"/>
+      <w:bookmarkStart w:id="137" w:name="_Toc235003417"/>
       <w:r>
         <w:t>User Roles</w:t>
       </w:r>
@@ -24380,6 +24706,7 @@
                 <w:szCs w:val="16"/>
               </w:rPr>
             </w:pPr>
+            <w:proofErr w:type="spellStart"/>
             <w:r>
               <w:rPr>
                 <w:b/>
@@ -24390,6 +24717,7 @@
               </w:rPr>
               <w:t>CWS</w:t>
             </w:r>
+            <w:proofErr w:type="spellEnd"/>
           </w:p>
         </w:tc>
         <w:tc>
@@ -24606,6 +24934,7 @@
                 <w:szCs w:val="16"/>
               </w:rPr>
             </w:pPr>
+            <w:proofErr w:type="spellStart"/>
             <w:r>
               <w:rPr>
                 <w:rFonts w:cs="Arial"/>
@@ -24614,6 +24943,7 @@
               </w:rPr>
               <w:t>Dashboardz</w:t>
             </w:r>
+            <w:proofErr w:type="spellEnd"/>
           </w:p>
         </w:tc>
         <w:tc>
@@ -24916,13 +25246,23 @@
                 <w:szCs w:val="16"/>
               </w:rPr>
             </w:pPr>
+            <w:proofErr w:type="spellStart"/>
             <w:r>
               <w:rPr>
                 <w:rFonts w:cs="Arial"/>
                 <w:sz w:val="16"/>
                 <w:szCs w:val="16"/>
               </w:rPr>
-              <w:t>Servide Provider Summary</w:t>
+              <w:t>Servide</w:t>
+            </w:r>
+            <w:proofErr w:type="spellEnd"/>
+            <w:r>
+              <w:rPr>
+                <w:rFonts w:cs="Arial"/>
+                <w:sz w:val="16"/>
+                <w:szCs w:val="16"/>
+              </w:rPr>
+              <w:t xml:space="preserve"> Provider Summary</w:t>
             </w:r>
           </w:p>
         </w:tc>
@@ -25910,6 +26250,7 @@
                 <w:szCs w:val="16"/>
               </w:rPr>
             </w:pPr>
+            <w:proofErr w:type="spellStart"/>
             <w:r>
               <w:rPr>
                 <w:rFonts w:cs="Arial"/>
@@ -25918,6 +26259,7 @@
               </w:rPr>
               <w:t>Customerz</w:t>
             </w:r>
+            <w:proofErr w:type="spellEnd"/>
           </w:p>
         </w:tc>
         <w:tc>
@@ -31589,14 +31931,17 @@
                 <w:szCs w:val="16"/>
               </w:rPr>
             </w:pPr>
+            <w:proofErr w:type="spellStart"/>
             <w:r>
               <w:rPr>
                 <w:rFonts w:cs="Arial"/>
                 <w:sz w:val="16"/>
                 <w:szCs w:val="16"/>
               </w:rPr>
+              <w:lastRenderedPageBreak/>
               <w:t>Operationz</w:t>
             </w:r>
+            <w:proofErr w:type="spellEnd"/>
           </w:p>
         </w:tc>
         <w:tc>
@@ -37550,6 +37895,7 @@
                 <w:szCs w:val="16"/>
               </w:rPr>
             </w:pPr>
+            <w:proofErr w:type="spellStart"/>
             <w:r>
               <w:rPr>
                 <w:rFonts w:cs="Arial"/>
@@ -37558,6 +37904,7 @@
               </w:rPr>
               <w:t>Zeepz</w:t>
             </w:r>
+            <w:proofErr w:type="spellEnd"/>
           </w:p>
         </w:tc>
         <w:tc>
@@ -38845,6 +39192,7 @@
                 <w:szCs w:val="16"/>
               </w:rPr>
             </w:pPr>
+            <w:proofErr w:type="spellStart"/>
             <w:r>
               <w:rPr>
                 <w:rFonts w:cs="Arial"/>
@@ -38853,6 +39201,7 @@
               </w:rPr>
               <w:t>Administratorz</w:t>
             </w:r>
+            <w:proofErr w:type="spellEnd"/>
           </w:p>
         </w:tc>
         <w:tc>
@@ -41258,6 +41607,7 @@
                 <w:szCs w:val="16"/>
               </w:rPr>
             </w:pPr>
+            <w:proofErr w:type="spellStart"/>
             <w:r>
               <w:rPr>
                 <w:rFonts w:cs="Arial"/>
@@ -41266,6 +41616,7 @@
               </w:rPr>
               <w:t>Userz</w:t>
             </w:r>
+            <w:proofErr w:type="spellEnd"/>
           </w:p>
         </w:tc>
         <w:tc>
@@ -42214,6 +42565,7 @@
                 <w:szCs w:val="16"/>
               </w:rPr>
             </w:pPr>
+            <w:proofErr w:type="spellStart"/>
             <w:r>
               <w:rPr>
                 <w:rFonts w:cs="Arial"/>
@@ -42222,6 +42574,7 @@
               </w:rPr>
               <w:t>Reportz</w:t>
             </w:r>
+            <w:proofErr w:type="spellEnd"/>
           </w:p>
         </w:tc>
         <w:tc>
@@ -44966,7 +45319,7 @@
         <w:sectPr>
           <w:headerReference w:type="default" r:id="rId88"/>
           <w:pgSz w:w="15840" w:h="12240" w:orient="landscape"/>
-          <w:pgMar w:top="850" w:right="1411" w:bottom="850" w:left="1411" w:header="720" w:footer="720" w:gutter="0"/>
+          <w:pgMar w:top="850" w:right="1411" w:bottom="850" w:left="1411" w:header="576" w:footer="720" w:gutter="0"/>
           <w:pgNumType w:chapSep="period"/>
           <w:cols w:space="720"/>
           <w:docGrid w:linePitch="360"/>
@@ -44981,7 +45334,7 @@
         <w:lastRenderedPageBreak/>
         <w:t xml:space="preserve"> </w:t>
       </w:r>
-      <w:bookmarkStart w:id="138" w:name="_Toc233135649"/>
+      <w:bookmarkStart w:id="138" w:name="_Toc235003418"/>
       <w:r>
         <w:t>WORKING PROCEDURES</w:t>
       </w:r>
@@ -44996,7 +45349,7 @@
       <w:pPr>
         <w:pStyle w:val="Heading2"/>
       </w:pPr>
-      <w:bookmarkStart w:id="139" w:name="_Toc233135650"/>
+      <w:bookmarkStart w:id="139" w:name="_Toc235003419"/>
       <w:r>
         <w:t>Account Manager Working Procedures</w:t>
       </w:r>
@@ -45006,7 +45359,7 @@
       <w:pPr>
         <w:pStyle w:val="Heading3"/>
       </w:pPr>
-      <w:bookmarkStart w:id="140" w:name="_Toc233135651"/>
+      <w:bookmarkStart w:id="140" w:name="_Toc235003420"/>
       <w:r>
         <w:t>Create and Manage a Customer Record</w:t>
       </w:r>
@@ -45241,7 +45594,15 @@
         </w:numPr>
       </w:pPr>
       <w:r>
-        <w:t>The user must have access to Customerz → Customers.</w:t>
+        <w:t xml:space="preserve">The user must have access to </w:t>
+      </w:r>
+      <w:proofErr w:type="spellStart"/>
+      <w:r>
+        <w:t>Customerz</w:t>
+      </w:r>
+      <w:proofErr w:type="spellEnd"/>
+      <w:r>
+        <w:t xml:space="preserve"> → Customers.</w:t>
       </w:r>
     </w:p>
     <w:p>
@@ -45342,12 +45703,21 @@
           <w:bCs/>
         </w:rPr>
       </w:pPr>
+      <w:proofErr w:type="gramStart"/>
       <w:r>
         <w:rPr>
           <w:b/>
           <w:bCs/>
         </w:rPr>
-        <w:t>Create a New Customer</w:t>
+        <w:t>Create</w:t>
+      </w:r>
+      <w:proofErr w:type="gramEnd"/>
+      <w:r>
+        <w:rPr>
+          <w:b/>
+          <w:bCs/>
+        </w:rPr>
+        <w:t xml:space="preserve"> a New Customer</w:t>
       </w:r>
     </w:p>
     <w:p>
@@ -45359,7 +45729,15 @@
         </w:numPr>
       </w:pPr>
       <w:r>
-        <w:t>Navigate to Customerz → Customers.</w:t>
+        <w:t xml:space="preserve">Navigate to </w:t>
+      </w:r>
+      <w:proofErr w:type="spellStart"/>
+      <w:r>
+        <w:t>Customerz</w:t>
+      </w:r>
+      <w:proofErr w:type="spellEnd"/>
+      <w:r>
+        <w:t xml:space="preserve"> → Customers.</w:t>
       </w:r>
     </w:p>
     <w:p>
@@ -45498,7 +45876,15 @@
       </w:pPr>
       <w:r>
         <w:lastRenderedPageBreak/>
-        <w:t>Locate the customer in the table.</w:t>
+        <w:t xml:space="preserve">Locate the customer </w:t>
+      </w:r>
+      <w:proofErr w:type="gramStart"/>
+      <w:r>
+        <w:t>in</w:t>
+      </w:r>
+      <w:proofErr w:type="gramEnd"/>
+      <w:r>
+        <w:t xml:space="preserve"> the table.</w:t>
       </w:r>
     </w:p>
     <w:p>
@@ -45896,12 +46282,14 @@
         <w:t xml:space="preserve">Please refer to the troubleshooting section in </w:t>
       </w:r>
       <w:hyperlink r:id="rId89" w:history="1">
+        <w:proofErr w:type="spellStart"/>
         <w:r>
           <w:rPr>
             <w:rStyle w:val="Hyperlink"/>
           </w:rPr>
           <w:t>BookStack</w:t>
         </w:r>
+        <w:proofErr w:type="spellEnd"/>
       </w:hyperlink>
       <w:r>
         <w:t>.</w:t>
@@ -45913,7 +46301,7 @@
       <w:pPr>
         <w:pStyle w:val="Heading3"/>
       </w:pPr>
-      <w:bookmarkStart w:id="141" w:name="_Toc233135652"/>
+      <w:bookmarkStart w:id="141" w:name="_Toc235003421"/>
       <w:r>
         <w:t>Manage Service Sites</w:t>
       </w:r>
@@ -46164,7 +46552,15 @@
       </w:pPr>
       <w:r>
         <w:lastRenderedPageBreak/>
-        <w:t>The user must have access to Customerz → Sites.</w:t>
+        <w:t xml:space="preserve">The user must have access to </w:t>
+      </w:r>
+      <w:proofErr w:type="spellStart"/>
+      <w:r>
+        <w:t>Customerz</w:t>
+      </w:r>
+      <w:proofErr w:type="spellEnd"/>
+      <w:r>
+        <w:t xml:space="preserve"> → Sites.</w:t>
       </w:r>
     </w:p>
     <w:p>
@@ -46265,12 +46661,21 @@
           <w:bCs/>
         </w:rPr>
       </w:pPr>
+      <w:proofErr w:type="gramStart"/>
       <w:r>
         <w:rPr>
           <w:b/>
           <w:bCs/>
         </w:rPr>
-        <w:t>Create a New Site</w:t>
+        <w:t>Create</w:t>
+      </w:r>
+      <w:proofErr w:type="gramEnd"/>
+      <w:r>
+        <w:rPr>
+          <w:b/>
+          <w:bCs/>
+        </w:rPr>
+        <w:t xml:space="preserve"> a New Site</w:t>
       </w:r>
     </w:p>
     <w:p>
@@ -46282,7 +46687,15 @@
         </w:numPr>
       </w:pPr>
       <w:r>
-        <w:t>Navigate to Customerz → Sites.</w:t>
+        <w:t xml:space="preserve">Navigate to </w:t>
+      </w:r>
+      <w:proofErr w:type="spellStart"/>
+      <w:r>
+        <w:t>Customerz</w:t>
+      </w:r>
+      <w:proofErr w:type="spellEnd"/>
+      <w:r>
+        <w:t xml:space="preserve"> → Sites.</w:t>
       </w:r>
     </w:p>
     <w:p>
@@ -46420,7 +46833,15 @@
         </w:numPr>
       </w:pPr>
       <w:r>
-        <w:t>Locate the site in the table.</w:t>
+        <w:t xml:space="preserve">Locate the site </w:t>
+      </w:r>
+      <w:proofErr w:type="gramStart"/>
+      <w:r>
+        <w:t>in</w:t>
+      </w:r>
+      <w:proofErr w:type="gramEnd"/>
+      <w:r>
+        <w:t xml:space="preserve"> the table.</w:t>
       </w:r>
     </w:p>
     <w:p>
@@ -46771,7 +47192,15 @@
         </w:numPr>
       </w:pPr>
       <w:r>
-        <w:t>A new service site is created and linked to a customer.</w:t>
+        <w:t xml:space="preserve">A new service site </w:t>
+      </w:r>
+      <w:proofErr w:type="gramStart"/>
+      <w:r>
+        <w:t>is</w:t>
+      </w:r>
+      <w:proofErr w:type="gramEnd"/>
+      <w:r>
+        <w:t xml:space="preserve"> created and linked to a customer.</w:t>
       </w:r>
     </w:p>
     <w:p>
@@ -46809,7 +47238,15 @@
     </w:p>
     <w:p>
       <w:r>
-        <w:t>Please refer to the troubleshooting section in BookStack.</w:t>
+        <w:t xml:space="preserve">Please refer to the troubleshooting section in </w:t>
+      </w:r>
+      <w:proofErr w:type="spellStart"/>
+      <w:r>
+        <w:t>BookStack</w:t>
+      </w:r>
+      <w:proofErr w:type="spellEnd"/>
+      <w:r>
+        <w:t>.</w:t>
       </w:r>
     </w:p>
     <w:p/>
@@ -46826,7 +47263,7 @@
       <w:pPr>
         <w:pStyle w:val="Heading2"/>
       </w:pPr>
-      <w:bookmarkStart w:id="142" w:name="_Toc233135653"/>
+      <w:bookmarkStart w:id="142" w:name="_Toc235003422"/>
       <w:r>
         <w:t>Customer Success Specialist Working Procedures</w:t>
       </w:r>
@@ -46840,13 +47277,13 @@
         <w:sectPr>
           <w:headerReference w:type="default" r:id="rId90"/>
           <w:pgSz w:w="12240" w:h="15840"/>
-          <w:pgMar w:top="1411" w:right="850" w:bottom="1411" w:left="850" w:header="720" w:footer="720" w:gutter="0"/>
+          <w:pgMar w:top="1411" w:right="850" w:bottom="1411" w:left="850" w:header="576" w:footer="720" w:gutter="0"/>
           <w:pgNumType w:chapSep="period"/>
           <w:cols w:space="720"/>
           <w:docGrid w:linePitch="360"/>
         </w:sectPr>
       </w:pPr>
-      <w:bookmarkStart w:id="143" w:name="_Toc233135654"/>
+      <w:bookmarkStart w:id="143" w:name="_Toc235003423"/>
       <w:r>
         <w:t>Admin Working Procedures</w:t>
       </w:r>
@@ -46860,7 +47297,7 @@
         <w:lastRenderedPageBreak/>
         <w:t xml:space="preserve"> </w:t>
       </w:r>
-      <w:bookmarkStart w:id="144" w:name="_Toc233135655"/>
+      <w:bookmarkStart w:id="144" w:name="_Toc235003424"/>
       <w:r>
         <w:t>APPROVAL SIGNATURES</w:t>
       </w:r>
@@ -46875,7 +47312,15 @@
         </w:rPr>
       </w:pPr>
       <w:r>
-        <w:t>Digital signature blocks below are formatted for DocuSign / Adobe Sign.</w:t>
+        <w:t xml:space="preserve">Digital signature blocks below are formatted for </w:t>
+      </w:r>
+      <w:proofErr w:type="spellStart"/>
+      <w:r>
+        <w:t>DocuSign</w:t>
+      </w:r>
+      <w:proofErr w:type="spellEnd"/>
+      <w:r>
+        <w:t xml:space="preserve"> / Adobe Sign.</w:t>
       </w:r>
     </w:p>
     <w:tbl>
@@ -47360,7 +47805,7 @@
     <w:sectPr>
       <w:headerReference w:type="default" r:id="rId91"/>
       <w:pgSz w:w="12240" w:h="15840"/>
-      <w:pgMar w:top="1411" w:right="850" w:bottom="1411" w:left="850" w:header="720" w:footer="720" w:gutter="0"/>
+      <w:pgMar w:top="1411" w:right="850" w:bottom="1411" w:left="850" w:header="576" w:footer="720" w:gutter="0"/>
       <w:pgNumType w:chapSep="period"/>
       <w:cols w:space="720"/>
       <w:docGrid w:linePitch="360"/>
@@ -47396,117 +47841,323 @@
 
 <file path=word/footer1.xml><?xml version="1.0" encoding="utf-8"?>
 <w:ftr xmlns:wpc="http://schemas.microsoft.com/office/word/2010/wordprocessingCanvas" xmlns:cx="http://schemas.microsoft.com/office/drawing/2014/chartex" xmlns:cx1="http://schemas.microsoft.com/office/drawing/2015/9/8/chartex" xmlns:cx2="http://schemas.microsoft.com/office/drawing/2015/10/21/chartex" xmlns:cx3="http://schemas.microsoft.com/office/drawing/2016/5/9/chartex" xmlns:cx4="http://schemas.microsoft.com/office/drawing/2016/5/10/chartex" xmlns:cx5="http://schemas.microsoft.com/office/drawing/2016/5/11/chartex" xmlns:cx6="http://schemas.microsoft.com/office/drawing/2016/5/12/chartex" xmlns:cx7="http://schemas.microsoft.com/office/drawing/2016/5/13/chartex" xmlns:cx8="http://schemas.microsoft.com/office/drawing/2016/5/14/chartex" xmlns:mc="http://schemas.openxmlformats.org/markup-compatibility/2006" xmlns:aink="http://schemas.microsoft.com/office/drawing/2016/ink" xmlns:am3d="http://schemas.microsoft.com/office/drawing/2017/model3d" xmlns:o="urn:schemas-microsoft-com:office:office" xmlns:oel="http://schemas.microsoft.com/office/2019/extlst" xmlns:r="http://schemas.openxmlformats.org/officeDocument/2006/relationships" xmlns:m="http://schemas.openxmlformats.org/officeDocument/2006/math" xmlns:v="urn:schemas-microsoft-com:vml" xmlns:wp14="http://schemas.microsoft.com/office/word/2010/wordprocessingDrawing" xmlns:wp="http://schemas.openxmlformats.org/drawingml/2006/wordprocessingDrawing" xmlns:w10="urn:schemas-microsoft-com:office:word" xmlns:w="http://schemas.openxmlformats.org/wordprocessingml/2006/main" xmlns:w14="http://schemas.microsoft.com/office/word/2010/wordml" xmlns:w15="http://schemas.microsoft.com/office/word/2012/wordml" xmlns:w16cex="http://schemas.microsoft.com/office/word/2018/wordml/cex" xmlns:w16cid="http://schemas.microsoft.com/office/word/2016/wordml/cid" xmlns:w16="http://schemas.microsoft.com/office/word/2018/wordml" xmlns:w16du="http://schemas.microsoft.com/office/word/2023/wordml/word16du" xmlns:w16sdtdh="http://schemas.microsoft.com/office/word/2020/wordml/sdtdatahash" xmlns:w16sdtfl="http://schemas.microsoft.com/office/word/2024/wordml/sdtformatlock" xmlns:w16se="http://schemas.microsoft.com/office/word/2015/wordml/symex" xmlns:wpg="http://schemas.microsoft.com/office/word/2010/wordprocessingGroup" xmlns:wpi="http://schemas.microsoft.com/office/word/2010/wordprocessingInk" xmlns:wne="http://schemas.microsoft.com/office/word/2006/wordml" xmlns:wps="http://schemas.microsoft.com/office/word/2010/wordprocessingShape" mc:Ignorable="w14 w15 w16se w16cid w16 w16cex w16sdtdh w16sdtfl w16du wp14">
-  <w:sdt>
-    <w:sdtPr>
-      <w:id w:val="-1885865277"/>
-      <w:docPartObj>
-        <w:docPartGallery w:val="Page Numbers (Bottom of Page)"/>
-        <w:docPartUnique/>
-      </w:docPartObj>
-    </w:sdtPr>
-    <w:sdtEndPr>
-      <w:rPr>
-        <w:noProof/>
-        <w:color w:val="4F7ABA"/>
-        <w:sz w:val="16"/>
-        <w:szCs w:val="16"/>
-      </w:rPr>
-    </w:sdtEndPr>
-    <w:sdtContent>
-      <w:p>
-        <w:pPr>
-          <w:pStyle w:val="Footer"/>
-          <w:jc w:val="right"/>
-          <w:rPr>
-            <w:color w:val="4F7ABA"/>
-            <w:sz w:val="16"/>
-            <w:szCs w:val="16"/>
-          </w:rPr>
-        </w:pPr>
-        <w:r>
-          <w:rPr>
-            <w:color w:val="4F7ABA"/>
-            <w:sz w:val="16"/>
-            <w:szCs w:val="16"/>
-          </w:rPr>
-          <w:fldChar w:fldCharType="begin"/>
-        </w:r>
-        <w:r>
-          <w:rPr>
-            <w:color w:val="4F7ABA"/>
-            <w:sz w:val="16"/>
-            <w:szCs w:val="16"/>
-          </w:rPr>
-          <w:instrText xml:space="preserve"> PAGE   \* MERGEFORMAT </w:instrText>
-        </w:r>
-        <w:r>
-          <w:rPr>
-            <w:color w:val="4F7ABA"/>
-            <w:sz w:val="16"/>
-            <w:szCs w:val="16"/>
-          </w:rPr>
-          <w:fldChar w:fldCharType="separate"/>
-        </w:r>
-        <w:r>
-          <w:rPr>
-            <w:noProof/>
-            <w:color w:val="4F7ABA"/>
-            <w:sz w:val="16"/>
-            <w:szCs w:val="16"/>
-          </w:rPr>
-          <w:t>2</w:t>
-        </w:r>
-        <w:r>
-          <w:rPr>
-            <w:noProof/>
-            <w:color w:val="4F7ABA"/>
-            <w:sz w:val="16"/>
-            <w:szCs w:val="16"/>
-          </w:rPr>
-          <w:fldChar w:fldCharType="end"/>
-        </w:r>
-      </w:p>
-    </w:sdtContent>
-  </w:sdt>
-  <w:p>
-    <w:pPr>
-      <w:spacing w:after="0"/>
+  <w:tbl>
+    <w:tblPr>
+      <w:tblStyle w:val="TableGrid"/>
+      <w:tblW w:w="5000" w:type="pct"/>
       <w:jc w:val="center"/>
-      <w:rPr>
-        <w:sz w:val="12"/>
-        <w:szCs w:val="12"/>
-      </w:rPr>
-    </w:pPr>
-    <w:r>
-      <w:rPr>
-        <w:sz w:val="12"/>
-        <w:szCs w:val="12"/>
-      </w:rPr>
-      <w:t xml:space="preserve">© </w:t>
-    </w:r>
-    <w:r>
-      <w:rPr>
-        <w:bCs/>
-        <w:sz w:val="12"/>
-        <w:szCs w:val="12"/>
-      </w:rPr>
-      <w:t xml:space="preserve">2025 </w:t>
-    </w:r>
-    <w:r>
-      <w:rPr>
-        <w:sz w:val="12"/>
-        <w:szCs w:val="12"/>
-      </w:rPr>
-      <w:t>ZTERS</w:t>
-    </w:r>
-    <w:r>
-      <w:rPr>
-        <w:sz w:val="12"/>
-        <w:szCs w:val="12"/>
-      </w:rPr>
-      <w:t xml:space="preserve"> All rights reserved</w:t>
-    </w:r>
-  </w:p>
+      <w:tblBorders>
+        <w:top w:val="none" w:sz="0" w:space="0" w:color="auto"/>
+        <w:left w:val="none" w:sz="0" w:space="0" w:color="auto"/>
+        <w:bottom w:val="none" w:sz="0" w:space="0" w:color="auto"/>
+        <w:right w:val="none" w:sz="0" w:space="0" w:color="auto"/>
+        <w:insideH w:val="none" w:sz="0" w:space="0" w:color="auto"/>
+        <w:insideV w:val="none" w:sz="0" w:space="0" w:color="auto"/>
+      </w:tblBorders>
+      <w:tblLook w:val="04A0" w:firstRow="1" w:lastRow="0" w:firstColumn="1" w:lastColumn="0" w:noHBand="0" w:noVBand="1"/>
+    </w:tblPr>
+    <w:tblGrid>
+      <w:gridCol w:w="2225"/>
+      <w:gridCol w:w="2226"/>
+      <w:gridCol w:w="2226"/>
+      <w:gridCol w:w="1810"/>
+      <w:gridCol w:w="946"/>
+      <w:gridCol w:w="222"/>
+      <w:gridCol w:w="222"/>
+      <w:gridCol w:w="358"/>
+      <w:gridCol w:w="305"/>
+    </w:tblGrid>
+    <w:tr>
+      <w:trPr>
+        <w:cantSplit/>
+        <w:trHeight w:val="170"/>
+        <w:jc w:val="center"/>
+      </w:trPr>
+      <w:tc>
+        <w:tcPr>
+          <w:tcW w:w="4866" w:type="pct"/>
+          <w:gridSpan w:val="8"/>
+        </w:tcPr>
+        <w:p>
+          <w:pPr>
+            <w:jc w:val="center"/>
+            <w:rPr>
+              <w:sz w:val="12"/>
+              <w:szCs w:val="12"/>
+            </w:rPr>
+          </w:pPr>
+          <w:r>
+            <w:rPr>
+              <w:sz w:val="12"/>
+              <w:szCs w:val="12"/>
+            </w:rPr>
+            <w:t xml:space="preserve">© </w:t>
+          </w:r>
+          <w:r>
+            <w:rPr>
+              <w:bCs/>
+              <w:sz w:val="12"/>
+              <w:szCs w:val="12"/>
+            </w:rPr>
+            <w:t>202</w:t>
+          </w:r>
+          <w:r>
+            <w:rPr>
+              <w:bCs/>
+              <w:sz w:val="12"/>
+              <w:szCs w:val="12"/>
+            </w:rPr>
+            <w:t>6</w:t>
+          </w:r>
+          <w:r>
+            <w:rPr>
+              <w:bCs/>
+              <w:sz w:val="12"/>
+              <w:szCs w:val="12"/>
+            </w:rPr>
+            <w:t xml:space="preserve"> </w:t>
+          </w:r>
+          <w:proofErr w:type="spellStart"/>
+          <w:r>
+            <w:rPr>
+              <w:sz w:val="12"/>
+              <w:szCs w:val="12"/>
+            </w:rPr>
+            <w:t>ZTERS</w:t>
+          </w:r>
+          <w:proofErr w:type="spellEnd"/>
+          <w:r>
+            <w:rPr>
+              <w:sz w:val="12"/>
+              <w:szCs w:val="12"/>
+            </w:rPr>
+            <w:t xml:space="preserve"> All rights reserved</w:t>
+          </w:r>
+        </w:p>
+        <w:p>
+          <w:pPr>
+            <w:jc w:val="center"/>
+            <w:rPr>
+              <w:sz w:val="12"/>
+              <w:szCs w:val="12"/>
+            </w:rPr>
+          </w:pPr>
+        </w:p>
+      </w:tc>
+      <w:tc>
+        <w:tcPr>
+          <w:tcW w:w="134" w:type="pct"/>
+          <w:vMerge w:val="restart"/>
+        </w:tcPr>
+        <w:p>
+          <w:pPr>
+            <w:rPr>
+              <w:b/>
+              <w:bCs/>
+              <w:color w:val="4F81BD"/>
+              <w:sz w:val="12"/>
+              <w:szCs w:val="12"/>
+            </w:rPr>
+          </w:pPr>
+          <w:r>
+            <w:rPr>
+              <w:b/>
+              <w:bCs/>
+              <w:color w:val="4F81BD"/>
+              <w:sz w:val="16"/>
+              <w:szCs w:val="16"/>
+            </w:rPr>
+            <w:fldChar w:fldCharType="begin"/>
+          </w:r>
+          <w:r>
+            <w:rPr>
+              <w:b/>
+              <w:bCs/>
+              <w:color w:val="4F81BD"/>
+              <w:sz w:val="16"/>
+              <w:szCs w:val="16"/>
+            </w:rPr>
+            <w:instrText xml:space="preserve"> PAGE   \* MERGEFORMAT </w:instrText>
+          </w:r>
+          <w:r>
+            <w:rPr>
+              <w:b/>
+              <w:bCs/>
+              <w:color w:val="4F81BD"/>
+              <w:sz w:val="16"/>
+              <w:szCs w:val="16"/>
+            </w:rPr>
+            <w:fldChar w:fldCharType="separate"/>
+          </w:r>
+          <w:r>
+            <w:rPr>
+              <w:b/>
+              <w:bCs/>
+              <w:noProof/>
+              <w:color w:val="4F81BD"/>
+              <w:sz w:val="16"/>
+              <w:szCs w:val="16"/>
+            </w:rPr>
+            <w:t>1</w:t>
+          </w:r>
+          <w:r>
+            <w:rPr>
+              <w:b/>
+              <w:bCs/>
+              <w:noProof/>
+              <w:color w:val="4F81BD"/>
+              <w:sz w:val="16"/>
+              <w:szCs w:val="16"/>
+            </w:rPr>
+            <w:fldChar w:fldCharType="end"/>
+          </w:r>
+        </w:p>
+      </w:tc>
+    </w:tr>
+    <w:tr>
+      <w:trPr>
+        <w:cantSplit/>
+        <w:trHeight w:val="115"/>
+        <w:jc w:val="center"/>
+      </w:trPr>
+      <w:tc>
+        <w:tcPr>
+          <w:tcW w:w="1080" w:type="pct"/>
+          <w:shd w:val="clear" w:color="auto" w:fill="E3983F"/>
+        </w:tcPr>
+        <w:p>
+          <w:pPr>
+            <w:jc w:val="center"/>
+            <w:rPr>
+              <w:sz w:val="6"/>
+              <w:szCs w:val="6"/>
+            </w:rPr>
+          </w:pPr>
+        </w:p>
+      </w:tc>
+      <w:tc>
+        <w:tcPr>
+          <w:tcW w:w="1080" w:type="pct"/>
+          <w:shd w:val="clear" w:color="auto" w:fill="66686C"/>
+        </w:tcPr>
+        <w:p>
+          <w:pPr>
+            <w:jc w:val="center"/>
+            <w:rPr>
+              <w:sz w:val="6"/>
+              <w:szCs w:val="6"/>
+            </w:rPr>
+          </w:pPr>
+        </w:p>
+      </w:tc>
+      <w:tc>
+        <w:tcPr>
+          <w:tcW w:w="1080" w:type="pct"/>
+          <w:shd w:val="clear" w:color="auto" w:fill="4F7ABA"/>
+        </w:tcPr>
+        <w:p>
+          <w:pPr>
+            <w:jc w:val="center"/>
+            <w:rPr>
+              <w:sz w:val="6"/>
+              <w:szCs w:val="6"/>
+            </w:rPr>
+          </w:pPr>
+        </w:p>
+      </w:tc>
+      <w:tc>
+        <w:tcPr>
+          <w:tcW w:w="883" w:type="pct"/>
+          <w:shd w:val="clear" w:color="auto" w:fill="4B327A"/>
+        </w:tcPr>
+        <w:p>
+          <w:pPr>
+            <w:jc w:val="center"/>
+            <w:rPr>
+              <w:sz w:val="6"/>
+              <w:szCs w:val="6"/>
+            </w:rPr>
+          </w:pPr>
+        </w:p>
+      </w:tc>
+      <w:tc>
+        <w:tcPr>
+          <w:tcW w:w="473" w:type="pct"/>
+          <w:shd w:val="clear" w:color="auto" w:fill="9ABF55"/>
+        </w:tcPr>
+        <w:p>
+          <w:pPr>
+            <w:jc w:val="center"/>
+            <w:rPr>
+              <w:sz w:val="6"/>
+              <w:szCs w:val="6"/>
+            </w:rPr>
+          </w:pPr>
+        </w:p>
+      </w:tc>
+      <w:tc>
+        <w:tcPr>
+          <w:tcW w:w="105" w:type="pct"/>
+          <w:shd w:val="clear" w:color="auto" w:fill="DA7238"/>
+        </w:tcPr>
+        <w:p>
+          <w:pPr>
+            <w:jc w:val="center"/>
+            <w:rPr>
+              <w:sz w:val="6"/>
+              <w:szCs w:val="6"/>
+            </w:rPr>
+          </w:pPr>
+        </w:p>
+      </w:tc>
+      <w:tc>
+        <w:tcPr>
+          <w:tcW w:w="105" w:type="pct"/>
+          <w:shd w:val="clear" w:color="auto" w:fill="B3D9E6"/>
+        </w:tcPr>
+        <w:p>
+          <w:pPr>
+            <w:jc w:val="center"/>
+            <w:rPr>
+              <w:sz w:val="6"/>
+              <w:szCs w:val="6"/>
+            </w:rPr>
+          </w:pPr>
+        </w:p>
+      </w:tc>
+      <w:tc>
+        <w:tcPr>
+          <w:tcW w:w="723" w:type="pct"/>
+          <w:shd w:val="clear" w:color="auto" w:fill="D2D3D4"/>
+        </w:tcPr>
+        <w:p>
+          <w:pPr>
+            <w:jc w:val="center"/>
+            <w:rPr>
+              <w:sz w:val="6"/>
+              <w:szCs w:val="6"/>
+            </w:rPr>
+          </w:pPr>
+        </w:p>
+      </w:tc>
+      <w:tc>
+        <w:tcPr>
+          <w:tcW w:w="134" w:type="pct"/>
+          <w:vMerge/>
+          <w:shd w:val="clear" w:color="auto" w:fill="D9D9D9" w:themeFill="background1" w:themeFillShade="D9"/>
+        </w:tcPr>
+        <w:p>
+          <w:pPr>
+            <w:jc w:val="center"/>
+            <w:rPr>
+              <w:sz w:val="6"/>
+              <w:szCs w:val="6"/>
+            </w:rPr>
+          </w:pPr>
+        </w:p>
+      </w:tc>
+    </w:tr>
+  </w:tbl>
   <w:p>
     <w:pPr>
       <w:spacing w:after="0"/>
@@ -47516,76 +48167,6 @@
         <w:szCs w:val="6"/>
       </w:rPr>
     </w:pPr>
-    <w:r>
-      <w:rPr>
-        <w:noProof/>
-        <w:sz w:val="12"/>
-        <w:szCs w:val="12"/>
-      </w:rPr>
-      <w:drawing>
-        <wp:anchor distT="0" distB="0" distL="114300" distR="114300" simplePos="0" relativeHeight="251659264" behindDoc="1" locked="0" layoutInCell="1" allowOverlap="1" wp14:anchorId="0BC4D086" wp14:editId="18806678">
-          <wp:simplePos x="0" y="0"/>
-          <wp:positionH relativeFrom="margin">
-            <wp:align>center</wp:align>
-          </wp:positionH>
-          <wp:positionV relativeFrom="paragraph">
-            <wp:posOffset>100965</wp:posOffset>
-          </wp:positionV>
-          <wp:extent cx="4974336" cy="73152"/>
-          <wp:effectExtent l="0" t="0" r="0" b="3175"/>
-          <wp:wrapThrough wrapText="bothSides">
-            <wp:wrapPolygon edited="0">
-              <wp:start x="0" y="0"/>
-              <wp:lineTo x="0" y="16904"/>
-              <wp:lineTo x="21509" y="16904"/>
-              <wp:lineTo x="21509" y="0"/>
-              <wp:lineTo x="0" y="0"/>
-            </wp:wrapPolygon>
-          </wp:wrapThrough>
-          <wp:docPr id="1896153194" name="Picture 1"/>
-          <wp:cNvGraphicFramePr>
-            <a:graphicFrameLocks xmlns:a="http://schemas.openxmlformats.org/drawingml/2006/main" noChangeAspect="1"/>
-          </wp:cNvGraphicFramePr>
-          <a:graphic xmlns:a="http://schemas.openxmlformats.org/drawingml/2006/main">
-            <a:graphicData uri="http://schemas.openxmlformats.org/drawingml/2006/picture">
-              <pic:pic xmlns:pic="http://schemas.openxmlformats.org/drawingml/2006/picture">
-                <pic:nvPicPr>
-                  <pic:cNvPr id="1663663410" name=""/>
-                  <pic:cNvPicPr/>
-                </pic:nvPicPr>
-                <pic:blipFill>
-                  <a:blip r:embed="rId1">
-                    <a:extLst>
-                      <a:ext uri="{28A0092B-C50C-407E-A947-70E740481C1C}">
-                        <a14:useLocalDpi xmlns:a14="http://schemas.microsoft.com/office/drawing/2010/main" val="0"/>
-                      </a:ext>
-                    </a:extLst>
-                  </a:blip>
-                  <a:stretch>
-                    <a:fillRect/>
-                  </a:stretch>
-                </pic:blipFill>
-                <pic:spPr>
-                  <a:xfrm>
-                    <a:off x="0" y="0"/>
-                    <a:ext cx="4974336" cy="73152"/>
-                  </a:xfrm>
-                  <a:prstGeom prst="rect">
-                    <a:avLst/>
-                  </a:prstGeom>
-                </pic:spPr>
-              </pic:pic>
-            </a:graphicData>
-          </a:graphic>
-          <wp14:sizeRelH relativeFrom="margin">
-            <wp14:pctWidth>0</wp14:pctWidth>
-          </wp14:sizeRelH>
-          <wp14:sizeRelV relativeFrom="margin">
-            <wp14:pctHeight>0</wp14:pctHeight>
-          </wp14:sizeRelV>
-        </wp:anchor>
-      </w:drawing>
-    </w:r>
   </w:p>
 </w:ftr>
 </file>
@@ -47617,6 +48198,118 @@
 
 <file path=word/header1.xml><?xml version="1.0" encoding="utf-8"?>
 <w:hdr xmlns:wpc="http://schemas.microsoft.com/office/word/2010/wordprocessingCanvas" xmlns:cx="http://schemas.microsoft.com/office/drawing/2014/chartex" xmlns:cx1="http://schemas.microsoft.com/office/drawing/2015/9/8/chartex" xmlns:cx2="http://schemas.microsoft.com/office/drawing/2015/10/21/chartex" xmlns:cx3="http://schemas.microsoft.com/office/drawing/2016/5/9/chartex" xmlns:cx4="http://schemas.microsoft.com/office/drawing/2016/5/10/chartex" xmlns:cx5="http://schemas.microsoft.com/office/drawing/2016/5/11/chartex" xmlns:cx6="http://schemas.microsoft.com/office/drawing/2016/5/12/chartex" xmlns:cx7="http://schemas.microsoft.com/office/drawing/2016/5/13/chartex" xmlns:cx8="http://schemas.microsoft.com/office/drawing/2016/5/14/chartex" xmlns:mc="http://schemas.openxmlformats.org/markup-compatibility/2006" xmlns:aink="http://schemas.microsoft.com/office/drawing/2016/ink" xmlns:am3d="http://schemas.microsoft.com/office/drawing/2017/model3d" xmlns:o="urn:schemas-microsoft-com:office:office" xmlns:oel="http://schemas.microsoft.com/office/2019/extlst" xmlns:r="http://schemas.openxmlformats.org/officeDocument/2006/relationships" xmlns:m="http://schemas.openxmlformats.org/officeDocument/2006/math" xmlns:v="urn:schemas-microsoft-com:vml" xmlns:wp14="http://schemas.microsoft.com/office/word/2010/wordprocessingDrawing" xmlns:wp="http://schemas.openxmlformats.org/drawingml/2006/wordprocessingDrawing" xmlns:w10="urn:schemas-microsoft-com:office:word" xmlns:w="http://schemas.openxmlformats.org/wordprocessingml/2006/main" xmlns:w14="http://schemas.microsoft.com/office/word/2010/wordml" xmlns:w15="http://schemas.microsoft.com/office/word/2012/wordml" xmlns:w16cex="http://schemas.microsoft.com/office/word/2018/wordml/cex" xmlns:w16cid="http://schemas.microsoft.com/office/word/2016/wordml/cid" xmlns:w16="http://schemas.microsoft.com/office/word/2018/wordml" xmlns:w16du="http://schemas.microsoft.com/office/word/2023/wordml/word16du" xmlns:w16sdtdh="http://schemas.microsoft.com/office/word/2020/wordml/sdtdatahash" xmlns:w16sdtfl="http://schemas.microsoft.com/office/word/2024/wordml/sdtformatlock" xmlns:w16se="http://schemas.microsoft.com/office/word/2015/wordml/symex" xmlns:wpg="http://schemas.microsoft.com/office/word/2010/wordprocessingGroup" xmlns:wpi="http://schemas.microsoft.com/office/word/2010/wordprocessingInk" xmlns:wne="http://schemas.microsoft.com/office/word/2006/wordml" xmlns:wps="http://schemas.microsoft.com/office/word/2010/wordprocessingShape" mc:Ignorable="w14 w15 w16se w16cid w16 w16cex w16sdtdh w16sdtfl w16du wp14">
+  <w:tbl>
+    <w:tblPr>
+      <w:tblStyle w:val="TableGrid"/>
+      <w:tblW w:w="0" w:type="auto"/>
+      <w:tblBorders>
+        <w:top w:val="none" w:sz="0" w:space="0" w:color="auto"/>
+        <w:left w:val="none" w:sz="0" w:space="0" w:color="auto"/>
+        <w:bottom w:val="none" w:sz="0" w:space="0" w:color="auto"/>
+        <w:right w:val="none" w:sz="0" w:space="0" w:color="auto"/>
+        <w:insideH w:val="none" w:sz="0" w:space="0" w:color="auto"/>
+        <w:insideV w:val="none" w:sz="0" w:space="0" w:color="auto"/>
+      </w:tblBorders>
+      <w:tblLook w:val="04A0" w:firstRow="1" w:lastRow="0" w:firstColumn="1" w:lastColumn="0" w:noHBand="0" w:noVBand="1"/>
+    </w:tblPr>
+    <w:tblGrid>
+      <w:gridCol w:w="9811"/>
+      <w:gridCol w:w="729"/>
+    </w:tblGrid>
+    <w:tr>
+      <w:tc>
+        <w:tcPr>
+          <w:tcW w:w="9895" w:type="dxa"/>
+        </w:tcPr>
+        <w:p>
+          <w:pPr>
+            <w:pStyle w:val="Header"/>
+            <w:tabs>
+              <w:tab w:val="clear" w:pos="4419"/>
+              <w:tab w:val="clear" w:pos="8838"/>
+              <w:tab w:val="center" w:pos="4792"/>
+            </w:tabs>
+            <w:rPr>
+              <w:sz w:val="16"/>
+              <w:szCs w:val="16"/>
+            </w:rPr>
+          </w:pPr>
+          <w:r>
+            <w:rPr>
+              <w:sz w:val="16"/>
+              <w:szCs w:val="16"/>
+            </w:rPr>
+            <w:tab/>
+          </w:r>
+        </w:p>
+      </w:tc>
+      <w:tc>
+        <w:tcPr>
+          <w:tcW w:w="635" w:type="dxa"/>
+        </w:tcPr>
+        <w:p>
+          <w:pPr>
+            <w:pStyle w:val="Header"/>
+          </w:pPr>
+          <w:r>
+            <w:rPr>
+              <w:noProof/>
+              <w:sz w:val="16"/>
+              <w:szCs w:val="16"/>
+            </w:rPr>
+            <w:drawing>
+              <wp:inline distT="0" distB="0" distL="0" distR="0" wp14:anchorId="7BA1E69A" wp14:editId="0D189962">
+                <wp:extent cx="326004" cy="378092"/>
+                <wp:effectExtent l="0" t="0" r="0" b="3175"/>
+                <wp:docPr id="1378002324" name="Picture 1" descr="The Site Savvy Blog - News, trends, tips, and environmental knowledge."/>
+                <wp:cNvGraphicFramePr>
+                  <a:graphicFrameLocks xmlns:a="http://schemas.openxmlformats.org/drawingml/2006/main" noChangeAspect="1"/>
+                </wp:cNvGraphicFramePr>
+                <a:graphic xmlns:a="http://schemas.openxmlformats.org/drawingml/2006/main">
+                  <a:graphicData uri="http://schemas.openxmlformats.org/drawingml/2006/picture">
+                    <pic:pic xmlns:pic="http://schemas.openxmlformats.org/drawingml/2006/picture">
+                      <pic:nvPicPr>
+                        <pic:cNvPr id="0" name="Picture 1" descr="The Site Savvy Blog - News, trends, tips, and environmental knowledge."/>
+                        <pic:cNvPicPr>
+                          <a:picLocks noChangeAspect="1" noChangeArrowheads="1"/>
+                        </pic:cNvPicPr>
+                      </pic:nvPicPr>
+                      <pic:blipFill>
+                        <a:blip r:embed="rId1">
+                          <a:extLst>
+                            <a:ext uri="{28A0092B-C50C-407E-A947-70E740481C1C}">
+                              <a14:useLocalDpi xmlns:a14="http://schemas.microsoft.com/office/drawing/2010/main" val="0"/>
+                            </a:ext>
+                          </a:extLst>
+                        </a:blip>
+                        <a:srcRect/>
+                        <a:stretch>
+                          <a:fillRect/>
+                        </a:stretch>
+                      </pic:blipFill>
+                      <pic:spPr bwMode="auto">
+                        <a:xfrm rot="10800000" flipH="1" flipV="1">
+                          <a:off x="0" y="0"/>
+                          <a:ext cx="326004" cy="378092"/>
+                        </a:xfrm>
+                        <a:prstGeom prst="rect">
+                          <a:avLst/>
+                        </a:prstGeom>
+                        <a:noFill/>
+                        <a:ln>
+                          <a:noFill/>
+                        </a:ln>
+                      </pic:spPr>
+                    </pic:pic>
+                  </a:graphicData>
+                </a:graphic>
+              </wp:inline>
+            </w:drawing>
+          </w:r>
+        </w:p>
+      </w:tc>
+    </w:tr>
+  </w:tbl>
   <w:p>
     <w:pPr>
       <w:pStyle w:val="Header"/>
@@ -47625,186 +48318,147 @@
         <w:szCs w:val="16"/>
       </w:rPr>
     </w:pPr>
-    <w:r>
-      <w:rPr>
-        <w:noProof/>
-        <w:sz w:val="16"/>
-        <w:szCs w:val="16"/>
-      </w:rPr>
-      <w:drawing>
-        <wp:anchor distT="0" distB="0" distL="114300" distR="114300" simplePos="0" relativeHeight="251658240" behindDoc="0" locked="0" layoutInCell="1" allowOverlap="1" wp14:anchorId="721155DB" wp14:editId="2CC6648A">
-          <wp:simplePos x="0" y="0"/>
-          <wp:positionH relativeFrom="margin">
-            <wp:align>right</wp:align>
-          </wp:positionH>
-          <wp:positionV relativeFrom="paragraph">
-            <wp:posOffset>-19685</wp:posOffset>
-          </wp:positionV>
-          <wp:extent cx="326004" cy="378092"/>
-          <wp:effectExtent l="0" t="0" r="0" b="3175"/>
-          <wp:wrapThrough wrapText="bothSides">
-            <wp:wrapPolygon edited="0">
-              <wp:start x="21600" y="21600"/>
-              <wp:lineTo x="21600" y="908"/>
-              <wp:lineTo x="1389" y="908"/>
-              <wp:lineTo x="1389" y="18333"/>
-              <wp:lineTo x="2653" y="21600"/>
-              <wp:lineTo x="21600" y="21600"/>
-            </wp:wrapPolygon>
-          </wp:wrapThrough>
-          <wp:docPr id="479791132" name="Picture 1" descr="The Site Savvy Blog - News, trends, tips, and environmental knowledge."/>
-          <wp:cNvGraphicFramePr>
-            <a:graphicFrameLocks xmlns:a="http://schemas.openxmlformats.org/drawingml/2006/main" noChangeAspect="1"/>
-          </wp:cNvGraphicFramePr>
-          <a:graphic xmlns:a="http://schemas.openxmlformats.org/drawingml/2006/main">
-            <a:graphicData uri="http://schemas.openxmlformats.org/drawingml/2006/picture">
-              <pic:pic xmlns:pic="http://schemas.openxmlformats.org/drawingml/2006/picture">
-                <pic:nvPicPr>
-                  <pic:cNvPr id="0" name="Picture 1" descr="The Site Savvy Blog - News, trends, tips, and environmental knowledge."/>
-                  <pic:cNvPicPr>
-                    <a:picLocks noChangeAspect="1" noChangeArrowheads="1"/>
-                  </pic:cNvPicPr>
-                </pic:nvPicPr>
-                <pic:blipFill>
-                  <a:blip r:embed="rId1">
-                    <a:extLst>
-                      <a:ext uri="{28A0092B-C50C-407E-A947-70E740481C1C}">
-                        <a14:useLocalDpi xmlns:a14="http://schemas.microsoft.com/office/drawing/2010/main" val="0"/>
-                      </a:ext>
-                    </a:extLst>
-                  </a:blip>
-                  <a:srcRect/>
-                  <a:stretch>
-                    <a:fillRect/>
-                  </a:stretch>
-                </pic:blipFill>
-                <pic:spPr bwMode="auto">
-                  <a:xfrm rot="10800000" flipH="1" flipV="1">
-                    <a:off x="0" y="0"/>
-                    <a:ext cx="326004" cy="378092"/>
-                  </a:xfrm>
-                  <a:prstGeom prst="rect">
-                    <a:avLst/>
-                  </a:prstGeom>
-                  <a:noFill/>
-                  <a:ln>
-                    <a:noFill/>
-                  </a:ln>
-                </pic:spPr>
-              </pic:pic>
-            </a:graphicData>
-          </a:graphic>
-        </wp:anchor>
-      </w:drawing>
-    </w:r>
   </w:p>
 </w:hdr>
 </file>
 
 <file path=word/header10.xml><?xml version="1.0" encoding="utf-8"?>
 <w:hdr xmlns:wpc="http://schemas.microsoft.com/office/word/2010/wordprocessingCanvas" xmlns:cx="http://schemas.microsoft.com/office/drawing/2014/chartex" xmlns:cx1="http://schemas.microsoft.com/office/drawing/2015/9/8/chartex" xmlns:cx2="http://schemas.microsoft.com/office/drawing/2015/10/21/chartex" xmlns:cx3="http://schemas.microsoft.com/office/drawing/2016/5/9/chartex" xmlns:cx4="http://schemas.microsoft.com/office/drawing/2016/5/10/chartex" xmlns:cx5="http://schemas.microsoft.com/office/drawing/2016/5/11/chartex" xmlns:cx6="http://schemas.microsoft.com/office/drawing/2016/5/12/chartex" xmlns:cx7="http://schemas.microsoft.com/office/drawing/2016/5/13/chartex" xmlns:cx8="http://schemas.microsoft.com/office/drawing/2016/5/14/chartex" xmlns:mc="http://schemas.openxmlformats.org/markup-compatibility/2006" xmlns:aink="http://schemas.microsoft.com/office/drawing/2016/ink" xmlns:am3d="http://schemas.microsoft.com/office/drawing/2017/model3d" xmlns:o="urn:schemas-microsoft-com:office:office" xmlns:oel="http://schemas.microsoft.com/office/2019/extlst" xmlns:r="http://schemas.openxmlformats.org/officeDocument/2006/relationships" xmlns:m="http://schemas.openxmlformats.org/officeDocument/2006/math" xmlns:v="urn:schemas-microsoft-com:vml" xmlns:wp14="http://schemas.microsoft.com/office/word/2010/wordprocessingDrawing" xmlns:wp="http://schemas.openxmlformats.org/drawingml/2006/wordprocessingDrawing" xmlns:w10="urn:schemas-microsoft-com:office:word" xmlns:w="http://schemas.openxmlformats.org/wordprocessingml/2006/main" xmlns:w14="http://schemas.microsoft.com/office/word/2010/wordml" xmlns:w15="http://schemas.microsoft.com/office/word/2012/wordml" xmlns:w16cex="http://schemas.microsoft.com/office/word/2018/wordml/cex" xmlns:w16cid="http://schemas.microsoft.com/office/word/2016/wordml/cid" xmlns:w16="http://schemas.microsoft.com/office/word/2018/wordml" xmlns:w16du="http://schemas.microsoft.com/office/word/2023/wordml/word16du" xmlns:w16sdtdh="http://schemas.microsoft.com/office/word/2020/wordml/sdtdatahash" xmlns:w16sdtfl="http://schemas.microsoft.com/office/word/2024/wordml/sdtformatlock" xmlns:w16se="http://schemas.microsoft.com/office/word/2015/wordml/symex" xmlns:wpg="http://schemas.microsoft.com/office/word/2010/wordprocessingGroup" xmlns:wpi="http://schemas.microsoft.com/office/word/2010/wordprocessingInk" xmlns:wne="http://schemas.microsoft.com/office/word/2006/wordml" xmlns:wps="http://schemas.microsoft.com/office/word/2010/wordprocessingShape" mc:Ignorable="w14 w15 w16se w16cid w16 w16cex w16sdtdh w16sdtfl w16du wp14">
-  <w:p>
-    <w:pPr>
-      <w:pStyle w:val="Header"/>
-      <w:rPr>
-        <w:sz w:val="16"/>
-        <w:szCs w:val="16"/>
-      </w:rPr>
-    </w:pPr>
-    <w:r>
-      <w:rPr>
-        <w:noProof/>
-        <w:sz w:val="16"/>
-        <w:szCs w:val="16"/>
-      </w:rPr>
-      <w:drawing>
-        <wp:anchor distT="0" distB="0" distL="114300" distR="114300" simplePos="0" relativeHeight="251683840" behindDoc="0" locked="0" layoutInCell="1" allowOverlap="1" wp14:anchorId="0ECAAA5C" wp14:editId="0FF64EB6">
-          <wp:simplePos x="0" y="0"/>
-          <wp:positionH relativeFrom="margin">
-            <wp:align>right</wp:align>
-          </wp:positionH>
-          <wp:positionV relativeFrom="paragraph">
-            <wp:posOffset>-19663</wp:posOffset>
-          </wp:positionV>
-          <wp:extent cx="326004" cy="378092"/>
-          <wp:effectExtent l="0" t="0" r="0" b="3175"/>
-          <wp:wrapThrough wrapText="bothSides">
-            <wp:wrapPolygon edited="0">
-              <wp:start x="21600" y="21600"/>
-              <wp:lineTo x="21600" y="908"/>
-              <wp:lineTo x="1389" y="908"/>
-              <wp:lineTo x="1389" y="18333"/>
-              <wp:lineTo x="2653" y="21600"/>
-              <wp:lineTo x="21600" y="21600"/>
-            </wp:wrapPolygon>
-          </wp:wrapThrough>
-          <wp:docPr id="722633691" name="Picture 1" descr="The Site Savvy Blog - News, trends, tips, and environmental knowledge."/>
-          <wp:cNvGraphicFramePr>
-            <a:graphicFrameLocks xmlns:a="http://schemas.openxmlformats.org/drawingml/2006/main" noChangeAspect="1"/>
-          </wp:cNvGraphicFramePr>
-          <a:graphic xmlns:a="http://schemas.openxmlformats.org/drawingml/2006/main">
-            <a:graphicData uri="http://schemas.openxmlformats.org/drawingml/2006/picture">
-              <pic:pic xmlns:pic="http://schemas.openxmlformats.org/drawingml/2006/picture">
-                <pic:nvPicPr>
-                  <pic:cNvPr id="0" name="Picture 1" descr="The Site Savvy Blog - News, trends, tips, and environmental knowledge."/>
-                  <pic:cNvPicPr>
-                    <a:picLocks noChangeAspect="1" noChangeArrowheads="1"/>
-                  </pic:cNvPicPr>
-                </pic:nvPicPr>
-                <pic:blipFill>
-                  <a:blip r:embed="rId1">
-                    <a:extLst>
-                      <a:ext uri="{28A0092B-C50C-407E-A947-70E740481C1C}">
-                        <a14:useLocalDpi xmlns:a14="http://schemas.microsoft.com/office/drawing/2010/main" val="0"/>
-                      </a:ext>
-                    </a:extLst>
-                  </a:blip>
-                  <a:srcRect/>
-                  <a:stretch>
-                    <a:fillRect/>
-                  </a:stretch>
-                </pic:blipFill>
-                <pic:spPr bwMode="auto">
-                  <a:xfrm rot="10800000" flipH="1" flipV="1">
-                    <a:off x="0" y="0"/>
-                    <a:ext cx="326004" cy="378092"/>
-                  </a:xfrm>
-                  <a:prstGeom prst="rect">
-                    <a:avLst/>
-                  </a:prstGeom>
-                  <a:noFill/>
-                  <a:ln>
-                    <a:noFill/>
-                  </a:ln>
-                </pic:spPr>
-              </pic:pic>
-            </a:graphicData>
-          </a:graphic>
-        </wp:anchor>
-      </w:drawing>
-    </w:r>
-    <w:r>
-      <w:rPr>
-        <w:sz w:val="16"/>
-        <w:szCs w:val="16"/>
-      </w:rPr>
-      <w:t>UGU –</w:t>
-    </w:r>
-    <w:r>
-      <w:rPr>
-        <w:sz w:val="16"/>
-        <w:szCs w:val="16"/>
-      </w:rPr>
-      <w:t xml:space="preserve"> </w:t>
-    </w:r>
-    <w:r>
-      <w:rPr>
-        <w:sz w:val="16"/>
-        <w:szCs w:val="16"/>
-      </w:rPr>
-      <w:t>Zeepz Section</w:t>
-    </w:r>
-  </w:p>
+  <w:tbl>
+    <w:tblPr>
+      <w:tblStyle w:val="TableGrid"/>
+      <w:tblW w:w="0" w:type="auto"/>
+      <w:tblBorders>
+        <w:top w:val="none" w:sz="0" w:space="0" w:color="auto"/>
+        <w:left w:val="none" w:sz="0" w:space="0" w:color="auto"/>
+        <w:bottom w:val="none" w:sz="0" w:space="0" w:color="auto"/>
+        <w:right w:val="none" w:sz="0" w:space="0" w:color="auto"/>
+        <w:insideH w:val="none" w:sz="0" w:space="0" w:color="auto"/>
+        <w:insideV w:val="none" w:sz="0" w:space="0" w:color="auto"/>
+      </w:tblBorders>
+      <w:tblLook w:val="04A0" w:firstRow="1" w:lastRow="0" w:firstColumn="1" w:lastColumn="0" w:noHBand="0" w:noVBand="1"/>
+    </w:tblPr>
+    <w:tblGrid>
+      <w:gridCol w:w="9811"/>
+      <w:gridCol w:w="729"/>
+    </w:tblGrid>
+    <w:tr>
+      <w:tc>
+        <w:tcPr>
+          <w:tcW w:w="9895" w:type="dxa"/>
+        </w:tcPr>
+        <w:p>
+          <w:pPr>
+            <w:pStyle w:val="Header"/>
+            <w:tabs>
+              <w:tab w:val="clear" w:pos="4419"/>
+              <w:tab w:val="clear" w:pos="8838"/>
+              <w:tab w:val="center" w:pos="4792"/>
+            </w:tabs>
+            <w:rPr>
+              <w:sz w:val="16"/>
+              <w:szCs w:val="16"/>
+            </w:rPr>
+          </w:pPr>
+          <w:r>
+            <w:rPr>
+              <w:sz w:val="16"/>
+              <w:szCs w:val="16"/>
+            </w:rPr>
+            <w:t xml:space="preserve">UGU – Cube </w:t>
+          </w:r>
+          <w:proofErr w:type="spellStart"/>
+          <w:r>
+            <w:rPr>
+              <w:sz w:val="16"/>
+              <w:szCs w:val="16"/>
+            </w:rPr>
+            <w:t>Zeepz</w:t>
+          </w:r>
+          <w:proofErr w:type="spellEnd"/>
+          <w:r>
+            <w:rPr>
+              <w:sz w:val="16"/>
+              <w:szCs w:val="16"/>
+            </w:rPr>
+            <w:t xml:space="preserve"> Section</w:t>
+          </w:r>
+          <w:r>
+            <w:rPr>
+              <w:sz w:val="16"/>
+              <w:szCs w:val="16"/>
+            </w:rPr>
+            <w:tab/>
+          </w:r>
+        </w:p>
+      </w:tc>
+      <w:tc>
+        <w:tcPr>
+          <w:tcW w:w="635" w:type="dxa"/>
+        </w:tcPr>
+        <w:p>
+          <w:pPr>
+            <w:pStyle w:val="Header"/>
+          </w:pPr>
+          <w:r>
+            <w:rPr>
+              <w:noProof/>
+              <w:sz w:val="16"/>
+              <w:szCs w:val="16"/>
+            </w:rPr>
+            <w:drawing>
+              <wp:inline distT="0" distB="0" distL="0" distR="0" wp14:anchorId="5267D3FA" wp14:editId="743C0299">
+                <wp:extent cx="326004" cy="378092"/>
+                <wp:effectExtent l="0" t="0" r="0" b="3175"/>
+                <wp:docPr id="2036125065" name="Picture 1" descr="The Site Savvy Blog - News, trends, tips, and environmental knowledge."/>
+                <wp:cNvGraphicFramePr>
+                  <a:graphicFrameLocks xmlns:a="http://schemas.openxmlformats.org/drawingml/2006/main" noChangeAspect="1"/>
+                </wp:cNvGraphicFramePr>
+                <a:graphic xmlns:a="http://schemas.openxmlformats.org/drawingml/2006/main">
+                  <a:graphicData uri="http://schemas.openxmlformats.org/drawingml/2006/picture">
+                    <pic:pic xmlns:pic="http://schemas.openxmlformats.org/drawingml/2006/picture">
+                      <pic:nvPicPr>
+                        <pic:cNvPr id="0" name="Picture 1" descr="The Site Savvy Blog - News, trends, tips, and environmental knowledge."/>
+                        <pic:cNvPicPr>
+                          <a:picLocks noChangeAspect="1" noChangeArrowheads="1"/>
+                        </pic:cNvPicPr>
+                      </pic:nvPicPr>
+                      <pic:blipFill>
+                        <a:blip r:embed="rId1">
+                          <a:extLst>
+                            <a:ext uri="{28A0092B-C50C-407E-A947-70E740481C1C}">
+                              <a14:useLocalDpi xmlns:a14="http://schemas.microsoft.com/office/drawing/2010/main" val="0"/>
+                            </a:ext>
+                          </a:extLst>
+                        </a:blip>
+                        <a:srcRect/>
+                        <a:stretch>
+                          <a:fillRect/>
+                        </a:stretch>
+                      </pic:blipFill>
+                      <pic:spPr bwMode="auto">
+                        <a:xfrm rot="10800000" flipH="1" flipV="1">
+                          <a:off x="0" y="0"/>
+                          <a:ext cx="326004" cy="378092"/>
+                        </a:xfrm>
+                        <a:prstGeom prst="rect">
+                          <a:avLst/>
+                        </a:prstGeom>
+                        <a:noFill/>
+                        <a:ln>
+                          <a:noFill/>
+                        </a:ln>
+                      </pic:spPr>
+                    </pic:pic>
+                  </a:graphicData>
+                </a:graphic>
+              </wp:inline>
+            </w:drawing>
+          </w:r>
+        </w:p>
+      </w:tc>
+    </w:tr>
+  </w:tbl>
   <w:p>
     <w:pPr>
       <w:pStyle w:val="Header"/>
@@ -47819,108 +48473,148 @@
 
 <file path=word/header11.xml><?xml version="1.0" encoding="utf-8"?>
 <w:hdr xmlns:wpc="http://schemas.microsoft.com/office/word/2010/wordprocessingCanvas" xmlns:cx="http://schemas.microsoft.com/office/drawing/2014/chartex" xmlns:cx1="http://schemas.microsoft.com/office/drawing/2015/9/8/chartex" xmlns:cx2="http://schemas.microsoft.com/office/drawing/2015/10/21/chartex" xmlns:cx3="http://schemas.microsoft.com/office/drawing/2016/5/9/chartex" xmlns:cx4="http://schemas.microsoft.com/office/drawing/2016/5/10/chartex" xmlns:cx5="http://schemas.microsoft.com/office/drawing/2016/5/11/chartex" xmlns:cx6="http://schemas.microsoft.com/office/drawing/2016/5/12/chartex" xmlns:cx7="http://schemas.microsoft.com/office/drawing/2016/5/13/chartex" xmlns:cx8="http://schemas.microsoft.com/office/drawing/2016/5/14/chartex" xmlns:mc="http://schemas.openxmlformats.org/markup-compatibility/2006" xmlns:aink="http://schemas.microsoft.com/office/drawing/2016/ink" xmlns:am3d="http://schemas.microsoft.com/office/drawing/2017/model3d" xmlns:o="urn:schemas-microsoft-com:office:office" xmlns:oel="http://schemas.microsoft.com/office/2019/extlst" xmlns:r="http://schemas.openxmlformats.org/officeDocument/2006/relationships" xmlns:m="http://schemas.openxmlformats.org/officeDocument/2006/math" xmlns:v="urn:schemas-microsoft-com:vml" xmlns:wp14="http://schemas.microsoft.com/office/word/2010/wordprocessingDrawing" xmlns:wp="http://schemas.openxmlformats.org/drawingml/2006/wordprocessingDrawing" xmlns:w10="urn:schemas-microsoft-com:office:word" xmlns:w="http://schemas.openxmlformats.org/wordprocessingml/2006/main" xmlns:w14="http://schemas.microsoft.com/office/word/2010/wordml" xmlns:w15="http://schemas.microsoft.com/office/word/2012/wordml" xmlns:w16cex="http://schemas.microsoft.com/office/word/2018/wordml/cex" xmlns:w16cid="http://schemas.microsoft.com/office/word/2016/wordml/cid" xmlns:w16="http://schemas.microsoft.com/office/word/2018/wordml" xmlns:w16du="http://schemas.microsoft.com/office/word/2023/wordml/word16du" xmlns:w16sdtdh="http://schemas.microsoft.com/office/word/2020/wordml/sdtdatahash" xmlns:w16sdtfl="http://schemas.microsoft.com/office/word/2024/wordml/sdtformatlock" xmlns:w16se="http://schemas.microsoft.com/office/word/2015/wordml/symex" xmlns:wpg="http://schemas.microsoft.com/office/word/2010/wordprocessingGroup" xmlns:wpi="http://schemas.microsoft.com/office/word/2010/wordprocessingInk" xmlns:wne="http://schemas.microsoft.com/office/word/2006/wordml" xmlns:wps="http://schemas.microsoft.com/office/word/2010/wordprocessingShape" mc:Ignorable="w14 w15 w16se w16cid w16 w16cex w16sdtdh w16sdtfl w16du wp14">
-  <w:p>
-    <w:pPr>
-      <w:pStyle w:val="Header"/>
-      <w:rPr>
-        <w:sz w:val="16"/>
-        <w:szCs w:val="16"/>
-      </w:rPr>
-    </w:pPr>
-    <w:r>
-      <w:rPr>
-        <w:noProof/>
-        <w:sz w:val="16"/>
-        <w:szCs w:val="16"/>
-      </w:rPr>
-      <w:drawing>
-        <wp:anchor distT="0" distB="0" distL="114300" distR="114300" simplePos="0" relativeHeight="251685888" behindDoc="0" locked="0" layoutInCell="1" allowOverlap="1" wp14:anchorId="262FE80A" wp14:editId="16E591BD">
-          <wp:simplePos x="0" y="0"/>
-          <wp:positionH relativeFrom="margin">
-            <wp:align>right</wp:align>
-          </wp:positionH>
-          <wp:positionV relativeFrom="paragraph">
-            <wp:posOffset>-19663</wp:posOffset>
-          </wp:positionV>
-          <wp:extent cx="326004" cy="378092"/>
-          <wp:effectExtent l="0" t="0" r="0" b="3175"/>
-          <wp:wrapThrough wrapText="bothSides">
-            <wp:wrapPolygon edited="0">
-              <wp:start x="21600" y="21600"/>
-              <wp:lineTo x="21600" y="908"/>
-              <wp:lineTo x="1389" y="908"/>
-              <wp:lineTo x="1389" y="18333"/>
-              <wp:lineTo x="2653" y="21600"/>
-              <wp:lineTo x="21600" y="21600"/>
-            </wp:wrapPolygon>
-          </wp:wrapThrough>
-          <wp:docPr id="536127538" name="Picture 1" descr="The Site Savvy Blog - News, trends, tips, and environmental knowledge."/>
-          <wp:cNvGraphicFramePr>
-            <a:graphicFrameLocks xmlns:a="http://schemas.openxmlformats.org/drawingml/2006/main" noChangeAspect="1"/>
-          </wp:cNvGraphicFramePr>
-          <a:graphic xmlns:a="http://schemas.openxmlformats.org/drawingml/2006/main">
-            <a:graphicData uri="http://schemas.openxmlformats.org/drawingml/2006/picture">
-              <pic:pic xmlns:pic="http://schemas.openxmlformats.org/drawingml/2006/picture">
-                <pic:nvPicPr>
-                  <pic:cNvPr id="0" name="Picture 1" descr="The Site Savvy Blog - News, trends, tips, and environmental knowledge."/>
-                  <pic:cNvPicPr>
-                    <a:picLocks noChangeAspect="1" noChangeArrowheads="1"/>
-                  </pic:cNvPicPr>
-                </pic:nvPicPr>
-                <pic:blipFill>
-                  <a:blip r:embed="rId1">
-                    <a:extLst>
-                      <a:ext uri="{28A0092B-C50C-407E-A947-70E740481C1C}">
-                        <a14:useLocalDpi xmlns:a14="http://schemas.microsoft.com/office/drawing/2010/main" val="0"/>
-                      </a:ext>
-                    </a:extLst>
-                  </a:blip>
-                  <a:srcRect/>
-                  <a:stretch>
-                    <a:fillRect/>
-                  </a:stretch>
-                </pic:blipFill>
-                <pic:spPr bwMode="auto">
-                  <a:xfrm rot="10800000" flipH="1" flipV="1">
-                    <a:off x="0" y="0"/>
-                    <a:ext cx="326004" cy="378092"/>
-                  </a:xfrm>
-                  <a:prstGeom prst="rect">
-                    <a:avLst/>
-                  </a:prstGeom>
-                  <a:noFill/>
-                  <a:ln>
-                    <a:noFill/>
-                  </a:ln>
-                </pic:spPr>
-              </pic:pic>
-            </a:graphicData>
-          </a:graphic>
-        </wp:anchor>
-      </w:drawing>
-    </w:r>
-    <w:r>
-      <w:rPr>
-        <w:sz w:val="16"/>
-        <w:szCs w:val="16"/>
-      </w:rPr>
-      <w:t>UGU –</w:t>
-    </w:r>
-    <w:r>
-      <w:rPr>
-        <w:sz w:val="16"/>
-        <w:szCs w:val="16"/>
-      </w:rPr>
-      <w:t xml:space="preserve"> </w:t>
-    </w:r>
-    <w:r>
-      <w:rPr>
-        <w:sz w:val="16"/>
-        <w:szCs w:val="16"/>
-      </w:rPr>
-      <w:t>Reportz Section</w:t>
-    </w:r>
-  </w:p>
+  <w:tbl>
+    <w:tblPr>
+      <w:tblStyle w:val="TableGrid"/>
+      <w:tblW w:w="0" w:type="auto"/>
+      <w:tblBorders>
+        <w:top w:val="none" w:sz="0" w:space="0" w:color="auto"/>
+        <w:left w:val="none" w:sz="0" w:space="0" w:color="auto"/>
+        <w:bottom w:val="none" w:sz="0" w:space="0" w:color="auto"/>
+        <w:right w:val="none" w:sz="0" w:space="0" w:color="auto"/>
+        <w:insideH w:val="none" w:sz="0" w:space="0" w:color="auto"/>
+        <w:insideV w:val="none" w:sz="0" w:space="0" w:color="auto"/>
+      </w:tblBorders>
+      <w:tblLook w:val="04A0" w:firstRow="1" w:lastRow="0" w:firstColumn="1" w:lastColumn="0" w:noHBand="0" w:noVBand="1"/>
+    </w:tblPr>
+    <w:tblGrid>
+      <w:gridCol w:w="9811"/>
+      <w:gridCol w:w="729"/>
+    </w:tblGrid>
+    <w:tr>
+      <w:tc>
+        <w:tcPr>
+          <w:tcW w:w="9895" w:type="dxa"/>
+        </w:tcPr>
+        <w:p>
+          <w:pPr>
+            <w:pStyle w:val="Header"/>
+            <w:tabs>
+              <w:tab w:val="clear" w:pos="4419"/>
+              <w:tab w:val="clear" w:pos="8838"/>
+              <w:tab w:val="center" w:pos="4792"/>
+            </w:tabs>
+            <w:rPr>
+              <w:sz w:val="16"/>
+              <w:szCs w:val="16"/>
+            </w:rPr>
+          </w:pPr>
+          <w:r>
+            <w:rPr>
+              <w:sz w:val="16"/>
+              <w:szCs w:val="16"/>
+            </w:rPr>
+            <w:t xml:space="preserve">UGU – Cube </w:t>
+          </w:r>
+          <w:proofErr w:type="spellStart"/>
+          <w:r>
+            <w:rPr>
+              <w:sz w:val="16"/>
+              <w:szCs w:val="16"/>
+            </w:rPr>
+            <w:t>Report</w:t>
+          </w:r>
+          <w:r>
+            <w:rPr>
+              <w:sz w:val="16"/>
+              <w:szCs w:val="16"/>
+            </w:rPr>
+            <w:t>z</w:t>
+          </w:r>
+          <w:proofErr w:type="spellEnd"/>
+          <w:r>
+            <w:rPr>
+              <w:sz w:val="16"/>
+              <w:szCs w:val="16"/>
+            </w:rPr>
+            <w:t xml:space="preserve"> Section</w:t>
+          </w:r>
+          <w:r>
+            <w:rPr>
+              <w:sz w:val="16"/>
+              <w:szCs w:val="16"/>
+            </w:rPr>
+            <w:tab/>
+          </w:r>
+        </w:p>
+      </w:tc>
+      <w:tc>
+        <w:tcPr>
+          <w:tcW w:w="635" w:type="dxa"/>
+        </w:tcPr>
+        <w:p>
+          <w:pPr>
+            <w:pStyle w:val="Header"/>
+          </w:pPr>
+          <w:r>
+            <w:rPr>
+              <w:noProof/>
+              <w:sz w:val="16"/>
+              <w:szCs w:val="16"/>
+            </w:rPr>
+            <w:drawing>
+              <wp:inline distT="0" distB="0" distL="0" distR="0" wp14:anchorId="19969285" wp14:editId="407FC6B1">
+                <wp:extent cx="326004" cy="378092"/>
+                <wp:effectExtent l="0" t="0" r="0" b="3175"/>
+                <wp:docPr id="1203748579" name="Picture 1" descr="The Site Savvy Blog - News, trends, tips, and environmental knowledge."/>
+                <wp:cNvGraphicFramePr>
+                  <a:graphicFrameLocks xmlns:a="http://schemas.openxmlformats.org/drawingml/2006/main" noChangeAspect="1"/>
+                </wp:cNvGraphicFramePr>
+                <a:graphic xmlns:a="http://schemas.openxmlformats.org/drawingml/2006/main">
+                  <a:graphicData uri="http://schemas.openxmlformats.org/drawingml/2006/picture">
+                    <pic:pic xmlns:pic="http://schemas.openxmlformats.org/drawingml/2006/picture">
+                      <pic:nvPicPr>
+                        <pic:cNvPr id="0" name="Picture 1" descr="The Site Savvy Blog - News, trends, tips, and environmental knowledge."/>
+                        <pic:cNvPicPr>
+                          <a:picLocks noChangeAspect="1" noChangeArrowheads="1"/>
+                        </pic:cNvPicPr>
+                      </pic:nvPicPr>
+                      <pic:blipFill>
+                        <a:blip r:embed="rId1">
+                          <a:extLst>
+                            <a:ext uri="{28A0092B-C50C-407E-A947-70E740481C1C}">
+                              <a14:useLocalDpi xmlns:a14="http://schemas.microsoft.com/office/drawing/2010/main" val="0"/>
+                            </a:ext>
+                          </a:extLst>
+                        </a:blip>
+                        <a:srcRect/>
+                        <a:stretch>
+                          <a:fillRect/>
+                        </a:stretch>
+                      </pic:blipFill>
+                      <pic:spPr bwMode="auto">
+                        <a:xfrm rot="10800000" flipH="1" flipV="1">
+                          <a:off x="0" y="0"/>
+                          <a:ext cx="326004" cy="378092"/>
+                        </a:xfrm>
+                        <a:prstGeom prst="rect">
+                          <a:avLst/>
+                        </a:prstGeom>
+                        <a:noFill/>
+                        <a:ln>
+                          <a:noFill/>
+                        </a:ln>
+                      </pic:spPr>
+                    </pic:pic>
+                  </a:graphicData>
+                </a:graphic>
+              </wp:inline>
+            </w:drawing>
+          </w:r>
+        </w:p>
+      </w:tc>
+    </w:tr>
+  </w:tbl>
   <w:p>
     <w:pPr>
       <w:pStyle w:val="Header"/>
@@ -47935,108 +48629,132 @@
 
 <file path=word/header12.xml><?xml version="1.0" encoding="utf-8"?>
 <w:hdr xmlns:wpc="http://schemas.microsoft.com/office/word/2010/wordprocessingCanvas" xmlns:cx="http://schemas.microsoft.com/office/drawing/2014/chartex" xmlns:cx1="http://schemas.microsoft.com/office/drawing/2015/9/8/chartex" xmlns:cx2="http://schemas.microsoft.com/office/drawing/2015/10/21/chartex" xmlns:cx3="http://schemas.microsoft.com/office/drawing/2016/5/9/chartex" xmlns:cx4="http://schemas.microsoft.com/office/drawing/2016/5/10/chartex" xmlns:cx5="http://schemas.microsoft.com/office/drawing/2016/5/11/chartex" xmlns:cx6="http://schemas.microsoft.com/office/drawing/2016/5/12/chartex" xmlns:cx7="http://schemas.microsoft.com/office/drawing/2016/5/13/chartex" xmlns:cx8="http://schemas.microsoft.com/office/drawing/2016/5/14/chartex" xmlns:mc="http://schemas.openxmlformats.org/markup-compatibility/2006" xmlns:aink="http://schemas.microsoft.com/office/drawing/2016/ink" xmlns:am3d="http://schemas.microsoft.com/office/drawing/2017/model3d" xmlns:o="urn:schemas-microsoft-com:office:office" xmlns:oel="http://schemas.microsoft.com/office/2019/extlst" xmlns:r="http://schemas.openxmlformats.org/officeDocument/2006/relationships" xmlns:m="http://schemas.openxmlformats.org/officeDocument/2006/math" xmlns:v="urn:schemas-microsoft-com:vml" xmlns:wp14="http://schemas.microsoft.com/office/word/2010/wordprocessingDrawing" xmlns:wp="http://schemas.openxmlformats.org/drawingml/2006/wordprocessingDrawing" xmlns:w10="urn:schemas-microsoft-com:office:word" xmlns:w="http://schemas.openxmlformats.org/wordprocessingml/2006/main" xmlns:w14="http://schemas.microsoft.com/office/word/2010/wordml" xmlns:w15="http://schemas.microsoft.com/office/word/2012/wordml" xmlns:w16cex="http://schemas.microsoft.com/office/word/2018/wordml/cex" xmlns:w16cid="http://schemas.microsoft.com/office/word/2016/wordml/cid" xmlns:w16="http://schemas.microsoft.com/office/word/2018/wordml" xmlns:w16du="http://schemas.microsoft.com/office/word/2023/wordml/word16du" xmlns:w16sdtdh="http://schemas.microsoft.com/office/word/2020/wordml/sdtdatahash" xmlns:w16sdtfl="http://schemas.microsoft.com/office/word/2024/wordml/sdtformatlock" xmlns:w16se="http://schemas.microsoft.com/office/word/2015/wordml/symex" xmlns:wpg="http://schemas.microsoft.com/office/word/2010/wordprocessingGroup" xmlns:wpi="http://schemas.microsoft.com/office/word/2010/wordprocessingInk" xmlns:wne="http://schemas.microsoft.com/office/word/2006/wordml" xmlns:wps="http://schemas.microsoft.com/office/word/2010/wordprocessingShape" mc:Ignorable="w14 w15 w16se w16cid w16 w16cex w16sdtdh w16sdtfl w16du wp14">
-  <w:p>
-    <w:pPr>
-      <w:pStyle w:val="Header"/>
-      <w:rPr>
-        <w:sz w:val="16"/>
-        <w:szCs w:val="16"/>
-      </w:rPr>
-    </w:pPr>
-    <w:r>
-      <w:rPr>
-        <w:noProof/>
-        <w:sz w:val="16"/>
-        <w:szCs w:val="16"/>
-      </w:rPr>
-      <w:drawing>
-        <wp:anchor distT="0" distB="0" distL="114300" distR="114300" simplePos="0" relativeHeight="251687936" behindDoc="0" locked="0" layoutInCell="1" allowOverlap="1" wp14:anchorId="4E91EAA1" wp14:editId="4EE2F7AE">
-          <wp:simplePos x="0" y="0"/>
-          <wp:positionH relativeFrom="margin">
-            <wp:align>right</wp:align>
-          </wp:positionH>
-          <wp:positionV relativeFrom="paragraph">
-            <wp:posOffset>-19663</wp:posOffset>
-          </wp:positionV>
-          <wp:extent cx="326004" cy="378092"/>
-          <wp:effectExtent l="0" t="0" r="0" b="3175"/>
-          <wp:wrapThrough wrapText="bothSides">
-            <wp:wrapPolygon edited="0">
-              <wp:start x="21600" y="21600"/>
-              <wp:lineTo x="21600" y="908"/>
-              <wp:lineTo x="1389" y="908"/>
-              <wp:lineTo x="1389" y="18333"/>
-              <wp:lineTo x="2653" y="21600"/>
-              <wp:lineTo x="21600" y="21600"/>
-            </wp:wrapPolygon>
-          </wp:wrapThrough>
-          <wp:docPr id="936695163" name="Picture 1" descr="The Site Savvy Blog - News, trends, tips, and environmental knowledge."/>
-          <wp:cNvGraphicFramePr>
-            <a:graphicFrameLocks xmlns:a="http://schemas.openxmlformats.org/drawingml/2006/main" noChangeAspect="1"/>
-          </wp:cNvGraphicFramePr>
-          <a:graphic xmlns:a="http://schemas.openxmlformats.org/drawingml/2006/main">
-            <a:graphicData uri="http://schemas.openxmlformats.org/drawingml/2006/picture">
-              <pic:pic xmlns:pic="http://schemas.openxmlformats.org/drawingml/2006/picture">
-                <pic:nvPicPr>
-                  <pic:cNvPr id="0" name="Picture 1" descr="The Site Savvy Blog - News, trends, tips, and environmental knowledge."/>
-                  <pic:cNvPicPr>
-                    <a:picLocks noChangeAspect="1" noChangeArrowheads="1"/>
-                  </pic:cNvPicPr>
-                </pic:nvPicPr>
-                <pic:blipFill>
-                  <a:blip r:embed="rId1">
-                    <a:extLst>
-                      <a:ext uri="{28A0092B-C50C-407E-A947-70E740481C1C}">
-                        <a14:useLocalDpi xmlns:a14="http://schemas.microsoft.com/office/drawing/2010/main" val="0"/>
-                      </a:ext>
-                    </a:extLst>
-                  </a:blip>
-                  <a:srcRect/>
-                  <a:stretch>
-                    <a:fillRect/>
-                  </a:stretch>
-                </pic:blipFill>
-                <pic:spPr bwMode="auto">
-                  <a:xfrm rot="10800000" flipH="1" flipV="1">
-                    <a:off x="0" y="0"/>
-                    <a:ext cx="326004" cy="378092"/>
-                  </a:xfrm>
-                  <a:prstGeom prst="rect">
-                    <a:avLst/>
-                  </a:prstGeom>
-                  <a:noFill/>
-                  <a:ln>
-                    <a:noFill/>
-                  </a:ln>
-                </pic:spPr>
-              </pic:pic>
-            </a:graphicData>
-          </a:graphic>
-        </wp:anchor>
-      </w:drawing>
-    </w:r>
-    <w:r>
-      <w:rPr>
-        <w:sz w:val="16"/>
-        <w:szCs w:val="16"/>
-      </w:rPr>
-      <w:t>UGU –</w:t>
-    </w:r>
-    <w:r>
-      <w:rPr>
-        <w:sz w:val="16"/>
-        <w:szCs w:val="16"/>
-      </w:rPr>
-      <w:t xml:space="preserve"> </w:t>
-    </w:r>
-    <w:r>
-      <w:rPr>
-        <w:sz w:val="16"/>
-        <w:szCs w:val="16"/>
-      </w:rPr>
-      <w:t>Overall System Functionalities</w:t>
-    </w:r>
-  </w:p>
+  <w:tbl>
+    <w:tblPr>
+      <w:tblStyle w:val="TableGrid"/>
+      <w:tblW w:w="0" w:type="auto"/>
+      <w:tblBorders>
+        <w:top w:val="none" w:sz="0" w:space="0" w:color="auto"/>
+        <w:left w:val="none" w:sz="0" w:space="0" w:color="auto"/>
+        <w:bottom w:val="none" w:sz="0" w:space="0" w:color="auto"/>
+        <w:right w:val="none" w:sz="0" w:space="0" w:color="auto"/>
+        <w:insideH w:val="none" w:sz="0" w:space="0" w:color="auto"/>
+        <w:insideV w:val="none" w:sz="0" w:space="0" w:color="auto"/>
+      </w:tblBorders>
+      <w:tblLook w:val="04A0" w:firstRow="1" w:lastRow="0" w:firstColumn="1" w:lastColumn="0" w:noHBand="0" w:noVBand="1"/>
+    </w:tblPr>
+    <w:tblGrid>
+      <w:gridCol w:w="9811"/>
+      <w:gridCol w:w="729"/>
+    </w:tblGrid>
+    <w:tr>
+      <w:tc>
+        <w:tcPr>
+          <w:tcW w:w="9895" w:type="dxa"/>
+        </w:tcPr>
+        <w:p>
+          <w:pPr>
+            <w:pStyle w:val="Header"/>
+            <w:tabs>
+              <w:tab w:val="clear" w:pos="4419"/>
+              <w:tab w:val="clear" w:pos="8838"/>
+              <w:tab w:val="center" w:pos="4792"/>
+            </w:tabs>
+            <w:rPr>
+              <w:sz w:val="16"/>
+              <w:szCs w:val="16"/>
+            </w:rPr>
+          </w:pPr>
+          <w:r>
+            <w:rPr>
+              <w:sz w:val="16"/>
+              <w:szCs w:val="16"/>
+            </w:rPr>
+            <w:t xml:space="preserve">UGU – Cube </w:t>
+          </w:r>
+          <w:r>
+            <w:rPr>
+              <w:sz w:val="16"/>
+              <w:szCs w:val="16"/>
+            </w:rPr>
+            <w:t>Overall System Functionalities</w:t>
+          </w:r>
+          <w:r>
+            <w:rPr>
+              <w:sz w:val="16"/>
+              <w:szCs w:val="16"/>
+            </w:rPr>
+            <w:tab/>
+          </w:r>
+        </w:p>
+      </w:tc>
+      <w:tc>
+        <w:tcPr>
+          <w:tcW w:w="635" w:type="dxa"/>
+        </w:tcPr>
+        <w:p>
+          <w:pPr>
+            <w:pStyle w:val="Header"/>
+          </w:pPr>
+          <w:r>
+            <w:rPr>
+              <w:noProof/>
+              <w:sz w:val="16"/>
+              <w:szCs w:val="16"/>
+            </w:rPr>
+            <w:drawing>
+              <wp:inline distT="0" distB="0" distL="0" distR="0" wp14:anchorId="3BA4138B" wp14:editId="208E9B08">
+                <wp:extent cx="326004" cy="378092"/>
+                <wp:effectExtent l="0" t="0" r="0" b="3175"/>
+                <wp:docPr id="1763100002" name="Picture 1" descr="The Site Savvy Blog - News, trends, tips, and environmental knowledge."/>
+                <wp:cNvGraphicFramePr>
+                  <a:graphicFrameLocks xmlns:a="http://schemas.openxmlformats.org/drawingml/2006/main" noChangeAspect="1"/>
+                </wp:cNvGraphicFramePr>
+                <a:graphic xmlns:a="http://schemas.openxmlformats.org/drawingml/2006/main">
+                  <a:graphicData uri="http://schemas.openxmlformats.org/drawingml/2006/picture">
+                    <pic:pic xmlns:pic="http://schemas.openxmlformats.org/drawingml/2006/picture">
+                      <pic:nvPicPr>
+                        <pic:cNvPr id="0" name="Picture 1" descr="The Site Savvy Blog - News, trends, tips, and environmental knowledge."/>
+                        <pic:cNvPicPr>
+                          <a:picLocks noChangeAspect="1" noChangeArrowheads="1"/>
+                        </pic:cNvPicPr>
+                      </pic:nvPicPr>
+                      <pic:blipFill>
+                        <a:blip r:embed="rId1">
+                          <a:extLst>
+                            <a:ext uri="{28A0092B-C50C-407E-A947-70E740481C1C}">
+                              <a14:useLocalDpi xmlns:a14="http://schemas.microsoft.com/office/drawing/2010/main" val="0"/>
+                            </a:ext>
+                          </a:extLst>
+                        </a:blip>
+                        <a:srcRect/>
+                        <a:stretch>
+                          <a:fillRect/>
+                        </a:stretch>
+                      </pic:blipFill>
+                      <pic:spPr bwMode="auto">
+                        <a:xfrm rot="10800000" flipH="1" flipV="1">
+                          <a:off x="0" y="0"/>
+                          <a:ext cx="326004" cy="378092"/>
+                        </a:xfrm>
+                        <a:prstGeom prst="rect">
+                          <a:avLst/>
+                        </a:prstGeom>
+                        <a:noFill/>
+                        <a:ln>
+                          <a:noFill/>
+                        </a:ln>
+                      </pic:spPr>
+                    </pic:pic>
+                  </a:graphicData>
+                </a:graphic>
+              </wp:inline>
+            </w:drawing>
+          </w:r>
+        </w:p>
+      </w:tc>
+    </w:tr>
+  </w:tbl>
   <w:p>
     <w:pPr>
       <w:pStyle w:val="Header"/>
@@ -48051,108 +48769,132 @@
 
 <file path=word/header13.xml><?xml version="1.0" encoding="utf-8"?>
 <w:hdr xmlns:wpc="http://schemas.microsoft.com/office/word/2010/wordprocessingCanvas" xmlns:cx="http://schemas.microsoft.com/office/drawing/2014/chartex" xmlns:cx1="http://schemas.microsoft.com/office/drawing/2015/9/8/chartex" xmlns:cx2="http://schemas.microsoft.com/office/drawing/2015/10/21/chartex" xmlns:cx3="http://schemas.microsoft.com/office/drawing/2016/5/9/chartex" xmlns:cx4="http://schemas.microsoft.com/office/drawing/2016/5/10/chartex" xmlns:cx5="http://schemas.microsoft.com/office/drawing/2016/5/11/chartex" xmlns:cx6="http://schemas.microsoft.com/office/drawing/2016/5/12/chartex" xmlns:cx7="http://schemas.microsoft.com/office/drawing/2016/5/13/chartex" xmlns:cx8="http://schemas.microsoft.com/office/drawing/2016/5/14/chartex" xmlns:mc="http://schemas.openxmlformats.org/markup-compatibility/2006" xmlns:aink="http://schemas.microsoft.com/office/drawing/2016/ink" xmlns:am3d="http://schemas.microsoft.com/office/drawing/2017/model3d" xmlns:o="urn:schemas-microsoft-com:office:office" xmlns:oel="http://schemas.microsoft.com/office/2019/extlst" xmlns:r="http://schemas.openxmlformats.org/officeDocument/2006/relationships" xmlns:m="http://schemas.openxmlformats.org/officeDocument/2006/math" xmlns:v="urn:schemas-microsoft-com:vml" xmlns:wp14="http://schemas.microsoft.com/office/word/2010/wordprocessingDrawing" xmlns:wp="http://schemas.openxmlformats.org/drawingml/2006/wordprocessingDrawing" xmlns:w10="urn:schemas-microsoft-com:office:word" xmlns:w="http://schemas.openxmlformats.org/wordprocessingml/2006/main" xmlns:w14="http://schemas.microsoft.com/office/word/2010/wordml" xmlns:w15="http://schemas.microsoft.com/office/word/2012/wordml" xmlns:w16cex="http://schemas.microsoft.com/office/word/2018/wordml/cex" xmlns:w16cid="http://schemas.microsoft.com/office/word/2016/wordml/cid" xmlns:w16="http://schemas.microsoft.com/office/word/2018/wordml" xmlns:w16du="http://schemas.microsoft.com/office/word/2023/wordml/word16du" xmlns:w16sdtdh="http://schemas.microsoft.com/office/word/2020/wordml/sdtdatahash" xmlns:w16sdtfl="http://schemas.microsoft.com/office/word/2024/wordml/sdtformatlock" xmlns:w16se="http://schemas.microsoft.com/office/word/2015/wordml/symex" xmlns:wpg="http://schemas.microsoft.com/office/word/2010/wordprocessingGroup" xmlns:wpi="http://schemas.microsoft.com/office/word/2010/wordprocessingInk" xmlns:wne="http://schemas.microsoft.com/office/word/2006/wordml" xmlns:wps="http://schemas.microsoft.com/office/word/2010/wordprocessingShape" mc:Ignorable="w14 w15 w16se w16cid w16 w16cex w16sdtdh w16sdtfl w16du wp14">
-  <w:p>
-    <w:pPr>
-      <w:pStyle w:val="Header"/>
-      <w:rPr>
-        <w:sz w:val="16"/>
-        <w:szCs w:val="16"/>
-      </w:rPr>
-    </w:pPr>
-    <w:r>
-      <w:rPr>
-        <w:noProof/>
-        <w:sz w:val="16"/>
-        <w:szCs w:val="16"/>
-      </w:rPr>
-      <w:drawing>
-        <wp:anchor distT="0" distB="0" distL="114300" distR="114300" simplePos="0" relativeHeight="251689984" behindDoc="0" locked="0" layoutInCell="1" allowOverlap="1" wp14:anchorId="26700DD6" wp14:editId="33CFA46F">
-          <wp:simplePos x="0" y="0"/>
-          <wp:positionH relativeFrom="margin">
-            <wp:align>right</wp:align>
-          </wp:positionH>
-          <wp:positionV relativeFrom="paragraph">
-            <wp:posOffset>-19663</wp:posOffset>
-          </wp:positionV>
-          <wp:extent cx="326004" cy="378092"/>
-          <wp:effectExtent l="0" t="0" r="0" b="3175"/>
-          <wp:wrapThrough wrapText="bothSides">
-            <wp:wrapPolygon edited="0">
-              <wp:start x="21600" y="21600"/>
-              <wp:lineTo x="21600" y="908"/>
-              <wp:lineTo x="1389" y="908"/>
-              <wp:lineTo x="1389" y="18333"/>
-              <wp:lineTo x="2653" y="21600"/>
-              <wp:lineTo x="21600" y="21600"/>
-            </wp:wrapPolygon>
-          </wp:wrapThrough>
-          <wp:docPr id="1898918079" name="Picture 1" descr="The Site Savvy Blog - News, trends, tips, and environmental knowledge."/>
-          <wp:cNvGraphicFramePr>
-            <a:graphicFrameLocks xmlns:a="http://schemas.openxmlformats.org/drawingml/2006/main" noChangeAspect="1"/>
-          </wp:cNvGraphicFramePr>
-          <a:graphic xmlns:a="http://schemas.openxmlformats.org/drawingml/2006/main">
-            <a:graphicData uri="http://schemas.openxmlformats.org/drawingml/2006/picture">
-              <pic:pic xmlns:pic="http://schemas.openxmlformats.org/drawingml/2006/picture">
-                <pic:nvPicPr>
-                  <pic:cNvPr id="0" name="Picture 1" descr="The Site Savvy Blog - News, trends, tips, and environmental knowledge."/>
-                  <pic:cNvPicPr>
-                    <a:picLocks noChangeAspect="1" noChangeArrowheads="1"/>
-                  </pic:cNvPicPr>
-                </pic:nvPicPr>
-                <pic:blipFill>
-                  <a:blip r:embed="rId1">
-                    <a:extLst>
-                      <a:ext uri="{28A0092B-C50C-407E-A947-70E740481C1C}">
-                        <a14:useLocalDpi xmlns:a14="http://schemas.microsoft.com/office/drawing/2010/main" val="0"/>
-                      </a:ext>
-                    </a:extLst>
-                  </a:blip>
-                  <a:srcRect/>
-                  <a:stretch>
-                    <a:fillRect/>
-                  </a:stretch>
-                </pic:blipFill>
-                <pic:spPr bwMode="auto">
-                  <a:xfrm rot="10800000" flipH="1" flipV="1">
-                    <a:off x="0" y="0"/>
-                    <a:ext cx="326004" cy="378092"/>
-                  </a:xfrm>
-                  <a:prstGeom prst="rect">
-                    <a:avLst/>
-                  </a:prstGeom>
-                  <a:noFill/>
-                  <a:ln>
-                    <a:noFill/>
-                  </a:ln>
-                </pic:spPr>
-              </pic:pic>
-            </a:graphicData>
-          </a:graphic>
-        </wp:anchor>
-      </w:drawing>
-    </w:r>
-    <w:r>
-      <w:rPr>
-        <w:sz w:val="16"/>
-        <w:szCs w:val="16"/>
-      </w:rPr>
-      <w:t>UGU –</w:t>
-    </w:r>
-    <w:r>
-      <w:rPr>
-        <w:sz w:val="16"/>
-        <w:szCs w:val="16"/>
-      </w:rPr>
-      <w:t xml:space="preserve"> </w:t>
-    </w:r>
-    <w:r>
-      <w:rPr>
-        <w:sz w:val="16"/>
-        <w:szCs w:val="16"/>
-      </w:rPr>
-      <w:t>Cube Settings</w:t>
-    </w:r>
-  </w:p>
+  <w:tbl>
+    <w:tblPr>
+      <w:tblStyle w:val="TableGrid"/>
+      <w:tblW w:w="0" w:type="auto"/>
+      <w:tblBorders>
+        <w:top w:val="none" w:sz="0" w:space="0" w:color="auto"/>
+        <w:left w:val="none" w:sz="0" w:space="0" w:color="auto"/>
+        <w:bottom w:val="none" w:sz="0" w:space="0" w:color="auto"/>
+        <w:right w:val="none" w:sz="0" w:space="0" w:color="auto"/>
+        <w:insideH w:val="none" w:sz="0" w:space="0" w:color="auto"/>
+        <w:insideV w:val="none" w:sz="0" w:space="0" w:color="auto"/>
+      </w:tblBorders>
+      <w:tblLook w:val="04A0" w:firstRow="1" w:lastRow="0" w:firstColumn="1" w:lastColumn="0" w:noHBand="0" w:noVBand="1"/>
+    </w:tblPr>
+    <w:tblGrid>
+      <w:gridCol w:w="9811"/>
+      <w:gridCol w:w="729"/>
+    </w:tblGrid>
+    <w:tr>
+      <w:tc>
+        <w:tcPr>
+          <w:tcW w:w="9895" w:type="dxa"/>
+        </w:tcPr>
+        <w:p>
+          <w:pPr>
+            <w:pStyle w:val="Header"/>
+            <w:tabs>
+              <w:tab w:val="clear" w:pos="4419"/>
+              <w:tab w:val="clear" w:pos="8838"/>
+              <w:tab w:val="center" w:pos="4792"/>
+            </w:tabs>
+            <w:rPr>
+              <w:sz w:val="16"/>
+              <w:szCs w:val="16"/>
+            </w:rPr>
+          </w:pPr>
+          <w:r>
+            <w:rPr>
+              <w:sz w:val="16"/>
+              <w:szCs w:val="16"/>
+            </w:rPr>
+            <w:t xml:space="preserve">UGU – Cube </w:t>
+          </w:r>
+          <w:r>
+            <w:rPr>
+              <w:sz w:val="16"/>
+              <w:szCs w:val="16"/>
+            </w:rPr>
+            <w:t>Settings</w:t>
+          </w:r>
+          <w:r>
+            <w:rPr>
+              <w:sz w:val="16"/>
+              <w:szCs w:val="16"/>
+            </w:rPr>
+            <w:tab/>
+          </w:r>
+        </w:p>
+      </w:tc>
+      <w:tc>
+        <w:tcPr>
+          <w:tcW w:w="635" w:type="dxa"/>
+        </w:tcPr>
+        <w:p>
+          <w:pPr>
+            <w:pStyle w:val="Header"/>
+          </w:pPr>
+          <w:r>
+            <w:rPr>
+              <w:noProof/>
+              <w:sz w:val="16"/>
+              <w:szCs w:val="16"/>
+            </w:rPr>
+            <w:drawing>
+              <wp:inline distT="0" distB="0" distL="0" distR="0" wp14:anchorId="5F756B54" wp14:editId="36A35A4C">
+                <wp:extent cx="326004" cy="378092"/>
+                <wp:effectExtent l="0" t="0" r="0" b="3175"/>
+                <wp:docPr id="850813563" name="Picture 1" descr="The Site Savvy Blog - News, trends, tips, and environmental knowledge."/>
+                <wp:cNvGraphicFramePr>
+                  <a:graphicFrameLocks xmlns:a="http://schemas.openxmlformats.org/drawingml/2006/main" noChangeAspect="1"/>
+                </wp:cNvGraphicFramePr>
+                <a:graphic xmlns:a="http://schemas.openxmlformats.org/drawingml/2006/main">
+                  <a:graphicData uri="http://schemas.openxmlformats.org/drawingml/2006/picture">
+                    <pic:pic xmlns:pic="http://schemas.openxmlformats.org/drawingml/2006/picture">
+                      <pic:nvPicPr>
+                        <pic:cNvPr id="0" name="Picture 1" descr="The Site Savvy Blog - News, trends, tips, and environmental knowledge."/>
+                        <pic:cNvPicPr>
+                          <a:picLocks noChangeAspect="1" noChangeArrowheads="1"/>
+                        </pic:cNvPicPr>
+                      </pic:nvPicPr>
+                      <pic:blipFill>
+                        <a:blip r:embed="rId1">
+                          <a:extLst>
+                            <a:ext uri="{28A0092B-C50C-407E-A947-70E740481C1C}">
+                              <a14:useLocalDpi xmlns:a14="http://schemas.microsoft.com/office/drawing/2010/main" val="0"/>
+                            </a:ext>
+                          </a:extLst>
+                        </a:blip>
+                        <a:srcRect/>
+                        <a:stretch>
+                          <a:fillRect/>
+                        </a:stretch>
+                      </pic:blipFill>
+                      <pic:spPr bwMode="auto">
+                        <a:xfrm rot="10800000" flipH="1" flipV="1">
+                          <a:off x="0" y="0"/>
+                          <a:ext cx="326004" cy="378092"/>
+                        </a:xfrm>
+                        <a:prstGeom prst="rect">
+                          <a:avLst/>
+                        </a:prstGeom>
+                        <a:noFill/>
+                        <a:ln>
+                          <a:noFill/>
+                        </a:ln>
+                      </pic:spPr>
+                    </pic:pic>
+                  </a:graphicData>
+                </a:graphic>
+              </wp:inline>
+            </w:drawing>
+          </w:r>
+        </w:p>
+      </w:tc>
+    </w:tr>
+  </w:tbl>
   <w:p>
     <w:pPr>
       <w:pStyle w:val="Header"/>
@@ -48167,108 +48909,132 @@
 
 <file path=word/header14.xml><?xml version="1.0" encoding="utf-8"?>
 <w:hdr xmlns:wpc="http://schemas.microsoft.com/office/word/2010/wordprocessingCanvas" xmlns:cx="http://schemas.microsoft.com/office/drawing/2014/chartex" xmlns:cx1="http://schemas.microsoft.com/office/drawing/2015/9/8/chartex" xmlns:cx2="http://schemas.microsoft.com/office/drawing/2015/10/21/chartex" xmlns:cx3="http://schemas.microsoft.com/office/drawing/2016/5/9/chartex" xmlns:cx4="http://schemas.microsoft.com/office/drawing/2016/5/10/chartex" xmlns:cx5="http://schemas.microsoft.com/office/drawing/2016/5/11/chartex" xmlns:cx6="http://schemas.microsoft.com/office/drawing/2016/5/12/chartex" xmlns:cx7="http://schemas.microsoft.com/office/drawing/2016/5/13/chartex" xmlns:cx8="http://schemas.microsoft.com/office/drawing/2016/5/14/chartex" xmlns:mc="http://schemas.openxmlformats.org/markup-compatibility/2006" xmlns:aink="http://schemas.microsoft.com/office/drawing/2016/ink" xmlns:am3d="http://schemas.microsoft.com/office/drawing/2017/model3d" xmlns:o="urn:schemas-microsoft-com:office:office" xmlns:oel="http://schemas.microsoft.com/office/2019/extlst" xmlns:r="http://schemas.openxmlformats.org/officeDocument/2006/relationships" xmlns:m="http://schemas.openxmlformats.org/officeDocument/2006/math" xmlns:v="urn:schemas-microsoft-com:vml" xmlns:wp14="http://schemas.microsoft.com/office/word/2010/wordprocessingDrawing" xmlns:wp="http://schemas.openxmlformats.org/drawingml/2006/wordprocessingDrawing" xmlns:w10="urn:schemas-microsoft-com:office:word" xmlns:w="http://schemas.openxmlformats.org/wordprocessingml/2006/main" xmlns:w14="http://schemas.microsoft.com/office/word/2010/wordml" xmlns:w15="http://schemas.microsoft.com/office/word/2012/wordml" xmlns:w16cex="http://schemas.microsoft.com/office/word/2018/wordml/cex" xmlns:w16cid="http://schemas.microsoft.com/office/word/2016/wordml/cid" xmlns:w16="http://schemas.microsoft.com/office/word/2018/wordml" xmlns:w16du="http://schemas.microsoft.com/office/word/2023/wordml/word16du" xmlns:w16sdtdh="http://schemas.microsoft.com/office/word/2020/wordml/sdtdatahash" xmlns:w16sdtfl="http://schemas.microsoft.com/office/word/2024/wordml/sdtformatlock" xmlns:w16se="http://schemas.microsoft.com/office/word/2015/wordml/symex" xmlns:wpg="http://schemas.microsoft.com/office/word/2010/wordprocessingGroup" xmlns:wpi="http://schemas.microsoft.com/office/word/2010/wordprocessingInk" xmlns:wne="http://schemas.microsoft.com/office/word/2006/wordml" xmlns:wps="http://schemas.microsoft.com/office/word/2010/wordprocessingShape" mc:Ignorable="w14 w15 w16se w16cid w16 w16cex w16sdtdh w16sdtfl w16du wp14">
-  <w:p>
-    <w:pPr>
-      <w:pStyle w:val="Header"/>
-      <w:rPr>
-        <w:sz w:val="16"/>
-        <w:szCs w:val="16"/>
-      </w:rPr>
-    </w:pPr>
-    <w:r>
-      <w:rPr>
-        <w:noProof/>
-        <w:sz w:val="16"/>
-        <w:szCs w:val="16"/>
-      </w:rPr>
-      <w:drawing>
-        <wp:anchor distT="0" distB="0" distL="114300" distR="114300" simplePos="0" relativeHeight="251692032" behindDoc="0" locked="0" layoutInCell="1" allowOverlap="1" wp14:anchorId="357FC345" wp14:editId="017305F6">
-          <wp:simplePos x="0" y="0"/>
-          <wp:positionH relativeFrom="margin">
-            <wp:align>right</wp:align>
-          </wp:positionH>
-          <wp:positionV relativeFrom="paragraph">
-            <wp:posOffset>-19663</wp:posOffset>
-          </wp:positionV>
-          <wp:extent cx="326004" cy="378092"/>
-          <wp:effectExtent l="0" t="0" r="0" b="3175"/>
-          <wp:wrapThrough wrapText="bothSides">
-            <wp:wrapPolygon edited="0">
-              <wp:start x="21600" y="21600"/>
-              <wp:lineTo x="21600" y="908"/>
-              <wp:lineTo x="1389" y="908"/>
-              <wp:lineTo x="1389" y="18333"/>
-              <wp:lineTo x="2653" y="21600"/>
-              <wp:lineTo x="21600" y="21600"/>
-            </wp:wrapPolygon>
-          </wp:wrapThrough>
-          <wp:docPr id="1915021068" name="Picture 1" descr="The Site Savvy Blog - News, trends, tips, and environmental knowledge."/>
-          <wp:cNvGraphicFramePr>
-            <a:graphicFrameLocks xmlns:a="http://schemas.openxmlformats.org/drawingml/2006/main" noChangeAspect="1"/>
-          </wp:cNvGraphicFramePr>
-          <a:graphic xmlns:a="http://schemas.openxmlformats.org/drawingml/2006/main">
-            <a:graphicData uri="http://schemas.openxmlformats.org/drawingml/2006/picture">
-              <pic:pic xmlns:pic="http://schemas.openxmlformats.org/drawingml/2006/picture">
-                <pic:nvPicPr>
-                  <pic:cNvPr id="0" name="Picture 1" descr="The Site Savvy Blog - News, trends, tips, and environmental knowledge."/>
-                  <pic:cNvPicPr>
-                    <a:picLocks noChangeAspect="1" noChangeArrowheads="1"/>
-                  </pic:cNvPicPr>
-                </pic:nvPicPr>
-                <pic:blipFill>
-                  <a:blip r:embed="rId1">
-                    <a:extLst>
-                      <a:ext uri="{28A0092B-C50C-407E-A947-70E740481C1C}">
-                        <a14:useLocalDpi xmlns:a14="http://schemas.microsoft.com/office/drawing/2010/main" val="0"/>
-                      </a:ext>
-                    </a:extLst>
-                  </a:blip>
-                  <a:srcRect/>
-                  <a:stretch>
-                    <a:fillRect/>
-                  </a:stretch>
-                </pic:blipFill>
-                <pic:spPr bwMode="auto">
-                  <a:xfrm rot="10800000" flipH="1" flipV="1">
-                    <a:off x="0" y="0"/>
-                    <a:ext cx="326004" cy="378092"/>
-                  </a:xfrm>
-                  <a:prstGeom prst="rect">
-                    <a:avLst/>
-                  </a:prstGeom>
-                  <a:noFill/>
-                  <a:ln>
-                    <a:noFill/>
-                  </a:ln>
-                </pic:spPr>
-              </pic:pic>
-            </a:graphicData>
-          </a:graphic>
-        </wp:anchor>
-      </w:drawing>
-    </w:r>
-    <w:r>
-      <w:rPr>
-        <w:sz w:val="16"/>
-        <w:szCs w:val="16"/>
-      </w:rPr>
-      <w:t>UGU –</w:t>
-    </w:r>
-    <w:r>
-      <w:rPr>
-        <w:sz w:val="16"/>
-        <w:szCs w:val="16"/>
-      </w:rPr>
-      <w:t xml:space="preserve"> </w:t>
-    </w:r>
-    <w:r>
-      <w:rPr>
-        <w:sz w:val="16"/>
-        <w:szCs w:val="16"/>
-      </w:rPr>
-      <w:t>Cube User Roles</w:t>
-    </w:r>
-  </w:p>
+  <w:tbl>
+    <w:tblPr>
+      <w:tblStyle w:val="TableGrid"/>
+      <w:tblW w:w="0" w:type="auto"/>
+      <w:tblBorders>
+        <w:top w:val="none" w:sz="0" w:space="0" w:color="auto"/>
+        <w:left w:val="none" w:sz="0" w:space="0" w:color="auto"/>
+        <w:bottom w:val="none" w:sz="0" w:space="0" w:color="auto"/>
+        <w:right w:val="none" w:sz="0" w:space="0" w:color="auto"/>
+        <w:insideH w:val="none" w:sz="0" w:space="0" w:color="auto"/>
+        <w:insideV w:val="none" w:sz="0" w:space="0" w:color="auto"/>
+      </w:tblBorders>
+      <w:tblLook w:val="04A0" w:firstRow="1" w:lastRow="0" w:firstColumn="1" w:lastColumn="0" w:noHBand="0" w:noVBand="1"/>
+    </w:tblPr>
+    <w:tblGrid>
+      <w:gridCol w:w="9752"/>
+      <w:gridCol w:w="788"/>
+    </w:tblGrid>
+    <w:tr>
+      <w:tc>
+        <w:tcPr>
+          <w:tcW w:w="12145" w:type="dxa"/>
+        </w:tcPr>
+        <w:p>
+          <w:pPr>
+            <w:pStyle w:val="Header"/>
+            <w:tabs>
+              <w:tab w:val="clear" w:pos="4419"/>
+              <w:tab w:val="clear" w:pos="8838"/>
+              <w:tab w:val="center" w:pos="4792"/>
+            </w:tabs>
+            <w:rPr>
+              <w:sz w:val="16"/>
+              <w:szCs w:val="16"/>
+            </w:rPr>
+          </w:pPr>
+          <w:r>
+            <w:rPr>
+              <w:sz w:val="16"/>
+              <w:szCs w:val="16"/>
+            </w:rPr>
+            <w:t xml:space="preserve">UGU – Cube </w:t>
+          </w:r>
+          <w:r>
+            <w:rPr>
+              <w:sz w:val="16"/>
+              <w:szCs w:val="16"/>
+            </w:rPr>
+            <w:t>User Roles</w:t>
+          </w:r>
+          <w:r>
+            <w:rPr>
+              <w:sz w:val="16"/>
+              <w:szCs w:val="16"/>
+            </w:rPr>
+            <w:tab/>
+          </w:r>
+        </w:p>
+      </w:tc>
+      <w:tc>
+        <w:tcPr>
+          <w:tcW w:w="810" w:type="dxa"/>
+        </w:tcPr>
+        <w:p>
+          <w:pPr>
+            <w:pStyle w:val="Header"/>
+          </w:pPr>
+          <w:r>
+            <w:rPr>
+              <w:noProof/>
+              <w:sz w:val="16"/>
+              <w:szCs w:val="16"/>
+            </w:rPr>
+            <w:drawing>
+              <wp:inline distT="0" distB="0" distL="0" distR="0" wp14:anchorId="418FBF19" wp14:editId="42A2F554">
+                <wp:extent cx="326004" cy="378092"/>
+                <wp:effectExtent l="0" t="0" r="0" b="3175"/>
+                <wp:docPr id="840147915" name="Picture 1" descr="The Site Savvy Blog - News, trends, tips, and environmental knowledge."/>
+                <wp:cNvGraphicFramePr>
+                  <a:graphicFrameLocks xmlns:a="http://schemas.openxmlformats.org/drawingml/2006/main" noChangeAspect="1"/>
+                </wp:cNvGraphicFramePr>
+                <a:graphic xmlns:a="http://schemas.openxmlformats.org/drawingml/2006/main">
+                  <a:graphicData uri="http://schemas.openxmlformats.org/drawingml/2006/picture">
+                    <pic:pic xmlns:pic="http://schemas.openxmlformats.org/drawingml/2006/picture">
+                      <pic:nvPicPr>
+                        <pic:cNvPr id="0" name="Picture 1" descr="The Site Savvy Blog - News, trends, tips, and environmental knowledge."/>
+                        <pic:cNvPicPr>
+                          <a:picLocks noChangeAspect="1" noChangeArrowheads="1"/>
+                        </pic:cNvPicPr>
+                      </pic:nvPicPr>
+                      <pic:blipFill>
+                        <a:blip r:embed="rId1">
+                          <a:extLst>
+                            <a:ext uri="{28A0092B-C50C-407E-A947-70E740481C1C}">
+                              <a14:useLocalDpi xmlns:a14="http://schemas.microsoft.com/office/drawing/2010/main" val="0"/>
+                            </a:ext>
+                          </a:extLst>
+                        </a:blip>
+                        <a:srcRect/>
+                        <a:stretch>
+                          <a:fillRect/>
+                        </a:stretch>
+                      </pic:blipFill>
+                      <pic:spPr bwMode="auto">
+                        <a:xfrm rot="10800000" flipH="1" flipV="1">
+                          <a:off x="0" y="0"/>
+                          <a:ext cx="326004" cy="378092"/>
+                        </a:xfrm>
+                        <a:prstGeom prst="rect">
+                          <a:avLst/>
+                        </a:prstGeom>
+                        <a:noFill/>
+                        <a:ln>
+                          <a:noFill/>
+                        </a:ln>
+                      </pic:spPr>
+                    </pic:pic>
+                  </a:graphicData>
+                </a:graphic>
+              </wp:inline>
+            </w:drawing>
+          </w:r>
+        </w:p>
+      </w:tc>
+    </w:tr>
+  </w:tbl>
   <w:p>
     <w:pPr>
       <w:pStyle w:val="Header"/>
@@ -48283,129 +49049,132 @@
 
 <file path=word/header15.xml><?xml version="1.0" encoding="utf-8"?>
 <w:hdr xmlns:wpc="http://schemas.microsoft.com/office/word/2010/wordprocessingCanvas" xmlns:cx="http://schemas.microsoft.com/office/drawing/2014/chartex" xmlns:cx1="http://schemas.microsoft.com/office/drawing/2015/9/8/chartex" xmlns:cx2="http://schemas.microsoft.com/office/drawing/2015/10/21/chartex" xmlns:cx3="http://schemas.microsoft.com/office/drawing/2016/5/9/chartex" xmlns:cx4="http://schemas.microsoft.com/office/drawing/2016/5/10/chartex" xmlns:cx5="http://schemas.microsoft.com/office/drawing/2016/5/11/chartex" xmlns:cx6="http://schemas.microsoft.com/office/drawing/2016/5/12/chartex" xmlns:cx7="http://schemas.microsoft.com/office/drawing/2016/5/13/chartex" xmlns:cx8="http://schemas.microsoft.com/office/drawing/2016/5/14/chartex" xmlns:mc="http://schemas.openxmlformats.org/markup-compatibility/2006" xmlns:aink="http://schemas.microsoft.com/office/drawing/2016/ink" xmlns:am3d="http://schemas.microsoft.com/office/drawing/2017/model3d" xmlns:o="urn:schemas-microsoft-com:office:office" xmlns:oel="http://schemas.microsoft.com/office/2019/extlst" xmlns:r="http://schemas.openxmlformats.org/officeDocument/2006/relationships" xmlns:m="http://schemas.openxmlformats.org/officeDocument/2006/math" xmlns:v="urn:schemas-microsoft-com:vml" xmlns:wp14="http://schemas.microsoft.com/office/word/2010/wordprocessingDrawing" xmlns:wp="http://schemas.openxmlformats.org/drawingml/2006/wordprocessingDrawing" xmlns:w10="urn:schemas-microsoft-com:office:word" xmlns:w="http://schemas.openxmlformats.org/wordprocessingml/2006/main" xmlns:w14="http://schemas.microsoft.com/office/word/2010/wordml" xmlns:w15="http://schemas.microsoft.com/office/word/2012/wordml" xmlns:w16cex="http://schemas.microsoft.com/office/word/2018/wordml/cex" xmlns:w16cid="http://schemas.microsoft.com/office/word/2016/wordml/cid" xmlns:w16="http://schemas.microsoft.com/office/word/2018/wordml" xmlns:w16du="http://schemas.microsoft.com/office/word/2023/wordml/word16du" xmlns:w16sdtdh="http://schemas.microsoft.com/office/word/2020/wordml/sdtdatahash" xmlns:w16sdtfl="http://schemas.microsoft.com/office/word/2024/wordml/sdtformatlock" xmlns:w16se="http://schemas.microsoft.com/office/word/2015/wordml/symex" xmlns:wpg="http://schemas.microsoft.com/office/word/2010/wordprocessingGroup" xmlns:wpi="http://schemas.microsoft.com/office/word/2010/wordprocessingInk" xmlns:wne="http://schemas.microsoft.com/office/word/2006/wordml" xmlns:wps="http://schemas.microsoft.com/office/word/2010/wordprocessingShape" mc:Ignorable="w14 w15 w16se w16cid w16 w16cex w16sdtdh w16sdtfl w16du wp14">
-  <w:p>
-    <w:pPr>
-      <w:pStyle w:val="Header"/>
-      <w:rPr>
-        <w:sz w:val="16"/>
-        <w:szCs w:val="16"/>
-      </w:rPr>
-    </w:pPr>
-    <w:r>
-      <w:rPr>
-        <w:noProof/>
-        <w:sz w:val="16"/>
-        <w:szCs w:val="16"/>
-      </w:rPr>
-      <w:drawing>
-        <wp:anchor distT="0" distB="0" distL="114300" distR="114300" simplePos="0" relativeHeight="251671552" behindDoc="0" locked="0" layoutInCell="1" allowOverlap="1" wp14:anchorId="1F581D74" wp14:editId="4B69018A">
-          <wp:simplePos x="0" y="0"/>
-          <wp:positionH relativeFrom="margin">
-            <wp:align>right</wp:align>
-          </wp:positionH>
-          <wp:positionV relativeFrom="paragraph">
-            <wp:posOffset>-19685</wp:posOffset>
-          </wp:positionV>
-          <wp:extent cx="326004" cy="378092"/>
-          <wp:effectExtent l="0" t="0" r="0" b="3175"/>
-          <wp:wrapThrough wrapText="bothSides">
-            <wp:wrapPolygon edited="0">
-              <wp:start x="21600" y="21600"/>
-              <wp:lineTo x="21600" y="908"/>
-              <wp:lineTo x="1389" y="908"/>
-              <wp:lineTo x="1389" y="18333"/>
-              <wp:lineTo x="2653" y="21600"/>
-              <wp:lineTo x="21600" y="21600"/>
-            </wp:wrapPolygon>
-          </wp:wrapThrough>
-          <wp:docPr id="1145376623" name="Picture 1" descr="The Site Savvy Blog - News, trends, tips, and environmental knowledge."/>
-          <wp:cNvGraphicFramePr>
-            <a:graphicFrameLocks xmlns:a="http://schemas.openxmlformats.org/drawingml/2006/main" noChangeAspect="1"/>
-          </wp:cNvGraphicFramePr>
-          <a:graphic xmlns:a="http://schemas.openxmlformats.org/drawingml/2006/main">
-            <a:graphicData uri="http://schemas.openxmlformats.org/drawingml/2006/picture">
-              <pic:pic xmlns:pic="http://schemas.openxmlformats.org/drawingml/2006/picture">
-                <pic:nvPicPr>
-                  <pic:cNvPr id="0" name="Picture 1" descr="The Site Savvy Blog - News, trends, tips, and environmental knowledge."/>
-                  <pic:cNvPicPr>
-                    <a:picLocks noChangeAspect="1" noChangeArrowheads="1"/>
-                  </pic:cNvPicPr>
-                </pic:nvPicPr>
-                <pic:blipFill>
-                  <a:blip r:embed="rId1">
-                    <a:extLst>
-                      <a:ext uri="{28A0092B-C50C-407E-A947-70E740481C1C}">
-                        <a14:useLocalDpi xmlns:a14="http://schemas.microsoft.com/office/drawing/2010/main" val="0"/>
-                      </a:ext>
-                    </a:extLst>
-                  </a:blip>
-                  <a:srcRect/>
-                  <a:stretch>
-                    <a:fillRect/>
-                  </a:stretch>
-                </pic:blipFill>
-                <pic:spPr bwMode="auto">
-                  <a:xfrm rot="10800000" flipH="1" flipV="1">
-                    <a:off x="0" y="0"/>
-                    <a:ext cx="326004" cy="378092"/>
-                  </a:xfrm>
-                  <a:prstGeom prst="rect">
-                    <a:avLst/>
-                  </a:prstGeom>
-                  <a:noFill/>
-                  <a:ln>
-                    <a:noFill/>
-                  </a:ln>
-                </pic:spPr>
-              </pic:pic>
-            </a:graphicData>
-          </a:graphic>
-        </wp:anchor>
-      </w:drawing>
-    </w:r>
-    <w:r>
-      <w:rPr>
-        <w:sz w:val="16"/>
-        <w:szCs w:val="16"/>
-      </w:rPr>
-      <w:t>U</w:t>
-    </w:r>
-    <w:r>
-      <w:rPr>
-        <w:sz w:val="16"/>
-        <w:szCs w:val="16"/>
-      </w:rPr>
-      <w:t>GU</w:t>
-    </w:r>
-    <w:r>
-      <w:rPr>
-        <w:sz w:val="16"/>
-        <w:szCs w:val="16"/>
-      </w:rPr>
-      <w:t xml:space="preserve"> –</w:t>
-    </w:r>
-    <w:r>
-      <w:rPr>
-        <w:sz w:val="16"/>
-        <w:szCs w:val="16"/>
-      </w:rPr>
-      <w:t xml:space="preserve"> </w:t>
-    </w:r>
-    <w:r>
-      <w:rPr>
-        <w:sz w:val="16"/>
-        <w:szCs w:val="16"/>
-      </w:rPr>
-      <w:t>Cube Use</w:t>
-    </w:r>
-    <w:r>
-      <w:rPr>
-        <w:sz w:val="16"/>
-        <w:szCs w:val="16"/>
-      </w:rPr>
-      <w:t>r Working Procedures</w:t>
-    </w:r>
-  </w:p>
+  <w:tbl>
+    <w:tblPr>
+      <w:tblStyle w:val="TableGrid"/>
+      <w:tblW w:w="0" w:type="auto"/>
+      <w:tblBorders>
+        <w:top w:val="none" w:sz="0" w:space="0" w:color="auto"/>
+        <w:left w:val="none" w:sz="0" w:space="0" w:color="auto"/>
+        <w:bottom w:val="none" w:sz="0" w:space="0" w:color="auto"/>
+        <w:right w:val="none" w:sz="0" w:space="0" w:color="auto"/>
+        <w:insideH w:val="none" w:sz="0" w:space="0" w:color="auto"/>
+        <w:insideV w:val="none" w:sz="0" w:space="0" w:color="auto"/>
+      </w:tblBorders>
+      <w:tblLook w:val="04A0" w:firstRow="1" w:lastRow="0" w:firstColumn="1" w:lastColumn="0" w:noHBand="0" w:noVBand="1"/>
+    </w:tblPr>
+    <w:tblGrid>
+      <w:gridCol w:w="9811"/>
+      <w:gridCol w:w="729"/>
+    </w:tblGrid>
+    <w:tr>
+      <w:tc>
+        <w:tcPr>
+          <w:tcW w:w="9895" w:type="dxa"/>
+        </w:tcPr>
+        <w:p>
+          <w:pPr>
+            <w:pStyle w:val="Header"/>
+            <w:tabs>
+              <w:tab w:val="clear" w:pos="4419"/>
+              <w:tab w:val="clear" w:pos="8838"/>
+              <w:tab w:val="center" w:pos="4792"/>
+            </w:tabs>
+            <w:rPr>
+              <w:sz w:val="16"/>
+              <w:szCs w:val="16"/>
+            </w:rPr>
+          </w:pPr>
+          <w:r>
+            <w:rPr>
+              <w:sz w:val="16"/>
+              <w:szCs w:val="16"/>
+            </w:rPr>
+            <w:t xml:space="preserve">UGU – Cube </w:t>
+          </w:r>
+          <w:r>
+            <w:rPr>
+              <w:sz w:val="16"/>
+              <w:szCs w:val="16"/>
+            </w:rPr>
+            <w:t>User Working Procedures</w:t>
+          </w:r>
+          <w:r>
+            <w:rPr>
+              <w:sz w:val="16"/>
+              <w:szCs w:val="16"/>
+            </w:rPr>
+            <w:tab/>
+          </w:r>
+        </w:p>
+      </w:tc>
+      <w:tc>
+        <w:tcPr>
+          <w:tcW w:w="635" w:type="dxa"/>
+        </w:tcPr>
+        <w:p>
+          <w:pPr>
+            <w:pStyle w:val="Header"/>
+          </w:pPr>
+          <w:r>
+            <w:rPr>
+              <w:noProof/>
+              <w:sz w:val="16"/>
+              <w:szCs w:val="16"/>
+            </w:rPr>
+            <w:drawing>
+              <wp:inline distT="0" distB="0" distL="0" distR="0" wp14:anchorId="79C8FECC" wp14:editId="2EE3CEB9">
+                <wp:extent cx="326004" cy="378092"/>
+                <wp:effectExtent l="0" t="0" r="0" b="3175"/>
+                <wp:docPr id="1287907113" name="Picture 1" descr="The Site Savvy Blog - News, trends, tips, and environmental knowledge."/>
+                <wp:cNvGraphicFramePr>
+                  <a:graphicFrameLocks xmlns:a="http://schemas.openxmlformats.org/drawingml/2006/main" noChangeAspect="1"/>
+                </wp:cNvGraphicFramePr>
+                <a:graphic xmlns:a="http://schemas.openxmlformats.org/drawingml/2006/main">
+                  <a:graphicData uri="http://schemas.openxmlformats.org/drawingml/2006/picture">
+                    <pic:pic xmlns:pic="http://schemas.openxmlformats.org/drawingml/2006/picture">
+                      <pic:nvPicPr>
+                        <pic:cNvPr id="0" name="Picture 1" descr="The Site Savvy Blog - News, trends, tips, and environmental knowledge."/>
+                        <pic:cNvPicPr>
+                          <a:picLocks noChangeAspect="1" noChangeArrowheads="1"/>
+                        </pic:cNvPicPr>
+                      </pic:nvPicPr>
+                      <pic:blipFill>
+                        <a:blip r:embed="rId1">
+                          <a:extLst>
+                            <a:ext uri="{28A0092B-C50C-407E-A947-70E740481C1C}">
+                              <a14:useLocalDpi xmlns:a14="http://schemas.microsoft.com/office/drawing/2010/main" val="0"/>
+                            </a:ext>
+                          </a:extLst>
+                        </a:blip>
+                        <a:srcRect/>
+                        <a:stretch>
+                          <a:fillRect/>
+                        </a:stretch>
+                      </pic:blipFill>
+                      <pic:spPr bwMode="auto">
+                        <a:xfrm rot="10800000" flipH="1" flipV="1">
+                          <a:off x="0" y="0"/>
+                          <a:ext cx="326004" cy="378092"/>
+                        </a:xfrm>
+                        <a:prstGeom prst="rect">
+                          <a:avLst/>
+                        </a:prstGeom>
+                        <a:noFill/>
+                        <a:ln>
+                          <a:noFill/>
+                        </a:ln>
+                      </pic:spPr>
+                    </pic:pic>
+                  </a:graphicData>
+                </a:graphic>
+              </wp:inline>
+            </w:drawing>
+          </w:r>
+        </w:p>
+      </w:tc>
+    </w:tr>
+  </w:tbl>
   <w:p>
     <w:pPr>
       <w:pStyle w:val="Header"/>
@@ -48420,122 +49189,132 @@
 
 <file path=word/header16.xml><?xml version="1.0" encoding="utf-8"?>
 <w:hdr xmlns:wpc="http://schemas.microsoft.com/office/word/2010/wordprocessingCanvas" xmlns:cx="http://schemas.microsoft.com/office/drawing/2014/chartex" xmlns:cx1="http://schemas.microsoft.com/office/drawing/2015/9/8/chartex" xmlns:cx2="http://schemas.microsoft.com/office/drawing/2015/10/21/chartex" xmlns:cx3="http://schemas.microsoft.com/office/drawing/2016/5/9/chartex" xmlns:cx4="http://schemas.microsoft.com/office/drawing/2016/5/10/chartex" xmlns:cx5="http://schemas.microsoft.com/office/drawing/2016/5/11/chartex" xmlns:cx6="http://schemas.microsoft.com/office/drawing/2016/5/12/chartex" xmlns:cx7="http://schemas.microsoft.com/office/drawing/2016/5/13/chartex" xmlns:cx8="http://schemas.microsoft.com/office/drawing/2016/5/14/chartex" xmlns:mc="http://schemas.openxmlformats.org/markup-compatibility/2006" xmlns:aink="http://schemas.microsoft.com/office/drawing/2016/ink" xmlns:am3d="http://schemas.microsoft.com/office/drawing/2017/model3d" xmlns:o="urn:schemas-microsoft-com:office:office" xmlns:oel="http://schemas.microsoft.com/office/2019/extlst" xmlns:r="http://schemas.openxmlformats.org/officeDocument/2006/relationships" xmlns:m="http://schemas.openxmlformats.org/officeDocument/2006/math" xmlns:v="urn:schemas-microsoft-com:vml" xmlns:wp14="http://schemas.microsoft.com/office/word/2010/wordprocessingDrawing" xmlns:wp="http://schemas.openxmlformats.org/drawingml/2006/wordprocessingDrawing" xmlns:w10="urn:schemas-microsoft-com:office:word" xmlns:w="http://schemas.openxmlformats.org/wordprocessingml/2006/main" xmlns:w14="http://schemas.microsoft.com/office/word/2010/wordml" xmlns:w15="http://schemas.microsoft.com/office/word/2012/wordml" xmlns:w16cex="http://schemas.microsoft.com/office/word/2018/wordml/cex" xmlns:w16cid="http://schemas.microsoft.com/office/word/2016/wordml/cid" xmlns:w16="http://schemas.microsoft.com/office/word/2018/wordml" xmlns:w16du="http://schemas.microsoft.com/office/word/2023/wordml/word16du" xmlns:w16sdtdh="http://schemas.microsoft.com/office/word/2020/wordml/sdtdatahash" xmlns:w16sdtfl="http://schemas.microsoft.com/office/word/2024/wordml/sdtformatlock" xmlns:w16se="http://schemas.microsoft.com/office/word/2015/wordml/symex" xmlns:wpg="http://schemas.microsoft.com/office/word/2010/wordprocessingGroup" xmlns:wpi="http://schemas.microsoft.com/office/word/2010/wordprocessingInk" xmlns:wne="http://schemas.microsoft.com/office/word/2006/wordml" xmlns:wps="http://schemas.microsoft.com/office/word/2010/wordprocessingShape" mc:Ignorable="w14 w15 w16se w16cid w16 w16cex w16sdtdh w16sdtfl w16du wp14">
-  <w:p>
-    <w:pPr>
-      <w:pStyle w:val="Header"/>
-      <w:rPr>
-        <w:sz w:val="16"/>
-        <w:szCs w:val="16"/>
-      </w:rPr>
-    </w:pPr>
-    <w:r>
-      <w:rPr>
-        <w:noProof/>
-        <w:sz w:val="16"/>
-        <w:szCs w:val="16"/>
-      </w:rPr>
-      <w:drawing>
-        <wp:anchor distT="0" distB="0" distL="114300" distR="114300" simplePos="0" relativeHeight="251669504" behindDoc="0" locked="0" layoutInCell="1" allowOverlap="1" wp14:anchorId="71DE6B8B" wp14:editId="074A5DF7">
-          <wp:simplePos x="0" y="0"/>
-          <wp:positionH relativeFrom="margin">
-            <wp:align>right</wp:align>
-          </wp:positionH>
-          <wp:positionV relativeFrom="paragraph">
-            <wp:posOffset>-19685</wp:posOffset>
-          </wp:positionV>
-          <wp:extent cx="326004" cy="378092"/>
-          <wp:effectExtent l="0" t="0" r="0" b="3175"/>
-          <wp:wrapThrough wrapText="bothSides">
-            <wp:wrapPolygon edited="0">
-              <wp:start x="21600" y="21600"/>
-              <wp:lineTo x="21600" y="908"/>
-              <wp:lineTo x="1389" y="908"/>
-              <wp:lineTo x="1389" y="18333"/>
-              <wp:lineTo x="2653" y="21600"/>
-              <wp:lineTo x="21600" y="21600"/>
-            </wp:wrapPolygon>
-          </wp:wrapThrough>
-          <wp:docPr id="739307350" name="Picture 1" descr="The Site Savvy Blog - News, trends, tips, and environmental knowledge."/>
-          <wp:cNvGraphicFramePr>
-            <a:graphicFrameLocks xmlns:a="http://schemas.openxmlformats.org/drawingml/2006/main" noChangeAspect="1"/>
-          </wp:cNvGraphicFramePr>
-          <a:graphic xmlns:a="http://schemas.openxmlformats.org/drawingml/2006/main">
-            <a:graphicData uri="http://schemas.openxmlformats.org/drawingml/2006/picture">
-              <pic:pic xmlns:pic="http://schemas.openxmlformats.org/drawingml/2006/picture">
-                <pic:nvPicPr>
-                  <pic:cNvPr id="0" name="Picture 1" descr="The Site Savvy Blog - News, trends, tips, and environmental knowledge."/>
-                  <pic:cNvPicPr>
-                    <a:picLocks noChangeAspect="1" noChangeArrowheads="1"/>
-                  </pic:cNvPicPr>
-                </pic:nvPicPr>
-                <pic:blipFill>
-                  <a:blip r:embed="rId1">
-                    <a:extLst>
-                      <a:ext uri="{28A0092B-C50C-407E-A947-70E740481C1C}">
-                        <a14:useLocalDpi xmlns:a14="http://schemas.microsoft.com/office/drawing/2010/main" val="0"/>
-                      </a:ext>
-                    </a:extLst>
-                  </a:blip>
-                  <a:srcRect/>
-                  <a:stretch>
-                    <a:fillRect/>
-                  </a:stretch>
-                </pic:blipFill>
-                <pic:spPr bwMode="auto">
-                  <a:xfrm rot="10800000" flipH="1" flipV="1">
-                    <a:off x="0" y="0"/>
-                    <a:ext cx="326004" cy="378092"/>
-                  </a:xfrm>
-                  <a:prstGeom prst="rect">
-                    <a:avLst/>
-                  </a:prstGeom>
-                  <a:noFill/>
-                  <a:ln>
-                    <a:noFill/>
-                  </a:ln>
-                </pic:spPr>
-              </pic:pic>
-            </a:graphicData>
-          </a:graphic>
-        </wp:anchor>
-      </w:drawing>
-    </w:r>
-    <w:r>
-      <w:rPr>
-        <w:sz w:val="16"/>
-        <w:szCs w:val="16"/>
-      </w:rPr>
-      <w:t>U</w:t>
-    </w:r>
-    <w:r>
-      <w:rPr>
-        <w:sz w:val="16"/>
-        <w:szCs w:val="16"/>
-      </w:rPr>
-      <w:t>GU</w:t>
-    </w:r>
-    <w:r>
-      <w:rPr>
-        <w:sz w:val="16"/>
-        <w:szCs w:val="16"/>
-      </w:rPr>
-      <w:t xml:space="preserve"> –</w:t>
-    </w:r>
-    <w:r>
-      <w:rPr>
-        <w:sz w:val="16"/>
-        <w:szCs w:val="16"/>
-      </w:rPr>
-      <w:t xml:space="preserve"> </w:t>
-    </w:r>
-    <w:r>
-      <w:rPr>
-        <w:sz w:val="16"/>
-        <w:szCs w:val="16"/>
-      </w:rPr>
-      <w:t>Approval Signatures</w:t>
-    </w:r>
-  </w:p>
+  <w:tbl>
+    <w:tblPr>
+      <w:tblStyle w:val="TableGrid"/>
+      <w:tblW w:w="0" w:type="auto"/>
+      <w:tblBorders>
+        <w:top w:val="none" w:sz="0" w:space="0" w:color="auto"/>
+        <w:left w:val="none" w:sz="0" w:space="0" w:color="auto"/>
+        <w:bottom w:val="none" w:sz="0" w:space="0" w:color="auto"/>
+        <w:right w:val="none" w:sz="0" w:space="0" w:color="auto"/>
+        <w:insideH w:val="none" w:sz="0" w:space="0" w:color="auto"/>
+        <w:insideV w:val="none" w:sz="0" w:space="0" w:color="auto"/>
+      </w:tblBorders>
+      <w:tblLook w:val="04A0" w:firstRow="1" w:lastRow="0" w:firstColumn="1" w:lastColumn="0" w:noHBand="0" w:noVBand="1"/>
+    </w:tblPr>
+    <w:tblGrid>
+      <w:gridCol w:w="9811"/>
+      <w:gridCol w:w="729"/>
+    </w:tblGrid>
+    <w:tr>
+      <w:tc>
+        <w:tcPr>
+          <w:tcW w:w="9895" w:type="dxa"/>
+        </w:tcPr>
+        <w:p>
+          <w:pPr>
+            <w:pStyle w:val="Header"/>
+            <w:tabs>
+              <w:tab w:val="clear" w:pos="4419"/>
+              <w:tab w:val="clear" w:pos="8838"/>
+              <w:tab w:val="center" w:pos="4792"/>
+            </w:tabs>
+            <w:rPr>
+              <w:sz w:val="16"/>
+              <w:szCs w:val="16"/>
+            </w:rPr>
+          </w:pPr>
+          <w:r>
+            <w:rPr>
+              <w:sz w:val="16"/>
+              <w:szCs w:val="16"/>
+            </w:rPr>
+            <w:t xml:space="preserve">UGU – Cube </w:t>
+          </w:r>
+          <w:r>
+            <w:rPr>
+              <w:sz w:val="16"/>
+              <w:szCs w:val="16"/>
+            </w:rPr>
+            <w:t>Approval Signatures</w:t>
+          </w:r>
+          <w:r>
+            <w:rPr>
+              <w:sz w:val="16"/>
+              <w:szCs w:val="16"/>
+            </w:rPr>
+            <w:tab/>
+          </w:r>
+        </w:p>
+      </w:tc>
+      <w:tc>
+        <w:tcPr>
+          <w:tcW w:w="635" w:type="dxa"/>
+        </w:tcPr>
+        <w:p>
+          <w:pPr>
+            <w:pStyle w:val="Header"/>
+          </w:pPr>
+          <w:r>
+            <w:rPr>
+              <w:noProof/>
+              <w:sz w:val="16"/>
+              <w:szCs w:val="16"/>
+            </w:rPr>
+            <w:drawing>
+              <wp:inline distT="0" distB="0" distL="0" distR="0" wp14:anchorId="368D6B01" wp14:editId="6A4EC5B9">
+                <wp:extent cx="326004" cy="378092"/>
+                <wp:effectExtent l="0" t="0" r="0" b="3175"/>
+                <wp:docPr id="1949382828" name="Picture 1" descr="The Site Savvy Blog - News, trends, tips, and environmental knowledge."/>
+                <wp:cNvGraphicFramePr>
+                  <a:graphicFrameLocks xmlns:a="http://schemas.openxmlformats.org/drawingml/2006/main" noChangeAspect="1"/>
+                </wp:cNvGraphicFramePr>
+                <a:graphic xmlns:a="http://schemas.openxmlformats.org/drawingml/2006/main">
+                  <a:graphicData uri="http://schemas.openxmlformats.org/drawingml/2006/picture">
+                    <pic:pic xmlns:pic="http://schemas.openxmlformats.org/drawingml/2006/picture">
+                      <pic:nvPicPr>
+                        <pic:cNvPr id="0" name="Picture 1" descr="The Site Savvy Blog - News, trends, tips, and environmental knowledge."/>
+                        <pic:cNvPicPr>
+                          <a:picLocks noChangeAspect="1" noChangeArrowheads="1"/>
+                        </pic:cNvPicPr>
+                      </pic:nvPicPr>
+                      <pic:blipFill>
+                        <a:blip r:embed="rId1">
+                          <a:extLst>
+                            <a:ext uri="{28A0092B-C50C-407E-A947-70E740481C1C}">
+                              <a14:useLocalDpi xmlns:a14="http://schemas.microsoft.com/office/drawing/2010/main" val="0"/>
+                            </a:ext>
+                          </a:extLst>
+                        </a:blip>
+                        <a:srcRect/>
+                        <a:stretch>
+                          <a:fillRect/>
+                        </a:stretch>
+                      </pic:blipFill>
+                      <pic:spPr bwMode="auto">
+                        <a:xfrm rot="10800000" flipH="1" flipV="1">
+                          <a:off x="0" y="0"/>
+                          <a:ext cx="326004" cy="378092"/>
+                        </a:xfrm>
+                        <a:prstGeom prst="rect">
+                          <a:avLst/>
+                        </a:prstGeom>
+                        <a:noFill/>
+                        <a:ln>
+                          <a:noFill/>
+                        </a:ln>
+                      </pic:spPr>
+                    </pic:pic>
+                  </a:graphicData>
+                </a:graphic>
+              </wp:inline>
+            </w:drawing>
+          </w:r>
+        </w:p>
+      </w:tc>
+    </w:tr>
+  </w:tbl>
   <w:p>
     <w:pPr>
       <w:pStyle w:val="Header"/>
@@ -48550,6 +49329,118 @@
 
 <file path=word/header2.xml><?xml version="1.0" encoding="utf-8"?>
 <w:hdr xmlns:wpc="http://schemas.microsoft.com/office/word/2010/wordprocessingCanvas" xmlns:cx="http://schemas.microsoft.com/office/drawing/2014/chartex" xmlns:cx1="http://schemas.microsoft.com/office/drawing/2015/9/8/chartex" xmlns:cx2="http://schemas.microsoft.com/office/drawing/2015/10/21/chartex" xmlns:cx3="http://schemas.microsoft.com/office/drawing/2016/5/9/chartex" xmlns:cx4="http://schemas.microsoft.com/office/drawing/2016/5/10/chartex" xmlns:cx5="http://schemas.microsoft.com/office/drawing/2016/5/11/chartex" xmlns:cx6="http://schemas.microsoft.com/office/drawing/2016/5/12/chartex" xmlns:cx7="http://schemas.microsoft.com/office/drawing/2016/5/13/chartex" xmlns:cx8="http://schemas.microsoft.com/office/drawing/2016/5/14/chartex" xmlns:mc="http://schemas.openxmlformats.org/markup-compatibility/2006" xmlns:aink="http://schemas.microsoft.com/office/drawing/2016/ink" xmlns:am3d="http://schemas.microsoft.com/office/drawing/2017/model3d" xmlns:o="urn:schemas-microsoft-com:office:office" xmlns:oel="http://schemas.microsoft.com/office/2019/extlst" xmlns:r="http://schemas.openxmlformats.org/officeDocument/2006/relationships" xmlns:m="http://schemas.openxmlformats.org/officeDocument/2006/math" xmlns:v="urn:schemas-microsoft-com:vml" xmlns:wp14="http://schemas.microsoft.com/office/word/2010/wordprocessingDrawing" xmlns:wp="http://schemas.openxmlformats.org/drawingml/2006/wordprocessingDrawing" xmlns:w10="urn:schemas-microsoft-com:office:word" xmlns:w="http://schemas.openxmlformats.org/wordprocessingml/2006/main" xmlns:w14="http://schemas.microsoft.com/office/word/2010/wordml" xmlns:w15="http://schemas.microsoft.com/office/word/2012/wordml" xmlns:w16cex="http://schemas.microsoft.com/office/word/2018/wordml/cex" xmlns:w16cid="http://schemas.microsoft.com/office/word/2016/wordml/cid" xmlns:w16="http://schemas.microsoft.com/office/word/2018/wordml" xmlns:w16du="http://schemas.microsoft.com/office/word/2023/wordml/word16du" xmlns:w16sdtdh="http://schemas.microsoft.com/office/word/2020/wordml/sdtdatahash" xmlns:w16sdtfl="http://schemas.microsoft.com/office/word/2024/wordml/sdtformatlock" xmlns:w16se="http://schemas.microsoft.com/office/word/2015/wordml/symex" xmlns:wpg="http://schemas.microsoft.com/office/word/2010/wordprocessingGroup" xmlns:wpi="http://schemas.microsoft.com/office/word/2010/wordprocessingInk" xmlns:wne="http://schemas.microsoft.com/office/word/2006/wordml" xmlns:wps="http://schemas.microsoft.com/office/word/2010/wordprocessingShape" mc:Ignorable="w14 w15 w16se w16cid w16 w16cex w16sdtdh w16sdtfl w16du wp14">
+  <w:tbl>
+    <w:tblPr>
+      <w:tblStyle w:val="TableGrid"/>
+      <w:tblW w:w="0" w:type="auto"/>
+      <w:tblBorders>
+        <w:top w:val="none" w:sz="0" w:space="0" w:color="auto"/>
+        <w:left w:val="none" w:sz="0" w:space="0" w:color="auto"/>
+        <w:bottom w:val="none" w:sz="0" w:space="0" w:color="auto"/>
+        <w:right w:val="none" w:sz="0" w:space="0" w:color="auto"/>
+        <w:insideH w:val="none" w:sz="0" w:space="0" w:color="auto"/>
+        <w:insideV w:val="none" w:sz="0" w:space="0" w:color="auto"/>
+      </w:tblBorders>
+      <w:tblLook w:val="04A0" w:firstRow="1" w:lastRow="0" w:firstColumn="1" w:lastColumn="0" w:noHBand="0" w:noVBand="1"/>
+    </w:tblPr>
+    <w:tblGrid>
+      <w:gridCol w:w="9811"/>
+      <w:gridCol w:w="729"/>
+    </w:tblGrid>
+    <w:tr>
+      <w:tc>
+        <w:tcPr>
+          <w:tcW w:w="9895" w:type="dxa"/>
+        </w:tcPr>
+        <w:p>
+          <w:pPr>
+            <w:pStyle w:val="Header"/>
+            <w:tabs>
+              <w:tab w:val="clear" w:pos="4419"/>
+              <w:tab w:val="clear" w:pos="8838"/>
+              <w:tab w:val="center" w:pos="4792"/>
+            </w:tabs>
+            <w:rPr>
+              <w:sz w:val="16"/>
+              <w:szCs w:val="16"/>
+            </w:rPr>
+          </w:pPr>
+          <w:r>
+            <w:rPr>
+              <w:sz w:val="16"/>
+              <w:szCs w:val="16"/>
+            </w:rPr>
+            <w:tab/>
+          </w:r>
+        </w:p>
+      </w:tc>
+      <w:tc>
+        <w:tcPr>
+          <w:tcW w:w="635" w:type="dxa"/>
+        </w:tcPr>
+        <w:p>
+          <w:pPr>
+            <w:pStyle w:val="Header"/>
+          </w:pPr>
+          <w:r>
+            <w:rPr>
+              <w:noProof/>
+              <w:sz w:val="16"/>
+              <w:szCs w:val="16"/>
+            </w:rPr>
+            <w:drawing>
+              <wp:inline distT="0" distB="0" distL="0" distR="0" wp14:anchorId="447B2A58" wp14:editId="44145DA4">
+                <wp:extent cx="326004" cy="378092"/>
+                <wp:effectExtent l="0" t="0" r="0" b="3175"/>
+                <wp:docPr id="1728224331" name="Picture 1" descr="The Site Savvy Blog - News, trends, tips, and environmental knowledge."/>
+                <wp:cNvGraphicFramePr>
+                  <a:graphicFrameLocks xmlns:a="http://schemas.openxmlformats.org/drawingml/2006/main" noChangeAspect="1"/>
+                </wp:cNvGraphicFramePr>
+                <a:graphic xmlns:a="http://schemas.openxmlformats.org/drawingml/2006/main">
+                  <a:graphicData uri="http://schemas.openxmlformats.org/drawingml/2006/picture">
+                    <pic:pic xmlns:pic="http://schemas.openxmlformats.org/drawingml/2006/picture">
+                      <pic:nvPicPr>
+                        <pic:cNvPr id="0" name="Picture 1" descr="The Site Savvy Blog - News, trends, tips, and environmental knowledge."/>
+                        <pic:cNvPicPr>
+                          <a:picLocks noChangeAspect="1" noChangeArrowheads="1"/>
+                        </pic:cNvPicPr>
+                      </pic:nvPicPr>
+                      <pic:blipFill>
+                        <a:blip r:embed="rId1">
+                          <a:extLst>
+                            <a:ext uri="{28A0092B-C50C-407E-A947-70E740481C1C}">
+                              <a14:useLocalDpi xmlns:a14="http://schemas.microsoft.com/office/drawing/2010/main" val="0"/>
+                            </a:ext>
+                          </a:extLst>
+                        </a:blip>
+                        <a:srcRect/>
+                        <a:stretch>
+                          <a:fillRect/>
+                        </a:stretch>
+                      </pic:blipFill>
+                      <pic:spPr bwMode="auto">
+                        <a:xfrm rot="10800000" flipH="1" flipV="1">
+                          <a:off x="0" y="0"/>
+                          <a:ext cx="326004" cy="378092"/>
+                        </a:xfrm>
+                        <a:prstGeom prst="rect">
+                          <a:avLst/>
+                        </a:prstGeom>
+                        <a:noFill/>
+                        <a:ln>
+                          <a:noFill/>
+                        </a:ln>
+                      </pic:spPr>
+                    </pic:pic>
+                  </a:graphicData>
+                </a:graphic>
+              </wp:inline>
+            </w:drawing>
+          </w:r>
+        </w:p>
+      </w:tc>
+    </w:tr>
+  </w:tbl>
   <w:p>
     <w:pPr>
       <w:pStyle w:val="Header"/>
@@ -48558,200 +49449,131 @@
         <w:szCs w:val="16"/>
       </w:rPr>
     </w:pPr>
-    <w:r>
-      <w:rPr>
-        <w:noProof/>
-        <w:sz w:val="16"/>
-        <w:szCs w:val="16"/>
-      </w:rPr>
-      <w:drawing>
-        <wp:anchor distT="0" distB="0" distL="114300" distR="114300" simplePos="0" relativeHeight="251666432" behindDoc="0" locked="0" layoutInCell="1" allowOverlap="1" wp14:anchorId="62AB6B39" wp14:editId="5C8467F9">
-          <wp:simplePos x="0" y="0"/>
-          <wp:positionH relativeFrom="margin">
-            <wp:align>right</wp:align>
-          </wp:positionH>
-          <wp:positionV relativeFrom="paragraph">
-            <wp:posOffset>10795</wp:posOffset>
-          </wp:positionV>
-          <wp:extent cx="326004" cy="378092"/>
-          <wp:effectExtent l="0" t="0" r="0" b="3175"/>
-          <wp:wrapThrough wrapText="bothSides">
-            <wp:wrapPolygon edited="0">
-              <wp:start x="21600" y="21600"/>
-              <wp:lineTo x="21600" y="908"/>
-              <wp:lineTo x="1389" y="908"/>
-              <wp:lineTo x="1389" y="18333"/>
-              <wp:lineTo x="2653" y="21600"/>
-              <wp:lineTo x="21600" y="21600"/>
-            </wp:wrapPolygon>
-          </wp:wrapThrough>
-          <wp:docPr id="544363164" name="Picture 1" descr="The Site Savvy Blog - News, trends, tips, and environmental knowledge."/>
-          <wp:cNvGraphicFramePr>
-            <a:graphicFrameLocks xmlns:a="http://schemas.openxmlformats.org/drawingml/2006/main" noChangeAspect="1"/>
-          </wp:cNvGraphicFramePr>
-          <a:graphic xmlns:a="http://schemas.openxmlformats.org/drawingml/2006/main">
-            <a:graphicData uri="http://schemas.openxmlformats.org/drawingml/2006/picture">
-              <pic:pic xmlns:pic="http://schemas.openxmlformats.org/drawingml/2006/picture">
-                <pic:nvPicPr>
-                  <pic:cNvPr id="0" name="Picture 1" descr="The Site Savvy Blog - News, trends, tips, and environmental knowledge."/>
-                  <pic:cNvPicPr>
-                    <a:picLocks noChangeAspect="1" noChangeArrowheads="1"/>
-                  </pic:cNvPicPr>
-                </pic:nvPicPr>
-                <pic:blipFill>
-                  <a:blip r:embed="rId1">
-                    <a:extLst>
-                      <a:ext uri="{28A0092B-C50C-407E-A947-70E740481C1C}">
-                        <a14:useLocalDpi xmlns:a14="http://schemas.microsoft.com/office/drawing/2010/main" val="0"/>
-                      </a:ext>
-                    </a:extLst>
-                  </a:blip>
-                  <a:srcRect/>
-                  <a:stretch>
-                    <a:fillRect/>
-                  </a:stretch>
-                </pic:blipFill>
-                <pic:spPr bwMode="auto">
-                  <a:xfrm rot="10800000" flipH="1" flipV="1">
-                    <a:off x="0" y="0"/>
-                    <a:ext cx="326004" cy="378092"/>
-                  </a:xfrm>
-                  <a:prstGeom prst="rect">
-                    <a:avLst/>
-                  </a:prstGeom>
-                  <a:noFill/>
-                  <a:ln>
-                    <a:noFill/>
-                  </a:ln>
-                </pic:spPr>
-              </pic:pic>
-            </a:graphicData>
-          </a:graphic>
-        </wp:anchor>
-      </w:drawing>
-    </w:r>
   </w:p>
 </w:hdr>
 </file>
 
 <file path=word/header3.xml><?xml version="1.0" encoding="utf-8"?>
 <w:hdr xmlns:wpc="http://schemas.microsoft.com/office/word/2010/wordprocessingCanvas" xmlns:cx="http://schemas.microsoft.com/office/drawing/2014/chartex" xmlns:cx1="http://schemas.microsoft.com/office/drawing/2015/9/8/chartex" xmlns:cx2="http://schemas.microsoft.com/office/drawing/2015/10/21/chartex" xmlns:cx3="http://schemas.microsoft.com/office/drawing/2016/5/9/chartex" xmlns:cx4="http://schemas.microsoft.com/office/drawing/2016/5/10/chartex" xmlns:cx5="http://schemas.microsoft.com/office/drawing/2016/5/11/chartex" xmlns:cx6="http://schemas.microsoft.com/office/drawing/2016/5/12/chartex" xmlns:cx7="http://schemas.microsoft.com/office/drawing/2016/5/13/chartex" xmlns:cx8="http://schemas.microsoft.com/office/drawing/2016/5/14/chartex" xmlns:mc="http://schemas.openxmlformats.org/markup-compatibility/2006" xmlns:aink="http://schemas.microsoft.com/office/drawing/2016/ink" xmlns:am3d="http://schemas.microsoft.com/office/drawing/2017/model3d" xmlns:o="urn:schemas-microsoft-com:office:office" xmlns:oel="http://schemas.microsoft.com/office/2019/extlst" xmlns:r="http://schemas.openxmlformats.org/officeDocument/2006/relationships" xmlns:m="http://schemas.openxmlformats.org/officeDocument/2006/math" xmlns:v="urn:schemas-microsoft-com:vml" xmlns:wp14="http://schemas.microsoft.com/office/word/2010/wordprocessingDrawing" xmlns:wp="http://schemas.openxmlformats.org/drawingml/2006/wordprocessingDrawing" xmlns:w10="urn:schemas-microsoft-com:office:word" xmlns:w="http://schemas.openxmlformats.org/wordprocessingml/2006/main" xmlns:w14="http://schemas.microsoft.com/office/word/2010/wordml" xmlns:w15="http://schemas.microsoft.com/office/word/2012/wordml" xmlns:w16cex="http://schemas.microsoft.com/office/word/2018/wordml/cex" xmlns:w16cid="http://schemas.microsoft.com/office/word/2016/wordml/cid" xmlns:w16="http://schemas.microsoft.com/office/word/2018/wordml" xmlns:w16du="http://schemas.microsoft.com/office/word/2023/wordml/word16du" xmlns:w16sdtdh="http://schemas.microsoft.com/office/word/2020/wordml/sdtdatahash" xmlns:w16sdtfl="http://schemas.microsoft.com/office/word/2024/wordml/sdtformatlock" xmlns:w16se="http://schemas.microsoft.com/office/word/2015/wordml/symex" xmlns:wpg="http://schemas.microsoft.com/office/word/2010/wordprocessingGroup" xmlns:wpi="http://schemas.microsoft.com/office/word/2010/wordprocessingInk" xmlns:wne="http://schemas.microsoft.com/office/word/2006/wordml" xmlns:wps="http://schemas.microsoft.com/office/word/2010/wordprocessingShape" mc:Ignorable="w14 w15 w16se w16cid w16 w16cex w16sdtdh w16sdtfl w16du wp14">
-  <w:p>
-    <w:pPr>
-      <w:pStyle w:val="Header"/>
-      <w:rPr>
-        <w:sz w:val="16"/>
-        <w:szCs w:val="16"/>
-      </w:rPr>
-    </w:pPr>
-    <w:r>
-      <w:rPr>
-        <w:noProof/>
-        <w:sz w:val="16"/>
-        <w:szCs w:val="16"/>
-      </w:rPr>
-      <w:drawing>
-        <wp:anchor distT="0" distB="0" distL="114300" distR="114300" simplePos="0" relativeHeight="251664384" behindDoc="0" locked="0" layoutInCell="1" allowOverlap="1" wp14:anchorId="58108EDE" wp14:editId="582896B3">
-          <wp:simplePos x="0" y="0"/>
-          <wp:positionH relativeFrom="margin">
-            <wp:align>right</wp:align>
-          </wp:positionH>
-          <wp:positionV relativeFrom="paragraph">
-            <wp:posOffset>-19663</wp:posOffset>
-          </wp:positionV>
-          <wp:extent cx="326004" cy="378092"/>
-          <wp:effectExtent l="0" t="0" r="0" b="3175"/>
-          <wp:wrapThrough wrapText="bothSides">
-            <wp:wrapPolygon edited="0">
-              <wp:start x="21600" y="21600"/>
-              <wp:lineTo x="21600" y="908"/>
-              <wp:lineTo x="1389" y="908"/>
-              <wp:lineTo x="1389" y="18333"/>
-              <wp:lineTo x="2653" y="21600"/>
-              <wp:lineTo x="21600" y="21600"/>
-            </wp:wrapPolygon>
-          </wp:wrapThrough>
-          <wp:docPr id="754796487" name="Picture 1" descr="The Site Savvy Blog - News, trends, tips, and environmental knowledge."/>
-          <wp:cNvGraphicFramePr>
-            <a:graphicFrameLocks xmlns:a="http://schemas.openxmlformats.org/drawingml/2006/main" noChangeAspect="1"/>
-          </wp:cNvGraphicFramePr>
-          <a:graphic xmlns:a="http://schemas.openxmlformats.org/drawingml/2006/main">
-            <a:graphicData uri="http://schemas.openxmlformats.org/drawingml/2006/picture">
-              <pic:pic xmlns:pic="http://schemas.openxmlformats.org/drawingml/2006/picture">
-                <pic:nvPicPr>
-                  <pic:cNvPr id="0" name="Picture 1" descr="The Site Savvy Blog - News, trends, tips, and environmental knowledge."/>
-                  <pic:cNvPicPr>
-                    <a:picLocks noChangeAspect="1" noChangeArrowheads="1"/>
-                  </pic:cNvPicPr>
-                </pic:nvPicPr>
-                <pic:blipFill>
-                  <a:blip r:embed="rId1">
-                    <a:extLst>
-                      <a:ext uri="{28A0092B-C50C-407E-A947-70E740481C1C}">
-                        <a14:useLocalDpi xmlns:a14="http://schemas.microsoft.com/office/drawing/2010/main" val="0"/>
-                      </a:ext>
-                    </a:extLst>
-                  </a:blip>
-                  <a:srcRect/>
-                  <a:stretch>
-                    <a:fillRect/>
-                  </a:stretch>
-                </pic:blipFill>
-                <pic:spPr bwMode="auto">
-                  <a:xfrm rot="10800000" flipH="1" flipV="1">
-                    <a:off x="0" y="0"/>
-                    <a:ext cx="326004" cy="378092"/>
-                  </a:xfrm>
-                  <a:prstGeom prst="rect">
-                    <a:avLst/>
-                  </a:prstGeom>
-                  <a:noFill/>
-                  <a:ln>
-                    <a:noFill/>
-                  </a:ln>
-                </pic:spPr>
-              </pic:pic>
-            </a:graphicData>
-          </a:graphic>
-        </wp:anchor>
-      </w:drawing>
-    </w:r>
-    <w:r>
-      <w:rPr>
-        <w:sz w:val="16"/>
-        <w:szCs w:val="16"/>
-      </w:rPr>
-      <w:t>U</w:t>
-    </w:r>
-    <w:r>
-      <w:rPr>
-        <w:sz w:val="16"/>
-        <w:szCs w:val="16"/>
-      </w:rPr>
-      <w:t>GU</w:t>
-    </w:r>
-    <w:r>
-      <w:rPr>
-        <w:sz w:val="16"/>
-        <w:szCs w:val="16"/>
-      </w:rPr>
-      <w:t xml:space="preserve"> –</w:t>
-    </w:r>
-    <w:r>
-      <w:rPr>
-        <w:sz w:val="16"/>
-        <w:szCs w:val="16"/>
-      </w:rPr>
-      <w:t xml:space="preserve"> </w:t>
-    </w:r>
-    <w:r>
-      <w:rPr>
-        <w:sz w:val="16"/>
-        <w:szCs w:val="16"/>
-      </w:rPr>
-      <w:t>Cube Overview</w:t>
-    </w:r>
-  </w:p>
+  <w:tbl>
+    <w:tblPr>
+      <w:tblStyle w:val="TableGrid"/>
+      <w:tblW w:w="0" w:type="auto"/>
+      <w:tblBorders>
+        <w:top w:val="none" w:sz="0" w:space="0" w:color="auto"/>
+        <w:left w:val="none" w:sz="0" w:space="0" w:color="auto"/>
+        <w:bottom w:val="none" w:sz="0" w:space="0" w:color="auto"/>
+        <w:right w:val="none" w:sz="0" w:space="0" w:color="auto"/>
+        <w:insideH w:val="none" w:sz="0" w:space="0" w:color="auto"/>
+        <w:insideV w:val="none" w:sz="0" w:space="0" w:color="auto"/>
+      </w:tblBorders>
+      <w:tblLook w:val="04A0" w:firstRow="1" w:lastRow="0" w:firstColumn="1" w:lastColumn="0" w:noHBand="0" w:noVBand="1"/>
+    </w:tblPr>
+    <w:tblGrid>
+      <w:gridCol w:w="9811"/>
+      <w:gridCol w:w="729"/>
+    </w:tblGrid>
+    <w:tr>
+      <w:tc>
+        <w:tcPr>
+          <w:tcW w:w="9895" w:type="dxa"/>
+        </w:tcPr>
+        <w:p>
+          <w:pPr>
+            <w:pStyle w:val="Header"/>
+            <w:tabs>
+              <w:tab w:val="clear" w:pos="4419"/>
+              <w:tab w:val="clear" w:pos="8838"/>
+              <w:tab w:val="center" w:pos="4792"/>
+            </w:tabs>
+            <w:rPr>
+              <w:sz w:val="16"/>
+              <w:szCs w:val="16"/>
+            </w:rPr>
+          </w:pPr>
+          <w:r>
+            <w:rPr>
+              <w:sz w:val="16"/>
+              <w:szCs w:val="16"/>
+            </w:rPr>
+            <w:t>UGU – Cube Overview</w:t>
+          </w:r>
+          <w:r>
+            <w:rPr>
+              <w:sz w:val="16"/>
+              <w:szCs w:val="16"/>
+            </w:rPr>
+            <w:tab/>
+          </w:r>
+        </w:p>
+      </w:tc>
+      <w:tc>
+        <w:tcPr>
+          <w:tcW w:w="635" w:type="dxa"/>
+        </w:tcPr>
+        <w:p>
+          <w:pPr>
+            <w:pStyle w:val="Header"/>
+          </w:pPr>
+          <w:r>
+            <w:rPr>
+              <w:noProof/>
+              <w:sz w:val="16"/>
+              <w:szCs w:val="16"/>
+            </w:rPr>
+            <w:drawing>
+              <wp:inline distT="0" distB="0" distL="0" distR="0" wp14:anchorId="435ACA52" wp14:editId="0D108110">
+                <wp:extent cx="326004" cy="378092"/>
+                <wp:effectExtent l="0" t="0" r="0" b="3175"/>
+                <wp:docPr id="144932107" name="Picture 1" descr="The Site Savvy Blog - News, trends, tips, and environmental knowledge."/>
+                <wp:cNvGraphicFramePr>
+                  <a:graphicFrameLocks xmlns:a="http://schemas.openxmlformats.org/drawingml/2006/main" noChangeAspect="1"/>
+                </wp:cNvGraphicFramePr>
+                <a:graphic xmlns:a="http://schemas.openxmlformats.org/drawingml/2006/main">
+                  <a:graphicData uri="http://schemas.openxmlformats.org/drawingml/2006/picture">
+                    <pic:pic xmlns:pic="http://schemas.openxmlformats.org/drawingml/2006/picture">
+                      <pic:nvPicPr>
+                        <pic:cNvPr id="0" name="Picture 1" descr="The Site Savvy Blog - News, trends, tips, and environmental knowledge."/>
+                        <pic:cNvPicPr>
+                          <a:picLocks noChangeAspect="1" noChangeArrowheads="1"/>
+                        </pic:cNvPicPr>
+                      </pic:nvPicPr>
+                      <pic:blipFill>
+                        <a:blip r:embed="rId1">
+                          <a:extLst>
+                            <a:ext uri="{28A0092B-C50C-407E-A947-70E740481C1C}">
+                              <a14:useLocalDpi xmlns:a14="http://schemas.microsoft.com/office/drawing/2010/main" val="0"/>
+                            </a:ext>
+                          </a:extLst>
+                        </a:blip>
+                        <a:srcRect/>
+                        <a:stretch>
+                          <a:fillRect/>
+                        </a:stretch>
+                      </pic:blipFill>
+                      <pic:spPr bwMode="auto">
+                        <a:xfrm rot="10800000" flipH="1" flipV="1">
+                          <a:off x="0" y="0"/>
+                          <a:ext cx="326004" cy="378092"/>
+                        </a:xfrm>
+                        <a:prstGeom prst="rect">
+                          <a:avLst/>
+                        </a:prstGeom>
+                        <a:noFill/>
+                        <a:ln>
+                          <a:noFill/>
+                        </a:ln>
+                      </pic:spPr>
+                    </pic:pic>
+                  </a:graphicData>
+                </a:graphic>
+              </wp:inline>
+            </w:drawing>
+          </w:r>
+        </w:p>
+      </w:tc>
+    </w:tr>
+  </w:tbl>
   <w:p>
     <w:pPr>
       <w:pStyle w:val="Header"/>
@@ -48766,108 +49588,141 @@
 
 <file path=word/header4.xml><?xml version="1.0" encoding="utf-8"?>
 <w:hdr xmlns:wpc="http://schemas.microsoft.com/office/word/2010/wordprocessingCanvas" xmlns:cx="http://schemas.microsoft.com/office/drawing/2014/chartex" xmlns:cx1="http://schemas.microsoft.com/office/drawing/2015/9/8/chartex" xmlns:cx2="http://schemas.microsoft.com/office/drawing/2015/10/21/chartex" xmlns:cx3="http://schemas.microsoft.com/office/drawing/2016/5/9/chartex" xmlns:cx4="http://schemas.microsoft.com/office/drawing/2016/5/10/chartex" xmlns:cx5="http://schemas.microsoft.com/office/drawing/2016/5/11/chartex" xmlns:cx6="http://schemas.microsoft.com/office/drawing/2016/5/12/chartex" xmlns:cx7="http://schemas.microsoft.com/office/drawing/2016/5/13/chartex" xmlns:cx8="http://schemas.microsoft.com/office/drawing/2016/5/14/chartex" xmlns:mc="http://schemas.openxmlformats.org/markup-compatibility/2006" xmlns:aink="http://schemas.microsoft.com/office/drawing/2016/ink" xmlns:am3d="http://schemas.microsoft.com/office/drawing/2017/model3d" xmlns:o="urn:schemas-microsoft-com:office:office" xmlns:oel="http://schemas.microsoft.com/office/2019/extlst" xmlns:r="http://schemas.openxmlformats.org/officeDocument/2006/relationships" xmlns:m="http://schemas.openxmlformats.org/officeDocument/2006/math" xmlns:v="urn:schemas-microsoft-com:vml" xmlns:wp14="http://schemas.microsoft.com/office/word/2010/wordprocessingDrawing" xmlns:wp="http://schemas.openxmlformats.org/drawingml/2006/wordprocessingDrawing" xmlns:w10="urn:schemas-microsoft-com:office:word" xmlns:w="http://schemas.openxmlformats.org/wordprocessingml/2006/main" xmlns:w14="http://schemas.microsoft.com/office/word/2010/wordml" xmlns:w15="http://schemas.microsoft.com/office/word/2012/wordml" xmlns:w16cex="http://schemas.microsoft.com/office/word/2018/wordml/cex" xmlns:w16cid="http://schemas.microsoft.com/office/word/2016/wordml/cid" xmlns:w16="http://schemas.microsoft.com/office/word/2018/wordml" xmlns:w16du="http://schemas.microsoft.com/office/word/2023/wordml/word16du" xmlns:w16sdtdh="http://schemas.microsoft.com/office/word/2020/wordml/sdtdatahash" xmlns:w16sdtfl="http://schemas.microsoft.com/office/word/2024/wordml/sdtformatlock" xmlns:w16se="http://schemas.microsoft.com/office/word/2015/wordml/symex" xmlns:wpg="http://schemas.microsoft.com/office/word/2010/wordprocessingGroup" xmlns:wpi="http://schemas.microsoft.com/office/word/2010/wordprocessingInk" xmlns:wne="http://schemas.microsoft.com/office/word/2006/wordml" xmlns:wps="http://schemas.microsoft.com/office/word/2010/wordprocessingShape" mc:Ignorable="w14 w15 w16se w16cid w16 w16cex w16sdtdh w16sdtfl w16du wp14">
-  <w:p>
-    <w:pPr>
-      <w:pStyle w:val="Header"/>
-      <w:rPr>
-        <w:sz w:val="16"/>
-        <w:szCs w:val="16"/>
-      </w:rPr>
-    </w:pPr>
-    <w:r>
-      <w:rPr>
-        <w:noProof/>
-        <w:sz w:val="16"/>
-        <w:szCs w:val="16"/>
-      </w:rPr>
-      <w:drawing>
-        <wp:anchor distT="0" distB="0" distL="114300" distR="114300" simplePos="0" relativeHeight="251694080" behindDoc="0" locked="0" layoutInCell="1" allowOverlap="1" wp14:anchorId="3E9F992B" wp14:editId="0BC3DA3F">
-          <wp:simplePos x="0" y="0"/>
-          <wp:positionH relativeFrom="margin">
-            <wp:align>right</wp:align>
-          </wp:positionH>
-          <wp:positionV relativeFrom="paragraph">
-            <wp:posOffset>-19663</wp:posOffset>
-          </wp:positionV>
-          <wp:extent cx="326004" cy="378092"/>
-          <wp:effectExtent l="0" t="0" r="0" b="3175"/>
-          <wp:wrapThrough wrapText="bothSides">
-            <wp:wrapPolygon edited="0">
-              <wp:start x="21600" y="21600"/>
-              <wp:lineTo x="21600" y="908"/>
-              <wp:lineTo x="1389" y="908"/>
-              <wp:lineTo x="1389" y="18333"/>
-              <wp:lineTo x="2653" y="21600"/>
-              <wp:lineTo x="21600" y="21600"/>
-            </wp:wrapPolygon>
-          </wp:wrapThrough>
-          <wp:docPr id="1853776570" name="Picture 1" descr="The Site Savvy Blog - News, trends, tips, and environmental knowledge."/>
-          <wp:cNvGraphicFramePr>
-            <a:graphicFrameLocks xmlns:a="http://schemas.openxmlformats.org/drawingml/2006/main" noChangeAspect="1"/>
-          </wp:cNvGraphicFramePr>
-          <a:graphic xmlns:a="http://schemas.openxmlformats.org/drawingml/2006/main">
-            <a:graphicData uri="http://schemas.openxmlformats.org/drawingml/2006/picture">
-              <pic:pic xmlns:pic="http://schemas.openxmlformats.org/drawingml/2006/picture">
-                <pic:nvPicPr>
-                  <pic:cNvPr id="0" name="Picture 1" descr="The Site Savvy Blog - News, trends, tips, and environmental knowledge."/>
-                  <pic:cNvPicPr>
-                    <a:picLocks noChangeAspect="1" noChangeArrowheads="1"/>
-                  </pic:cNvPicPr>
-                </pic:nvPicPr>
-                <pic:blipFill>
-                  <a:blip r:embed="rId1">
-                    <a:extLst>
-                      <a:ext uri="{28A0092B-C50C-407E-A947-70E740481C1C}">
-                        <a14:useLocalDpi xmlns:a14="http://schemas.microsoft.com/office/drawing/2010/main" val="0"/>
-                      </a:ext>
-                    </a:extLst>
-                  </a:blip>
-                  <a:srcRect/>
-                  <a:stretch>
-                    <a:fillRect/>
-                  </a:stretch>
-                </pic:blipFill>
-                <pic:spPr bwMode="auto">
-                  <a:xfrm rot="10800000" flipH="1" flipV="1">
-                    <a:off x="0" y="0"/>
-                    <a:ext cx="326004" cy="378092"/>
-                  </a:xfrm>
-                  <a:prstGeom prst="rect">
-                    <a:avLst/>
-                  </a:prstGeom>
-                  <a:noFill/>
-                  <a:ln>
-                    <a:noFill/>
-                  </a:ln>
-                </pic:spPr>
-              </pic:pic>
-            </a:graphicData>
-          </a:graphic>
-        </wp:anchor>
-      </w:drawing>
-    </w:r>
-    <w:r>
-      <w:rPr>
-        <w:sz w:val="16"/>
-        <w:szCs w:val="16"/>
-      </w:rPr>
-      <w:t>UGU –</w:t>
-    </w:r>
-    <w:r>
-      <w:rPr>
-        <w:sz w:val="16"/>
-        <w:szCs w:val="16"/>
-      </w:rPr>
-      <w:t xml:space="preserve"> </w:t>
-    </w:r>
-    <w:r>
-      <w:rPr>
-        <w:sz w:val="16"/>
-        <w:szCs w:val="16"/>
-      </w:rPr>
-      <w:t>Dashboardz Section</w:t>
-    </w:r>
-  </w:p>
+  <w:tbl>
+    <w:tblPr>
+      <w:tblStyle w:val="TableGrid"/>
+      <w:tblW w:w="0" w:type="auto"/>
+      <w:tblBorders>
+        <w:top w:val="none" w:sz="0" w:space="0" w:color="auto"/>
+        <w:left w:val="none" w:sz="0" w:space="0" w:color="auto"/>
+        <w:bottom w:val="none" w:sz="0" w:space="0" w:color="auto"/>
+        <w:right w:val="none" w:sz="0" w:space="0" w:color="auto"/>
+        <w:insideH w:val="none" w:sz="0" w:space="0" w:color="auto"/>
+        <w:insideV w:val="none" w:sz="0" w:space="0" w:color="auto"/>
+      </w:tblBorders>
+      <w:tblLook w:val="04A0" w:firstRow="1" w:lastRow="0" w:firstColumn="1" w:lastColumn="0" w:noHBand="0" w:noVBand="1"/>
+    </w:tblPr>
+    <w:tblGrid>
+      <w:gridCol w:w="9811"/>
+      <w:gridCol w:w="729"/>
+    </w:tblGrid>
+    <w:tr>
+      <w:tc>
+        <w:tcPr>
+          <w:tcW w:w="9895" w:type="dxa"/>
+        </w:tcPr>
+        <w:p>
+          <w:pPr>
+            <w:pStyle w:val="Header"/>
+            <w:tabs>
+              <w:tab w:val="clear" w:pos="4419"/>
+              <w:tab w:val="clear" w:pos="8838"/>
+              <w:tab w:val="center" w:pos="4792"/>
+            </w:tabs>
+            <w:rPr>
+              <w:sz w:val="16"/>
+              <w:szCs w:val="16"/>
+            </w:rPr>
+          </w:pPr>
+          <w:r>
+            <w:rPr>
+              <w:sz w:val="16"/>
+              <w:szCs w:val="16"/>
+            </w:rPr>
+            <w:t xml:space="preserve">UGU – Cube </w:t>
+          </w:r>
+          <w:proofErr w:type="spellStart"/>
+          <w:r>
+            <w:rPr>
+              <w:sz w:val="16"/>
+              <w:szCs w:val="16"/>
+            </w:rPr>
+            <w:t>Dashboardz</w:t>
+          </w:r>
+          <w:proofErr w:type="spellEnd"/>
+          <w:r>
+            <w:rPr>
+              <w:sz w:val="16"/>
+              <w:szCs w:val="16"/>
+            </w:rPr>
+            <w:t xml:space="preserve"> Section</w:t>
+          </w:r>
+          <w:r>
+            <w:rPr>
+              <w:sz w:val="16"/>
+              <w:szCs w:val="16"/>
+            </w:rPr>
+            <w:tab/>
+          </w:r>
+        </w:p>
+      </w:tc>
+      <w:tc>
+        <w:tcPr>
+          <w:tcW w:w="635" w:type="dxa"/>
+        </w:tcPr>
+        <w:p>
+          <w:pPr>
+            <w:pStyle w:val="Header"/>
+          </w:pPr>
+          <w:r>
+            <w:rPr>
+              <w:noProof/>
+              <w:sz w:val="16"/>
+              <w:szCs w:val="16"/>
+            </w:rPr>
+            <w:drawing>
+              <wp:inline distT="0" distB="0" distL="0" distR="0" wp14:anchorId="0F76087E" wp14:editId="3E309108">
+                <wp:extent cx="326004" cy="378092"/>
+                <wp:effectExtent l="0" t="0" r="0" b="3175"/>
+                <wp:docPr id="507973763" name="Picture 1" descr="The Site Savvy Blog - News, trends, tips, and environmental knowledge."/>
+                <wp:cNvGraphicFramePr>
+                  <a:graphicFrameLocks xmlns:a="http://schemas.openxmlformats.org/drawingml/2006/main" noChangeAspect="1"/>
+                </wp:cNvGraphicFramePr>
+                <a:graphic xmlns:a="http://schemas.openxmlformats.org/drawingml/2006/main">
+                  <a:graphicData uri="http://schemas.openxmlformats.org/drawingml/2006/picture">
+                    <pic:pic xmlns:pic="http://schemas.openxmlformats.org/drawingml/2006/picture">
+                      <pic:nvPicPr>
+                        <pic:cNvPr id="0" name="Picture 1" descr="The Site Savvy Blog - News, trends, tips, and environmental knowledge."/>
+                        <pic:cNvPicPr>
+                          <a:picLocks noChangeAspect="1" noChangeArrowheads="1"/>
+                        </pic:cNvPicPr>
+                      </pic:nvPicPr>
+                      <pic:blipFill>
+                        <a:blip r:embed="rId1">
+                          <a:extLst>
+                            <a:ext uri="{28A0092B-C50C-407E-A947-70E740481C1C}">
+                              <a14:useLocalDpi xmlns:a14="http://schemas.microsoft.com/office/drawing/2010/main" val="0"/>
+                            </a:ext>
+                          </a:extLst>
+                        </a:blip>
+                        <a:srcRect/>
+                        <a:stretch>
+                          <a:fillRect/>
+                        </a:stretch>
+                      </pic:blipFill>
+                      <pic:spPr bwMode="auto">
+                        <a:xfrm rot="10800000" flipH="1" flipV="1">
+                          <a:off x="0" y="0"/>
+                          <a:ext cx="326004" cy="378092"/>
+                        </a:xfrm>
+                        <a:prstGeom prst="rect">
+                          <a:avLst/>
+                        </a:prstGeom>
+                        <a:noFill/>
+                        <a:ln>
+                          <a:noFill/>
+                        </a:ln>
+                      </pic:spPr>
+                    </pic:pic>
+                  </a:graphicData>
+                </a:graphic>
+              </wp:inline>
+            </w:drawing>
+          </w:r>
+        </w:p>
+      </w:tc>
+    </w:tr>
+  </w:tbl>
   <w:p>
     <w:pPr>
       <w:pStyle w:val="Header"/>
@@ -48882,108 +49737,148 @@
 
 <file path=word/header5.xml><?xml version="1.0" encoding="utf-8"?>
 <w:hdr xmlns:wpc="http://schemas.microsoft.com/office/word/2010/wordprocessingCanvas" xmlns:cx="http://schemas.microsoft.com/office/drawing/2014/chartex" xmlns:cx1="http://schemas.microsoft.com/office/drawing/2015/9/8/chartex" xmlns:cx2="http://schemas.microsoft.com/office/drawing/2015/10/21/chartex" xmlns:cx3="http://schemas.microsoft.com/office/drawing/2016/5/9/chartex" xmlns:cx4="http://schemas.microsoft.com/office/drawing/2016/5/10/chartex" xmlns:cx5="http://schemas.microsoft.com/office/drawing/2016/5/11/chartex" xmlns:cx6="http://schemas.microsoft.com/office/drawing/2016/5/12/chartex" xmlns:cx7="http://schemas.microsoft.com/office/drawing/2016/5/13/chartex" xmlns:cx8="http://schemas.microsoft.com/office/drawing/2016/5/14/chartex" xmlns:mc="http://schemas.openxmlformats.org/markup-compatibility/2006" xmlns:aink="http://schemas.microsoft.com/office/drawing/2016/ink" xmlns:am3d="http://schemas.microsoft.com/office/drawing/2017/model3d" xmlns:o="urn:schemas-microsoft-com:office:office" xmlns:oel="http://schemas.microsoft.com/office/2019/extlst" xmlns:r="http://schemas.openxmlformats.org/officeDocument/2006/relationships" xmlns:m="http://schemas.openxmlformats.org/officeDocument/2006/math" xmlns:v="urn:schemas-microsoft-com:vml" xmlns:wp14="http://schemas.microsoft.com/office/word/2010/wordprocessingDrawing" xmlns:wp="http://schemas.openxmlformats.org/drawingml/2006/wordprocessingDrawing" xmlns:w10="urn:schemas-microsoft-com:office:word" xmlns:w="http://schemas.openxmlformats.org/wordprocessingml/2006/main" xmlns:w14="http://schemas.microsoft.com/office/word/2010/wordml" xmlns:w15="http://schemas.microsoft.com/office/word/2012/wordml" xmlns:w16cex="http://schemas.microsoft.com/office/word/2018/wordml/cex" xmlns:w16cid="http://schemas.microsoft.com/office/word/2016/wordml/cid" xmlns:w16="http://schemas.microsoft.com/office/word/2018/wordml" xmlns:w16du="http://schemas.microsoft.com/office/word/2023/wordml/word16du" xmlns:w16sdtdh="http://schemas.microsoft.com/office/word/2020/wordml/sdtdatahash" xmlns:w16sdtfl="http://schemas.microsoft.com/office/word/2024/wordml/sdtformatlock" xmlns:w16se="http://schemas.microsoft.com/office/word/2015/wordml/symex" xmlns:wpg="http://schemas.microsoft.com/office/word/2010/wordprocessingGroup" xmlns:wpi="http://schemas.microsoft.com/office/word/2010/wordprocessingInk" xmlns:wne="http://schemas.microsoft.com/office/word/2006/wordml" xmlns:wps="http://schemas.microsoft.com/office/word/2010/wordprocessingShape" mc:Ignorable="w14 w15 w16se w16cid w16 w16cex w16sdtdh w16sdtfl w16du wp14">
-  <w:p>
-    <w:pPr>
-      <w:pStyle w:val="Header"/>
-      <w:rPr>
-        <w:sz w:val="16"/>
-        <w:szCs w:val="16"/>
-      </w:rPr>
-    </w:pPr>
-    <w:r>
-      <w:rPr>
-        <w:noProof/>
-        <w:sz w:val="16"/>
-        <w:szCs w:val="16"/>
-      </w:rPr>
-      <w:drawing>
-        <wp:anchor distT="0" distB="0" distL="114300" distR="114300" simplePos="0" relativeHeight="251673600" behindDoc="0" locked="0" layoutInCell="1" allowOverlap="1" wp14:anchorId="390BD351" wp14:editId="15B6A59E">
-          <wp:simplePos x="0" y="0"/>
-          <wp:positionH relativeFrom="margin">
-            <wp:align>right</wp:align>
-          </wp:positionH>
-          <wp:positionV relativeFrom="paragraph">
-            <wp:posOffset>-19663</wp:posOffset>
-          </wp:positionV>
-          <wp:extent cx="326004" cy="378092"/>
-          <wp:effectExtent l="0" t="0" r="0" b="3175"/>
-          <wp:wrapThrough wrapText="bothSides">
-            <wp:wrapPolygon edited="0">
-              <wp:start x="21600" y="21600"/>
-              <wp:lineTo x="21600" y="908"/>
-              <wp:lineTo x="1389" y="908"/>
-              <wp:lineTo x="1389" y="18333"/>
-              <wp:lineTo x="2653" y="21600"/>
-              <wp:lineTo x="21600" y="21600"/>
-            </wp:wrapPolygon>
-          </wp:wrapThrough>
-          <wp:docPr id="2019782774" name="Picture 1" descr="The Site Savvy Blog - News, trends, tips, and environmental knowledge."/>
-          <wp:cNvGraphicFramePr>
-            <a:graphicFrameLocks xmlns:a="http://schemas.openxmlformats.org/drawingml/2006/main" noChangeAspect="1"/>
-          </wp:cNvGraphicFramePr>
-          <a:graphic xmlns:a="http://schemas.openxmlformats.org/drawingml/2006/main">
-            <a:graphicData uri="http://schemas.openxmlformats.org/drawingml/2006/picture">
-              <pic:pic xmlns:pic="http://schemas.openxmlformats.org/drawingml/2006/picture">
-                <pic:nvPicPr>
-                  <pic:cNvPr id="0" name="Picture 1" descr="The Site Savvy Blog - News, trends, tips, and environmental knowledge."/>
-                  <pic:cNvPicPr>
-                    <a:picLocks noChangeAspect="1" noChangeArrowheads="1"/>
-                  </pic:cNvPicPr>
-                </pic:nvPicPr>
-                <pic:blipFill>
-                  <a:blip r:embed="rId1">
-                    <a:extLst>
-                      <a:ext uri="{28A0092B-C50C-407E-A947-70E740481C1C}">
-                        <a14:useLocalDpi xmlns:a14="http://schemas.microsoft.com/office/drawing/2010/main" val="0"/>
-                      </a:ext>
-                    </a:extLst>
-                  </a:blip>
-                  <a:srcRect/>
-                  <a:stretch>
-                    <a:fillRect/>
-                  </a:stretch>
-                </pic:blipFill>
-                <pic:spPr bwMode="auto">
-                  <a:xfrm rot="10800000" flipH="1" flipV="1">
-                    <a:off x="0" y="0"/>
-                    <a:ext cx="326004" cy="378092"/>
-                  </a:xfrm>
-                  <a:prstGeom prst="rect">
-                    <a:avLst/>
-                  </a:prstGeom>
-                  <a:noFill/>
-                  <a:ln>
-                    <a:noFill/>
-                  </a:ln>
-                </pic:spPr>
-              </pic:pic>
-            </a:graphicData>
-          </a:graphic>
-        </wp:anchor>
-      </w:drawing>
-    </w:r>
-    <w:r>
-      <w:rPr>
-        <w:sz w:val="16"/>
-        <w:szCs w:val="16"/>
-      </w:rPr>
-      <w:t>UGU –</w:t>
-    </w:r>
-    <w:r>
-      <w:rPr>
-        <w:sz w:val="16"/>
-        <w:szCs w:val="16"/>
-      </w:rPr>
-      <w:t xml:space="preserve"> </w:t>
-    </w:r>
-    <w:r>
-      <w:rPr>
-        <w:sz w:val="16"/>
-        <w:szCs w:val="16"/>
-      </w:rPr>
-      <w:t>Customerz Section</w:t>
-    </w:r>
-  </w:p>
+  <w:tbl>
+    <w:tblPr>
+      <w:tblStyle w:val="TableGrid"/>
+      <w:tblW w:w="0" w:type="auto"/>
+      <w:tblBorders>
+        <w:top w:val="none" w:sz="0" w:space="0" w:color="auto"/>
+        <w:left w:val="none" w:sz="0" w:space="0" w:color="auto"/>
+        <w:bottom w:val="none" w:sz="0" w:space="0" w:color="auto"/>
+        <w:right w:val="none" w:sz="0" w:space="0" w:color="auto"/>
+        <w:insideH w:val="none" w:sz="0" w:space="0" w:color="auto"/>
+        <w:insideV w:val="none" w:sz="0" w:space="0" w:color="auto"/>
+      </w:tblBorders>
+      <w:tblLook w:val="04A0" w:firstRow="1" w:lastRow="0" w:firstColumn="1" w:lastColumn="0" w:noHBand="0" w:noVBand="1"/>
+    </w:tblPr>
+    <w:tblGrid>
+      <w:gridCol w:w="9811"/>
+      <w:gridCol w:w="729"/>
+    </w:tblGrid>
+    <w:tr>
+      <w:tc>
+        <w:tcPr>
+          <w:tcW w:w="9895" w:type="dxa"/>
+        </w:tcPr>
+        <w:p>
+          <w:pPr>
+            <w:pStyle w:val="Header"/>
+            <w:tabs>
+              <w:tab w:val="clear" w:pos="4419"/>
+              <w:tab w:val="clear" w:pos="8838"/>
+              <w:tab w:val="center" w:pos="4792"/>
+            </w:tabs>
+            <w:rPr>
+              <w:sz w:val="16"/>
+              <w:szCs w:val="16"/>
+            </w:rPr>
+          </w:pPr>
+          <w:r>
+            <w:rPr>
+              <w:sz w:val="16"/>
+              <w:szCs w:val="16"/>
+            </w:rPr>
+            <w:t xml:space="preserve">UGU – Cube </w:t>
+          </w:r>
+          <w:proofErr w:type="spellStart"/>
+          <w:r>
+            <w:rPr>
+              <w:sz w:val="16"/>
+              <w:szCs w:val="16"/>
+            </w:rPr>
+            <w:t>Customer</w:t>
+          </w:r>
+          <w:r>
+            <w:rPr>
+              <w:sz w:val="16"/>
+              <w:szCs w:val="16"/>
+            </w:rPr>
+            <w:t>z</w:t>
+          </w:r>
+          <w:proofErr w:type="spellEnd"/>
+          <w:r>
+            <w:rPr>
+              <w:sz w:val="16"/>
+              <w:szCs w:val="16"/>
+            </w:rPr>
+            <w:t xml:space="preserve"> Section</w:t>
+          </w:r>
+          <w:r>
+            <w:rPr>
+              <w:sz w:val="16"/>
+              <w:szCs w:val="16"/>
+            </w:rPr>
+            <w:tab/>
+          </w:r>
+        </w:p>
+      </w:tc>
+      <w:tc>
+        <w:tcPr>
+          <w:tcW w:w="635" w:type="dxa"/>
+        </w:tcPr>
+        <w:p>
+          <w:pPr>
+            <w:pStyle w:val="Header"/>
+          </w:pPr>
+          <w:r>
+            <w:rPr>
+              <w:noProof/>
+              <w:sz w:val="16"/>
+              <w:szCs w:val="16"/>
+            </w:rPr>
+            <w:drawing>
+              <wp:inline distT="0" distB="0" distL="0" distR="0" wp14:anchorId="417FFC02" wp14:editId="65F3A42D">
+                <wp:extent cx="326004" cy="378092"/>
+                <wp:effectExtent l="0" t="0" r="0" b="3175"/>
+                <wp:docPr id="540959557" name="Picture 1" descr="The Site Savvy Blog - News, trends, tips, and environmental knowledge."/>
+                <wp:cNvGraphicFramePr>
+                  <a:graphicFrameLocks xmlns:a="http://schemas.openxmlformats.org/drawingml/2006/main" noChangeAspect="1"/>
+                </wp:cNvGraphicFramePr>
+                <a:graphic xmlns:a="http://schemas.openxmlformats.org/drawingml/2006/main">
+                  <a:graphicData uri="http://schemas.openxmlformats.org/drawingml/2006/picture">
+                    <pic:pic xmlns:pic="http://schemas.openxmlformats.org/drawingml/2006/picture">
+                      <pic:nvPicPr>
+                        <pic:cNvPr id="0" name="Picture 1" descr="The Site Savvy Blog - News, trends, tips, and environmental knowledge."/>
+                        <pic:cNvPicPr>
+                          <a:picLocks noChangeAspect="1" noChangeArrowheads="1"/>
+                        </pic:cNvPicPr>
+                      </pic:nvPicPr>
+                      <pic:blipFill>
+                        <a:blip r:embed="rId1">
+                          <a:extLst>
+                            <a:ext uri="{28A0092B-C50C-407E-A947-70E740481C1C}">
+                              <a14:useLocalDpi xmlns:a14="http://schemas.microsoft.com/office/drawing/2010/main" val="0"/>
+                            </a:ext>
+                          </a:extLst>
+                        </a:blip>
+                        <a:srcRect/>
+                        <a:stretch>
+                          <a:fillRect/>
+                        </a:stretch>
+                      </pic:blipFill>
+                      <pic:spPr bwMode="auto">
+                        <a:xfrm rot="10800000" flipH="1" flipV="1">
+                          <a:off x="0" y="0"/>
+                          <a:ext cx="326004" cy="378092"/>
+                        </a:xfrm>
+                        <a:prstGeom prst="rect">
+                          <a:avLst/>
+                        </a:prstGeom>
+                        <a:noFill/>
+                        <a:ln>
+                          <a:noFill/>
+                        </a:ln>
+                      </pic:spPr>
+                    </pic:pic>
+                  </a:graphicData>
+                </a:graphic>
+              </wp:inline>
+            </w:drawing>
+          </w:r>
+        </w:p>
+      </w:tc>
+    </w:tr>
+  </w:tbl>
   <w:p>
     <w:pPr>
       <w:pStyle w:val="Header"/>
@@ -48998,108 +49893,139 @@
 
 <file path=word/header6.xml><?xml version="1.0" encoding="utf-8"?>
 <w:hdr xmlns:wpc="http://schemas.microsoft.com/office/word/2010/wordprocessingCanvas" xmlns:cx="http://schemas.microsoft.com/office/drawing/2014/chartex" xmlns:cx1="http://schemas.microsoft.com/office/drawing/2015/9/8/chartex" xmlns:cx2="http://schemas.microsoft.com/office/drawing/2015/10/21/chartex" xmlns:cx3="http://schemas.microsoft.com/office/drawing/2016/5/9/chartex" xmlns:cx4="http://schemas.microsoft.com/office/drawing/2016/5/10/chartex" xmlns:cx5="http://schemas.microsoft.com/office/drawing/2016/5/11/chartex" xmlns:cx6="http://schemas.microsoft.com/office/drawing/2016/5/12/chartex" xmlns:cx7="http://schemas.microsoft.com/office/drawing/2016/5/13/chartex" xmlns:cx8="http://schemas.microsoft.com/office/drawing/2016/5/14/chartex" xmlns:mc="http://schemas.openxmlformats.org/markup-compatibility/2006" xmlns:aink="http://schemas.microsoft.com/office/drawing/2016/ink" xmlns:am3d="http://schemas.microsoft.com/office/drawing/2017/model3d" xmlns:o="urn:schemas-microsoft-com:office:office" xmlns:oel="http://schemas.microsoft.com/office/2019/extlst" xmlns:r="http://schemas.openxmlformats.org/officeDocument/2006/relationships" xmlns:m="http://schemas.openxmlformats.org/officeDocument/2006/math" xmlns:v="urn:schemas-microsoft-com:vml" xmlns:wp14="http://schemas.microsoft.com/office/word/2010/wordprocessingDrawing" xmlns:wp="http://schemas.openxmlformats.org/drawingml/2006/wordprocessingDrawing" xmlns:w10="urn:schemas-microsoft-com:office:word" xmlns:w="http://schemas.openxmlformats.org/wordprocessingml/2006/main" xmlns:w14="http://schemas.microsoft.com/office/word/2010/wordml" xmlns:w15="http://schemas.microsoft.com/office/word/2012/wordml" xmlns:w16cex="http://schemas.microsoft.com/office/word/2018/wordml/cex" xmlns:w16cid="http://schemas.microsoft.com/office/word/2016/wordml/cid" xmlns:w16="http://schemas.microsoft.com/office/word/2018/wordml" xmlns:w16du="http://schemas.microsoft.com/office/word/2023/wordml/word16du" xmlns:w16sdtdh="http://schemas.microsoft.com/office/word/2020/wordml/sdtdatahash" xmlns:w16sdtfl="http://schemas.microsoft.com/office/word/2024/wordml/sdtformatlock" xmlns:w16se="http://schemas.microsoft.com/office/word/2015/wordml/symex" xmlns:wpg="http://schemas.microsoft.com/office/word/2010/wordprocessingGroup" xmlns:wpi="http://schemas.microsoft.com/office/word/2010/wordprocessingInk" xmlns:wne="http://schemas.microsoft.com/office/word/2006/wordml" xmlns:wps="http://schemas.microsoft.com/office/word/2010/wordprocessingShape" mc:Ignorable="w14 w15 w16se w16cid w16 w16cex w16sdtdh w16sdtfl w16du wp14">
-  <w:p>
-    <w:pPr>
-      <w:pStyle w:val="Header"/>
-      <w:rPr>
-        <w:sz w:val="16"/>
-        <w:szCs w:val="16"/>
-      </w:rPr>
-    </w:pPr>
-    <w:r>
-      <w:rPr>
-        <w:noProof/>
-        <w:sz w:val="16"/>
-        <w:szCs w:val="16"/>
-      </w:rPr>
-      <w:drawing>
-        <wp:anchor distT="0" distB="0" distL="114300" distR="114300" simplePos="0" relativeHeight="251675648" behindDoc="0" locked="0" layoutInCell="1" allowOverlap="1" wp14:anchorId="23B85C4B" wp14:editId="72B95F6B">
-          <wp:simplePos x="0" y="0"/>
-          <wp:positionH relativeFrom="margin">
-            <wp:align>right</wp:align>
-          </wp:positionH>
-          <wp:positionV relativeFrom="paragraph">
-            <wp:posOffset>-19663</wp:posOffset>
-          </wp:positionV>
-          <wp:extent cx="326004" cy="378092"/>
-          <wp:effectExtent l="0" t="0" r="0" b="3175"/>
-          <wp:wrapThrough wrapText="bothSides">
-            <wp:wrapPolygon edited="0">
-              <wp:start x="21600" y="21600"/>
-              <wp:lineTo x="21600" y="908"/>
-              <wp:lineTo x="1389" y="908"/>
-              <wp:lineTo x="1389" y="18333"/>
-              <wp:lineTo x="2653" y="21600"/>
-              <wp:lineTo x="21600" y="21600"/>
-            </wp:wrapPolygon>
-          </wp:wrapThrough>
-          <wp:docPr id="1562063225" name="Picture 1" descr="The Site Savvy Blog - News, trends, tips, and environmental knowledge."/>
-          <wp:cNvGraphicFramePr>
-            <a:graphicFrameLocks xmlns:a="http://schemas.openxmlformats.org/drawingml/2006/main" noChangeAspect="1"/>
-          </wp:cNvGraphicFramePr>
-          <a:graphic xmlns:a="http://schemas.openxmlformats.org/drawingml/2006/main">
-            <a:graphicData uri="http://schemas.openxmlformats.org/drawingml/2006/picture">
-              <pic:pic xmlns:pic="http://schemas.openxmlformats.org/drawingml/2006/picture">
-                <pic:nvPicPr>
-                  <pic:cNvPr id="0" name="Picture 1" descr="The Site Savvy Blog - News, trends, tips, and environmental knowledge."/>
-                  <pic:cNvPicPr>
-                    <a:picLocks noChangeAspect="1" noChangeArrowheads="1"/>
-                  </pic:cNvPicPr>
-                </pic:nvPicPr>
-                <pic:blipFill>
-                  <a:blip r:embed="rId1">
-                    <a:extLst>
-                      <a:ext uri="{28A0092B-C50C-407E-A947-70E740481C1C}">
-                        <a14:useLocalDpi xmlns:a14="http://schemas.microsoft.com/office/drawing/2010/main" val="0"/>
-                      </a:ext>
-                    </a:extLst>
-                  </a:blip>
-                  <a:srcRect/>
-                  <a:stretch>
-                    <a:fillRect/>
-                  </a:stretch>
-                </pic:blipFill>
-                <pic:spPr bwMode="auto">
-                  <a:xfrm rot="10800000" flipH="1" flipV="1">
-                    <a:off x="0" y="0"/>
-                    <a:ext cx="326004" cy="378092"/>
-                  </a:xfrm>
-                  <a:prstGeom prst="rect">
-                    <a:avLst/>
-                  </a:prstGeom>
-                  <a:noFill/>
-                  <a:ln>
-                    <a:noFill/>
-                  </a:ln>
-                </pic:spPr>
-              </pic:pic>
-            </a:graphicData>
-          </a:graphic>
-        </wp:anchor>
-      </w:drawing>
-    </w:r>
-    <w:r>
-      <w:rPr>
-        <w:sz w:val="16"/>
-        <w:szCs w:val="16"/>
-      </w:rPr>
-      <w:t>UGU –</w:t>
-    </w:r>
-    <w:r>
-      <w:rPr>
-        <w:sz w:val="16"/>
-        <w:szCs w:val="16"/>
-      </w:rPr>
-      <w:t xml:space="preserve"> </w:t>
-    </w:r>
-    <w:r>
-      <w:rPr>
-        <w:sz w:val="16"/>
-        <w:szCs w:val="16"/>
-      </w:rPr>
-      <w:t>Salez Section</w:t>
-    </w:r>
-  </w:p>
+  <w:tbl>
+    <w:tblPr>
+      <w:tblStyle w:val="TableGrid"/>
+      <w:tblW w:w="0" w:type="auto"/>
+      <w:tblBorders>
+        <w:top w:val="none" w:sz="0" w:space="0" w:color="auto"/>
+        <w:left w:val="none" w:sz="0" w:space="0" w:color="auto"/>
+        <w:bottom w:val="none" w:sz="0" w:space="0" w:color="auto"/>
+        <w:right w:val="none" w:sz="0" w:space="0" w:color="auto"/>
+        <w:insideH w:val="none" w:sz="0" w:space="0" w:color="auto"/>
+        <w:insideV w:val="none" w:sz="0" w:space="0" w:color="auto"/>
+      </w:tblBorders>
+      <w:tblLook w:val="04A0" w:firstRow="1" w:lastRow="0" w:firstColumn="1" w:lastColumn="0" w:noHBand="0" w:noVBand="1"/>
+    </w:tblPr>
+    <w:tblGrid>
+      <w:gridCol w:w="9811"/>
+      <w:gridCol w:w="729"/>
+    </w:tblGrid>
+    <w:tr>
+      <w:tc>
+        <w:tcPr>
+          <w:tcW w:w="9895" w:type="dxa"/>
+        </w:tcPr>
+        <w:p>
+          <w:pPr>
+            <w:pStyle w:val="Header"/>
+            <w:tabs>
+              <w:tab w:val="clear" w:pos="4419"/>
+              <w:tab w:val="clear" w:pos="8838"/>
+              <w:tab w:val="center" w:pos="4792"/>
+            </w:tabs>
+            <w:rPr>
+              <w:sz w:val="16"/>
+              <w:szCs w:val="16"/>
+            </w:rPr>
+          </w:pPr>
+          <w:r>
+            <w:rPr>
+              <w:sz w:val="16"/>
+              <w:szCs w:val="16"/>
+            </w:rPr>
+            <w:t xml:space="preserve">UGU – Cube </w:t>
+          </w:r>
+          <w:r>
+            <w:rPr>
+              <w:sz w:val="16"/>
+              <w:szCs w:val="16"/>
+            </w:rPr>
+            <w:t>Salez</w:t>
+          </w:r>
+          <w:r>
+            <w:rPr>
+              <w:sz w:val="16"/>
+              <w:szCs w:val="16"/>
+            </w:rPr>
+            <w:t xml:space="preserve"> Section</w:t>
+          </w:r>
+          <w:r>
+            <w:rPr>
+              <w:sz w:val="16"/>
+              <w:szCs w:val="16"/>
+            </w:rPr>
+            <w:tab/>
+          </w:r>
+        </w:p>
+      </w:tc>
+      <w:tc>
+        <w:tcPr>
+          <w:tcW w:w="635" w:type="dxa"/>
+        </w:tcPr>
+        <w:p>
+          <w:pPr>
+            <w:pStyle w:val="Header"/>
+          </w:pPr>
+          <w:r>
+            <w:rPr>
+              <w:noProof/>
+              <w:sz w:val="16"/>
+              <w:szCs w:val="16"/>
+            </w:rPr>
+            <w:drawing>
+              <wp:inline distT="0" distB="0" distL="0" distR="0" wp14:anchorId="0684B795" wp14:editId="2C83835B">
+                <wp:extent cx="326004" cy="378092"/>
+                <wp:effectExtent l="0" t="0" r="0" b="3175"/>
+                <wp:docPr id="872894563" name="Picture 1" descr="The Site Savvy Blog - News, trends, tips, and environmental knowledge."/>
+                <wp:cNvGraphicFramePr>
+                  <a:graphicFrameLocks xmlns:a="http://schemas.openxmlformats.org/drawingml/2006/main" noChangeAspect="1"/>
+                </wp:cNvGraphicFramePr>
+                <a:graphic xmlns:a="http://schemas.openxmlformats.org/drawingml/2006/main">
+                  <a:graphicData uri="http://schemas.openxmlformats.org/drawingml/2006/picture">
+                    <pic:pic xmlns:pic="http://schemas.openxmlformats.org/drawingml/2006/picture">
+                      <pic:nvPicPr>
+                        <pic:cNvPr id="0" name="Picture 1" descr="The Site Savvy Blog - News, trends, tips, and environmental knowledge."/>
+                        <pic:cNvPicPr>
+                          <a:picLocks noChangeAspect="1" noChangeArrowheads="1"/>
+                        </pic:cNvPicPr>
+                      </pic:nvPicPr>
+                      <pic:blipFill>
+                        <a:blip r:embed="rId1">
+                          <a:extLst>
+                            <a:ext uri="{28A0092B-C50C-407E-A947-70E740481C1C}">
+                              <a14:useLocalDpi xmlns:a14="http://schemas.microsoft.com/office/drawing/2010/main" val="0"/>
+                            </a:ext>
+                          </a:extLst>
+                        </a:blip>
+                        <a:srcRect/>
+                        <a:stretch>
+                          <a:fillRect/>
+                        </a:stretch>
+                      </pic:blipFill>
+                      <pic:spPr bwMode="auto">
+                        <a:xfrm rot="10800000" flipH="1" flipV="1">
+                          <a:off x="0" y="0"/>
+                          <a:ext cx="326004" cy="378092"/>
+                        </a:xfrm>
+                        <a:prstGeom prst="rect">
+                          <a:avLst/>
+                        </a:prstGeom>
+                        <a:noFill/>
+                        <a:ln>
+                          <a:noFill/>
+                        </a:ln>
+                      </pic:spPr>
+                    </pic:pic>
+                  </a:graphicData>
+                </a:graphic>
+              </wp:inline>
+            </w:drawing>
+          </w:r>
+        </w:p>
+      </w:tc>
+    </w:tr>
+  </w:tbl>
   <w:p>
     <w:pPr>
       <w:pStyle w:val="Header"/>
@@ -49114,108 +50040,148 @@
 
 <file path=word/header7.xml><?xml version="1.0" encoding="utf-8"?>
 <w:hdr xmlns:wpc="http://schemas.microsoft.com/office/word/2010/wordprocessingCanvas" xmlns:cx="http://schemas.microsoft.com/office/drawing/2014/chartex" xmlns:cx1="http://schemas.microsoft.com/office/drawing/2015/9/8/chartex" xmlns:cx2="http://schemas.microsoft.com/office/drawing/2015/10/21/chartex" xmlns:cx3="http://schemas.microsoft.com/office/drawing/2016/5/9/chartex" xmlns:cx4="http://schemas.microsoft.com/office/drawing/2016/5/10/chartex" xmlns:cx5="http://schemas.microsoft.com/office/drawing/2016/5/11/chartex" xmlns:cx6="http://schemas.microsoft.com/office/drawing/2016/5/12/chartex" xmlns:cx7="http://schemas.microsoft.com/office/drawing/2016/5/13/chartex" xmlns:cx8="http://schemas.microsoft.com/office/drawing/2016/5/14/chartex" xmlns:mc="http://schemas.openxmlformats.org/markup-compatibility/2006" xmlns:aink="http://schemas.microsoft.com/office/drawing/2016/ink" xmlns:am3d="http://schemas.microsoft.com/office/drawing/2017/model3d" xmlns:o="urn:schemas-microsoft-com:office:office" xmlns:oel="http://schemas.microsoft.com/office/2019/extlst" xmlns:r="http://schemas.openxmlformats.org/officeDocument/2006/relationships" xmlns:m="http://schemas.openxmlformats.org/officeDocument/2006/math" xmlns:v="urn:schemas-microsoft-com:vml" xmlns:wp14="http://schemas.microsoft.com/office/word/2010/wordprocessingDrawing" xmlns:wp="http://schemas.openxmlformats.org/drawingml/2006/wordprocessingDrawing" xmlns:w10="urn:schemas-microsoft-com:office:word" xmlns:w="http://schemas.openxmlformats.org/wordprocessingml/2006/main" xmlns:w14="http://schemas.microsoft.com/office/word/2010/wordml" xmlns:w15="http://schemas.microsoft.com/office/word/2012/wordml" xmlns:w16cex="http://schemas.microsoft.com/office/word/2018/wordml/cex" xmlns:w16cid="http://schemas.microsoft.com/office/word/2016/wordml/cid" xmlns:w16="http://schemas.microsoft.com/office/word/2018/wordml" xmlns:w16du="http://schemas.microsoft.com/office/word/2023/wordml/word16du" xmlns:w16sdtdh="http://schemas.microsoft.com/office/word/2020/wordml/sdtdatahash" xmlns:w16sdtfl="http://schemas.microsoft.com/office/word/2024/wordml/sdtformatlock" xmlns:w16se="http://schemas.microsoft.com/office/word/2015/wordml/symex" xmlns:wpg="http://schemas.microsoft.com/office/word/2010/wordprocessingGroup" xmlns:wpi="http://schemas.microsoft.com/office/word/2010/wordprocessingInk" xmlns:wne="http://schemas.microsoft.com/office/word/2006/wordml" xmlns:wps="http://schemas.microsoft.com/office/word/2010/wordprocessingShape" mc:Ignorable="w14 w15 w16se w16cid w16 w16cex w16sdtdh w16sdtfl w16du wp14">
-  <w:p>
-    <w:pPr>
-      <w:pStyle w:val="Header"/>
-      <w:rPr>
-        <w:sz w:val="16"/>
-        <w:szCs w:val="16"/>
-      </w:rPr>
-    </w:pPr>
-    <w:r>
-      <w:rPr>
-        <w:noProof/>
-        <w:sz w:val="16"/>
-        <w:szCs w:val="16"/>
-      </w:rPr>
-      <w:drawing>
-        <wp:anchor distT="0" distB="0" distL="114300" distR="114300" simplePos="0" relativeHeight="251677696" behindDoc="0" locked="0" layoutInCell="1" allowOverlap="1" wp14:anchorId="664940FA" wp14:editId="234EA617">
-          <wp:simplePos x="0" y="0"/>
-          <wp:positionH relativeFrom="margin">
-            <wp:align>right</wp:align>
-          </wp:positionH>
-          <wp:positionV relativeFrom="paragraph">
-            <wp:posOffset>-19663</wp:posOffset>
-          </wp:positionV>
-          <wp:extent cx="326004" cy="378092"/>
-          <wp:effectExtent l="0" t="0" r="0" b="3175"/>
-          <wp:wrapThrough wrapText="bothSides">
-            <wp:wrapPolygon edited="0">
-              <wp:start x="21600" y="21600"/>
-              <wp:lineTo x="21600" y="908"/>
-              <wp:lineTo x="1389" y="908"/>
-              <wp:lineTo x="1389" y="18333"/>
-              <wp:lineTo x="2653" y="21600"/>
-              <wp:lineTo x="21600" y="21600"/>
-            </wp:wrapPolygon>
-          </wp:wrapThrough>
-          <wp:docPr id="1724386294" name="Picture 1" descr="The Site Savvy Blog - News, trends, tips, and environmental knowledge."/>
-          <wp:cNvGraphicFramePr>
-            <a:graphicFrameLocks xmlns:a="http://schemas.openxmlformats.org/drawingml/2006/main" noChangeAspect="1"/>
-          </wp:cNvGraphicFramePr>
-          <a:graphic xmlns:a="http://schemas.openxmlformats.org/drawingml/2006/main">
-            <a:graphicData uri="http://schemas.openxmlformats.org/drawingml/2006/picture">
-              <pic:pic xmlns:pic="http://schemas.openxmlformats.org/drawingml/2006/picture">
-                <pic:nvPicPr>
-                  <pic:cNvPr id="0" name="Picture 1" descr="The Site Savvy Blog - News, trends, tips, and environmental knowledge."/>
-                  <pic:cNvPicPr>
-                    <a:picLocks noChangeAspect="1" noChangeArrowheads="1"/>
-                  </pic:cNvPicPr>
-                </pic:nvPicPr>
-                <pic:blipFill>
-                  <a:blip r:embed="rId1">
-                    <a:extLst>
-                      <a:ext uri="{28A0092B-C50C-407E-A947-70E740481C1C}">
-                        <a14:useLocalDpi xmlns:a14="http://schemas.microsoft.com/office/drawing/2010/main" val="0"/>
-                      </a:ext>
-                    </a:extLst>
-                  </a:blip>
-                  <a:srcRect/>
-                  <a:stretch>
-                    <a:fillRect/>
-                  </a:stretch>
-                </pic:blipFill>
-                <pic:spPr bwMode="auto">
-                  <a:xfrm rot="10800000" flipH="1" flipV="1">
-                    <a:off x="0" y="0"/>
-                    <a:ext cx="326004" cy="378092"/>
-                  </a:xfrm>
-                  <a:prstGeom prst="rect">
-                    <a:avLst/>
-                  </a:prstGeom>
-                  <a:noFill/>
-                  <a:ln>
-                    <a:noFill/>
-                  </a:ln>
-                </pic:spPr>
-              </pic:pic>
-            </a:graphicData>
-          </a:graphic>
-        </wp:anchor>
-      </w:drawing>
-    </w:r>
-    <w:r>
-      <w:rPr>
-        <w:sz w:val="16"/>
-        <w:szCs w:val="16"/>
-      </w:rPr>
-      <w:t>UGU –</w:t>
-    </w:r>
-    <w:r>
-      <w:rPr>
-        <w:sz w:val="16"/>
-        <w:szCs w:val="16"/>
-      </w:rPr>
-      <w:t xml:space="preserve"> </w:t>
-    </w:r>
-    <w:r>
-      <w:rPr>
-        <w:sz w:val="16"/>
-        <w:szCs w:val="16"/>
-      </w:rPr>
-      <w:t>Operationz Section</w:t>
-    </w:r>
-  </w:p>
+  <w:tbl>
+    <w:tblPr>
+      <w:tblStyle w:val="TableGrid"/>
+      <w:tblW w:w="0" w:type="auto"/>
+      <w:tblBorders>
+        <w:top w:val="none" w:sz="0" w:space="0" w:color="auto"/>
+        <w:left w:val="none" w:sz="0" w:space="0" w:color="auto"/>
+        <w:bottom w:val="none" w:sz="0" w:space="0" w:color="auto"/>
+        <w:right w:val="none" w:sz="0" w:space="0" w:color="auto"/>
+        <w:insideH w:val="none" w:sz="0" w:space="0" w:color="auto"/>
+        <w:insideV w:val="none" w:sz="0" w:space="0" w:color="auto"/>
+      </w:tblBorders>
+      <w:tblLook w:val="04A0" w:firstRow="1" w:lastRow="0" w:firstColumn="1" w:lastColumn="0" w:noHBand="0" w:noVBand="1"/>
+    </w:tblPr>
+    <w:tblGrid>
+      <w:gridCol w:w="9811"/>
+      <w:gridCol w:w="729"/>
+    </w:tblGrid>
+    <w:tr>
+      <w:tc>
+        <w:tcPr>
+          <w:tcW w:w="9895" w:type="dxa"/>
+        </w:tcPr>
+        <w:p>
+          <w:pPr>
+            <w:pStyle w:val="Header"/>
+            <w:tabs>
+              <w:tab w:val="clear" w:pos="4419"/>
+              <w:tab w:val="clear" w:pos="8838"/>
+              <w:tab w:val="center" w:pos="4792"/>
+            </w:tabs>
+            <w:rPr>
+              <w:sz w:val="16"/>
+              <w:szCs w:val="16"/>
+            </w:rPr>
+          </w:pPr>
+          <w:r>
+            <w:rPr>
+              <w:sz w:val="16"/>
+              <w:szCs w:val="16"/>
+            </w:rPr>
+            <w:t xml:space="preserve">UGU – Cube </w:t>
+          </w:r>
+          <w:proofErr w:type="spellStart"/>
+          <w:r>
+            <w:rPr>
+              <w:sz w:val="16"/>
+              <w:szCs w:val="16"/>
+            </w:rPr>
+            <w:t>Operation</w:t>
+          </w:r>
+          <w:r>
+            <w:rPr>
+              <w:sz w:val="16"/>
+              <w:szCs w:val="16"/>
+            </w:rPr>
+            <w:t>z</w:t>
+          </w:r>
+          <w:proofErr w:type="spellEnd"/>
+          <w:r>
+            <w:rPr>
+              <w:sz w:val="16"/>
+              <w:szCs w:val="16"/>
+            </w:rPr>
+            <w:t xml:space="preserve"> Section</w:t>
+          </w:r>
+          <w:r>
+            <w:rPr>
+              <w:sz w:val="16"/>
+              <w:szCs w:val="16"/>
+            </w:rPr>
+            <w:tab/>
+          </w:r>
+        </w:p>
+      </w:tc>
+      <w:tc>
+        <w:tcPr>
+          <w:tcW w:w="635" w:type="dxa"/>
+        </w:tcPr>
+        <w:p>
+          <w:pPr>
+            <w:pStyle w:val="Header"/>
+          </w:pPr>
+          <w:r>
+            <w:rPr>
+              <w:noProof/>
+              <w:sz w:val="16"/>
+              <w:szCs w:val="16"/>
+            </w:rPr>
+            <w:drawing>
+              <wp:inline distT="0" distB="0" distL="0" distR="0" wp14:anchorId="616DB10E" wp14:editId="482E4698">
+                <wp:extent cx="326004" cy="378092"/>
+                <wp:effectExtent l="0" t="0" r="0" b="3175"/>
+                <wp:docPr id="485783671" name="Picture 1" descr="The Site Savvy Blog - News, trends, tips, and environmental knowledge."/>
+                <wp:cNvGraphicFramePr>
+                  <a:graphicFrameLocks xmlns:a="http://schemas.openxmlformats.org/drawingml/2006/main" noChangeAspect="1"/>
+                </wp:cNvGraphicFramePr>
+                <a:graphic xmlns:a="http://schemas.openxmlformats.org/drawingml/2006/main">
+                  <a:graphicData uri="http://schemas.openxmlformats.org/drawingml/2006/picture">
+                    <pic:pic xmlns:pic="http://schemas.openxmlformats.org/drawingml/2006/picture">
+                      <pic:nvPicPr>
+                        <pic:cNvPr id="0" name="Picture 1" descr="The Site Savvy Blog - News, trends, tips, and environmental knowledge."/>
+                        <pic:cNvPicPr>
+                          <a:picLocks noChangeAspect="1" noChangeArrowheads="1"/>
+                        </pic:cNvPicPr>
+                      </pic:nvPicPr>
+                      <pic:blipFill>
+                        <a:blip r:embed="rId1">
+                          <a:extLst>
+                            <a:ext uri="{28A0092B-C50C-407E-A947-70E740481C1C}">
+                              <a14:useLocalDpi xmlns:a14="http://schemas.microsoft.com/office/drawing/2010/main" val="0"/>
+                            </a:ext>
+                          </a:extLst>
+                        </a:blip>
+                        <a:srcRect/>
+                        <a:stretch>
+                          <a:fillRect/>
+                        </a:stretch>
+                      </pic:blipFill>
+                      <pic:spPr bwMode="auto">
+                        <a:xfrm rot="10800000" flipH="1" flipV="1">
+                          <a:off x="0" y="0"/>
+                          <a:ext cx="326004" cy="378092"/>
+                        </a:xfrm>
+                        <a:prstGeom prst="rect">
+                          <a:avLst/>
+                        </a:prstGeom>
+                        <a:noFill/>
+                        <a:ln>
+                          <a:noFill/>
+                        </a:ln>
+                      </pic:spPr>
+                    </pic:pic>
+                  </a:graphicData>
+                </a:graphic>
+              </wp:inline>
+            </w:drawing>
+          </w:r>
+        </w:p>
+      </w:tc>
+    </w:tr>
+  </w:tbl>
   <w:p>
     <w:pPr>
       <w:pStyle w:val="Header"/>
@@ -49230,108 +50196,141 @@
 
 <file path=word/header8.xml><?xml version="1.0" encoding="utf-8"?>
 <w:hdr xmlns:wpc="http://schemas.microsoft.com/office/word/2010/wordprocessingCanvas" xmlns:cx="http://schemas.microsoft.com/office/drawing/2014/chartex" xmlns:cx1="http://schemas.microsoft.com/office/drawing/2015/9/8/chartex" xmlns:cx2="http://schemas.microsoft.com/office/drawing/2015/10/21/chartex" xmlns:cx3="http://schemas.microsoft.com/office/drawing/2016/5/9/chartex" xmlns:cx4="http://schemas.microsoft.com/office/drawing/2016/5/10/chartex" xmlns:cx5="http://schemas.microsoft.com/office/drawing/2016/5/11/chartex" xmlns:cx6="http://schemas.microsoft.com/office/drawing/2016/5/12/chartex" xmlns:cx7="http://schemas.microsoft.com/office/drawing/2016/5/13/chartex" xmlns:cx8="http://schemas.microsoft.com/office/drawing/2016/5/14/chartex" xmlns:mc="http://schemas.openxmlformats.org/markup-compatibility/2006" xmlns:aink="http://schemas.microsoft.com/office/drawing/2016/ink" xmlns:am3d="http://schemas.microsoft.com/office/drawing/2017/model3d" xmlns:o="urn:schemas-microsoft-com:office:office" xmlns:oel="http://schemas.microsoft.com/office/2019/extlst" xmlns:r="http://schemas.openxmlformats.org/officeDocument/2006/relationships" xmlns:m="http://schemas.openxmlformats.org/officeDocument/2006/math" xmlns:v="urn:schemas-microsoft-com:vml" xmlns:wp14="http://schemas.microsoft.com/office/word/2010/wordprocessingDrawing" xmlns:wp="http://schemas.openxmlformats.org/drawingml/2006/wordprocessingDrawing" xmlns:w10="urn:schemas-microsoft-com:office:word" xmlns:w="http://schemas.openxmlformats.org/wordprocessingml/2006/main" xmlns:w14="http://schemas.microsoft.com/office/word/2010/wordml" xmlns:w15="http://schemas.microsoft.com/office/word/2012/wordml" xmlns:w16cex="http://schemas.microsoft.com/office/word/2018/wordml/cex" xmlns:w16cid="http://schemas.microsoft.com/office/word/2016/wordml/cid" xmlns:w16="http://schemas.microsoft.com/office/word/2018/wordml" xmlns:w16du="http://schemas.microsoft.com/office/word/2023/wordml/word16du" xmlns:w16sdtdh="http://schemas.microsoft.com/office/word/2020/wordml/sdtdatahash" xmlns:w16sdtfl="http://schemas.microsoft.com/office/word/2024/wordml/sdtformatlock" xmlns:w16se="http://schemas.microsoft.com/office/word/2015/wordml/symex" xmlns:wpg="http://schemas.microsoft.com/office/word/2010/wordprocessingGroup" xmlns:wpi="http://schemas.microsoft.com/office/word/2010/wordprocessingInk" xmlns:wne="http://schemas.microsoft.com/office/word/2006/wordml" xmlns:wps="http://schemas.microsoft.com/office/word/2010/wordprocessingShape" mc:Ignorable="w14 w15 w16se w16cid w16 w16cex w16sdtdh w16sdtfl w16du wp14">
-  <w:p>
-    <w:pPr>
-      <w:pStyle w:val="Header"/>
-      <w:rPr>
-        <w:sz w:val="16"/>
-        <w:szCs w:val="16"/>
-      </w:rPr>
-    </w:pPr>
-    <w:r>
-      <w:rPr>
-        <w:noProof/>
-        <w:sz w:val="16"/>
-        <w:szCs w:val="16"/>
-      </w:rPr>
-      <w:drawing>
-        <wp:anchor distT="0" distB="0" distL="114300" distR="114300" simplePos="0" relativeHeight="251679744" behindDoc="0" locked="0" layoutInCell="1" allowOverlap="1" wp14:anchorId="7A4AB38B" wp14:editId="1ED6CF90">
-          <wp:simplePos x="0" y="0"/>
-          <wp:positionH relativeFrom="margin">
-            <wp:align>right</wp:align>
-          </wp:positionH>
-          <wp:positionV relativeFrom="paragraph">
-            <wp:posOffset>-19663</wp:posOffset>
-          </wp:positionV>
-          <wp:extent cx="326004" cy="378092"/>
-          <wp:effectExtent l="0" t="0" r="0" b="3175"/>
-          <wp:wrapThrough wrapText="bothSides">
-            <wp:wrapPolygon edited="0">
-              <wp:start x="21600" y="21600"/>
-              <wp:lineTo x="21600" y="908"/>
-              <wp:lineTo x="1389" y="908"/>
-              <wp:lineTo x="1389" y="18333"/>
-              <wp:lineTo x="2653" y="21600"/>
-              <wp:lineTo x="21600" y="21600"/>
-            </wp:wrapPolygon>
-          </wp:wrapThrough>
-          <wp:docPr id="598244961" name="Picture 1" descr="The Site Savvy Blog - News, trends, tips, and environmental knowledge."/>
-          <wp:cNvGraphicFramePr>
-            <a:graphicFrameLocks xmlns:a="http://schemas.openxmlformats.org/drawingml/2006/main" noChangeAspect="1"/>
-          </wp:cNvGraphicFramePr>
-          <a:graphic xmlns:a="http://schemas.openxmlformats.org/drawingml/2006/main">
-            <a:graphicData uri="http://schemas.openxmlformats.org/drawingml/2006/picture">
-              <pic:pic xmlns:pic="http://schemas.openxmlformats.org/drawingml/2006/picture">
-                <pic:nvPicPr>
-                  <pic:cNvPr id="0" name="Picture 1" descr="The Site Savvy Blog - News, trends, tips, and environmental knowledge."/>
-                  <pic:cNvPicPr>
-                    <a:picLocks noChangeAspect="1" noChangeArrowheads="1"/>
-                  </pic:cNvPicPr>
-                </pic:nvPicPr>
-                <pic:blipFill>
-                  <a:blip r:embed="rId1">
-                    <a:extLst>
-                      <a:ext uri="{28A0092B-C50C-407E-A947-70E740481C1C}">
-                        <a14:useLocalDpi xmlns:a14="http://schemas.microsoft.com/office/drawing/2010/main" val="0"/>
-                      </a:ext>
-                    </a:extLst>
-                  </a:blip>
-                  <a:srcRect/>
-                  <a:stretch>
-                    <a:fillRect/>
-                  </a:stretch>
-                </pic:blipFill>
-                <pic:spPr bwMode="auto">
-                  <a:xfrm rot="10800000" flipH="1" flipV="1">
-                    <a:off x="0" y="0"/>
-                    <a:ext cx="326004" cy="378092"/>
-                  </a:xfrm>
-                  <a:prstGeom prst="rect">
-                    <a:avLst/>
-                  </a:prstGeom>
-                  <a:noFill/>
-                  <a:ln>
-                    <a:noFill/>
-                  </a:ln>
-                </pic:spPr>
-              </pic:pic>
-            </a:graphicData>
-          </a:graphic>
-        </wp:anchor>
-      </w:drawing>
-    </w:r>
-    <w:r>
-      <w:rPr>
-        <w:sz w:val="16"/>
-        <w:szCs w:val="16"/>
-      </w:rPr>
-      <w:t>UGU –</w:t>
-    </w:r>
-    <w:r>
-      <w:rPr>
-        <w:sz w:val="16"/>
-        <w:szCs w:val="16"/>
-      </w:rPr>
-      <w:t xml:space="preserve"> </w:t>
-    </w:r>
-    <w:r>
-      <w:rPr>
-        <w:sz w:val="16"/>
-        <w:szCs w:val="16"/>
-      </w:rPr>
-      <w:t>Administratorz Section</w:t>
-    </w:r>
-  </w:p>
+  <w:tbl>
+    <w:tblPr>
+      <w:tblStyle w:val="TableGrid"/>
+      <w:tblW w:w="0" w:type="auto"/>
+      <w:tblBorders>
+        <w:top w:val="none" w:sz="0" w:space="0" w:color="auto"/>
+        <w:left w:val="none" w:sz="0" w:space="0" w:color="auto"/>
+        <w:bottom w:val="none" w:sz="0" w:space="0" w:color="auto"/>
+        <w:right w:val="none" w:sz="0" w:space="0" w:color="auto"/>
+        <w:insideH w:val="none" w:sz="0" w:space="0" w:color="auto"/>
+        <w:insideV w:val="none" w:sz="0" w:space="0" w:color="auto"/>
+      </w:tblBorders>
+      <w:tblLook w:val="04A0" w:firstRow="1" w:lastRow="0" w:firstColumn="1" w:lastColumn="0" w:noHBand="0" w:noVBand="1"/>
+    </w:tblPr>
+    <w:tblGrid>
+      <w:gridCol w:w="9811"/>
+      <w:gridCol w:w="729"/>
+    </w:tblGrid>
+    <w:tr>
+      <w:tc>
+        <w:tcPr>
+          <w:tcW w:w="9895" w:type="dxa"/>
+        </w:tcPr>
+        <w:p>
+          <w:pPr>
+            <w:pStyle w:val="Header"/>
+            <w:tabs>
+              <w:tab w:val="clear" w:pos="4419"/>
+              <w:tab w:val="clear" w:pos="8838"/>
+              <w:tab w:val="center" w:pos="4792"/>
+            </w:tabs>
+            <w:rPr>
+              <w:sz w:val="16"/>
+              <w:szCs w:val="16"/>
+            </w:rPr>
+          </w:pPr>
+          <w:r>
+            <w:rPr>
+              <w:sz w:val="16"/>
+              <w:szCs w:val="16"/>
+            </w:rPr>
+            <w:t xml:space="preserve">UGU – Cube </w:t>
+          </w:r>
+          <w:proofErr w:type="spellStart"/>
+          <w:r>
+            <w:rPr>
+              <w:sz w:val="16"/>
+              <w:szCs w:val="16"/>
+            </w:rPr>
+            <w:t>Administratorz</w:t>
+          </w:r>
+          <w:proofErr w:type="spellEnd"/>
+          <w:r>
+            <w:rPr>
+              <w:sz w:val="16"/>
+              <w:szCs w:val="16"/>
+            </w:rPr>
+            <w:t xml:space="preserve"> Section</w:t>
+          </w:r>
+          <w:r>
+            <w:rPr>
+              <w:sz w:val="16"/>
+              <w:szCs w:val="16"/>
+            </w:rPr>
+            <w:tab/>
+          </w:r>
+        </w:p>
+      </w:tc>
+      <w:tc>
+        <w:tcPr>
+          <w:tcW w:w="635" w:type="dxa"/>
+        </w:tcPr>
+        <w:p>
+          <w:pPr>
+            <w:pStyle w:val="Header"/>
+          </w:pPr>
+          <w:r>
+            <w:rPr>
+              <w:noProof/>
+              <w:sz w:val="16"/>
+              <w:szCs w:val="16"/>
+            </w:rPr>
+            <w:drawing>
+              <wp:inline distT="0" distB="0" distL="0" distR="0" wp14:anchorId="2A46634F" wp14:editId="695C8CB6">
+                <wp:extent cx="326004" cy="378092"/>
+                <wp:effectExtent l="0" t="0" r="0" b="3175"/>
+                <wp:docPr id="424784879" name="Picture 1" descr="The Site Savvy Blog - News, trends, tips, and environmental knowledge."/>
+                <wp:cNvGraphicFramePr>
+                  <a:graphicFrameLocks xmlns:a="http://schemas.openxmlformats.org/drawingml/2006/main" noChangeAspect="1"/>
+                </wp:cNvGraphicFramePr>
+                <a:graphic xmlns:a="http://schemas.openxmlformats.org/drawingml/2006/main">
+                  <a:graphicData uri="http://schemas.openxmlformats.org/drawingml/2006/picture">
+                    <pic:pic xmlns:pic="http://schemas.openxmlformats.org/drawingml/2006/picture">
+                      <pic:nvPicPr>
+                        <pic:cNvPr id="0" name="Picture 1" descr="The Site Savvy Blog - News, trends, tips, and environmental knowledge."/>
+                        <pic:cNvPicPr>
+                          <a:picLocks noChangeAspect="1" noChangeArrowheads="1"/>
+                        </pic:cNvPicPr>
+                      </pic:nvPicPr>
+                      <pic:blipFill>
+                        <a:blip r:embed="rId1">
+                          <a:extLst>
+                            <a:ext uri="{28A0092B-C50C-407E-A947-70E740481C1C}">
+                              <a14:useLocalDpi xmlns:a14="http://schemas.microsoft.com/office/drawing/2010/main" val="0"/>
+                            </a:ext>
+                          </a:extLst>
+                        </a:blip>
+                        <a:srcRect/>
+                        <a:stretch>
+                          <a:fillRect/>
+                        </a:stretch>
+                      </pic:blipFill>
+                      <pic:spPr bwMode="auto">
+                        <a:xfrm rot="10800000" flipH="1" flipV="1">
+                          <a:off x="0" y="0"/>
+                          <a:ext cx="326004" cy="378092"/>
+                        </a:xfrm>
+                        <a:prstGeom prst="rect">
+                          <a:avLst/>
+                        </a:prstGeom>
+                        <a:noFill/>
+                        <a:ln>
+                          <a:noFill/>
+                        </a:ln>
+                      </pic:spPr>
+                    </pic:pic>
+                  </a:graphicData>
+                </a:graphic>
+              </wp:inline>
+            </w:drawing>
+          </w:r>
+        </w:p>
+      </w:tc>
+    </w:tr>
+  </w:tbl>
   <w:p>
     <w:pPr>
       <w:pStyle w:val="Header"/>
@@ -49346,108 +50345,141 @@
 
 <file path=word/header9.xml><?xml version="1.0" encoding="utf-8"?>
 <w:hdr xmlns:wpc="http://schemas.microsoft.com/office/word/2010/wordprocessingCanvas" xmlns:cx="http://schemas.microsoft.com/office/drawing/2014/chartex" xmlns:cx1="http://schemas.microsoft.com/office/drawing/2015/9/8/chartex" xmlns:cx2="http://schemas.microsoft.com/office/drawing/2015/10/21/chartex" xmlns:cx3="http://schemas.microsoft.com/office/drawing/2016/5/9/chartex" xmlns:cx4="http://schemas.microsoft.com/office/drawing/2016/5/10/chartex" xmlns:cx5="http://schemas.microsoft.com/office/drawing/2016/5/11/chartex" xmlns:cx6="http://schemas.microsoft.com/office/drawing/2016/5/12/chartex" xmlns:cx7="http://schemas.microsoft.com/office/drawing/2016/5/13/chartex" xmlns:cx8="http://schemas.microsoft.com/office/drawing/2016/5/14/chartex" xmlns:mc="http://schemas.openxmlformats.org/markup-compatibility/2006" xmlns:aink="http://schemas.microsoft.com/office/drawing/2016/ink" xmlns:am3d="http://schemas.microsoft.com/office/drawing/2017/model3d" xmlns:o="urn:schemas-microsoft-com:office:office" xmlns:oel="http://schemas.microsoft.com/office/2019/extlst" xmlns:r="http://schemas.openxmlformats.org/officeDocument/2006/relationships" xmlns:m="http://schemas.openxmlformats.org/officeDocument/2006/math" xmlns:v="urn:schemas-microsoft-com:vml" xmlns:wp14="http://schemas.microsoft.com/office/word/2010/wordprocessingDrawing" xmlns:wp="http://schemas.openxmlformats.org/drawingml/2006/wordprocessingDrawing" xmlns:w10="urn:schemas-microsoft-com:office:word" xmlns:w="http://schemas.openxmlformats.org/wordprocessingml/2006/main" xmlns:w14="http://schemas.microsoft.com/office/word/2010/wordml" xmlns:w15="http://schemas.microsoft.com/office/word/2012/wordml" xmlns:w16cex="http://schemas.microsoft.com/office/word/2018/wordml/cex" xmlns:w16cid="http://schemas.microsoft.com/office/word/2016/wordml/cid" xmlns:w16="http://schemas.microsoft.com/office/word/2018/wordml" xmlns:w16du="http://schemas.microsoft.com/office/word/2023/wordml/word16du" xmlns:w16sdtdh="http://schemas.microsoft.com/office/word/2020/wordml/sdtdatahash" xmlns:w16sdtfl="http://schemas.microsoft.com/office/word/2024/wordml/sdtformatlock" xmlns:w16se="http://schemas.microsoft.com/office/word/2015/wordml/symex" xmlns:wpg="http://schemas.microsoft.com/office/word/2010/wordprocessingGroup" xmlns:wpi="http://schemas.microsoft.com/office/word/2010/wordprocessingInk" xmlns:wne="http://schemas.microsoft.com/office/word/2006/wordml" xmlns:wps="http://schemas.microsoft.com/office/word/2010/wordprocessingShape" mc:Ignorable="w14 w15 w16se w16cid w16 w16cex w16sdtdh w16sdtfl w16du wp14">
-  <w:p>
-    <w:pPr>
-      <w:pStyle w:val="Header"/>
-      <w:rPr>
-        <w:sz w:val="16"/>
-        <w:szCs w:val="16"/>
-      </w:rPr>
-    </w:pPr>
-    <w:r>
-      <w:rPr>
-        <w:noProof/>
-        <w:sz w:val="16"/>
-        <w:szCs w:val="16"/>
-      </w:rPr>
-      <w:drawing>
-        <wp:anchor distT="0" distB="0" distL="114300" distR="114300" simplePos="0" relativeHeight="251681792" behindDoc="0" locked="0" layoutInCell="1" allowOverlap="1" wp14:anchorId="2F6A2B84" wp14:editId="17143FE5">
-          <wp:simplePos x="0" y="0"/>
-          <wp:positionH relativeFrom="margin">
-            <wp:align>right</wp:align>
-          </wp:positionH>
-          <wp:positionV relativeFrom="paragraph">
-            <wp:posOffset>-19663</wp:posOffset>
-          </wp:positionV>
-          <wp:extent cx="326004" cy="378092"/>
-          <wp:effectExtent l="0" t="0" r="0" b="3175"/>
-          <wp:wrapThrough wrapText="bothSides">
-            <wp:wrapPolygon edited="0">
-              <wp:start x="21600" y="21600"/>
-              <wp:lineTo x="21600" y="908"/>
-              <wp:lineTo x="1389" y="908"/>
-              <wp:lineTo x="1389" y="18333"/>
-              <wp:lineTo x="2653" y="21600"/>
-              <wp:lineTo x="21600" y="21600"/>
-            </wp:wrapPolygon>
-          </wp:wrapThrough>
-          <wp:docPr id="458143314" name="Picture 1" descr="The Site Savvy Blog - News, trends, tips, and environmental knowledge."/>
-          <wp:cNvGraphicFramePr>
-            <a:graphicFrameLocks xmlns:a="http://schemas.openxmlformats.org/drawingml/2006/main" noChangeAspect="1"/>
-          </wp:cNvGraphicFramePr>
-          <a:graphic xmlns:a="http://schemas.openxmlformats.org/drawingml/2006/main">
-            <a:graphicData uri="http://schemas.openxmlformats.org/drawingml/2006/picture">
-              <pic:pic xmlns:pic="http://schemas.openxmlformats.org/drawingml/2006/picture">
-                <pic:nvPicPr>
-                  <pic:cNvPr id="0" name="Picture 1" descr="The Site Savvy Blog - News, trends, tips, and environmental knowledge."/>
-                  <pic:cNvPicPr>
-                    <a:picLocks noChangeAspect="1" noChangeArrowheads="1"/>
-                  </pic:cNvPicPr>
-                </pic:nvPicPr>
-                <pic:blipFill>
-                  <a:blip r:embed="rId1">
-                    <a:extLst>
-                      <a:ext uri="{28A0092B-C50C-407E-A947-70E740481C1C}">
-                        <a14:useLocalDpi xmlns:a14="http://schemas.microsoft.com/office/drawing/2010/main" val="0"/>
-                      </a:ext>
-                    </a:extLst>
-                  </a:blip>
-                  <a:srcRect/>
-                  <a:stretch>
-                    <a:fillRect/>
-                  </a:stretch>
-                </pic:blipFill>
-                <pic:spPr bwMode="auto">
-                  <a:xfrm rot="10800000" flipH="1" flipV="1">
-                    <a:off x="0" y="0"/>
-                    <a:ext cx="326004" cy="378092"/>
-                  </a:xfrm>
-                  <a:prstGeom prst="rect">
-                    <a:avLst/>
-                  </a:prstGeom>
-                  <a:noFill/>
-                  <a:ln>
-                    <a:noFill/>
-                  </a:ln>
-                </pic:spPr>
-              </pic:pic>
-            </a:graphicData>
-          </a:graphic>
-        </wp:anchor>
-      </w:drawing>
-    </w:r>
-    <w:r>
-      <w:rPr>
-        <w:sz w:val="16"/>
-        <w:szCs w:val="16"/>
-      </w:rPr>
-      <w:t>UGU –</w:t>
-    </w:r>
-    <w:r>
-      <w:rPr>
-        <w:sz w:val="16"/>
-        <w:szCs w:val="16"/>
-      </w:rPr>
-      <w:t xml:space="preserve"> </w:t>
-    </w:r>
-    <w:r>
-      <w:rPr>
-        <w:sz w:val="16"/>
-        <w:szCs w:val="16"/>
-      </w:rPr>
-      <w:t>Userz Section</w:t>
-    </w:r>
-  </w:p>
+  <w:tbl>
+    <w:tblPr>
+      <w:tblStyle w:val="TableGrid"/>
+      <w:tblW w:w="0" w:type="auto"/>
+      <w:tblBorders>
+        <w:top w:val="none" w:sz="0" w:space="0" w:color="auto"/>
+        <w:left w:val="none" w:sz="0" w:space="0" w:color="auto"/>
+        <w:bottom w:val="none" w:sz="0" w:space="0" w:color="auto"/>
+        <w:right w:val="none" w:sz="0" w:space="0" w:color="auto"/>
+        <w:insideH w:val="none" w:sz="0" w:space="0" w:color="auto"/>
+        <w:insideV w:val="none" w:sz="0" w:space="0" w:color="auto"/>
+      </w:tblBorders>
+      <w:tblLook w:val="04A0" w:firstRow="1" w:lastRow="0" w:firstColumn="1" w:lastColumn="0" w:noHBand="0" w:noVBand="1"/>
+    </w:tblPr>
+    <w:tblGrid>
+      <w:gridCol w:w="9811"/>
+      <w:gridCol w:w="729"/>
+    </w:tblGrid>
+    <w:tr>
+      <w:tc>
+        <w:tcPr>
+          <w:tcW w:w="9895" w:type="dxa"/>
+        </w:tcPr>
+        <w:p>
+          <w:pPr>
+            <w:pStyle w:val="Header"/>
+            <w:tabs>
+              <w:tab w:val="clear" w:pos="4419"/>
+              <w:tab w:val="clear" w:pos="8838"/>
+              <w:tab w:val="center" w:pos="4792"/>
+            </w:tabs>
+            <w:rPr>
+              <w:sz w:val="16"/>
+              <w:szCs w:val="16"/>
+            </w:rPr>
+          </w:pPr>
+          <w:r>
+            <w:rPr>
+              <w:sz w:val="16"/>
+              <w:szCs w:val="16"/>
+            </w:rPr>
+            <w:t xml:space="preserve">UGU – Cube </w:t>
+          </w:r>
+          <w:proofErr w:type="spellStart"/>
+          <w:r>
+            <w:rPr>
+              <w:sz w:val="16"/>
+              <w:szCs w:val="16"/>
+            </w:rPr>
+            <w:t>Userz</w:t>
+          </w:r>
+          <w:proofErr w:type="spellEnd"/>
+          <w:r>
+            <w:rPr>
+              <w:sz w:val="16"/>
+              <w:szCs w:val="16"/>
+            </w:rPr>
+            <w:t xml:space="preserve"> Section</w:t>
+          </w:r>
+          <w:r>
+            <w:rPr>
+              <w:sz w:val="16"/>
+              <w:szCs w:val="16"/>
+            </w:rPr>
+            <w:tab/>
+          </w:r>
+        </w:p>
+      </w:tc>
+      <w:tc>
+        <w:tcPr>
+          <w:tcW w:w="635" w:type="dxa"/>
+        </w:tcPr>
+        <w:p>
+          <w:pPr>
+            <w:pStyle w:val="Header"/>
+          </w:pPr>
+          <w:r>
+            <w:rPr>
+              <w:noProof/>
+              <w:sz w:val="16"/>
+              <w:szCs w:val="16"/>
+            </w:rPr>
+            <w:drawing>
+              <wp:inline distT="0" distB="0" distL="0" distR="0" wp14:anchorId="2EFE3464" wp14:editId="692CBF09">
+                <wp:extent cx="326004" cy="378092"/>
+                <wp:effectExtent l="0" t="0" r="0" b="3175"/>
+                <wp:docPr id="144850424" name="Picture 1" descr="The Site Savvy Blog - News, trends, tips, and environmental knowledge."/>
+                <wp:cNvGraphicFramePr>
+                  <a:graphicFrameLocks xmlns:a="http://schemas.openxmlformats.org/drawingml/2006/main" noChangeAspect="1"/>
+                </wp:cNvGraphicFramePr>
+                <a:graphic xmlns:a="http://schemas.openxmlformats.org/drawingml/2006/main">
+                  <a:graphicData uri="http://schemas.openxmlformats.org/drawingml/2006/picture">
+                    <pic:pic xmlns:pic="http://schemas.openxmlformats.org/drawingml/2006/picture">
+                      <pic:nvPicPr>
+                        <pic:cNvPr id="0" name="Picture 1" descr="The Site Savvy Blog - News, trends, tips, and environmental knowledge."/>
+                        <pic:cNvPicPr>
+                          <a:picLocks noChangeAspect="1" noChangeArrowheads="1"/>
+                        </pic:cNvPicPr>
+                      </pic:nvPicPr>
+                      <pic:blipFill>
+                        <a:blip r:embed="rId1">
+                          <a:extLst>
+                            <a:ext uri="{28A0092B-C50C-407E-A947-70E740481C1C}">
+                              <a14:useLocalDpi xmlns:a14="http://schemas.microsoft.com/office/drawing/2010/main" val="0"/>
+                            </a:ext>
+                          </a:extLst>
+                        </a:blip>
+                        <a:srcRect/>
+                        <a:stretch>
+                          <a:fillRect/>
+                        </a:stretch>
+                      </pic:blipFill>
+                      <pic:spPr bwMode="auto">
+                        <a:xfrm rot="10800000" flipH="1" flipV="1">
+                          <a:off x="0" y="0"/>
+                          <a:ext cx="326004" cy="378092"/>
+                        </a:xfrm>
+                        <a:prstGeom prst="rect">
+                          <a:avLst/>
+                        </a:prstGeom>
+                        <a:noFill/>
+                        <a:ln>
+                          <a:noFill/>
+                        </a:ln>
+                      </pic:spPr>
+                    </pic:pic>
+                  </a:graphicData>
+                </a:graphic>
+              </wp:inline>
+            </w:drawing>
+          </w:r>
+        </w:p>
+      </w:tc>
+    </w:tr>
+  </w:tbl>
   <w:p>
     <w:pPr>
       <w:pStyle w:val="Header"/>
@@ -53266,7 +54298,7 @@
   <w:style w:type="paragraph" w:default="1" w:styleId="Normal">
     <w:name w:val="Normal"/>
     <w:qFormat/>
-    <w:rsid w:val="008F34FD"/>
+    <w:rsid w:val="00791572"/>
   </w:style>
   <w:style w:type="paragraph" w:styleId="Heading1">
     <w:name w:val="heading 1"/>
